--- a/docs/paper/ksc2026/ksc2026_review.docx
+++ b/docs/paper/ksc2026/ksc2026_review.docx
@@ -61,181 +61,6 @@
         </w:rPr>
         <w:t>NPU 를 탑재한 MCU(MAX78000) 에서 배터리 상시 구동 음향 이벤트 감지기를 구현하고, 로그 멜 전처리를 어디에 둘지가 정확도와 판단당 에너지에 미치는 영향을 실측했다. 벤더 참조 설계처럼 원파형을 NPU 에 직접 넣어 전처리를 없앤 구성은 CPU 로그 멜 구성보다 시험셋 macro-F1 이 0.166 낮았고, 필터뱅크·로그 압축을 NPU 연산으로 옮긴 변형들은 이 격차를 되찾지 못했다. 반면 프레임 간격을 넓힌 거친 로그 멜을 CPU 에 남기고 작은 2D CNN 을 NPU 에 올린 구성은 원파형 구성보다 macro-F1 이 +0.085 높으면서(Welch 95% CI 가 0 을 포함하지 않음) 추정 에너지는 같거나 적었다. NPU 추론은 같은 가중치의 CMSIS-NN 추론보다 판단 1회 기준 89배 빨랐다. 전처리 위치는 가속기 친화성의 문제가 아니라 정확도–에너지 설계 변수이며, 최적점이 양 끝이 아닌 중간에 있음을 보인다.</w:t>
       </w:r>
-    </w:p>
-    <w:p>
-      <w:pPr>
-        <w:sectPr>
-          <w:pgSz w:w="11906" w:h="16838"/>
-          <w:pgMar w:top="1701" w:right="567" w:bottom="1134" w:left="567" w:header="0" w:footer="0" w:gutter="0"/>
-          <w:cols w:space="360" w:num="1"/>
-          <w:docGrid w:linePitch="360"/>
-        </w:sectPr>
-      </w:pPr>
-    </w:p>
-    <w:p>
-      <w:pPr>
-        <w:spacing w:after="40" w:before="0" w:line="276" w:lineRule="auto"/>
-      </w:pPr>
-      <w:r>
-        <w:rPr>
-          <w:rFonts w:ascii="맑은 고딕" w:hAnsi="맑은 고딕" w:eastAsia="맑은 고딕" w:cs="맑은 고딕"/>
-          <w:b/>
-          <w:i w:val="0"/>
-          <w:sz w:val="20"/>
-        </w:rPr>
-        <w:t>1. 서  론</w:t>
-      </w:r>
-    </w:p>
-    <w:p>
-      <w:pPr>
-        <w:spacing w:after="40" w:before="0" w:line="276" w:lineRule="auto"/>
-        <w:ind w:firstLine="180"/>
-        <w:jc w:val="both"/>
-      </w:pPr>
-      <w:r>
-        <w:rPr>
-          <w:rFonts w:ascii="맑은 고딕" w:hAnsi="맑은 고딕" w:eastAsia="맑은 고딕" w:cs="맑은 고딕"/>
-          <w:b w:val="0"/>
-          <w:i w:val="0"/>
-          <w:sz w:val="18"/>
-        </w:rPr>
-        <w:t>소형 MCU 에 신경망 가속기(NPU)를 얹은 칩이 늘고 있다. MAX78000 은 Cortex-M4F 와 CNN 가속기를 한 칩에 두어 상시 동작 음향 감지에 적합하지만, 가속기는 합성곱·풀링·요소별 연산만 지원하고 FFT·로그 같은 전처리 연산은 지원하지 않는다. 따라서 로그 멜 전처리는 CPU 가 맡거나, 아예 없애고 원파형을 가속기에 직접 넣어야 한다. 벤더의 음성 키워드 참조 설계는 후자를 택하며 음성에서는 정확도 손실이 거의 없다고 알려져 있다 [1].</w:t>
-      </w:r>
-    </w:p>
-    <w:p>
-      <w:pPr>
-        <w:spacing w:after="40" w:before="0" w:line="276" w:lineRule="auto"/>
-        <w:ind w:firstLine="180"/>
-        <w:jc w:val="both"/>
-      </w:pPr>
-      <w:r>
-        <w:rPr>
-          <w:rFonts w:ascii="맑은 고딕" w:hAnsi="맑은 고딕" w:eastAsia="맑은 고딕" w:cs="맑은 고딕"/>
-          <w:b w:val="0"/>
-          <w:i w:val="0"/>
-          <w:sz w:val="18"/>
-        </w:rPr>
-        <w:t>본 연구는 이 선택이 환경음(사이렌·유리 파손·비명·개 짖음) 감지에서도 성립하는지를 같은 데이터·같은 학습 설정·같은 보드에서 실측으로 답한다. 기여는 셋이다. (1) 전처리 위치를 양 끝(전부 CPU, 전부 NPU)과 그 사이의 여섯 구성으로 나누어 정확도와 판단 1회 지연을 보드에서 재고 에너지를 추정한 정확도–에너지 곡선. (2) 필터뱅크·로그 압축·분할 등 전처리를 NPU 연산으로 옮긴 변형이 원파형 구성을 유의하게 넘지 못한다는 부정 결과. (3) 거친 로그 멜(프레임 간격 62.5 ms, 멜 32)을 CPU 에 남기는 구성이 원파형 구성을 정확도와 에너지 양쪽에서 이긴다는 관찰과, 전처리가 NPU 가 처리할 데이터량을 줄이는 단계라는 해석.</w:t>
-      </w:r>
-    </w:p>
-    <w:p>
-      <w:pPr>
-        <w:spacing w:after="40" w:before="0" w:line="276" w:lineRule="auto"/>
-      </w:pPr>
-      <w:r>
-        <w:rPr>
-          <w:rFonts w:ascii="맑은 고딕" w:hAnsi="맑은 고딕" w:eastAsia="맑은 고딕" w:cs="맑은 고딕"/>
-          <w:b/>
-          <w:i w:val="0"/>
-          <w:sz w:val="20"/>
-        </w:rPr>
-        <w:t>2. 관련 연구</w:t>
-      </w:r>
-    </w:p>
-    <w:p>
-      <w:pPr>
-        <w:spacing w:after="40" w:before="0" w:line="276" w:lineRule="auto"/>
-        <w:ind w:firstLine="180"/>
-        <w:jc w:val="both"/>
-      </w:pPr>
-      <w:r>
-        <w:rPr>
-          <w:rFonts w:ascii="맑은 고딕" w:hAnsi="맑은 고딕" w:eastAsia="맑은 고딕" w:cs="맑은 고딕"/>
-          <w:b w:val="0"/>
-          <w:i w:val="0"/>
-          <w:sz w:val="18"/>
-        </w:rPr>
-        <w:t>MAX78000 의 자원·전력 특성은 Moss 등 [2] 이, 키워드 인식의 초저전력 구현은 Ulkar 와 Okman [3] 이, 물체 검출은 Moosmann 등 [4] 이 보고했다. 이들은 전처리를 고정한 채 모델을 다룬다. 원파형에서 직접 배우는 프론트엔드로는 SincNet [5] 과 LEAF [6] 가 있으나 로그·PCEN 같은 비선형 압축을 포함하므로 MAX78000 가속기에 그대로 올릴 수 없다. CPU 추론 대조군은 CMSIS-NN [7] 으로 구현했다. 데이터는 FSD50K [8]·UrbanSound8K [9]·ESC-50 [10] 과 AudioSet [11] 을 썼고, 대형 모델 기준선과 증류 교사로 PANNs [12] 를 썼다.</w:t>
-      </w:r>
-    </w:p>
-    <w:p>
-      <w:pPr>
-        <w:spacing w:after="40" w:before="0" w:line="276" w:lineRule="auto"/>
-      </w:pPr>
-      <w:r>
-        <w:rPr>
-          <w:rFonts w:ascii="맑은 고딕" w:hAnsi="맑은 고딕" w:eastAsia="맑은 고딕" w:cs="맑은 고딕"/>
-          <w:b/>
-          <w:i w:val="0"/>
-          <w:sz w:val="20"/>
-        </w:rPr>
-        <w:t>3. 시스템과 실험 설계</w:t>
-      </w:r>
-    </w:p>
-    <w:p>
-      <w:pPr>
-        <w:spacing w:after="40" w:before="0" w:line="276" w:lineRule="auto"/>
-        <w:ind w:firstLine="180"/>
-        <w:jc w:val="both"/>
-      </w:pPr>
-      <w:r>
-        <w:rPr>
-          <w:rFonts w:ascii="맑은 고딕" w:hAnsi="맑은 고딕" w:eastAsia="맑은 고딕" w:cs="맑은 고딕"/>
-          <w:b w:val="0"/>
-          <w:i w:val="0"/>
-          <w:sz w:val="18"/>
-        </w:rPr>
-        <w:t>시스템. MAX78000FTHR 단독으로 온보드 마이크 16 kHz 입력을 1.024 s 창(16,384 샘플, int8)으로 받아 250 ms 마다 5클래스(사이렌·유리 파손·비명·개 짖음·배경)를 판단한다. 모델은 가중치 8 bit QAT, 가속기 가중치 메모리 442 KB 안에 들어간다.</w:t>
-      </w:r>
-    </w:p>
-    <w:p>
-      <w:pPr>
-        <w:spacing w:after="40" w:before="0" w:line="276" w:lineRule="auto"/>
-        <w:ind w:firstLine="180"/>
-        <w:jc w:val="both"/>
-      </w:pPr>
-      <w:r>
-        <w:rPr>
-          <w:rFonts w:ascii="맑은 고딕" w:hAnsi="맑은 고딕" w:eastAsia="맑은 고딕" w:cs="맑은 고딕"/>
-          <w:b w:val="0"/>
-          <w:i w:val="0"/>
-          <w:sz w:val="18"/>
-        </w:rPr>
-        <w:t>데이터와 정답. 세 공개 데이터셋은 모두 Freesound 파생이라 원본 ID 단위로 전역 분할해 누수를 막았고, AudioSet 의 실환경 녹음 구간을 학습에 더했다. 시험셋의 유리·비명 창은 저자가 전수 청취해 양성을 확정했다(채점 창 4,965). 외부 평가는 AudioSet 의 별도 영상에서 뽑은 673창(양성 271, 음성 402) 으로, 학습에 쓰지 않았다. 오경보율은 시험셋 배경에서 300회/h 가 되는 문턱값을 잡아 외부에도 같은 값을 썼고, 지표는 macro-F1 이다.</w:t>
-      </w:r>
-    </w:p>
-    <w:p>
-      <w:pPr>
-        <w:spacing w:after="40" w:before="0" w:line="276" w:lineRule="auto"/>
-        <w:ind w:firstLine="180"/>
-        <w:jc w:val="both"/>
-      </w:pPr>
-      <w:r>
-        <w:rPr>
-          <w:rFonts w:ascii="맑은 고딕" w:hAnsi="맑은 고딕" w:eastAsia="맑은 고딕" w:cs="맑은 고딕"/>
-          <w:b w:val="0"/>
-          <w:i w:val="0"/>
-          <w:sz w:val="18"/>
-        </w:rPr>
-        <w:t>구성. 원본 파형 (전처리 없음): 원파형을 128×128 로 접어 1D CNN 에 넣는 벤더 방식. NPU 근사 log: 로그 압축을 NPU 안의 구간선형 층으로 근사한 1D 구성. CPU log-mel 네 구성: 프레임 간격 62.5 ms(멜 32)·50 ms(멜 32)·25 ms(멜 64)·16 ms(멜 64) 의 증분 로그 멜을 CPU 가 계산하고 2D CNN 을 NPU 에 올린다. CPU 추론: 원본 파형 (전처리 없음) 의 가중치를 그대로 CMSIS-NN 으로 Cortex-M4F 에서 돌린 대조군(NPU 출력과 비트 일치). 모든 구성은 같은 데이터로 150 에폭, 같은 스케줄·증강·교사 증류(PANNs 임베딩 위 선형 프로브)로 시드 3개씩 학습했다.</w:t>
-      </w:r>
-    </w:p>
-    <w:p>
-      <w:pPr>
-        <w:spacing w:after="40" w:before="0" w:line="276" w:lineRule="auto"/>
-        <w:ind w:firstLine="180"/>
-        <w:jc w:val="both"/>
-      </w:pPr>
-      <w:r>
-        <w:rPr>
-          <w:rFonts w:ascii="맑은 고딕" w:hAnsi="맑은 고딕" w:eastAsia="맑은 고딕" w:cs="맑은 고딕"/>
-          <w:b w:val="0"/>
-          <w:i w:val="0"/>
-          <w:sz w:val="18"/>
-        </w:rPr>
-        <w:t>지연과 에너지. 지연은 보드에서 SysTick 으로 1,000회 재어 최악값을 보고한다(전원 투입 직후, 코어 100 MHz, CNN 50 MHz). 에너지는 외부 계측 장비 없이 E = t전처리·Pcpu + (t적재 + t출력)·Pload + t추론·Pnpu 로 **추정**했으며, 전력값은 데이터시트와 동일 칩 실측 선행연구 [2–4] 두 출처를 나란히 써 범위로 보고한다. 측정값이 아님을 모든 수치에 밝힌다.</w:t>
-      </w:r>
-    </w:p>
-    <w:p>
-      <w:pPr>
-        <w:sectPr>
-          <w:type w:val="continuous"/>
-          <w:pgSz w:w="11906" w:h="16838"/>
-          <w:pgMar w:top="1701" w:right="567" w:bottom="1134" w:left="567" w:header="0" w:footer="0" w:gutter="0"/>
-          <w:cols w:space="360" w:num="2"/>
-          <w:docGrid w:linePitch="360"/>
-        </w:sectPr>
-      </w:pPr>
     </w:p>
     <w:p>
       <w:pPr>
@@ -1186,13 +1011,166 @@
     <w:p>
       <w:pPr>
         <w:sectPr>
-          <w:type w:val="continuous"/>
           <w:pgSz w:w="11906" w:h="16838"/>
           <w:pgMar w:top="1701" w:right="567" w:bottom="1134" w:left="567" w:header="0" w:footer="0" w:gutter="0"/>
           <w:cols w:space="360" w:num="1"/>
           <w:docGrid w:linePitch="360"/>
         </w:sectPr>
       </w:pPr>
+    </w:p>
+    <w:p>
+      <w:pPr>
+        <w:spacing w:after="40" w:before="0" w:line="276" w:lineRule="auto"/>
+      </w:pPr>
+      <w:r>
+        <w:rPr>
+          <w:rFonts w:ascii="맑은 고딕" w:hAnsi="맑은 고딕" w:eastAsia="맑은 고딕" w:cs="맑은 고딕"/>
+          <w:b/>
+          <w:i w:val="0"/>
+          <w:sz w:val="20"/>
+        </w:rPr>
+        <w:t>1. 서  론</w:t>
+      </w:r>
+    </w:p>
+    <w:p>
+      <w:pPr>
+        <w:spacing w:after="40" w:before="0" w:line="276" w:lineRule="auto"/>
+        <w:ind w:firstLine="180"/>
+        <w:jc w:val="both"/>
+      </w:pPr>
+      <w:r>
+        <w:rPr>
+          <w:rFonts w:ascii="맑은 고딕" w:hAnsi="맑은 고딕" w:eastAsia="맑은 고딕" w:cs="맑은 고딕"/>
+          <w:b w:val="0"/>
+          <w:i w:val="0"/>
+          <w:sz w:val="18"/>
+        </w:rPr>
+        <w:t>소형 MCU 에 신경망 가속기(NPU)를 얹은 칩이 늘고 있다. MAX78000 은 Cortex-M4F 와 CNN 가속기를 한 칩에 두어 상시 동작 음향 감지에 적합하지만, 가속기는 합성곱·풀링·요소별 연산만 지원하고 FFT·로그 같은 전처리 연산은 지원하지 않는다. 따라서 로그 멜 전처리는 CPU 가 맡거나, 아예 없애고 원파형을 가속기에 직접 넣어야 한다. 벤더의 음성 키워드 참조 설계는 후자를 택하며 음성에서는 정확도 손실이 거의 없다고 알려져 있다 [1].</w:t>
+      </w:r>
+    </w:p>
+    <w:p>
+      <w:pPr>
+        <w:spacing w:after="40" w:before="0" w:line="276" w:lineRule="auto"/>
+        <w:ind w:firstLine="180"/>
+        <w:jc w:val="both"/>
+      </w:pPr>
+      <w:r>
+        <w:rPr>
+          <w:rFonts w:ascii="맑은 고딕" w:hAnsi="맑은 고딕" w:eastAsia="맑은 고딕" w:cs="맑은 고딕"/>
+          <w:b w:val="0"/>
+          <w:i w:val="0"/>
+          <w:sz w:val="18"/>
+        </w:rPr>
+        <w:t>본 연구는 이 선택이 환경음(사이렌·유리 파손·비명·개 짖음) 감지에서도 성립하는지를 같은 데이터·같은 학습 설정·같은 보드에서 실측으로 답한다. 기여는 셋이다. (1) 전처리 위치를 양 끝(전부 CPU, 전부 NPU)과 그 사이의 여섯 구성으로 나누어 정확도와 판단 1회 지연을 보드에서 재고 에너지를 추정한 정확도–에너지 곡선. (2) 필터뱅크·로그 압축·분할 등 전처리를 NPU 연산으로 옮긴 변형이 원파형 구성을 유의하게 넘지 못한다는 부정 결과. (3) 거친 로그 멜(프레임 간격 62.5 ms, 멜 32)을 CPU 에 남기는 구성이 원파형 구성을 정확도와 에너지 양쪽에서 이긴다는 관찰과, 전처리가 NPU 가 처리할 데이터량을 줄이는 단계라는 해석.</w:t>
+      </w:r>
+    </w:p>
+    <w:p>
+      <w:pPr>
+        <w:spacing w:after="40" w:before="0" w:line="276" w:lineRule="auto"/>
+      </w:pPr>
+      <w:r>
+        <w:rPr>
+          <w:rFonts w:ascii="맑은 고딕" w:hAnsi="맑은 고딕" w:eastAsia="맑은 고딕" w:cs="맑은 고딕"/>
+          <w:b/>
+          <w:i w:val="0"/>
+          <w:sz w:val="20"/>
+        </w:rPr>
+        <w:t>2. 관련 연구</w:t>
+      </w:r>
+    </w:p>
+    <w:p>
+      <w:pPr>
+        <w:spacing w:after="40" w:before="0" w:line="276" w:lineRule="auto"/>
+        <w:ind w:firstLine="180"/>
+        <w:jc w:val="both"/>
+      </w:pPr>
+      <w:r>
+        <w:rPr>
+          <w:rFonts w:ascii="맑은 고딕" w:hAnsi="맑은 고딕" w:eastAsia="맑은 고딕" w:cs="맑은 고딕"/>
+          <w:b w:val="0"/>
+          <w:i w:val="0"/>
+          <w:sz w:val="18"/>
+        </w:rPr>
+        <w:t>MAX78000 의 자원·전력 특성은 Moss 등 [2] 이, 키워드 인식의 초저전력 구현은 Ulkar 와 Okman [3] 이, 물체 검출은 Moosmann 등 [4] 이 보고했다. 이들은 전처리를 고정한 채 모델을 다룬다. 원파형에서 직접 배우는 프론트엔드로는 SincNet [5] 과 LEAF [6] 가 있으나 로그·PCEN 같은 비선형 압축을 포함하므로 MAX78000 가속기에 그대로 올릴 수 없다. CPU 추론 대조군은 CMSIS-NN [7] 으로 구현했다. 데이터는 FSD50K [8]·UrbanSound8K [9]·ESC-50 [10] 과 AudioSet [11] 을 썼고, 대형 모델 기준선과 증류 교사로 PANNs [12] 를 썼다.</w:t>
+      </w:r>
+    </w:p>
+    <w:p>
+      <w:pPr>
+        <w:spacing w:after="40" w:before="0" w:line="276" w:lineRule="auto"/>
+      </w:pPr>
+      <w:r>
+        <w:rPr>
+          <w:rFonts w:ascii="맑은 고딕" w:hAnsi="맑은 고딕" w:eastAsia="맑은 고딕" w:cs="맑은 고딕"/>
+          <w:b/>
+          <w:i w:val="0"/>
+          <w:sz w:val="20"/>
+        </w:rPr>
+        <w:t>3. 시스템과 실험 설계</w:t>
+      </w:r>
+    </w:p>
+    <w:p>
+      <w:pPr>
+        <w:spacing w:after="40" w:before="0" w:line="276" w:lineRule="auto"/>
+        <w:ind w:firstLine="180"/>
+        <w:jc w:val="both"/>
+      </w:pPr>
+      <w:r>
+        <w:rPr>
+          <w:rFonts w:ascii="맑은 고딕" w:hAnsi="맑은 고딕" w:eastAsia="맑은 고딕" w:cs="맑은 고딕"/>
+          <w:b w:val="0"/>
+          <w:i w:val="0"/>
+          <w:sz w:val="18"/>
+        </w:rPr>
+        <w:t>시스템. MAX78000FTHR 단독으로 온보드 마이크 16 kHz 입력을 1.024 s 창(16,384 샘플, int8)으로 받아 250 ms 마다 5클래스(사이렌·유리 파손·비명·개 짖음·배경)를 판단한다. 모델은 가중치 8 bit QAT, 가속기 가중치 메모리 442 KB 안에 들어간다.</w:t>
+      </w:r>
+    </w:p>
+    <w:p>
+      <w:pPr>
+        <w:spacing w:after="40" w:before="0" w:line="276" w:lineRule="auto"/>
+        <w:ind w:firstLine="180"/>
+        <w:jc w:val="both"/>
+      </w:pPr>
+      <w:r>
+        <w:rPr>
+          <w:rFonts w:ascii="맑은 고딕" w:hAnsi="맑은 고딕" w:eastAsia="맑은 고딕" w:cs="맑은 고딕"/>
+          <w:b w:val="0"/>
+          <w:i w:val="0"/>
+          <w:sz w:val="18"/>
+        </w:rPr>
+        <w:t>데이터와 정답. 세 공개 데이터셋은 모두 Freesound 파생이라 원본 ID 단위로 전역 분할해 누수를 막았고, AudioSet 의 실환경 녹음 구간을 학습에 더했다. 시험셋의 유리·비명 창은 저자가 전수 청취해 양성을 확정했다(채점 창 4,965). 외부 평가는 AudioSet 의 별도 영상에서 뽑은 673창(양성 271, 음성 402) 으로, 학습에 쓰지 않았다. 오경보율은 시험셋 배경에서 300회/h 가 되는 문턱값을 잡아 외부에도 같은 값을 썼고, 지표는 macro-F1 이다.</w:t>
+      </w:r>
+    </w:p>
+    <w:p>
+      <w:pPr>
+        <w:spacing w:after="40" w:before="0" w:line="276" w:lineRule="auto"/>
+        <w:ind w:firstLine="180"/>
+        <w:jc w:val="both"/>
+      </w:pPr>
+      <w:r>
+        <w:rPr>
+          <w:rFonts w:ascii="맑은 고딕" w:hAnsi="맑은 고딕" w:eastAsia="맑은 고딕" w:cs="맑은 고딕"/>
+          <w:b w:val="0"/>
+          <w:i w:val="0"/>
+          <w:sz w:val="18"/>
+        </w:rPr>
+        <w:t>구성. 원본 파형 (전처리 없음): 원파형을 128×128 로 접어 1D CNN 에 넣는 벤더 방식. NPU 근사 log: 로그 압축을 NPU 안의 구간선형 층으로 근사한 1D 구성. CPU log-mel 네 구성: 프레임 간격 62.5 ms(멜 32)·50 ms(멜 32)·25 ms(멜 64)·16 ms(멜 64) 의 증분 로그 멜을 CPU 가 계산하고 2D CNN 을 NPU 에 올린다. CPU 추론: 원본 파형 (전처리 없음) 의 가중치를 그대로 CMSIS-NN 으로 Cortex-M4F 에서 돌린 대조군(NPU 출력과 비트 일치). 모든 구성은 같은 데이터로 150 에폭, 같은 스케줄·증강·교사 증류(PANNs 임베딩 위 선형 프로브)로 시드 3개씩 학습했다.</w:t>
+      </w:r>
+    </w:p>
+    <w:p>
+      <w:pPr>
+        <w:spacing w:after="40" w:before="0" w:line="276" w:lineRule="auto"/>
+        <w:ind w:firstLine="180"/>
+        <w:jc w:val="both"/>
+      </w:pPr>
+      <w:r>
+        <w:rPr>
+          <w:rFonts w:ascii="맑은 고딕" w:hAnsi="맑은 고딕" w:eastAsia="맑은 고딕" w:cs="맑은 고딕"/>
+          <w:b w:val="0"/>
+          <w:i w:val="0"/>
+          <w:sz w:val="18"/>
+        </w:rPr>
+        <w:t>지연과 에너지. 지연은 보드에서 SysTick 으로 1,000회 재어 최악값을 보고한다(전원 투입 직후, 코어 100 MHz, CNN 50 MHz). 에너지는 외부 계측 장비 없이 E = t전처리·Pcpu + (t적재 + t출력)·Pload + t추론·Pnpu 로 추정했으며, 전력값은 데이터시트와 동일 칩 실측 선행연구 [2–4] 두 출처를 나란히 써 범위로 보고한다. 측정값이 아님을 모든 수치에 밝힌다.</w:t>
+      </w:r>
     </w:p>
     <w:p>
       <w:pPr>
@@ -1221,7 +1199,7 @@
           <w:i w:val="0"/>
           <w:sz w:val="18"/>
         </w:rPr>
-        <w:t>전처리 제거의 비용. 원본 파형 (전처리 없음) 는 CPU log-mel, 간격 16 ms 보다 시험 macro-F1 이 0.166, 외부 F1 이 0.222 낮다(표 1). 음성 키워드에서 손실이 없던 선택이 환경음에서는 큰 비용을 치른다. 같은 가중치를 CPU 로 돌린 CMSIS-NN 대조군과 비교하면 NPU 추론은 추론만 157배, 판단 1회 89배 빠르고 CPU 추론은 판단 주기의 90% 를 추론에 쓴다(그림 2).</w:t>
+        <w:t>전처리 제거의 비용. 원본 파형 구성은 CPU log-mel 16 ms 구성보다 시험 macro-F1 이 0.166, 외부 F1 이 0.222 낮다(표 1). 음성 키워드에서 손실이 없던 선택이 환경음에서는 큰 비용을 치른다. 같은 가중치를 CPU 로 돌린 CMSIS-NN 대조군과 비교하면 NPU 추론은 추론만 157배, 판단 1회 89배 빠르고 CPU 추론은 판단 주기의 90% 를 추론에 쓴다(그림 2).</w:t>
       </w:r>
     </w:p>
     <w:p>
@@ -1237,7 +1215,7 @@
           <w:i w:val="0"/>
           <w:sz w:val="18"/>
         </w:rPr>
-        <w:t>NPU 로 옮긴 전처리는 되찾지 못한다. NPU 근사 log 는 원본 파형 (전처리 없음) 대비 +0.034 [-0.022, +0.090] 로 CI 가 0 을 포함하고, 로그 근사 층 때문에 NPU 사이클이 3.8배 늘어 추정 에너지는 3.3배다. 앞선 라운드(v1 데이터)에서 시험한 변형들도 같았다: 멜 필터뱅크 초기화 Conv1d + Abs (D-1) −0.026 [−0.057, +0.006]; D-1 탭 256 / 512 (k=2 / k=4) −0.050 / −0.032; NPU 구간선형 로그 ((a), v1) +0.003 [−0.028, +0.034]; NPU 필터뱅크 + CPU 정수 로그 분할 ((c)) −0.012 [−0.042, +0.018]; 원파형 2D 재배열 (wave2D) −0.019. 지원하지 않는 비선형을 합성곱으로 흉내 내는 순간 NPU 는 CPU 보다 비싸진다.</w:t>
+        <w:t>NPU 로 옮긴 전처리는 되찾지 못한다. NPU 근사 log 는 원본 파형 구성 대비 +0.034 [-0.022, +0.090] 로 CI 가 0 을 포함하고, 로그 근사 층 때문에 NPU 사이클이 3.8배 늘어 추정 에너지는 3.3배다. 앞선 라운드(v1 데이터)에서 시험한 변형들도 같았다: 멜 필터뱅크 초기화 Conv1d + Abs (D-1) -0.026 [-0.057, +0.006]; D-1 탭 256 / 512 (k=2 / k=4) -0.050 / -0.032; NPU 구간선형 로그 ((a), v1) +0.003 [-0.028, +0.034]; NPU 필터뱅크 + CPU 정수 로그 분할 ((c)) -0.012 [-0.042, +0.018]; 원파형 2D 재배열 (wave2D) -0.019. 지원하지 않는 비선형을 합성곱으로 흉내 내는 순간 NPU 는 CPU 보다 비싸진다.</w:t>
       </w:r>
     </w:p>
     <w:p>
@@ -1253,7 +1231,7 @@
           <w:i w:val="0"/>
           <w:sz w:val="18"/>
         </w:rPr>
-        <w:t>최적점은 중간에 있다. CPU log-mel, 간격 62.5 ms (멜 32) 는 원본 파형 (전처리 없음) 보다 시험 macro-F1 +0.085 [+0.035, +0.135], 외부 F1 +0.099 [+0.056, +0.142] 로 유의하게 높고, 판단 1회 지연은 2.93 ms 대 2.53 ms 로 비슷하며, 추정 에너지는 데이터시트 기준 43 대 71 μJ 로 적고 Moosmann 기준 78 대 78 μJ 로 같다. 이유는 그림 2 에 있다. 로그 멜이 16,384 샘플을 512 값으로 줄이므로 NPU 추론이 1.44 ms 에서 0.53 ms 로 줄고, CPU 전처리 2.26 ms 가 그 차이보다 작다. 전처리는 병목이 아니라 데이터 축소 단계였고, NPU 가 원시 샘플 전량을 처리하는 순간 그 이득이 사라진다. 프레임 간격을 좁힐수록 정확도는 오르지만 (CPU log-mel, 간격 25 ms 0.820 ± 0.006, CPU log-mel, 간격 16 ms 0.836 ± 0.002) 전처리가 지연의 2/3 를 차지해 에너지가 6배가 된다. CPU log-mel, 간격 25 ms 와 CPU log-mel, 간격 16 ms 의 차이는 -0.016 [-0.030, -0.002] 로 작지만 0 을 포함하지 않았다.</w:t>
+        <w:t>최적점은 중간에 있다. CPU log-mel 62.5 ms 구성은 원본 파형 구성보다 시험 macro-F1 +0.085 [+0.035, +0.135], 외부 F1 +0.099 [+0.056, +0.142] 로 유의하게 높고, 판단 1회 지연은 2.93 ms 대 2.53 ms 로 비슷하며, 추정 에너지는 데이터시트 기준 43 대 71 μJ 로 적고 Moosmann 기준 78 대 78 μJ 로 같다. 이유는 그림 2 에 있다. 로그 멜이 16,384 샘플을 512 값으로 줄이므로 NPU 추론이 1.44 ms 에서 0.53 ms 로 줄고, CPU 전처리 2.26 ms 가 그 차이보다 작다. 전처리는 병목이 아니라 데이터 축소 단계였고, NPU 가 원시 샘플 전량을 처리하는 순간 그 이득이 사라진다. 프레임 간격을 좁힐수록 정확도는 오르지만 (CPU log-mel 25 ms 0.820 ± 0.006, CPU log-mel 16 ms 0.836 ± 0.002) 전처리가 지연의 2/3 를 차지해 에너지가 6배가 된다. CPU log-mel 25 ms 와 CPU log-mel 16 ms 의 차이는 -0.016 [-0.030, -0.002] 로 작지만 0 을 포함하지 않았다.</w:t>
       </w:r>
     </w:p>
     <w:p>
@@ -1269,7 +1247,7 @@
           <w:i w:val="0"/>
           <w:sz w:val="18"/>
         </w:rPr>
-        <w:t>대형 모델 기준선. 같은 정답·같은 문턱값 규칙으로 PANNs(CNN14) 를 채점하면 시험 macro-F1 0.845 이다. CPU log-mel, 간격 16 ms 은 그 99% 에 이른다.</w:t>
+        <w:t>대형 모델 기준선. 같은 정답·같은 문턱값 규칙으로 PANNs(CNN14) 를 채점하면 시험 macro-F1 0.845 이다. CPU log-mel 16 ms 구성은 그 99% 에 이른다.</w:t>
       </w:r>
     </w:p>
     <w:p>
@@ -1354,7 +1332,7 @@
           <w:i w:val="0"/>
           <w:sz w:val="18"/>
         </w:rPr>
-        <w:t>한계. 에너지는 직접 계측하지 않은 추정값이며 전력 출처에 따라 결론의 강도가 다르다(가 의 우위는 '적다' 와 '같다' 사이). 시드가 3개라 신뢰구간이 넓다. 정답 청취는 저자 1인이다. 비명과 환호의 경계는 음향만으로 가를 수 없어 비명 재현율은 그 모호성을 포함한다. 시험셋 배경의 절반이 하드 네거티브라 오경보율은 실배치보다 부풀려져 있다. 음량 정규화·필터 해상도·용량 확대 등 원파형 쪽 변형을 더 시도할 여지는 남아 있다.</w:t>
+        <w:t>한계. 에너지는 직접 계측하지 않은 추정값이며 전력 출처에 따라 결론의 강도가 다르다(CPU log-mel 62.5 ms 구성의 우위는 '적다' 와 '같다' 사이). 시드가 3개라 신뢰구간이 넓다. 정답 청취는 저자 1인이다. 비명과 환호의 경계는 음향만으로 가를 수 없어 비명 재현율은 그 모호성을 포함한다. 시험셋 배경의 절반이 하드 네거티브라 오경보율은 실배치보다 부풀려져 있다. 음량 정규화·필터 해상도·용량 확대 등 원파형 쪽 변형을 더 시도할 여지는 남아 있다.</w:t>
       </w:r>
     </w:p>
     <w:p>

--- a/docs/paper/ksc2026/ksc2026_review.docx
+++ b/docs/paper/ksc2026/ksc2026_review.docx
@@ -1215,7 +1215,7 @@
           <w:i w:val="0"/>
           <w:sz w:val="18"/>
         </w:rPr>
-        <w:t>NPU 로 옮긴 전처리는 되찾지 못한다. NPU 근사 log 는 원본 파형 구성 대비 +0.034 [-0.022, +0.090] 로 CI 가 0 을 포함하고, 로그 근사 층 때문에 NPU 사이클이 3.8배 늘어 추정 에너지는 3.3배다. 앞선 라운드(v1 데이터)에서 시험한 변형들도 같았다: 멜 필터뱅크 초기화 Conv1d + Abs (D-1) -0.026 [-0.057, +0.006]; D-1 탭 256 / 512 (k=2 / k=4) -0.050 / -0.032; NPU 구간선형 로그 ((a), v1) +0.003 [-0.028, +0.034]; NPU 필터뱅크 + CPU 정수 로그 분할 ((c)) -0.012 [-0.042, +0.018]; 원파형 2D 재배열 (wave2D) -0.019. 지원하지 않는 비선형을 합성곱으로 흉내 내는 순간 NPU 는 CPU 보다 비싸진다.</w:t>
+        <w:t>NPU 로 옮긴 전처리는 되찾지 못한다. NPU 근사 log 는 원본 파형 구성 대비 +0.034 [-0.022, +0.090] 로 CI 가 0 을 포함하고, 로그 근사 층 때문에 NPU 사이클이 3.8배 늘어 추정 에너지는 3.3배다. 앞선 라운드(v1 데이터)에서 시험한 변형들도 같았다: 멜 필터뱅크 초기화 Conv1d + Abs (D-1) -0.026 [-0.057, +0.006]; D-1 탭 256 / 512 (k=2 / k=4) -0.050 / -0.032; NPU 구간선형 로그 ((a), v1) +0.003 [-0.028, +0.034]; NPU 필터뱅크 + CPU 정수 로그 분할 ((c)) -0.012 [-0.042, +0.018]; 원파형 2D 재배열 (wave2D) -0.019. 본 데이터에서 멜 대역폭에 맞춘 512탭 필터뱅크에 프레임 안 시간 에너지 적분(8 위치 합)을 더해 선형 전처리를 전부 NPU 로 옮긴 구성(3시드)도 원본 파형 구성 대비 -0.026 [-0.082, +0.030], 같은 분류기·같은 32×16 격자의 CPU log-mel 62.5 ms 구성 대비 -0.111 [-0.162, -0.060] 로 열세였다. 지원하지 않는 비선형을 합성곱으로 흉내 내는 순간 NPU 는 CPU 보다 비싸진다.</w:t>
       </w:r>
     </w:p>
     <w:p>

--- a/docs/paper/ksc2026/ksc2026_review.docx
+++ b/docs/paper/ksc2026/ksc2026_review.docx
@@ -1215,7 +1215,7 @@
           <w:i w:val="0"/>
           <w:sz w:val="18"/>
         </w:rPr>
-        <w:t>NPU 로 옮긴 전처리는 되찾지 못한다. NPU 근사 log 는 원본 파형 구성 대비 +0.034 [-0.022, +0.090] 로 CI 가 0 을 포함하고, 로그 근사 층 때문에 NPU 사이클이 3.8배 늘어 추정 에너지는 3.3배다. 앞선 라운드(v1 데이터)에서 시험한 변형들도 같았다: 멜 필터뱅크 초기화 Conv1d + Abs (D-1) -0.026 [-0.057, +0.006]; D-1 탭 256 / 512 (k=2 / k=4) -0.050 / -0.032; NPU 구간선형 로그 ((a), v1) +0.003 [-0.028, +0.034]; NPU 필터뱅크 + CPU 정수 로그 분할 ((c)) -0.012 [-0.042, +0.018]; 원파형 2D 재배열 (wave2D) -0.019. 본 데이터에서 멜 대역폭에 맞춘 512탭 필터뱅크에 프레임 안 시간 에너지 적분(8 위치 합)을 더해 선형 전처리를 전부 NPU 로 옮긴 구성(3시드)도 원본 파형 구성 대비 -0.026 [-0.082, +0.030], 같은 분류기·같은 32×16 격자의 CPU log-mel 62.5 ms 구성 대비 -0.111 [-0.162, -0.060] 로 열세였다. 지원하지 않는 비선형을 합성곱으로 흉내 내는 순간 NPU 는 CPU 보다 비싸진다.</w:t>
+        <w:t>NPU 로 옮긴 전처리는 되찾지 못한다. NPU 근사 log 는 원본 파형 구성 대비 +0.034 [-0.022, +0.090] 로 CI 가 0 을 포함하고, 로그 근사 층 때문에 NPU 사이클이 3.8배 늘어 추정 에너지는 3.3배다. 앞선 라운드(v1 데이터)에서 시험한 변형들도 같았다: 멜 필터뱅크 초기화 Conv1d + Abs (D-1) -0.026 [-0.057, +0.006]; D-1 탭 256 / 512 (k=2 / k=4) -0.050 / -0.032; NPU 구간선형 로그 ((a), v1) +0.003 [-0.028, +0.034]; NPU 필터뱅크 + CPU 정수 로그 분할 ((c)) -0.012 [-0.042, +0.018]; 원파형 2D 재배열 (wave2D) -0.019. 본 데이터에서 멜 대역폭에 맞춘 512탭 필터뱅크에 프레임 안 시간 에너지 적분(8 위치 합)을 더해 선형 전처리를 전부 NPU 로 옮긴 구성(3시드)도 원본 파형 구성 대비 -0.026 [-0.082, +0.030], 같은 분류기·같은 32×16 격자의 CPU log-mel 62.5 ms 구성 대비 -0.111 [-0.162, -0.060] 로 열세였다. 선형 부분만 옮겨도 정확도를 잃고, 지원하지 않는 비선형을 합성곱으로 흉내 내는 순간 NPU 는 CPU 보다 비싸진다.</w:t>
       </w:r>
     </w:p>
     <w:p>

--- a/docs/paper/ksc2026/ksc2026_review.docx
+++ b/docs/paper/ksc2026/ksc2026_review.docx
@@ -114,7 +114,7 @@
           <w:i w:val="0"/>
           <w:sz w:val="16"/>
         </w:rPr>
-        <w:t>그림 1. 판단 1회 추정 에너지(가로, 로그축)와 정확도. (a) 시험 데이터 macro-F1, (b) 외부 데이터 F1. 색은 전처리 위치, 마커 위치는 데이터시트 전력 기준, 가로 막대는 공개 전력값 범위, 세로 막대는 시드 표준편차(n=3). NPU 근사 log(*) 는 보드 미실측으로 지연을 합성 사이클로 추정한 점.</w:t>
+        <w:t>그림 1. 판단 1회 추정 에너지(가로, 로그축)와 정확도. (a) 시험 데이터 macro-F1, (b) 외부 데이터 F1. 색은 전처리 위치, 마커 위치는 데이터시트 전력 기준, 가로 막대는 공개 전력값 범위, 세로 막대는 시드 표준편차(n=3). NPU 근사 log(*) 는 보드 미실측으로 지연을 합성 사이클로 추정한 점. 큰 고리와 점선은 파레토 앞면(에너지가 같거나 작으면서 정확도가 같거나 높은 다른 점이 없는 구성).</w:t>
       </w:r>
     </w:p>
     <w:p>
@@ -356,6 +356,113 @@
                 <w:sz w:val="15"/>
               </w:rPr>
               <w:t>0.443 ± 0.021</w:t>
+            </w:r>
+          </w:p>
+        </w:tc>
+      </w:tr>
+      <w:tr>
+        <w:tc>
+          <w:tcPr>
+            <w:tcW w:type="dxa" w:w="2948"/>
+          </w:tcPr>
+          <w:p>
+            <w:pPr>
+              <w:spacing w:after="0" w:before="0"/>
+              <w:jc w:val="left"/>
+            </w:pPr>
+            <w:r/>
+            <w:r>
+              <w:rPr>
+                <w:rFonts w:ascii="맑은 고딕" w:hAnsi="맑은 고딕" w:eastAsia="맑은 고딕" w:cs="맑은 고딕"/>
+                <w:b w:val="0"/>
+                <w:i w:val="0"/>
+                <w:sz w:val="15"/>
+              </w:rPr>
+              <w:t>NPU 전처리 (Gabor 필터뱅크)</w:t>
+            </w:r>
+          </w:p>
+        </w:tc>
+        <w:tc>
+          <w:tcPr>
+            <w:tcW w:type="dxa" w:w="1474"/>
+          </w:tcPr>
+          <w:p>
+            <w:pPr>
+              <w:spacing w:after="0" w:before="0"/>
+              <w:jc w:val="center"/>
+            </w:pPr>
+            <w:r/>
+            <w:r>
+              <w:rPr>
+                <w:rFonts w:ascii="맑은 고딕" w:hAnsi="맑은 고딕" w:eastAsia="맑은 고딕" w:cs="맑은 고딕"/>
+                <w:b w:val="0"/>
+                <w:i w:val="0"/>
+                <w:sz w:val="15"/>
+              </w:rPr>
+              <w:t>1.98</w:t>
+            </w:r>
+          </w:p>
+        </w:tc>
+        <w:tc>
+          <w:tcPr>
+            <w:tcW w:type="dxa" w:w="2608"/>
+          </w:tcPr>
+          <w:p>
+            <w:pPr>
+              <w:spacing w:after="0" w:before="0"/>
+              <w:jc w:val="center"/>
+            </w:pPr>
+            <w:r/>
+            <w:r>
+              <w:rPr>
+                <w:rFonts w:ascii="맑은 고딕" w:hAnsi="맑은 고딕" w:eastAsia="맑은 고딕" w:cs="맑은 고딕"/>
+                <w:b w:val="0"/>
+                <w:i w:val="0"/>
+                <w:sz w:val="15"/>
+              </w:rPr>
+              <w:t>40 / 56</w:t>
+            </w:r>
+          </w:p>
+        </w:tc>
+        <w:tc>
+          <w:tcPr>
+            <w:tcW w:type="dxa" w:w="1871"/>
+          </w:tcPr>
+          <w:p>
+            <w:pPr>
+              <w:spacing w:after="0" w:before="0"/>
+              <w:jc w:val="center"/>
+            </w:pPr>
+            <w:r/>
+            <w:r>
+              <w:rPr>
+                <w:rFonts w:ascii="맑은 고딕" w:hAnsi="맑은 고딕" w:eastAsia="맑은 고딕" w:cs="맑은 고딕"/>
+                <w:b w:val="0"/>
+                <w:i w:val="0"/>
+                <w:sz w:val="15"/>
+              </w:rPr>
+              <w:t>0.643 ± 0.025</w:t>
+            </w:r>
+          </w:p>
+        </w:tc>
+        <w:tc>
+          <w:tcPr>
+            <w:tcW w:type="dxa" w:w="1871"/>
+          </w:tcPr>
+          <w:p>
+            <w:pPr>
+              <w:spacing w:after="0" w:before="0"/>
+              <w:jc w:val="center"/>
+            </w:pPr>
+            <w:r/>
+            <w:r>
+              <w:rPr>
+                <w:rFonts w:ascii="맑은 고딕" w:hAnsi="맑은 고딕" w:eastAsia="맑은 고딕" w:cs="맑은 고딕"/>
+                <w:b w:val="0"/>
+                <w:i w:val="0"/>
+                <w:sz w:val="15"/>
+              </w:rPr>
+              <w:t>0.460 ± 0.034</w:t>
             </w:r>
           </w:p>
         </w:tc>
@@ -1061,7 +1168,7 @@
           <w:i w:val="0"/>
           <w:sz w:val="18"/>
         </w:rPr>
-        <w:t>본 연구는 이 선택이 환경음(사이렌·유리 파손·비명·개 짖음) 감지에서도 성립하는지를 같은 데이터·같은 학습 설정·같은 보드에서 실측으로 답한다. 기여는 셋이다. (1) 전처리 위치를 양 끝(전부 CPU, 전부 NPU)과 그 사이의 여섯 구성으로 나누어 정확도와 판단 1회 지연을 보드에서 재고 에너지를 추정한 정확도–에너지 곡선. (2) 필터뱅크·로그 압축·분할 등 전처리를 NPU 연산으로 옮긴 변형이 원파형 구성을 유의하게 넘지 못한다는 부정 결과. (3) 거친 로그 멜(프레임 간격 62.5 ms, 멜 32)을 CPU 에 남기는 구성이 원파형 구성을 정확도와 에너지 양쪽에서 이긴다는 관찰과, 전처리가 NPU 가 처리할 데이터량을 줄이는 단계라는 해석.</w:t>
+        <w:t>본 연구는 이 선택이 환경음(사이렌·유리 파손·비명·개 짖음) 감지에서도 성립하는지를 같은 데이터·같은 학습 설정·같은 보드에서 실측으로 답한다. 기여는 셋이다. (1) 전처리 위치를 양 끝(전부 CPU, 전부 NPU)과 그 사이의 7개 구성으로 나누어 정확도와 판단 1회 지연을 보드에서 재고 에너지를 추정한 정확도–에너지 곡선. (2) 필터뱅크·로그 압축·분할 등 전처리를 NPU 연산으로 옮긴 변형이 원파형 구성을 유의하게 넘지 못한다는 부정 결과. (3) 거친 로그 멜(프레임 간격 62.5 ms, 멜 32)을 CPU 에 남기는 구성이 원파형 구성을 정확도와 에너지 양쪽에서 이긴다는 관찰과, 전처리가 NPU 가 처리할 데이터량을 줄이는 단계라는 해석.</w:t>
       </w:r>
     </w:p>
     <w:p>
@@ -1215,7 +1322,7 @@
           <w:i w:val="0"/>
           <w:sz w:val="18"/>
         </w:rPr>
-        <w:t>NPU 로 옮긴 전처리는 되찾지 못한다. NPU 근사 log 는 원본 파형 구성 대비 +0.034 [-0.022, +0.090] 로 CI 가 0 을 포함하고, 로그 근사 층 때문에 NPU 사이클이 3.8배 늘어 추정 에너지는 3.3배다. 앞선 라운드(v1 데이터)에서 시험한 변형들도 같았다: 멜 필터뱅크 초기화 Conv1d + Abs (D-1) -0.026 [-0.057, +0.006]; D-1 탭 256 / 512 (k=2 / k=4) -0.050 / -0.032; NPU 구간선형 로그 ((a), v1) +0.003 [-0.028, +0.034]; NPU 필터뱅크 + CPU 정수 로그 분할 ((c)) -0.012 [-0.042, +0.018]; 원파형 2D 재배열 (wave2D) -0.019. 본 데이터에서 멜 대역폭에 맞춘 512탭 필터뱅크에 프레임 안 시간 에너지 적분(8 위치 합)을 더해 선형 전처리를 전부 NPU 로 옮긴 구성(3시드)도 원본 파형 구성 대비 -0.026 [-0.082, +0.030], 같은 분류기·같은 32×16 격자의 CPU log-mel 62.5 ms 구성 대비 -0.111 [-0.162, -0.060] 로 열세였다. 선형 부분만 옮겨도 정확도를 잃고, 지원하지 않는 비선형을 합성곱으로 흉내 내는 순간 NPU 는 CPU 보다 비싸진다.</w:t>
+        <w:t xml:space="preserve">NPU 로 옮긴 전처리는 되찾지 못한다. NPU 근사 log 는 원본 파형 구성 대비 +0.034 [-0.022, +0.090] 로 CI 가 0 을 포함하고, 로그 근사 층 때문에 NPU 사이클이 3.8배 늘어 추정 에너지는 3.3배다. 앞선 라운드(v1 데이터)에서 시험한 변형들도 같았다: 멜 필터뱅크 초기화 Conv1d + Abs (D-1) -0.026 [-0.057, +0.006]; D-1 탭 256 / 512 (k=2 / k=4) -0.050 / -0.032; NPU 구간선형 로그 ((a), v1) +0.003 [-0.028, +0.034]; NPU 필터뱅크 + CPU 정수 로그 분할 ((c)) -0.012 [-0.042, +0.018]; 원파형 2D 재배열 (wave2D) -0.019. 지원하지 않는 비선형을 합성곱으로 흉내 내는 순간 NPU 는 CPU 보다 비싸진다. 한편 선형 부분만 — 멜 대역폭에 맞춘 512탭 필터뱅크와 프레임 안 에너지 적분(8 위치 합) — NPU 로 옮기고 정수 로그(128 값)만 CPU 에 남긴 NPU 전처리 (Gabor 필터뱅크) 는 사전에 정한 목표(원본 파형 구성 초과 또는 CPU log-mel 62.5 ms 구성과 동등)는 넘지 못했으나(원본 파형 구성 대비 -0.026 [-0.082, +0.030], CPU log-mel 62.5 ms 구성 대비 -0.111 [-0.162, -0.060]), 원본 파형 구성과 구분되지 않는 정확도를 더 낮은 에너지로 달성해 — 판단 1회 1.98 ms 대 2.53 ms, 데이터시트 기준 40 대 71 μJ, Moosmann 기준 56 대 78 μJ — 정확도–에너지 곡선의 저에너지 끝을 이룬다(두 네트워크 동시 적재 보드 실측, 비트 일치). </w:t>
       </w:r>
     </w:p>
     <w:p>
@@ -1258,7 +1365,7 @@
       <w:r>
         <w:drawing>
           <wp:inline xmlns:a="http://schemas.openxmlformats.org/drawingml/2006/main" xmlns:pic="http://schemas.openxmlformats.org/drawingml/2006/picture">
-            <wp:extent cx="3168000" cy="1523752"/>
+            <wp:extent cx="3168000" cy="1363183"/>
             <wp:docPr id="2" name="Picture 2"/>
             <wp:cNvGraphicFramePr>
               <a:graphicFrameLocks noChangeAspect="1"/>
@@ -1279,7 +1386,7 @@
                   <pic:spPr>
                     <a:xfrm>
                       <a:off x="0" y="0"/>
-                      <a:ext cx="3168000" cy="1523752"/>
+                      <a:ext cx="3168000" cy="1363183"/>
                     </a:xfrm>
                     <a:prstGeom prst="rect"/>
                   </pic:spPr>
@@ -1302,7 +1409,7 @@
           <w:i w:val="0"/>
           <w:sz w:val="16"/>
         </w:rPr>
-        <w:t>그림 2. 판단 1회 지연 분해(보드 실측, 1,000회 최악값). 왼쪽은 NPU 추론 여섯 구성(CPU 전처리 / 입력 적재 / NPU 추론), 오른쪽은 같은 가중치의 CPU 추론(Cortex-M4F, CMSIS-NN)과 판단 주기 250 ms.</w:t>
+        <w:t>그림 2. 판단 1회 지연 분해(보드 실측, 1,000회 최악값). 왼쪽은 NPU 추론 7개 구성(CPU 전처리 / 입력 적재 / NPU 추론), 오른쪽은 같은 가중치의 CPU 추론(Cortex-M4F, CMSIS-NN)과 판단 주기 250 ms.</w:t>
       </w:r>
     </w:p>
     <w:p>
@@ -1348,7 +1455,7 @@
           <w:i w:val="0"/>
           <w:sz w:val="18"/>
         </w:rPr>
-        <w:t>결론. NPU 탑재 MCU 에서 '전처리를 전부 가속기로' 는 환경음 감지에서 최적이 아니다. 지원 연산이 제한된 가속기에 비선형 전처리를 옮기는 시도는 정확도도 에너지도 얻지 못했고, 작은 CPU 전처리로 데이터량을 줄인 뒤 작은 모델을 가속기에 올리는 구성이 정확도–에너지 전선 위에 있었다. 가속기 설계 지침은 연산 위치가 아니라 가속기에 들어가는 데이터율을 기준으로 세워야 한다.</w:t>
+        <w:t>결론. NPU 탑재 MCU 에서 '전처리를 전부 가속기로' 는 환경음 감지에서 최적이 아니다. 지원 연산이 제한된 가속기에 비선형 전처리를 옮기는 시도는 정확도도 에너지도 얻지 못했고, 선형 부분만 옮긴 구성은 에너지를 조금 줄이는 대신 정확도를 잃어 곡선의 저에너지 끝에 머물렀으며, 작은 CPU 전처리로 데이터량을 줄인 뒤 작은 모델을 가속기에 올리는 구성이 정확도–에너지 전선 위에 있었다. 가속기 설계 지침은 연산 위치가 아니라 가속기에 들어가는 데이터율을 기준으로 세워야 한다.</w:t>
       </w:r>
     </w:p>
     <w:p>

--- a/docs/paper/ksc2026/ksc2026_review.docx
+++ b/docs/paper/ksc2026/ksc2026_review.docx
@@ -59,7 +59,7 @@
           <w:i w:val="0"/>
           <w:sz w:val="18"/>
         </w:rPr>
-        <w:t>NPU 를 탑재한 MCU(MAX78000) 에서 배터리 상시 구동 음향 이벤트 감지기를 구현하고, 로그 멜 전처리를 어디에 둘지가 정확도와 판단당 에너지에 미치는 영향을 실측했다. 벤더 참조 설계처럼 원파형을 NPU 에 직접 넣어 전처리를 없앤 구성은 CPU 로그 멜 구성보다 시험셋 macro-F1 이 0.166 낮았고, 필터뱅크·로그 압축을 NPU 연산으로 옮긴 변형들은 이 격차를 되찾지 못했다. 반면 프레임 간격을 넓힌 거친 로그 멜을 CPU 에 남기고 작은 2D CNN 을 NPU 에 올린 구성은 원파형 구성보다 macro-F1 이 +0.085 높으면서(Welch 95% CI 가 0 을 포함하지 않음) 추정 에너지는 같거나 적었다. NPU 추론은 같은 가중치의 CMSIS-NN 추론보다 판단 1회 기준 89배 빨랐다. 전처리 위치는 가속기 친화성의 문제가 아니라 정확도–에너지 설계 변수이며, 최적점이 양 끝이 아닌 중간에 있음을 보인다.</w:t>
+        <w:t>NPU 를 탑재한 MCU(MAX78000) 에서 배터리 상시 구동 음향 이벤트 감지기를 구현하고, 로그 멜 전처리를 어디에 둘지가 정확도와 판단당 에너지에 미치는 영향을 7개 구성으로 같은 데이터·같은 보드에서 실측했다. 벤더 참조 설계처럼 원파형을 NPU 에 직접 넣어 전처리를 없앤 구성은 CPU 로그 멜 구성보다 시험셋 macro-F1 이 0.166 낮았고, 로그 압축을 NPU 연산으로 근사한 변형은 이 격차를 되찾지 못했으며, 선형 부분(필터뱅크와 에너지 적분)만 NPU 로 옮긴 구성은 에너지를 가장 적게 쓰지만 정확도는 원파형과 같았다. 반면 프레임 간격을 넓힌 거친 로그 멜을 CPU 에 남기고 작은 2D CNN 을 NPU 에 올린 구성은 원파형 구성보다 macro-F1 이 +0.085 높으면서(Welch 95% CI 가 0 을 포함하지 않음) 추정 에너지는 같거나 적었다. NPU 추론은 같은 가중치의 CMSIS-NN 추론보다 판단 1회 기준 89배 빨랐다. 전처리 위치는 가속기 친화성의 문제가 아니라 정확도–에너지 설계 변수이며, 파레토 앞면은 양 끝이 아니라 전처리를 나눈 중간 구성들로 이루어짐을 보인다.</w:t>
       </w:r>
     </w:p>
     <w:p>
@@ -149,7 +149,7 @@
       <w:tr>
         <w:tc>
           <w:tcPr>
-            <w:tcW w:type="dxa" w:w="2948"/>
+            <w:tcW w:type="dxa" w:w="3402"/>
           </w:tcPr>
           <w:p>
             <w:pPr>
@@ -170,7 +170,7 @@
         </w:tc>
         <w:tc>
           <w:tcPr>
-            <w:tcW w:type="dxa" w:w="1474"/>
+            <w:tcW w:type="dxa" w:w="1361"/>
           </w:tcPr>
           <w:p>
             <w:pPr>
@@ -191,7 +191,7 @@
         </w:tc>
         <w:tc>
           <w:tcPr>
-            <w:tcW w:type="dxa" w:w="2608"/>
+            <w:tcW w:type="dxa" w:w="2268"/>
           </w:tcPr>
           <w:p>
             <w:pPr>
@@ -256,7 +256,7 @@
       <w:tr>
         <w:tc>
           <w:tcPr>
-            <w:tcW w:type="dxa" w:w="2948"/>
+            <w:tcW w:type="dxa" w:w="3402"/>
           </w:tcPr>
           <w:p>
             <w:pPr>
@@ -277,7 +277,7 @@
         </w:tc>
         <w:tc>
           <w:tcPr>
-            <w:tcW w:type="dxa" w:w="1474"/>
+            <w:tcW w:type="dxa" w:w="1361"/>
           </w:tcPr>
           <w:p>
             <w:pPr>
@@ -298,7 +298,7 @@
         </w:tc>
         <w:tc>
           <w:tcPr>
-            <w:tcW w:type="dxa" w:w="2608"/>
+            <w:tcW w:type="dxa" w:w="2268"/>
           </w:tcPr>
           <w:p>
             <w:pPr>
@@ -363,7 +363,7 @@
       <w:tr>
         <w:tc>
           <w:tcPr>
-            <w:tcW w:type="dxa" w:w="2948"/>
+            <w:tcW w:type="dxa" w:w="3402"/>
           </w:tcPr>
           <w:p>
             <w:pPr>
@@ -384,7 +384,7 @@
         </w:tc>
         <w:tc>
           <w:tcPr>
-            <w:tcW w:type="dxa" w:w="1474"/>
+            <w:tcW w:type="dxa" w:w="1361"/>
           </w:tcPr>
           <w:p>
             <w:pPr>
@@ -405,7 +405,7 @@
         </w:tc>
         <w:tc>
           <w:tcPr>
-            <w:tcW w:type="dxa" w:w="2608"/>
+            <w:tcW w:type="dxa" w:w="2268"/>
           </w:tcPr>
           <w:p>
             <w:pPr>
@@ -470,7 +470,7 @@
       <w:tr>
         <w:tc>
           <w:tcPr>
-            <w:tcW w:type="dxa" w:w="2948"/>
+            <w:tcW w:type="dxa" w:w="3402"/>
           </w:tcPr>
           <w:p>
             <w:pPr>
@@ -491,7 +491,7 @@
         </w:tc>
         <w:tc>
           <w:tcPr>
-            <w:tcW w:type="dxa" w:w="1474"/>
+            <w:tcW w:type="dxa" w:w="1361"/>
           </w:tcPr>
           <w:p>
             <w:pPr>
@@ -512,7 +512,7 @@
         </w:tc>
         <w:tc>
           <w:tcPr>
-            <w:tcW w:type="dxa" w:w="2608"/>
+            <w:tcW w:type="dxa" w:w="2268"/>
           </w:tcPr>
           <w:p>
             <w:pPr>
@@ -577,7 +577,7 @@
       <w:tr>
         <w:tc>
           <w:tcPr>
-            <w:tcW w:type="dxa" w:w="2948"/>
+            <w:tcW w:type="dxa" w:w="3402"/>
           </w:tcPr>
           <w:p>
             <w:pPr>
@@ -598,7 +598,7 @@
         </w:tc>
         <w:tc>
           <w:tcPr>
-            <w:tcW w:type="dxa" w:w="1474"/>
+            <w:tcW w:type="dxa" w:w="1361"/>
           </w:tcPr>
           <w:p>
             <w:pPr>
@@ -619,7 +619,7 @@
         </w:tc>
         <w:tc>
           <w:tcPr>
-            <w:tcW w:type="dxa" w:w="2608"/>
+            <w:tcW w:type="dxa" w:w="2268"/>
           </w:tcPr>
           <w:p>
             <w:pPr>
@@ -684,7 +684,7 @@
       <w:tr>
         <w:tc>
           <w:tcPr>
-            <w:tcW w:type="dxa" w:w="2948"/>
+            <w:tcW w:type="dxa" w:w="3402"/>
           </w:tcPr>
           <w:p>
             <w:pPr>
@@ -705,7 +705,7 @@
         </w:tc>
         <w:tc>
           <w:tcPr>
-            <w:tcW w:type="dxa" w:w="1474"/>
+            <w:tcW w:type="dxa" w:w="1361"/>
           </w:tcPr>
           <w:p>
             <w:pPr>
@@ -726,7 +726,7 @@
         </w:tc>
         <w:tc>
           <w:tcPr>
-            <w:tcW w:type="dxa" w:w="2608"/>
+            <w:tcW w:type="dxa" w:w="2268"/>
           </w:tcPr>
           <w:p>
             <w:pPr>
@@ -791,7 +791,7 @@
       <w:tr>
         <w:tc>
           <w:tcPr>
-            <w:tcW w:type="dxa" w:w="2948"/>
+            <w:tcW w:type="dxa" w:w="3402"/>
           </w:tcPr>
           <w:p>
             <w:pPr>
@@ -812,7 +812,7 @@
         </w:tc>
         <w:tc>
           <w:tcPr>
-            <w:tcW w:type="dxa" w:w="1474"/>
+            <w:tcW w:type="dxa" w:w="1361"/>
           </w:tcPr>
           <w:p>
             <w:pPr>
@@ -833,7 +833,7 @@
         </w:tc>
         <w:tc>
           <w:tcPr>
-            <w:tcW w:type="dxa" w:w="2608"/>
+            <w:tcW w:type="dxa" w:w="2268"/>
           </w:tcPr>
           <w:p>
             <w:pPr>
@@ -898,7 +898,7 @@
       <w:tr>
         <w:tc>
           <w:tcPr>
-            <w:tcW w:type="dxa" w:w="2948"/>
+            <w:tcW w:type="dxa" w:w="3402"/>
           </w:tcPr>
           <w:p>
             <w:pPr>
@@ -919,7 +919,7 @@
         </w:tc>
         <w:tc>
           <w:tcPr>
-            <w:tcW w:type="dxa" w:w="1474"/>
+            <w:tcW w:type="dxa" w:w="1361"/>
           </w:tcPr>
           <w:p>
             <w:pPr>
@@ -940,7 +940,7 @@
         </w:tc>
         <w:tc>
           <w:tcPr>
-            <w:tcW w:type="dxa" w:w="2608"/>
+            <w:tcW w:type="dxa" w:w="2268"/>
           </w:tcPr>
           <w:p>
             <w:pPr>
@@ -1005,7 +1005,7 @@
       <w:tr>
         <w:tc>
           <w:tcPr>
-            <w:tcW w:type="dxa" w:w="2948"/>
+            <w:tcW w:type="dxa" w:w="3402"/>
           </w:tcPr>
           <w:p>
             <w:pPr>
@@ -1026,7 +1026,7 @@
         </w:tc>
         <w:tc>
           <w:tcPr>
-            <w:tcW w:type="dxa" w:w="1474"/>
+            <w:tcW w:type="dxa" w:w="1361"/>
           </w:tcPr>
           <w:p>
             <w:pPr>
@@ -1047,7 +1047,7 @@
         </w:tc>
         <w:tc>
           <w:tcPr>
-            <w:tcW w:type="dxa" w:w="2608"/>
+            <w:tcW w:type="dxa" w:w="2268"/>
           </w:tcPr>
           <w:p>
             <w:pPr>
@@ -1168,7 +1168,7 @@
           <w:i w:val="0"/>
           <w:sz w:val="18"/>
         </w:rPr>
-        <w:t>본 연구는 이 선택이 환경음(사이렌·유리 파손·비명·개 짖음) 감지에서도 성립하는지를 같은 데이터·같은 학습 설정·같은 보드에서 실측으로 답한다. 기여는 셋이다. (1) 전처리 위치를 양 끝(전부 CPU, 전부 NPU)과 그 사이의 7개 구성으로 나누어 정확도와 판단 1회 지연을 보드에서 재고 에너지를 추정한 정확도–에너지 곡선. (2) 필터뱅크·로그 압축·분할 등 전처리를 NPU 연산으로 옮긴 변형이 원파형 구성을 유의하게 넘지 못한다는 부정 결과. (3) 거친 로그 멜(프레임 간격 62.5 ms, 멜 32)을 CPU 에 남기는 구성이 원파형 구성을 정확도와 에너지 양쪽에서 이긴다는 관찰과, 전처리가 NPU 가 처리할 데이터량을 줄이는 단계라는 해석.</w:t>
+        <w:t>본 연구는 이 선택이 환경음(사이렌·유리 파손·비명·개 짖음) 감지에서도 성립하는지를 같은 데이터·같은 학습 설정·같은 보드에서 실측으로 답한다. 기여는 셋이다. (1) 전처리 위치를 양 끝(전부 CPU, 전부 NPU)과 그 사이의 7개 구성으로 나누어 정확도와 판단 1회 지연을 보드에서 재고 에너지를 추정한 정확도–에너지 곡선. (2) 필터뱅크·로그 압축·분할 등 전처리를 NPU 연산으로 옮긴 변형이 원파형 구성을 유의하게 넘지 못한다는 부정 결과와, 선형 부분만 옮긴 구성이 정확도 이득 없이 에너지만 줄여 곡선의 저에너지 끝이 된다는 실측. (3) 거친 로그 멜(프레임 간격 62.5 ms, 멜 32)을 CPU 에 남기는 구성이 원파형 구성을 정확도와 에너지 양쪽에서 이긴다는 관찰과, 전처리가 NPU 가 처리할 데이터량을 줄이는 단계라는 해석.</w:t>
       </w:r>
     </w:p>
     <w:p>
@@ -1260,7 +1260,7 @@
           <w:i w:val="0"/>
           <w:sz w:val="18"/>
         </w:rPr>
-        <w:t>구성. 원본 파형 (전처리 없음): 원파형을 128×128 로 접어 1D CNN 에 넣는 벤더 방식. NPU 근사 log: 로그 압축을 NPU 안의 구간선형 층으로 근사한 1D 구성. CPU log-mel 네 구성: 프레임 간격 62.5 ms(멜 32)·50 ms(멜 32)·25 ms(멜 64)·16 ms(멜 64) 의 증분 로그 멜을 CPU 가 계산하고 2D CNN 을 NPU 에 올린다. CPU 추론: 원본 파형 (전처리 없음) 의 가중치를 그대로 CMSIS-NN 으로 Cortex-M4F 에서 돌린 대조군(NPU 출력과 비트 일치). 모든 구성은 같은 데이터로 150 에폭, 같은 스케줄·증강·교사 증류(PANNs 임베딩 위 선형 프로브)로 시드 3개씩 학습했다.</w:t>
+        <w:t>구성. 원본 파형 (전처리 없음): 원파형을 128×128 로 접어 1D CNN 에 넣는 벤더 방식. NPU 근사 log: 로그 압축을 NPU 안의 구간선형 층으로 근사한 1D 구성. NPU 전처리 (Gabor 필터뱅크): 멜 대역폭에 맞춘 512탭 Gabor 필터뱅크(cos·sin 32쌍)를 가속기의 Conv1d 로 두고 프레임 안 에너지 적분(|cos|+|sin| 의 8위치 합)과 정수 로그만 CPU 가 맡은 뒤, 그 32×16 특징을 아래 62.5 ms 구성과 같은 2D CNN 에 넣는 구성 — 두 네트워크를 가속기에 동시 적재하고 판단마다 전환한다(판단 주기 256 ms). CPU log-mel 네 구성: 프레임 간격 62.5 ms(멜 32)·50 ms(멜 32)·25 ms(멜 64)·16 ms(멜 64) 의 증분 로그 멜을 CPU 가 계산하고 2D CNN 을 NPU 에 올린다. CPU 추론: 원본 파형 (전처리 없음) 의 가중치를 그대로 CMSIS-NN 으로 Cortex-M4F 에서 돌린 대조군(NPU 출력과 비트 일치). 모든 구성은 같은 데이터로 150 에폭, 같은 스케줄·증강·교사 증류(PANNs 임베딩 위 선형 프로브)로 시드 3개씩 학습했다.</w:t>
       </w:r>
     </w:p>
     <w:p>
@@ -1322,7 +1322,7 @@
           <w:i w:val="0"/>
           <w:sz w:val="18"/>
         </w:rPr>
-        <w:t xml:space="preserve">NPU 로 옮긴 전처리는 되찾지 못한다. NPU 근사 log 는 원본 파형 구성 대비 +0.034 [-0.022, +0.090] 로 CI 가 0 을 포함하고, 로그 근사 층 때문에 NPU 사이클이 3.8배 늘어 추정 에너지는 3.3배다. 앞선 라운드(v1 데이터)에서 시험한 변형들도 같았다: 멜 필터뱅크 초기화 Conv1d + Abs (D-1) -0.026 [-0.057, +0.006]; D-1 탭 256 / 512 (k=2 / k=4) -0.050 / -0.032; NPU 구간선형 로그 ((a), v1) +0.003 [-0.028, +0.034]; NPU 필터뱅크 + CPU 정수 로그 분할 ((c)) -0.012 [-0.042, +0.018]; 원파형 2D 재배열 (wave2D) -0.019. 지원하지 않는 비선형을 합성곱으로 흉내 내는 순간 NPU 는 CPU 보다 비싸진다. 한편 선형 부분만 — 멜 대역폭에 맞춘 512탭 필터뱅크와 프레임 안 에너지 적분(8 위치 합) — NPU 로 옮기고 정수 로그(128 값)만 CPU 에 남긴 NPU 전처리 (Gabor 필터뱅크) 는 사전에 정한 목표(원본 파형 구성 초과 또는 CPU log-mel 62.5 ms 구성과 동등)는 넘지 못했으나(원본 파형 구성 대비 -0.026 [-0.082, +0.030], CPU log-mel 62.5 ms 구성 대비 -0.111 [-0.162, -0.060]), 원본 파형 구성과 구분되지 않는 정확도를 더 낮은 에너지로 달성해 — 판단 1회 1.98 ms 대 2.53 ms, 데이터시트 기준 40 대 71 μJ, Moosmann 기준 56 대 78 μJ — 정확도–에너지 곡선의 저에너지 끝을 이룬다(두 네트워크 동시 적재 보드 실측, 비트 일치). </w:t>
+        <w:t>NPU 로 옮긴 전처리는 되찾지 못한다. NPU 근사 log 는 원본 파형 구성 대비 +0.034 [-0.022, +0.090] 로 CI 가 0 을 포함하고, 로그 근사 층 때문에 NPU 사이클이 3.8배 늘어 추정 에너지는 3.3배다. 앞선 라운드(v1 데이터)에서 시험한 변형들도 같았다: 멜 필터뱅크 초기화 Conv1d + Abs (D-1) -0.026 [-0.057, +0.006]; D-1 탭 256 / 512 (k=2 / k=4) -0.050 / -0.032; NPU 구간선형 로그 ((a), v1) +0.003 [-0.028, +0.034]; NPU 필터뱅크 + CPU 정수 로그 분할 ((c)) -0.012 [-0.042, +0.018]; 원파형 2D 재배열 (wave2D) -0.019. 지원하지 않는 비선형을 합성곱으로 흉내 내는 순간 NPU 는 CPU 보다 비싸진다.</w:t>
       </w:r>
     </w:p>
     <w:p>
@@ -1338,7 +1338,23 @@
           <w:i w:val="0"/>
           <w:sz w:val="18"/>
         </w:rPr>
-        <w:t>최적점은 중간에 있다. CPU log-mel 62.5 ms 구성은 원본 파형 구성보다 시험 macro-F1 +0.085 [+0.035, +0.135], 외부 F1 +0.099 [+0.056, +0.142] 로 유의하게 높고, 판단 1회 지연은 2.93 ms 대 2.53 ms 로 비슷하며, 추정 에너지는 데이터시트 기준 43 대 71 μJ 로 적고 Moosmann 기준 78 대 78 μJ 로 같다. 이유는 그림 2 에 있다. 로그 멜이 16,384 샘플을 512 값으로 줄이므로 NPU 추론이 1.44 ms 에서 0.53 ms 로 줄고, CPU 전처리 2.26 ms 가 그 차이보다 작다. 전처리는 병목이 아니라 데이터 축소 단계였고, NPU 가 원시 샘플 전량을 처리하는 순간 그 이득이 사라진다. 프레임 간격을 좁힐수록 정확도는 오르지만 (CPU log-mel 25 ms 0.820 ± 0.006, CPU log-mel 16 ms 0.836 ± 0.002) 전처리가 지연의 2/3 를 차지해 에너지가 6배가 된다. CPU log-mel 25 ms 와 CPU log-mel 16 ms 의 차이는 -0.016 [-0.030, -0.002] 로 작지만 0 을 포함하지 않았다.</w:t>
+        <w:t xml:space="preserve">선형 부분만 옮기면 에너지는 줄지만 정확도는 그대로다. NPU 전처리 (Gabor 필터뱅크) 는 사전에 정한 목표(원본 파형 구성 초과 또는 CPU log-mel 62.5 ms 구성과 동등)는 넘지 못했으나(원본 파형 구성 대비 -0.026 [-0.082, +0.030], CPU log-mel 62.5 ms 구성 대비 -0.111 [-0.162, -0.060]), 원본 파형 구성과 구분되지 않는 정확도를 더 낮은 에너지로 달성해 정확도–에너지 곡선의 저에너지 끝을 이룬다. 판단 1회 1.98 ms 대 2.53 ms, 추정 에너지는 데이터시트 기준 40 대 71 μJ, Moosmann 기준 56 대 78 μJ 이며, CPU log-mel 62.5 ms 구성보다 적다는 결론은 NPU 와 CPU 의 전력비가 12.7 미만일 때 성립한다(공개 전력값은 전부 그 안). 두 네트워크를 동시 적재한 보드에서 가속기 출력·CPU 특징·최종 로짓이 전부 호스트와 비트 일치했고, CPU 몫 0.84 ms 의 대부분은 로그가 아니라 가속기 메모리에서 int32 출력 2,048 개를 읽어 오는 시간이었다. </w:t>
+      </w:r>
+    </w:p>
+    <w:p>
+      <w:pPr>
+        <w:spacing w:after="40" w:before="0" w:line="276" w:lineRule="auto"/>
+        <w:ind w:firstLine="180"/>
+        <w:jc w:val="both"/>
+      </w:pPr>
+      <w:r>
+        <w:rPr>
+          <w:rFonts w:ascii="맑은 고딕" w:hAnsi="맑은 고딕" w:eastAsia="맑은 고딕" w:cs="맑은 고딕"/>
+          <w:b w:val="0"/>
+          <w:i w:val="0"/>
+          <w:sz w:val="18"/>
+        </w:rPr>
+        <w:t>최적점은 중간에 있다. CPU log-mel 62.5 ms 구성은 원본 파형 구성보다 시험 macro-F1 +0.085 [+0.035, +0.135], 외부 F1 +0.099 [+0.056, +0.142] 로 유의하게 높고, 판단 1회 지연은 2.93 ms 대 2.53 ms 로 비슷하며, 추정 에너지는 데이터시트 기준 43 대 71 μJ 로 적고 Moosmann 기준 78 대 78 μJ 로 같다. 이유는 그림 2 에 있다. 로그 멜이 16,384 샘플을 512 값으로 줄이므로 NPU 추론이 1.44 ms 에서 0.53 ms 로 줄고, CPU 전처리 2.26 ms 가 그 차이보다 작다. 전처리는 병목이 아니라 데이터 축소 단계였고, NPU 가 원시 샘플 전량을 처리하는 순간 그 이득이 사라진다. 프레임 간격을 좁힐수록 정확도는 오르지만 (CPU log-mel 25 ms 0.820 ± 0.006, CPU log-mel 16 ms 0.836 ± 0.002) 전처리가 지연의 2/3 를 차지해 에너지가 6배가 된다. CPU log-mel 25 ms 와 CPU log-mel 16 ms 의 차이는 -0.016 [-0.030, -0.002] 로 작지만 0 을 포함하지 않았다. 그림 1 의 파레토 앞면은 NPU 전처리 (Gabor 필터뱅크) → CPU log-mel, 간격 62.5 ms (멜 32) → CPU log-mel, 간격 50 ms → CPU log-mel, 간격 25 ms → CPU log-mel, 간격 16 ms 이고, 원본 파형 구성과 NPU 근사 log 는 모두 다른 점에 지배된다.</w:t>
       </w:r>
     </w:p>
     <w:p>
@@ -1439,7 +1455,7 @@
           <w:i w:val="0"/>
           <w:sz w:val="18"/>
         </w:rPr>
-        <w:t>한계. 에너지는 직접 계측하지 않은 추정값이며 전력 출처에 따라 결론의 강도가 다르다(CPU log-mel 62.5 ms 구성의 우위는 '적다' 와 '같다' 사이). 시드가 3개라 신뢰구간이 넓다. 정답 청취는 저자 1인이다. 비명과 환호의 경계는 음향만으로 가를 수 없어 비명 재현율은 그 모호성을 포함한다. 시험셋 배경의 절반이 하드 네거티브라 오경보율은 실배치보다 부풀려져 있다. 음량 정규화·필터 해상도·용량 확대 등 원파형 쪽 변형을 더 시도할 여지는 남아 있다.</w:t>
+        <w:t>한계. 에너지는 직접 계측하지 않은 추정값이며 전력 출처에 따라 결론의 강도가 다르다(CPU log-mel 62.5 ms 구성의 우위는 '적다' 와 '같다' 사이). 시드가 3개라 신뢰구간이 넓다. 정답 청취는 저자 1인이다. 비명과 환호의 경계는 음향만으로 가를 수 없어 비명 재현율은 그 모호성을 포함한다. 시험셋 배경의 절반이 하드 네거티브라 오경보율은 실배치보다 부풀려져 있다. NPU 전처리 (Gabor 필터뱅크) 의 CPU 구간은 가속기 전원이 켜진 채 돌므로 적재 전력으로 보수적으로 계산했고, 가속기 메모리 읽기를 DMA 로 바꾸면 더 줄 수 있다. 음량 정규화·필터 해상도·용량 확대 등 원파형 쪽 변형을 더 시도할 여지는 남아 있다.</w:t>
       </w:r>
     </w:p>
     <w:p>

--- a/docs/paper/ksc2026/ksc2026_review.docx
+++ b/docs/paper/ksc2026/ksc2026_review.docx
@@ -14,7 +14,7 @@
           <w:i w:val="0"/>
           <w:sz w:val="28"/>
         </w:rPr>
-        <w:t>NPU 탑재 MCU 의 상시 음향 이벤트 감지에서 전처리 위치가 정확도와 에너지에 미치는 영향: MAX78000 실측</w:t>
+        <w:t>[학부생논문] NPU 탑재 MCU 의 상시 음향 이벤트 감지에서 전처리 위치가 정확도와 에너지에 미치는 영향: MAX78000 실측</w:t>
       </w:r>
     </w:p>
     <w:p>
@@ -1152,7 +1152,7 @@
           <w:i w:val="0"/>
           <w:sz w:val="18"/>
         </w:rPr>
-        <w:t>소형 MCU 에 신경망 가속기(NPU)를 얹은 칩이 늘고 있다. MAX78000 은 Cortex-M4F 와 CNN 가속기를 한 칩에 두어 상시 동작 음향 감지에 적합하지만, 가속기는 합성곱·풀링·요소별 연산만 지원하고 FFT·로그 같은 전처리 연산은 지원하지 않는다. 따라서 로그 멜 전처리는 CPU 가 맡거나, 아예 없애고 원파형을 가속기에 직접 넣어야 한다. 벤더의 음성 키워드 참조 설계는 후자를 택하며 음성에서는 정확도 손실이 거의 없다고 알려져 있다 [1].</w:t>
+        <w:t>소형 MCU 에 신경망 가속기(NPU)를 얹은 칩이 늘고 있다. MAX78000 은 Cortex-M4F 와 CNN 가속기를 한 칩에 두어 상시 동작 음향 감지에 적합하지만, 가속기는 합성곱·풀링·요소별 연산만 지원하고 FFT·로그 같은 전처리 연산은 지원하지 않는다 [1, 2]. 따라서 로그 멜 전처리는 CPU 가 맡거나, 아예 없애고 원파형을 가속기에 직접 넣어야 한다. 벤더의 음성 키워드 참조 설계는 후자를 택하며 음성에서는 정확도 손실이 거의 없다고 알려져 있다 [4].</w:t>
       </w:r>
     </w:p>
     <w:p>
@@ -1198,7 +1198,7 @@
           <w:i w:val="0"/>
           <w:sz w:val="18"/>
         </w:rPr>
-        <w:t>MAX78000 의 자원·전력 특성은 Moss 등 [2] 이, 키워드 인식의 초저전력 구현은 Ulkar 와 Okman [3] 이, 물체 검출은 Moosmann 등 [4] 이 보고했다. 이들은 전처리를 고정한 채 모델을 다룬다. 원파형에서 직접 배우는 프론트엔드로는 SincNet [5] 과 LEAF [6] 가 있으나 로그·PCEN 같은 비선형 압축을 포함하므로 MAX78000 가속기에 그대로 올릴 수 없다. CPU 추론 대조군은 CMSIS-NN [7] 으로 구현했다. 데이터는 FSD50K [8]·UrbanSound8K [9]·ESC-50 [10] 과 AudioSet [11] 을 썼고, 대형 모델 기준선과 증류 교사로 PANNs [12] 를 썼다.</w:t>
+        <w:t>MAX78000 의 자원·전력 특성은 Moss 등 [3] 이, 키워드 인식의 초저전력 구현은 Ulkar 와 Okman [4] 이, 물체 검출은 Moosmann 등 [5] 이 보고했다. 이들은 전처리를 고정한 채 모델을 다룬다. 원파형에서 직접 배우는 프론트엔드로는 SincNet [6] 과 LEAF [7] 가 있으나 로그·PCEN 같은 비선형 압축을 포함하므로 MAX78000 가속기에 그대로 올릴 수 없다. CPU 추론 대조군은 CMSIS-NN [8] 으로 구현했다. 데이터는 FSD50K [9]·UrbanSound8K [10]·ESC-50 [11] 과 AudioSet [12] 을 썼고, 대형 모델 기준선과 증류 교사로 PANNs [13] 를 썼다.</w:t>
       </w:r>
     </w:p>
     <w:p>
@@ -1276,7 +1276,7 @@
           <w:i w:val="0"/>
           <w:sz w:val="18"/>
         </w:rPr>
-        <w:t>지연과 에너지. 지연은 보드에서 SysTick 으로 1,000회 재어 최악값을 보고한다(전원 투입 직후, 코어 100 MHz, CNN 50 MHz). 에너지는 외부 계측 장비 없이 E = t전처리·Pcpu + (t적재 + t출력)·Pload + t추론·Pnpu 로 추정했으며, 전력값은 데이터시트와 동일 칩 실측 선행연구 [2–4] 두 출처를 나란히 써 범위로 보고한다. 측정값이 아님을 모든 수치에 밝힌다.</w:t>
+        <w:t>지연과 에너지. 지연은 보드에서 SysTick 으로 1,000회 재어 최악값을 보고한다(전원 투입 직후, 코어 100 MHz, CNN 50 MHz). 에너지는 외부 계측 장비 없이 E = t전처리·Pcpu + (t적재 + t출력)·Pload + t추론·Pnpu 로 추정했으며, 전력값은 데이터시트 [1] 와 동일 칩 실측 선행연구 [3–5] 두 출처를 나란히 써 범위로 보고한다. 측정값이 아님을 모든 수치에 밝힌다.</w:t>
       </w:r>
     </w:p>
     <w:p>
@@ -1500,7 +1500,7 @@
           <w:i w:val="0"/>
           <w:sz w:val="15"/>
         </w:rPr>
-        <w:t>[1] Analog Devices, "ai8x-training: KWS20 v3 reference," github.com/analogdevicesinc/ai8x-training, 2023.</w:t>
+        <w:t>[1] Maxim Integrated, "MAX78000: Artificial Intelligence Microcontroller with Ultra-Low-Power Convolutional Neural Network Accelerator," Data Sheet 19-100868, Rev. 1, May 2021.</w:t>
       </w:r>
     </w:p>
     <w:p>
@@ -1515,7 +1515,7 @@
           <w:i w:val="0"/>
           <w:sz w:val="15"/>
         </w:rPr>
-        <w:t>[2] A. Moss, H. Lee, L. Xun, C. Min, F. Kawsar, A. Montanari, "Ultra-low power DNN accelerators for IoT: resource characterization of the MAX78000," Proc. SenSys Workshop AIChallengeIoT, 2022.</w:t>
+        <w:t>[2] Analog Devices, "MAX78000 User Guide," UG7456, Rev. 1, Mar. 2024.</w:t>
       </w:r>
     </w:p>
     <w:p>
@@ -1530,7 +1530,7 @@
           <w:i w:val="0"/>
           <w:sz w:val="15"/>
         </w:rPr>
-        <w:t>[3] M. G. Ulkar, O. E. Okman, "Ultra-low power keyword spotting at the edge," arXiv:2111.04988, 2021.</w:t>
+        <w:t>[3] A. Moss, H. Lee, L. Xun, C. Min, F. Kawsar, A. Montanari, "Ultra-low power DNN accelerators for IoT: resource characterization of the MAX78000," Proc. SenSys Workshop AIChallengeIoT, 2022.</w:t>
       </w:r>
     </w:p>
     <w:p>
@@ -1545,7 +1545,7 @@
           <w:i w:val="0"/>
           <w:sz w:val="15"/>
         </w:rPr>
-        <w:t>[4] J. Moosmann, M. Giordano, C. Vogt, M. Magno, "TinyissimoYOLO: a quantized, low-memory and ultralow-power object detection network for microcontrollers," Proc. IEEE AICAS, 2023.</w:t>
+        <w:t>[4] M. G. Ulkar, O. E. Okman, "Ultra-low power keyword spotting at the edge," arXiv:2111.04988, 2021.</w:t>
       </w:r>
     </w:p>
     <w:p>
@@ -1560,7 +1560,7 @@
           <w:i w:val="0"/>
           <w:sz w:val="15"/>
         </w:rPr>
-        <w:t>[5] M. Ravanelli, Y. Bengio, "Speaker recognition from raw waveform with SincNet," Proc. IEEE SLT, pp. 1021–1028, 2018.</w:t>
+        <w:t>[5] J. Moosmann, M. Giordano, C. Vogt, M. Magno, "TinyissimoYOLO: a quantized, low-memory and ultralow-power object detection network for microcontrollers," Proc. IEEE AICAS, 2023.</w:t>
       </w:r>
     </w:p>
     <w:p>
@@ -1575,7 +1575,7 @@
           <w:i w:val="0"/>
           <w:sz w:val="15"/>
         </w:rPr>
-        <w:t>[6] N. Zeghidour, O. Teboul, F. de Chaumont Quitry, M. Tagliasacchi, "LEAF: a learnable frontend for audio classification," Proc. ICLR, 2021.</w:t>
+        <w:t>[6] M. Ravanelli, Y. Bengio, "Speaker recognition from raw waveform with SincNet," Proc. IEEE SLT, pp. 1021–1028, 2018.</w:t>
       </w:r>
     </w:p>
     <w:p>
@@ -1590,7 +1590,7 @@
           <w:i w:val="0"/>
           <w:sz w:val="15"/>
         </w:rPr>
-        <w:t>[7] L. Lai, N. Suda, V. Chandra, "CMSIS-NN: efficient neural network kernels for Arm Cortex-M CPUs," arXiv:1801.06601, 2018.</w:t>
+        <w:t>[7] N. Zeghidour, O. Teboul, F. de Chaumont Quitry, M. Tagliasacchi, "LEAF: a learnable frontend for audio classification," Proc. ICLR, 2021.</w:t>
       </w:r>
     </w:p>
     <w:p>
@@ -1605,7 +1605,7 @@
           <w:i w:val="0"/>
           <w:sz w:val="15"/>
         </w:rPr>
-        <w:t>[8] E. Fonseca, X. Favory, J. Pons, F. Font, X. Serra, "FSD50K: an open dataset of human-labeled sound events," IEEE/ACM TASLP, vol. 30, pp. 829–852, 2022.</w:t>
+        <w:t>[8] L. Lai, N. Suda, V. Chandra, "CMSIS-NN: efficient neural network kernels for Arm Cortex-M CPUs," arXiv:1801.06601, 2018.</w:t>
       </w:r>
     </w:p>
     <w:p>
@@ -1620,7 +1620,7 @@
           <w:i w:val="0"/>
           <w:sz w:val="15"/>
         </w:rPr>
-        <w:t>[9] J. Salamon, C. Jacoby, J. P. Bello, "A dataset and taxonomy for urban sound research," Proc. ACM Multimedia, pp. 1041–1044, 2014.</w:t>
+        <w:t>[9] E. Fonseca, X. Favory, J. Pons, F. Font, X. Serra, "FSD50K: an open dataset of human-labeled sound events," IEEE/ACM TASLP, vol. 30, pp. 829–852, 2022.</w:t>
       </w:r>
     </w:p>
     <w:p>
@@ -1635,7 +1635,7 @@
           <w:i w:val="0"/>
           <w:sz w:val="15"/>
         </w:rPr>
-        <w:t>[10] K. J. Piczak, "ESC: dataset for environmental sound classification," Proc. ACM Multimedia, pp. 1015–1018, 2015.</w:t>
+        <w:t>[10] J. Salamon, C. Jacoby, J. P. Bello, "A dataset and taxonomy for urban sound research," Proc. ACM Multimedia, pp. 1041–1044, 2014.</w:t>
       </w:r>
     </w:p>
     <w:p>
@@ -1650,7 +1650,7 @@
           <w:i w:val="0"/>
           <w:sz w:val="15"/>
         </w:rPr>
-        <w:t>[11] J. F. Gemmeke et al., "Audio Set: an ontology and human-labeled dataset for audio events," Proc. ICASSP, pp. 776–780, 2017.</w:t>
+        <w:t>[11] K. J. Piczak, "ESC: dataset for environmental sound classification," Proc. ACM Multimedia, pp. 1015–1018, 2015.</w:t>
       </w:r>
     </w:p>
     <w:p>
@@ -1665,7 +1665,22 @@
           <w:i w:val="0"/>
           <w:sz w:val="15"/>
         </w:rPr>
-        <w:t>[12] Q. Kong, Y. Cao, T. Iqbal, Y. Wang, W. Wang, M. D. Plumbley, "PANNs: large-scale pretrained audio neural networks for audio pattern recognition," IEEE/ACM TASLP, vol. 28, pp. 2880–2894, 2020.</w:t>
+        <w:t>[12] J. F. Gemmeke et al., "Audio Set: an ontology and human-labeled dataset for audio events," Proc. ICASSP, pp. 776–780, 2017.</w:t>
+      </w:r>
+    </w:p>
+    <w:p>
+      <w:pPr>
+        <w:spacing w:after="20" w:before="0" w:line="252" w:lineRule="auto"/>
+        <w:jc w:val="both"/>
+      </w:pPr>
+      <w:r>
+        <w:rPr>
+          <w:rFonts w:ascii="맑은 고딕" w:hAnsi="맑은 고딕" w:eastAsia="맑은 고딕" w:cs="맑은 고딕"/>
+          <w:b w:val="0"/>
+          <w:i w:val="0"/>
+          <w:sz w:val="15"/>
+        </w:rPr>
+        <w:t>[13] Q. Kong, Y. Cao, T. Iqbal, Y. Wang, W. Wang, M. D. Plumbley, "PANNs: large-scale pretrained audio neural networks for audio pattern recognition," IEEE/ACM TASLP, vol. 28, pp. 2880–2894, 2020.</w:t>
       </w:r>
     </w:p>
     <w:sectPr>

--- a/docs/paper/ksc2026/ksc2026_review.docx
+++ b/docs/paper/ksc2026/ksc2026_review.docx
@@ -1354,6 +1354,22 @@
           <w:i w:val="0"/>
           <w:sz w:val="18"/>
         </w:rPr>
+        <w:t>대역·프레임 수를 늘린 NPU 전처리 변형 3종(보드 미실측, 그림 1·표 2 제외)은 시험 데이터 macro-F1 이 0.655~0.690 으로 CPU log-mel 62.5 ms 구성(0.754)보다 낮고, NPU 전처리 (Gabor 필터뱅크) 의 보드 실측 구간 비용으로 계산한 에너지 하한도 데이터시트·선행연구 전력 기준으로는 이보다 커서(데이터시트 49.8 대 43.3 μJ, 선행연구 98.7 대 97.7 μJ) 보드 실측 여부와 무관하게 CPU 전처리 곡선에 지배된다. Moosmann 전력 기준으로는 하한이 더 작아(Moosmann 76.6 대 78.5 μJ) 하한만으로는 가르지 못한다.</w:t>
+      </w:r>
+    </w:p>
+    <w:p>
+      <w:pPr>
+        <w:spacing w:after="40" w:before="0" w:line="276" w:lineRule="auto"/>
+        <w:ind w:firstLine="180"/>
+        <w:jc w:val="both"/>
+      </w:pPr>
+      <w:r>
+        <w:rPr>
+          <w:rFonts w:ascii="맑은 고딕" w:hAnsi="맑은 고딕" w:eastAsia="맑은 고딕" w:cs="맑은 고딕"/>
+          <w:b w:val="0"/>
+          <w:i w:val="0"/>
+          <w:sz w:val="18"/>
+        </w:rPr>
         <w:t>최적점은 중간에 있다. CPU log-mel 62.5 ms 구성은 원본 파형 구성보다 시험 macro-F1 +0.085 [+0.035, +0.135], 외부 F1 +0.099 [+0.056, +0.142] 로 유의하게 높고, 판단 1회 지연은 2.93 ms 대 2.53 ms 로 비슷하며, 추정 에너지는 데이터시트 기준 43 대 71 μJ 로 적고 Moosmann 기준 78 대 78 μJ 로 같다. 이유는 그림 2 에 있다. 로그 멜이 16,384 샘플을 512 값으로 줄이므로 NPU 추론이 1.44 ms 에서 0.53 ms 로 줄고, CPU 전처리 2.26 ms 가 그 차이보다 작다. 전처리는 병목이 아니라 데이터 축소 단계였고, NPU 가 원시 샘플 전량을 처리하는 순간 그 이득이 사라진다. 프레임 간격을 좁힐수록 정확도는 오르지만 (CPU log-mel 25 ms 0.820 ± 0.006, CPU log-mel 16 ms 0.836 ± 0.002) 전처리가 지연의 2/3 를 차지해 에너지가 6배가 된다. CPU log-mel 25 ms 와 CPU log-mel 16 ms 의 차이는 -0.016 [-0.030, -0.002] 로 작지만 0 을 포함하지 않았다. 그림 1 의 파레토 앞면은 NPU 전처리 (Gabor 필터뱅크) → CPU log-mel, 간격 62.5 ms (멜 32) → CPU log-mel, 간격 50 ms → CPU log-mel, 간격 25 ms → CPU log-mel, 간격 16 ms 이고, 원본 파형 구성과 NPU 근사 log 는 모두 다른 점에 지배된다.</w:t>
       </w:r>
     </w:p>

--- a/docs/paper/ksc2026/ksc2026_review.docx
+++ b/docs/paper/ksc2026/ksc2026_review.docx
@@ -59,7 +59,7 @@
           <w:i w:val="0"/>
           <w:sz w:val="18"/>
         </w:rPr>
-        <w:t>NPU 를 탑재한 MCU(MAX78000) 에서 배터리 상시 구동 음향 이벤트 감지기를 구현하고, 로그 멜 전처리를 어디에 둘지가 정확도와 판단당 에너지에 미치는 영향을 7개 구성으로 같은 데이터·같은 보드에서 실측했다. 벤더 참조 설계처럼 원파형을 NPU 에 직접 넣어 전처리를 없앤 구성은 CPU 로그 멜 구성보다 시험셋 macro-F1 이 0.166 낮았고, 로그 압축을 NPU 연산으로 근사한 변형은 이 격차를 되찾지 못했으며, 선형 부분(필터뱅크와 에너지 적분)만 NPU 로 옮긴 구성은 에너지를 가장 적게 쓰지만 정확도는 원파형과 같았다. 반면 프레임 간격을 넓힌 거친 로그 멜을 CPU 에 남기고 작은 2D CNN 을 NPU 에 올린 구성은 원파형 구성보다 macro-F1 이 +0.085 높으면서(Welch 95% CI 가 0 을 포함하지 않음) 추정 에너지는 같거나 적었다. NPU 추론은 같은 가중치의 CMSIS-NN 추론보다 판단 1회 기준 89배 빨랐다. 전처리 위치는 가속기 친화성의 문제가 아니라 정확도–에너지 설계 변수이며, 파레토 앞면은 양 끝이 아니라 전처리를 나눈 중간 구성들로 이루어짐을 보인다.</w:t>
+        <w:t>NPU 를 탑재한 MCU(MAX78000) 에서 배터리 상시 구동 음향 이벤트 감지기를 구현하고, 로그 멜 전처리를 어디에 둘지가 정확도와 판단당 에너지에 미치는 영향을 10개 구성으로 같은 데이터·같은 보드에서 실측했다. 벤더 참조 설계처럼 원파형을 NPU 에 직접 넣어 전처리를 없앤 구성은 CPU 로그 멜 구성보다 시험셋 macro-F1 이 0.166 낮았고, 로그 압축을 NPU 연산으로 근사한 변형은 이 격차를 되찾지 못했으며, 선형 부분(필터뱅크와 에너지 적분)만 NPU 로 옮긴 구성은 에너지를 가장 적게 쓰지만 정확도는 원파형과 같았다. 반면 프레임 간격을 넓힌 거친 로그 멜을 CPU 에 남기고 작은 2D CNN 을 NPU 에 올린 구성은 원파형 구성보다 macro-F1 이 +0.085 높으면서(Welch 95% CI 가 0 을 포함하지 않음) 추정 에너지는 같거나 적었다. NPU 추론은 같은 가중치의 CMSIS-NN 추론보다 판단 1회 기준 89배 빨랐다. 전처리 위치는 가속기 친화성의 문제가 아니라 정확도–에너지 설계 변수이며, 파레토 앞면은 양 끝이 아니라 전처리를 나눈 중간 구성들로 이루어짐을 보인다.</w:t>
       </w:r>
     </w:p>
     <w:p>
@@ -114,7 +114,7 @@
           <w:i w:val="0"/>
           <w:sz w:val="16"/>
         </w:rPr>
-        <w:t>그림 1. 판단 1회 추정 에너지(가로, 로그축)와 정확도. (a) 시험 데이터 macro-F1, (b) 외부 데이터 F1. 색은 전처리 위치, 마커 위치는 데이터시트 전력 기준, 가로 막대는 공개 전력값 범위, 세로 막대는 시드 표준편차(n=3). NPU 근사 log(*) 는 보드 미실측으로 지연을 합성 사이클로 추정한 점. 큰 고리와 점선은 파레토 앞면(에너지가 같거나 작으면서 정확도가 같거나 높은 다른 점이 없는 구성).</w:t>
+        <w:t>그림 1. 판단 1회 추정 에너지(가로, 로그축)와 정확도. (a) 시험 데이터 macro-F1, (b) 외부 데이터 F1. 색은 전처리 위치, 마커 위치는 데이터시트 전력 기준, 가로 막대는 공개 전력값 범위, 세로 막대는 시드 표준편차(n=3). NPU 근사 log(*) 는 보드 미실측으로 지연을 합성 사이클로 추정한 점. 주황 점선은 NPU 전처리 계열(Gabor 필터뱅크와 대역·프레임 수를 늘린 변형 3종, 모두 보드 실측)을 에너지 순으로 이은 것. 큰 고리와 회색 점선은 파레토 앞면(에너지가 같거나 작으면서 정확도가 같거나 높은 다른 점이 없는 구성).</w:t>
       </w:r>
     </w:p>
     <w:p>
@@ -463,6 +463,327 @@
                 <w:sz w:val="15"/>
               </w:rPr>
               <w:t>0.460 ± 0.034</w:t>
+            </w:r>
+          </w:p>
+        </w:tc>
+      </w:tr>
+      <w:tr>
+        <w:tc>
+          <w:tcPr>
+            <w:tcW w:type="dxa" w:w="3402"/>
+          </w:tcPr>
+          <w:p>
+            <w:pPr>
+              <w:spacing w:after="0" w:before="0"/>
+              <w:jc w:val="left"/>
+            </w:pPr>
+            <w:r/>
+            <w:r>
+              <w:rPr>
+                <w:rFonts w:ascii="맑은 고딕" w:hAnsi="맑은 고딕" w:eastAsia="맑은 고딕" w:cs="맑은 고딕"/>
+                <w:b w:val="0"/>
+                <w:i w:val="0"/>
+                <w:sz w:val="15"/>
+              </w:rPr>
+              <w:t>NPU 전처리 64 대역</w:t>
+            </w:r>
+          </w:p>
+        </w:tc>
+        <w:tc>
+          <w:tcPr>
+            <w:tcW w:type="dxa" w:w="1361"/>
+          </w:tcPr>
+          <w:p>
+            <w:pPr>
+              <w:spacing w:after="0" w:before="0"/>
+              <w:jc w:val="center"/>
+            </w:pPr>
+            <w:r/>
+            <w:r>
+              <w:rPr>
+                <w:rFonts w:ascii="맑은 고딕" w:hAnsi="맑은 고딕" w:eastAsia="맑은 고딕" w:cs="맑은 고딕"/>
+                <w:b w:val="0"/>
+                <w:i w:val="0"/>
+                <w:sz w:val="15"/>
+              </w:rPr>
+              <w:t>3.66</w:t>
+            </w:r>
+          </w:p>
+        </w:tc>
+        <w:tc>
+          <w:tcPr>
+            <w:tcW w:type="dxa" w:w="2268"/>
+          </w:tcPr>
+          <w:p>
+            <w:pPr>
+              <w:spacing w:after="0" w:before="0"/>
+              <w:jc w:val="center"/>
+            </w:pPr>
+            <w:r/>
+            <w:r>
+              <w:rPr>
+                <w:rFonts w:ascii="맑은 고딕" w:hAnsi="맑은 고딕" w:eastAsia="맑은 고딕" w:cs="맑은 고딕"/>
+                <w:b w:val="0"/>
+                <w:i w:val="0"/>
+                <w:sz w:val="15"/>
+              </w:rPr>
+              <w:t>80 / 105</w:t>
+            </w:r>
+          </w:p>
+        </w:tc>
+        <w:tc>
+          <w:tcPr>
+            <w:tcW w:type="dxa" w:w="1871"/>
+          </w:tcPr>
+          <w:p>
+            <w:pPr>
+              <w:spacing w:after="0" w:before="0"/>
+              <w:jc w:val="center"/>
+            </w:pPr>
+            <w:r/>
+            <w:r>
+              <w:rPr>
+                <w:rFonts w:ascii="맑은 고딕" w:hAnsi="맑은 고딕" w:eastAsia="맑은 고딕" w:cs="맑은 고딕"/>
+                <w:b w:val="0"/>
+                <w:i w:val="0"/>
+                <w:sz w:val="15"/>
+              </w:rPr>
+              <w:t>0.687 ± 0.005</w:t>
+            </w:r>
+          </w:p>
+        </w:tc>
+        <w:tc>
+          <w:tcPr>
+            <w:tcW w:type="dxa" w:w="1871"/>
+          </w:tcPr>
+          <w:p>
+            <w:pPr>
+              <w:spacing w:after="0" w:before="0"/>
+              <w:jc w:val="center"/>
+            </w:pPr>
+            <w:r/>
+            <w:r>
+              <w:rPr>
+                <w:rFonts w:ascii="맑은 고딕" w:hAnsi="맑은 고딕" w:eastAsia="맑은 고딕" w:cs="맑은 고딕"/>
+                <w:b w:val="0"/>
+                <w:i w:val="0"/>
+                <w:sz w:val="15"/>
+              </w:rPr>
+              <w:t>0.504 ± 0.021</w:t>
+            </w:r>
+          </w:p>
+        </w:tc>
+      </w:tr>
+      <w:tr>
+        <w:tc>
+          <w:tcPr>
+            <w:tcW w:type="dxa" w:w="3402"/>
+          </w:tcPr>
+          <w:p>
+            <w:pPr>
+              <w:spacing w:after="0" w:before="0"/>
+              <w:jc w:val="left"/>
+            </w:pPr>
+            <w:r/>
+            <w:r>
+              <w:rPr>
+                <w:rFonts w:ascii="맑은 고딕" w:hAnsi="맑은 고딕" w:eastAsia="맑은 고딕" w:cs="맑은 고딕"/>
+                <w:b w:val="0"/>
+                <w:i w:val="0"/>
+                <w:sz w:val="15"/>
+              </w:rPr>
+              <w:t>NPU 전처리 31 프레임</w:t>
+            </w:r>
+          </w:p>
+        </w:tc>
+        <w:tc>
+          <w:tcPr>
+            <w:tcW w:type="dxa" w:w="1361"/>
+          </w:tcPr>
+          <w:p>
+            <w:pPr>
+              <w:spacing w:after="0" w:before="0"/>
+              <w:jc w:val="center"/>
+            </w:pPr>
+            <w:r/>
+            <w:r>
+              <w:rPr>
+                <w:rFonts w:ascii="맑은 고딕" w:hAnsi="맑은 고딕" w:eastAsia="맑은 고딕" w:cs="맑은 고딕"/>
+                <w:b w:val="0"/>
+                <w:i w:val="0"/>
+                <w:sz w:val="15"/>
+              </w:rPr>
+              <w:t>3.52</w:t>
+            </w:r>
+          </w:p>
+        </w:tc>
+        <w:tc>
+          <w:tcPr>
+            <w:tcW w:type="dxa" w:w="2268"/>
+          </w:tcPr>
+          <w:p>
+            <w:pPr>
+              <w:spacing w:after="0" w:before="0"/>
+              <w:jc w:val="center"/>
+            </w:pPr>
+            <w:r/>
+            <w:r>
+              <w:rPr>
+                <w:rFonts w:ascii="맑은 고딕" w:hAnsi="맑은 고딕" w:eastAsia="맑은 고딕" w:cs="맑은 고딕"/>
+                <w:b w:val="0"/>
+                <w:i w:val="0"/>
+                <w:sz w:val="15"/>
+              </w:rPr>
+              <w:t>74 / 100</w:t>
+            </w:r>
+          </w:p>
+        </w:tc>
+        <w:tc>
+          <w:tcPr>
+            <w:tcW w:type="dxa" w:w="1871"/>
+          </w:tcPr>
+          <w:p>
+            <w:pPr>
+              <w:spacing w:after="0" w:before="0"/>
+              <w:jc w:val="center"/>
+            </w:pPr>
+            <w:r/>
+            <w:r>
+              <w:rPr>
+                <w:rFonts w:ascii="맑은 고딕" w:hAnsi="맑은 고딕" w:eastAsia="맑은 고딕" w:cs="맑은 고딕"/>
+                <w:b w:val="0"/>
+                <w:i w:val="0"/>
+                <w:sz w:val="15"/>
+              </w:rPr>
+              <w:t>0.655 ± 0.011</w:t>
+            </w:r>
+          </w:p>
+        </w:tc>
+        <w:tc>
+          <w:tcPr>
+            <w:tcW w:type="dxa" w:w="1871"/>
+          </w:tcPr>
+          <w:p>
+            <w:pPr>
+              <w:spacing w:after="0" w:before="0"/>
+              <w:jc w:val="center"/>
+            </w:pPr>
+            <w:r/>
+            <w:r>
+              <w:rPr>
+                <w:rFonts w:ascii="맑은 고딕" w:hAnsi="맑은 고딕" w:eastAsia="맑은 고딕" w:cs="맑은 고딕"/>
+                <w:b w:val="0"/>
+                <w:i w:val="0"/>
+                <w:sz w:val="15"/>
+              </w:rPr>
+              <w:t>0.465 ± 0.006</w:t>
+            </w:r>
+          </w:p>
+        </w:tc>
+      </w:tr>
+      <w:tr>
+        <w:tc>
+          <w:tcPr>
+            <w:tcW w:type="dxa" w:w="3402"/>
+          </w:tcPr>
+          <w:p>
+            <w:pPr>
+              <w:spacing w:after="0" w:before="0"/>
+              <w:jc w:val="left"/>
+            </w:pPr>
+            <w:r/>
+            <w:r>
+              <w:rPr>
+                <w:rFonts w:ascii="맑은 고딕" w:hAnsi="맑은 고딕" w:eastAsia="맑은 고딕" w:cs="맑은 고딕"/>
+                <w:b w:val="0"/>
+                <w:i w:val="0"/>
+                <w:sz w:val="15"/>
+              </w:rPr>
+              <w:t>NPU 전처리 64 대역·31 프레임</w:t>
+            </w:r>
+          </w:p>
+        </w:tc>
+        <w:tc>
+          <w:tcPr>
+            <w:tcW w:type="dxa" w:w="1361"/>
+          </w:tcPr>
+          <w:p>
+            <w:pPr>
+              <w:spacing w:after="0" w:before="0"/>
+              <w:jc w:val="center"/>
+            </w:pPr>
+            <w:r/>
+            <w:r>
+              <w:rPr>
+                <w:rFonts w:ascii="맑은 고딕" w:hAnsi="맑은 고딕" w:eastAsia="맑은 고딕" w:cs="맑은 고딕"/>
+                <w:b w:val="0"/>
+                <w:i w:val="0"/>
+                <w:sz w:val="15"/>
+              </w:rPr>
+              <w:t>6.49</w:t>
+            </w:r>
+          </w:p>
+        </w:tc>
+        <w:tc>
+          <w:tcPr>
+            <w:tcW w:type="dxa" w:w="2268"/>
+          </w:tcPr>
+          <w:p>
+            <w:pPr>
+              <w:spacing w:after="0" w:before="0"/>
+              <w:jc w:val="center"/>
+            </w:pPr>
+            <w:r/>
+            <w:r>
+              <w:rPr>
+                <w:rFonts w:ascii="맑은 고딕" w:hAnsi="맑은 고딕" w:eastAsia="맑은 고딕" w:cs="맑은 고딕"/>
+                <w:b w:val="0"/>
+                <w:i w:val="0"/>
+                <w:sz w:val="15"/>
+              </w:rPr>
+              <w:t>139 / 185</w:t>
+            </w:r>
+          </w:p>
+        </w:tc>
+        <w:tc>
+          <w:tcPr>
+            <w:tcW w:type="dxa" w:w="1871"/>
+          </w:tcPr>
+          <w:p>
+            <w:pPr>
+              <w:spacing w:after="0" w:before="0"/>
+              <w:jc w:val="center"/>
+            </w:pPr>
+            <w:r/>
+            <w:r>
+              <w:rPr>
+                <w:rFonts w:ascii="맑은 고딕" w:hAnsi="맑은 고딕" w:eastAsia="맑은 고딕" w:cs="맑은 고딕"/>
+                <w:b w:val="0"/>
+                <w:i w:val="0"/>
+                <w:sz w:val="15"/>
+              </w:rPr>
+              <w:t>0.690 ± 0.021</w:t>
+            </w:r>
+          </w:p>
+        </w:tc>
+        <w:tc>
+          <w:tcPr>
+            <w:tcW w:type="dxa" w:w="1871"/>
+          </w:tcPr>
+          <w:p>
+            <w:pPr>
+              <w:spacing w:after="0" w:before="0"/>
+              <w:jc w:val="center"/>
+            </w:pPr>
+            <w:r/>
+            <w:r>
+              <w:rPr>
+                <w:rFonts w:ascii="맑은 고딕" w:hAnsi="맑은 고딕" w:eastAsia="맑은 고딕" w:cs="맑은 고딕"/>
+                <w:b w:val="0"/>
+                <w:i w:val="0"/>
+                <w:sz w:val="15"/>
+              </w:rPr>
+              <w:t>0.508 ± 0.023</w:t>
             </w:r>
           </w:p>
         </w:tc>
@@ -1168,7 +1489,7 @@
           <w:i w:val="0"/>
           <w:sz w:val="18"/>
         </w:rPr>
-        <w:t>본 연구는 이 선택이 환경음(사이렌·유리 파손·비명·개 짖음) 감지에서도 성립하는지를 같은 데이터·같은 학습 설정·같은 보드에서 실측으로 답한다. 기여는 셋이다. (1) 전처리 위치를 양 끝(전부 CPU, 전부 NPU)과 그 사이의 7개 구성으로 나누어 정확도와 판단 1회 지연을 보드에서 재고 에너지를 추정한 정확도–에너지 곡선. (2) 필터뱅크·로그 압축·분할 등 전처리를 NPU 연산으로 옮긴 변형이 원파형 구성을 유의하게 넘지 못한다는 부정 결과와, 선형 부분만 옮긴 구성이 정확도 이득 없이 에너지만 줄여 곡선의 저에너지 끝이 된다는 실측. (3) 거친 로그 멜(프레임 간격 62.5 ms, 멜 32)을 CPU 에 남기는 구성이 원파형 구성을 정확도와 에너지 양쪽에서 이긴다는 관찰과, 전처리가 NPU 가 처리할 데이터량을 줄이는 단계라는 해석.</w:t>
+        <w:t>본 연구는 이 선택이 환경음(사이렌·유리 파손·비명·개 짖음) 감지에서도 성립하는지를 같은 데이터·같은 학습 설정·같은 보드에서 실측으로 답한다. 기여는 셋이다. (1) 전처리 위치를 양 끝(전부 CPU, 전부 NPU)과 그 사이의 10개 구성으로 나누어 정확도와 판단 1회 지연을 보드에서 재고 에너지를 추정한 정확도–에너지 곡선. (2) 필터뱅크·로그 압축·분할 등 전처리를 NPU 연산으로 옮긴 변형이 원파형 구성을 유의하게 넘지 못한다는 부정 결과와, 선형 부분만 옮긴 구성이 정확도 이득 없이 에너지만 줄여 곡선의 저에너지 끝이 된다는 실측. (3) 거친 로그 멜(프레임 간격 62.5 ms, 멜 32)을 CPU 에 남기는 구성이 원파형 구성을 정확도와 에너지 양쪽에서 이긴다는 관찰과, 전처리가 NPU 가 처리할 데이터량을 줄이는 단계라는 해석.</w:t>
       </w:r>
     </w:p>
     <w:p>
@@ -1354,7 +1675,7 @@
           <w:i w:val="0"/>
           <w:sz w:val="18"/>
         </w:rPr>
-        <w:t>대역·프레임 수를 늘린 NPU 전처리 변형 3종(보드 미실측, 그림 1·표 2 제외)은 시험 데이터 macro-F1 이 0.655~0.690 으로 CPU log-mel 62.5 ms 구성(0.754)보다 낮고, NPU 전처리 (Gabor 필터뱅크) 의 보드 실측 구간 비용으로 계산한 에너지 하한도 데이터시트·선행연구 전력 기준으로는 이보다 커서(데이터시트 49.8 대 43.3 μJ, 선행연구 98.7 대 97.7 μJ) 보드 실측 여부와 무관하게 CPU 전처리 곡선에 지배된다. Moosmann 전력 기준으로는 하한이 더 작아(Moosmann 76.6 대 78.5 μJ) 하한만으로는 가르지 못한다.</w:t>
+        <w:t>대역·프레임 수를 늘린 NPU 전처리 변형 3종은 시험 macro-F1 이 0.655~0.690 으로 올랐으나(표 1) 추정 에너지가 40 에서 74~139 μJ 로 더 빠르게 늘어 세 전력 출처 모두에서 CPU 전처리 곡선 아래에 머물렀다(그림 1). 주된 비용은 NPU 연산(36~41%)이 아니라 CPU 가 가속기 메모리에서 결과를 읽어 오는 시간(50~55%)이었다.</w:t>
       </w:r>
     </w:p>
     <w:p>
@@ -1441,7 +1762,7 @@
           <w:i w:val="0"/>
           <w:sz w:val="16"/>
         </w:rPr>
-        <w:t>그림 2. 판단 1회 지연 분해(보드 실측, 1,000회 최악값). 왼쪽은 NPU 추론 7개 구성(CPU 전처리 / 입력 적재 / NPU 추론), 오른쪽은 같은 가중치의 CPU 추론(Cortex-M4F, CMSIS-NN)과 판단 주기 250 ms.</w:t>
+        <w:t>그림 2. 판단 1회 지연 분해(보드 실측, 1,000회 최악값). 왼쪽은 NPU 추론 7개 구성(CPU 전처리 / 입력 적재 / NPU 추론; NPU 전처리 (Gabor 필터뱅크) 의 변형 3종은 표 1 에만), 오른쪽은 같은 가중치의 CPU 추론(Cortex-M4F, CMSIS-NN)과 판단 주기 250 ms.</w:t>
       </w:r>
     </w:p>
     <w:p>

--- a/docs/paper/ksc2026/ksc2026_review.docx
+++ b/docs/paper/ksc2026/ksc2026_review.docx
@@ -59,7 +59,7 @@
           <w:i w:val="0"/>
           <w:sz w:val="18"/>
         </w:rPr>
-        <w:t>NPU 를 탑재한 MCU(MAX78000) 에서 배터리 상시 구동 음향 이벤트 감지기를 구현하고, 로그 멜 전처리를 어디에 둘지가 정확도와 판단당 에너지에 미치는 영향을 10개 구성으로 같은 데이터·같은 보드에서 실측했다. 벤더 참조 설계처럼 원파형을 NPU 에 직접 넣어 전처리를 없앤 구성은 CPU 로그 멜 구성보다 시험셋 macro-F1 이 0.166 낮았고, 로그 압축을 NPU 연산으로 근사한 변형은 이 격차를 되찾지 못했으며, 선형 부분(필터뱅크와 에너지 적분)만 NPU 로 옮긴 구성은 에너지를 가장 적게 쓰지만 정확도는 원파형과 같았다. 반면 프레임 간격을 넓힌 거친 로그 멜을 CPU 에 남기고 작은 2D CNN 을 NPU 에 올린 구성은 원파형 구성보다 macro-F1 이 +0.085 높으면서(Welch 95% CI 가 0 을 포함하지 않음) 추정 에너지는 같거나 적었다. NPU 추론은 같은 가중치의 CMSIS-NN 추론보다 판단 1회 기준 89배 빨랐다. 전처리 위치는 가속기 친화성의 문제가 아니라 정확도–에너지 설계 변수이며, 파레토 앞면은 양 끝이 아니라 전처리를 나눈 중간 구성들로 이루어짐을 보인다.</w:t>
+        <w:t>NPU 를 탑재한 MCU(MAX78000) 에서 배터리 상시 구동 음향 이벤트 감지기를 구현하고, 로그 멜 전처리를 어디에 둘지가 정확도와 판단당 에너지에 미치는 영향을 10개 구성으로 같은 데이터·같은 보드에서 실측했다. 벤더 참조 설계처럼 원파형을 NPU 에 직접 넣어 전처리를 없앤 구성은 CPU 로그 멜 구성보다 시험셋 macro-F1 이 0.166 낮았고, 로그 압축을 NPU 연산으로 근사한 변형은 이 격차를 되찾지 못했으며, 선형 부분(필터뱅크와 에너지 적분)만 NPU 로 옮긴 구성은 원파형보다 에너지가 적지만 정확도는 원파형과 같았다. 반면 프레임 간격을 넓힌 거친 로그 멜을 CPU 에 남기고 작은 2D CNN 을 NPU 에 올린 구성은 원파형 구성보다 macro-F1 이 +0.085 높으면서(Welch 95% CI 가 0 을 포함하지 않음) 추정 에너지는 같거나 적었다. NPU 추론은 같은 가중치의 CMSIS-NN 추론보다 판단 1회 기준 89배 빨랐다. 전처리 위치는 가속기 친화성의 문제가 아니라 정확도–에너지 설계 변수이며, 파레토 앞면은 양 끝이 아니라 전처리를 나눈 중간 구성들로 이루어짐을 보인다.</w:t>
       </w:r>
     </w:p>
     <w:p>
@@ -129,7 +129,7 @@
           <w:i w:val="0"/>
           <w:sz w:val="16"/>
         </w:rPr>
-        <w:t>표 1. 주 결과. 정확도는 시드 1~3 평균 ± 표준편차, 오경보 300회/h. 지연은 보드 1,000회 최악값, 에너지는 추정(실측 지연 × 공개 전력).</w:t>
+        <w:t>표 1. 주 결과. 정확도는 시드 1~3 평균 ± 표준편차, 오경보 300회/h. 지연은 보드 1,000회 최악값, 에너지는 추정(실측 지연 × 공개 전력). 변형 3종은 펌웨어 안정화 대기(NPU 패스당 약 49 μs) 포함. 같은 대기를 넣으면 NPU 전처리 (Gabor 필터뱅크) 는 2.09 ms.</w:t>
       </w:r>
     </w:p>
     <w:tbl>
@@ -1659,7 +1659,7 @@
           <w:i w:val="0"/>
           <w:sz w:val="18"/>
         </w:rPr>
-        <w:t xml:space="preserve">선형 부분만 옮기면 에너지는 줄지만 정확도는 그대로다. NPU 전처리 (Gabor 필터뱅크) 는 사전에 정한 목표(원본 파형 구성 초과 또는 CPU log-mel 62.5 ms 구성과 동등)는 넘지 못했으나(원본 파형 구성 대비 -0.026 [-0.082, +0.030], CPU log-mel 62.5 ms 구성 대비 -0.111 [-0.162, -0.060]), 원본 파형 구성과 구분되지 않는 정확도를 더 낮은 에너지로 달성해 정확도–에너지 곡선의 저에너지 끝을 이룬다. 판단 1회 1.98 ms 대 2.53 ms, 추정 에너지는 데이터시트 기준 40 대 71 μJ, Moosmann 기준 56 대 78 μJ 이며, CPU log-mel 62.5 ms 구성보다 적다는 결론은 NPU 와 CPU 의 전력비가 12.7 미만일 때 성립한다(공개 전력값은 전부 그 안). 두 네트워크를 동시 적재한 보드에서 가속기 출력·CPU 특징·최종 로짓이 전부 호스트와 비트 일치했고, CPU 몫 0.84 ms 의 대부분은 로그가 아니라 가속기 메모리에서 int32 출력 2,048 개를 읽어 오는 시간이었다. </w:t>
+        <w:t xml:space="preserve">선형 부분만 옮기면 에너지는 줄지만 정확도는 그대로다. NPU 전처리 (Gabor 필터뱅크) 는 사전에 정한 목표(원본 파형 구성 초과 또는 CPU log-mel 62.5 ms 구성과 동등)는 넘지 못했다(원본 파형 구성 대비 -0.026 [-0.082, +0.030], CPU log-mel 62.5 ms 구성 대비 -0.111 [-0.162, -0.060]). 추정 에너지는 원본 파형 구성보다 세 전력 출처 모두에서 적지만(데이터시트 40 대 71 μJ, Moosmann 56 대 78 μJ; 판단 1회 1.98 ms 대 2.53 ms), CPU log-mel 62.5 ms 구성과는 비슷한 에너지(데이터시트 기준 40 대 43 μJ, 차이 3 μJ 는 측정 펌웨어 차이 수준)에서 시험 macro-F1 이 0.11 낮다. 두 네트워크를 동시 적재한 보드에서 가속기 출력·CPU 특징·최종 로짓이 전부 호스트와 비트 일치했고, CPU 몫 0.84 ms 의 대부분은 로그가 아니라 가속기 메모리에서 int32 출력 2,048 개를 읽어 오는 시간이었다. </w:t>
       </w:r>
     </w:p>
     <w:p>
@@ -1691,7 +1691,7 @@
           <w:i w:val="0"/>
           <w:sz w:val="18"/>
         </w:rPr>
-        <w:t>최적점은 중간에 있다. CPU log-mel 62.5 ms 구성은 원본 파형 구성보다 시험 macro-F1 +0.085 [+0.035, +0.135], 외부 F1 +0.099 [+0.056, +0.142] 로 유의하게 높고, 판단 1회 지연은 2.93 ms 대 2.53 ms 로 비슷하며, 추정 에너지는 데이터시트 기준 43 대 71 μJ 로 적고 Moosmann 기준 78 대 78 μJ 로 같다. 이유는 그림 2 에 있다. 로그 멜이 16,384 샘플을 512 값으로 줄이므로 NPU 추론이 1.44 ms 에서 0.53 ms 로 줄고, CPU 전처리 2.26 ms 가 그 차이보다 작다. 전처리는 병목이 아니라 데이터 축소 단계였고, NPU 가 원시 샘플 전량을 처리하는 순간 그 이득이 사라진다. 프레임 간격을 좁힐수록 정확도는 오르지만 (CPU log-mel 25 ms 0.820 ± 0.006, CPU log-mel 16 ms 0.836 ± 0.002) 전처리가 지연의 2/3 를 차지해 에너지가 6배가 된다. CPU log-mel 25 ms 와 CPU log-mel 16 ms 의 차이는 -0.016 [-0.030, -0.002] 로 작지만 0 을 포함하지 않았다. 그림 1 의 파레토 앞면은 NPU 전처리 (Gabor 필터뱅크) → CPU log-mel, 간격 62.5 ms (멜 32) → CPU log-mel, 간격 50 ms → CPU log-mel, 간격 25 ms → CPU log-mel, 간격 16 ms 이고, 원본 파형 구성과 NPU 근사 log 는 모두 다른 점에 지배된다.</w:t>
+        <w:t>최적점은 중간에 있다. CPU log-mel 62.5 ms 구성은 원본 파형 구성보다 시험 macro-F1 +0.085 [+0.035, +0.135], 외부 F1 +0.099 [+0.056, +0.142] 로 유의하게 높고, 판단 1회 지연은 2.93 ms 대 2.53 ms 로 비슷하며, 추정 에너지는 데이터시트 기준 43 대 71 μJ 로 적고 Moosmann 기준 78 대 78 μJ 로 같다. 이유는 그림 2 에 있다. 로그 멜이 16,384 샘플을 512 값으로 줄이므로 NPU 추론이 1.44 ms 에서 0.53 ms 로 줄고, CPU 전처리 2.26 ms 가 그 차이보다 작다. 전처리는 병목이 아니라 데이터 축소 단계였고, NPU 가 원시 샘플 전량을 처리하는 순간 그 이득이 사라진다. 프레임 간격을 좁힐수록 정확도는 오르지만 (CPU log-mel 25 ms 0.820 ± 0.006, CPU log-mel 16 ms 0.836 ± 0.002) 전처리가 지연의 2/3 를 차지해 에너지가 6배가 된다. CPU log-mel 25 ms 와 CPU log-mel 16 ms 의 차이는 -0.016 [-0.030, -0.002] 로 작지만 0 을 포함하지 않았다. 그림 1 의 파레토 앞면은 CPU log-mel, 간격 62.5 ms (멜 32) → CPU log-mel, 간격 50 ms → CPU log-mel, 간격 25 ms → CPU log-mel, 간격 16 ms 이고, 그 저에너지 끝에 NPU 전처리 (Gabor 필터뱅크) 가 CPU log-mel 62.5 ms 구성과 근접해 있다(앞면 끝). 원본 파형 구성과 NPU 근사 log 는 모두 다른 점에 지배된다.</w:t>
       </w:r>
     </w:p>
     <w:p>
@@ -1708,6 +1708,22 @@
           <w:sz w:val="18"/>
         </w:rPr>
         <w:t>대형 모델 기준선. 같은 정답·같은 문턱값 규칙으로 PANNs(CNN14) 를 채점하면 시험 macro-F1 0.845 이다. CPU log-mel 16 ms 구성은 그 99% 에 이른다.</w:t>
+      </w:r>
+    </w:p>
+    <w:p>
+      <w:pPr>
+        <w:spacing w:after="40" w:before="0" w:line="276" w:lineRule="auto"/>
+        <w:ind w:firstLine="180"/>
+        <w:jc w:val="both"/>
+      </w:pPr>
+      <w:r>
+        <w:rPr>
+          <w:rFonts w:ascii="맑은 고딕" w:hAnsi="맑은 고딕" w:eastAsia="맑은 고딕" w:cs="맑은 고딕"/>
+          <w:b w:val="0"/>
+          <w:i w:val="0"/>
+          <w:sz w:val="18"/>
+        </w:rPr>
+        <w:t>NPU 전처리의 비용을 결정한 것은 NPU 연산량이 아니라, 로그 연산을 NPU 에서 수행할 수 없어 중간 결과를 CPU 로 읽어 와야 하는 데이터 이동이었다. 가속기 내부에서 비선형 압축을 지원하면 이 경계가 달라질 수 있다.</w:t>
       </w:r>
     </w:p>
     <w:p>
@@ -1808,7 +1824,7 @@
           <w:i w:val="0"/>
           <w:sz w:val="18"/>
         </w:rPr>
-        <w:t>결론. NPU 탑재 MCU 에서 '전처리를 전부 가속기로' 는 환경음 감지에서 최적이 아니다. 지원 연산이 제한된 가속기에 비선형 전처리를 옮기는 시도는 정확도도 에너지도 얻지 못했고, 선형 부분만 옮긴 구성은 에너지를 조금 줄이는 대신 정확도를 잃어 곡선의 저에너지 끝에 머물렀으며, 작은 CPU 전처리로 데이터량을 줄인 뒤 작은 모델을 가속기에 올리는 구성이 정확도–에너지 전선 위에 있었다. 가속기 설계 지침은 연산 위치가 아니라 가속기에 들어가는 데이터율을 기준으로 세워야 한다.</w:t>
+        <w:t>결론. NPU 탑재 MCU 에서 '전처리를 전부 가속기로' 는 환경음 감지에서 최적이 아니다. 지원 연산이 제한된 가속기에 비선형 전처리를 옮기는 시도는 정확도도 에너지도 얻지 못했고, 선형 부분만 옮긴 구성은 원파형보다 에너지를 줄였지만 CPU 전처리의 저에너지 구성과 비슷한 에너지에서 정확도를 잃어 앞면 끝에 머물렀으며, 작은 CPU 전처리로 데이터량을 줄인 뒤 작은 모델을 가속기에 올리는 구성이 정확도–에너지 전선 위에 있었다. 가속기 설계 지침은 연산 위치가 아니라 가속기에 들어가는 데이터율을 기준으로 세워야 한다.</w:t>
       </w:r>
     </w:p>
     <w:p>

--- a/docs/paper/ksc2026/ksc2026_review.docx
+++ b/docs/paper/ksc2026/ksc2026_review.docx
@@ -1581,7 +1581,7 @@
           <w:i w:val="0"/>
           <w:sz w:val="18"/>
         </w:rPr>
-        <w:t>구성. 원본 파형 (전처리 없음): 원파형을 128×128 로 접어 1D CNN 에 넣는 벤더 방식. NPU 근사 log: 로그 압축을 NPU 안의 구간선형 층으로 근사한 1D 구성. NPU 전처리 (Gabor 필터뱅크): 멜 대역폭에 맞춘 512탭 Gabor 필터뱅크(cos·sin 32쌍)를 가속기의 Conv1d 로 두고 프레임 안 에너지 적분(|cos|+|sin| 의 8위치 합)과 정수 로그만 CPU 가 맡은 뒤, 그 32×16 특징을 아래 62.5 ms 구성과 같은 2D CNN 에 넣는 구성 — 두 네트워크를 가속기에 동시 적재하고 판단마다 전환한다(판단 주기 256 ms). CPU log-mel 네 구성: 프레임 간격 62.5 ms(멜 32)·50 ms(멜 32)·25 ms(멜 64)·16 ms(멜 64) 의 증분 로그 멜을 CPU 가 계산하고 2D CNN 을 NPU 에 올린다. CPU 추론: 원본 파형 (전처리 없음) 의 가중치를 그대로 CMSIS-NN 으로 Cortex-M4F 에서 돌린 대조군(NPU 출력과 비트 일치). 모든 구성은 같은 데이터로 150 에폭, 같은 스케줄·증강·교사 증류(PANNs 임베딩 위 선형 프로브)로 시드 3개씩 학습했다.</w:t>
+        <w:t>구성. 원본 파형 (전처리 없음): 원파형을 128×128 로 접어 1D CNN 에 넣는 벤더 방식. NPU 근사 log: 로그 압축을 NPU 안의 구간선형 층으로 근사한 1D 구성. NPU 전처리 (Gabor 필터뱅크): 멜 대역폭에 맞춘 512탭 Gabor 필터뱅크(cos·sin 32쌍)를 가속기의 Conv1d 로 두고 프레임 안 에너지 적분(|cos|+|sin| 의 8위치 합)과 정수 로그만 CPU 가 맡은 뒤, 그 32×16 특징을 아래 62.5 ms 구성과 같은 2D CNN 에 넣는 구성 — 두 네트워크를 가속기에 동시 적재하고 판단마다 전환한다(판단 주기 256 ms). CPU log-mel 네 구성: 프레임 간격 62.5 ms(멜 32)·50 ms(멜 32)·25 ms(멜 64)·16 ms(멜 64) 의 증분 로그 멜을 CPU 가 계산하고 2D CNN 을 NPU 에 올린다. 모든 구성의 전처리는 판단마다 새 프레임만 계산하는 증분 방식이며, 일괄 계산과 비트 일치함을 보드에서 확인했다. CPU 추론: 원본 파형 (전처리 없음) 의 가중치를 그대로 CMSIS-NN 으로 Cortex-M4F 에서 돌린 대조군(NPU 출력과 비트 일치). 모든 구성은 같은 데이터로 150 에폭, 같은 스케줄·증강·교사 증류(PANNs 임베딩 위 선형 프로브)로 시드 3개씩 학습했다.</w:t>
       </w:r>
     </w:p>
     <w:p>
@@ -1675,7 +1675,7 @@
           <w:i w:val="0"/>
           <w:sz w:val="18"/>
         </w:rPr>
-        <w:t>대역·프레임 수를 늘린 NPU 전처리 변형 3종은 시험 macro-F1 이 0.655~0.690 으로 올랐으나(표 1) 추정 에너지가 40 에서 74~139 μJ 로 더 빠르게 늘어 세 전력 출처 모두에서 CPU 전처리 곡선 아래에 머물렀다(그림 1). 주된 비용은 NPU 연산(36~41%)이 아니라 CPU 가 가속기 메모리에서 결과를 읽어 오는 시간(50~55%)이었다.</w:t>
+        <w:t>대역·프레임 수를 늘린 NPU 전처리 변형 3종은 시험 macro-F1 이 0.655~0.690 으로 올랐으나(표 1) 추정 에너지가 40 에서 74~139 μJ 로 더 빠르게 늘어 세 전력 출처 모두에서 CPU 전처리 곡선 아래에 머물렀다(그림 1). 주된 비용은 NPU 연산(36~41%)이 아니라 CPU 몫(50~55%)이었다. NPU 전처리 (Gabor 필터뱅크) 의 CPU 몫 0.84 ms 는 가속기 메모리 읽기(67%)와 정수 로그(33%)가 나눠 가졌다(보드 실측). 로그를 가속기가 지원하면 두 몫이 함께 사라진다는 점은 같으나, 비용을 데이터 이동만으로 설명할 수는 없다.</w:t>
       </w:r>
     </w:p>
     <w:p>
@@ -1691,7 +1691,7 @@
           <w:i w:val="0"/>
           <w:sz w:val="18"/>
         </w:rPr>
-        <w:t>최적점은 중간에 있다. CPU log-mel 62.5 ms 구성은 원본 파형 구성보다 시험 macro-F1 +0.085 [+0.035, +0.135], 외부 F1 +0.099 [+0.056, +0.142] 로 유의하게 높고, 판단 1회 지연은 2.93 ms 대 2.53 ms 로 비슷하며, 추정 에너지는 데이터시트 기준 43 대 71 μJ 로 적고 Moosmann 기준 78 대 78 μJ 로 같다. 이유는 그림 2 에 있다. 로그 멜이 16,384 샘플을 512 값으로 줄이므로 NPU 추론이 1.44 ms 에서 0.53 ms 로 줄고, CPU 전처리 2.26 ms 가 그 차이보다 작다. 전처리는 병목이 아니라 데이터 축소 단계였고, NPU 가 원시 샘플 전량을 처리하는 순간 그 이득이 사라진다. 프레임 간격을 좁힐수록 정확도는 오르지만 (CPU log-mel 25 ms 0.820 ± 0.006, CPU log-mel 16 ms 0.836 ± 0.002) 전처리가 지연의 2/3 를 차지해 에너지가 6배가 된다. CPU log-mel 25 ms 와 CPU log-mel 16 ms 의 차이는 -0.016 [-0.030, -0.002] 로 작지만 0 을 포함하지 않았다. 그림 1 의 파레토 앞면은 CPU log-mel, 간격 62.5 ms (멜 32) → CPU log-mel, 간격 50 ms → CPU log-mel, 간격 25 ms → CPU log-mel, 간격 16 ms 이고, 그 저에너지 끝에 NPU 전처리 (Gabor 필터뱅크) 가 CPU log-mel 62.5 ms 구성과 근접해 있다(앞면 끝). 원본 파형 구성과 NPU 근사 log 는 모두 다른 점에 지배된다.</w:t>
+        <w:t>최적점은 중간에 있다. CPU log-mel 62.5 ms 구성은 원본 파형 구성보다 시험 macro-F1 +0.085 [+0.035, +0.135], 외부 F1 +0.099 [+0.056, +0.142] 로 유의하게 높고, 판단 1회 지연은 2.93 ms 대 2.53 ms 로 비슷하며, 추정 에너지는 데이터시트 기준 43 대 71 μJ 로 적고 Moosmann 기준 78 대 78 μJ 로 같다. 이유는 그림 2 에 있다. 로그 멜이 16,384 샘플을 512 값으로 줄이므로 NPU 추론이 1.44 ms 에서 0.53 ms 로 줄고, CPU 전처리 2.26 ms 가 그 차이보다 작다. 전처리는 병목이 아니라 데이터 축소 단계였고, NPU 가 원시 샘플 전량을 처리하는 순간 그 이득이 사라진다. 프레임 간격을 좁힐수록 정확도는 오르지만 (CPU log-mel 25 ms 0.820 ± 0.006, CPU log-mel 16 ms 0.836 ± 0.002) 전처리가 지연의 2/3 를 차지해 에너지가 6배가 된다. CPU log-mel 25 ms 와 CPU log-mel 16 ms 의 차이는 -0.016 [-0.030, -0.002] 로 작지만 0 을 포함하지 않았다. 그림 1 의 파레토 앞면은 NPU 전처리 (Gabor 필터뱅크) → CPU log-mel, 간격 62.5 ms (멜 32) → CPU log-mel, 간격 50 ms → CPU log-mel, 간격 25 ms → CPU log-mel, 간격 16 ms 이다. 다만 NPU 전처리 (Gabor 필터뱅크) 와 CPU log-mel 62.5 ms 구성의 에너지 차이(데이터시트 기준 약 3 μJ)는 작아, 두 구성의 차이는 사실상 정확도에서 난다. 원본 파형 구성과 NPU 근사 log 는 모두 다른 점에 지배된다.</w:t>
       </w:r>
     </w:p>
     <w:p>
@@ -1723,7 +1723,7 @@
           <w:i w:val="0"/>
           <w:sz w:val="18"/>
         </w:rPr>
-        <w:t>NPU 전처리의 비용을 결정한 것은 NPU 연산량이 아니라, 로그 연산을 NPU 에서 수행할 수 없어 중간 결과를 CPU 로 읽어 와야 하는 데이터 이동이었다. 가속기 내부에서 비선형 압축을 지원하면 이 경계가 달라질 수 있다.</w:t>
+        <w:t>NPU 전처리의 비용을 결정한 것은 NPU 연산량이 아니라, 로그 연산을 NPU 에서 수행할 수 없어 중간 결과를 CPU 로 읽어 와야 하는 데이터 이동과 정수 로그였다. 가속기 내부에서 비선형 압축을 지원하면 이 경계가 달라질 수 있다. 증분 계산 없이 창 전체를 매번 계산했다면 CPU log-mel 62.5 ms 구성과 NPU 전처리 (Gabor 필터뱅크) 모두 원본 파형 구성보다 에너지가 컸을 것으로 추정되어(일괄 전처리 사이클 = 새 프레임 비용 × 전체 프레임 수, 같은 전력 상수), 전처리의 이점은 증분 계산을 전제로 한다.</w:t>
       </w:r>
     </w:p>
     <w:p>
@@ -1808,7 +1808,7 @@
           <w:i w:val="0"/>
           <w:sz w:val="18"/>
         </w:rPr>
-        <w:t>한계. 에너지는 직접 계측하지 않은 추정값이며 전력 출처에 따라 결론의 강도가 다르다(CPU log-mel 62.5 ms 구성의 우위는 '적다' 와 '같다' 사이). 시드가 3개라 신뢰구간이 넓다. 정답 청취는 저자 1인이다. 비명과 환호의 경계는 음향만으로 가를 수 없어 비명 재현율은 그 모호성을 포함한다. 시험셋 배경의 절반이 하드 네거티브라 오경보율은 실배치보다 부풀려져 있다. NPU 전처리 (Gabor 필터뱅크) 의 CPU 구간은 가속기 전원이 켜진 채 돌므로 적재 전력으로 보수적으로 계산했고, 가속기 메모리 읽기를 DMA 로 바꾸면 더 줄 수 있다. 음량 정규화·필터 해상도·용량 확대 등 원파형 쪽 변형을 더 시도할 여지는 남아 있다.</w:t>
+        <w:t>한계. 에너지는 직접 계측하지 않은 추정값이며 전력 출처에 따라 결론의 강도가 다르다(CPU log-mel 62.5 ms 구성의 우위는 '적다' 와 '같다' 사이). 시드가 3개라 신뢰구간이 넓다. 정답 청취는 저자 1인이다. 비명과 환호의 경계는 음향만으로 가를 수 없어 비명 재현율은 그 모호성을 포함한다. 시험셋 배경의 절반이 하드 네거티브라 오경보율은 실배치보다 부풀려져 있다. NPU 전처리 (Gabor 필터뱅크) 의 CPU 구간은 가속기 전원이 켜진 채 돌므로 적재 전력으로 보수적으로 계산했고, 가속기 메모리 읽기를 DMA 로 바꾸면 더 줄 수 있다. 음량 정규화·필터 해상도·용량 확대 등 원파형 쪽 변형을 더 시도할 여지는 남아 있다. 향후 과제로, 읽기 비용의 대부분인 위치 합산을 NPU 에서 수행하려면 8비트 출력에 맞춘 재학습이 필요하다.</w:t>
       </w:r>
     </w:p>
     <w:p>

--- a/docs/paper/ksc2026/ksc2026_review.docx
+++ b/docs/paper/ksc2026/ksc2026_review.docx
@@ -1675,7 +1675,7 @@
           <w:i w:val="0"/>
           <w:sz w:val="18"/>
         </w:rPr>
-        <w:t>대역·프레임 수를 늘린 NPU 전처리 변형 3종은 시험 macro-F1 이 0.655~0.690 으로 올랐으나(표 1) 추정 에너지가 40 에서 74~139 μJ 로 더 빠르게 늘어 세 전력 출처 모두에서 CPU 전처리 곡선 아래에 머물렀다(그림 1). 주된 비용은 NPU 연산(36~41%)이 아니라 CPU 몫(50~55%)이었다. NPU 전처리 (Gabor 필터뱅크) 의 CPU 몫 0.84 ms 는 가속기 메모리 읽기(67%)와 정수 로그(33%)가 나눠 가졌다(보드 실측). 로그를 가속기가 지원하면 두 몫이 함께 사라진다는 점은 같으나, 비용을 데이터 이동만으로 설명할 수는 없다.</w:t>
+        <w:t>대역·프레임 수를 늘린 NPU 전처리 변형 3종은 시험 macro-F1 이 0.655~0.690 으로 올랐으나(표 1) 추정 에너지가 40 에서 74~139 μJ 로 더 빠르게 늘어 세 전력 출처 모두에서 CPU 전처리 곡선 아래에 머물렀다(그림 1). 주된 비용은 NPU 연산(36~41%)이 아니라 CPU 몫(50~55%)이었다. NPU 전처리 (Gabor 필터뱅크) 의 CPU 몫 0.84 ms 는 가속기 메모리 읽기(67%)와 정수 로그(33%)가 나눠 가졌다(보드 실측). 로그를 가속기가 지원하면 두 몫이 함께 줄어들 수 있다는 점은 같으나, 비용을 데이터 이동만으로 설명할 수는 없다.</w:t>
       </w:r>
     </w:p>
     <w:p>
@@ -1808,7 +1808,7 @@
           <w:i w:val="0"/>
           <w:sz w:val="18"/>
         </w:rPr>
-        <w:t>한계. 에너지는 직접 계측하지 않은 추정값이며 전력 출처에 따라 결론의 강도가 다르다(CPU log-mel 62.5 ms 구성의 우위는 '적다' 와 '같다' 사이). 시드가 3개라 신뢰구간이 넓다. 정답 청취는 저자 1인이다. 비명과 환호의 경계는 음향만으로 가를 수 없어 비명 재현율은 그 모호성을 포함한다. 시험셋 배경의 절반이 하드 네거티브라 오경보율은 실배치보다 부풀려져 있다. NPU 전처리 (Gabor 필터뱅크) 의 CPU 구간은 가속기 전원이 켜진 채 돌므로 적재 전력으로 보수적으로 계산했고, 가속기 메모리 읽기를 DMA 로 바꾸면 더 줄 수 있다. 음량 정규화·필터 해상도·용량 확대 등 원파형 쪽 변형을 더 시도할 여지는 남아 있다. 향후 과제로, 읽기 비용의 대부분인 위치 합산을 NPU 에서 수행하려면 8비트 출력에 맞춘 재학습이 필요하다.</w:t>
+        <w:t>한계. 에너지는 직접 계측하지 않은 추정값이며 전력 출처에 따라 결론의 강도가 다르다(CPU log-mel 62.5 ms 구성의 우위는 '적다' 와 '같다' 사이). 시드가 3개라 신뢰구간이 넓다. 정답 청취는 저자 1인이다. 비명과 환호의 경계는 음향만으로 가를 수 없어 비명 재현율은 그 모호성을 포함한다. 시험셋 배경의 절반이 하드 네거티브라 오경보율은 실배치보다 부풀려져 있다. NPU 전처리 (Gabor 필터뱅크) 의 CPU 구간은 가속기 전원이 켜진 채 돌므로 적재 전력으로 보수적으로 계산했고, 가속기 메모리 읽기를 DMA 로 바꾸면 더 줄 수 있다. 음량 정규화·필터 해상도·용량 확대 등 원파형 쪽 변형을 더 시도할 여지는 남아 있다. 향후 과제로, CPU 몫의 67%를 차지하는 읽기와 위치 합산을 NPU 에서 수행하려면 8비트 출력에 맞춘 재학습이 필요하다.</w:t>
       </w:r>
     </w:p>
     <w:p>

--- a/docs/paper/ksc2026/ksc2026_review.docx
+++ b/docs/paper/ksc2026/ksc2026_review.docx
@@ -114,7 +114,7 @@
           <w:i w:val="0"/>
           <w:sz w:val="16"/>
         </w:rPr>
-        <w:t>그림 1. 판단 1회 추정 에너지(가로, 로그축)와 정확도. (a) 시험 데이터 macro-F1, (b) 외부 데이터 F1. 색은 전처리 위치, 마커 위치는 데이터시트 전력 기준, 가로 막대는 공개 전력값 범위, 세로 막대는 시드 표준편차(n=3). NPU 근사 log(*) 는 보드 미실측으로 지연을 합성 사이클로 추정한 점. 주황 점선은 NPU 전처리 계열(Gabor 필터뱅크와 대역·프레임 수를 늘린 변형 3종, 모두 보드 실측)을 에너지 순으로 이은 것. 큰 고리와 회색 점선은 파레토 앞면(에너지가 같거나 작으면서 정확도가 같거나 높은 다른 점이 없는 구성).</w:t>
+        <w:t>그림 1. 판단 1회 추정 에너지(가로, 로그축)와 정확도. (a) 시험 데이터 macro-F1, (b) 외부 데이터 F1. 색은 전처리 위치, 마커 위치는 데이터시트 전력 기준, 가로 막대는 세 전력 출처의 범위, 세로 막대는 시드 표준편차(n=3). NPU 근사 log(*) 는 보드 미실측으로 지연을 합성 사이클로 추정한 점. 주황 점선은 NPU 전처리 계열(Gabor 필터뱅크와 대역·프레임 수를 늘린 변형 3종, 모두 보드 실측)을 에너지 순으로 이은 것. 큰 고리와 회색 점선은 파레토 앞면(에너지가 같거나 작으면서 정확도가 같거나 높은 다른 점이 없는 구성).</w:t>
       </w:r>
     </w:p>
     <w:p>
@@ -129,7 +129,7 @@
           <w:i w:val="0"/>
           <w:sz w:val="16"/>
         </w:rPr>
-        <w:t>표 1. 주 결과. 정확도는 시드 1~3 평균 ± 표준편차, 오경보 300회/h. 지연은 보드 1,000회 최악값, 에너지는 추정(실측 지연 × 공개 전력). 변형 3종은 펌웨어 안정화 대기(NPU 패스당 약 49 μs) 포함. 같은 대기를 넣으면 NPU 전처리 (Gabor 필터뱅크) 는 2.09 ms.</w:t>
+        <w:t>표 1. 주 결과. 정확도는 시드 1~3 평균 ± 표준편차, 오경보 300회/h. 지연은 보드 1,000회 최악값, 에너지는 추정(실측 지연 × 공개 전력; 세 출처 가운데 데이터시트와 Moosmann 두 값만 싣고 선행연구(Moss·Ulkar &amp; Okman) 값은 그림 1 의 가로 막대와 table2_main.csv 에 있다). 변형 3종은 펌웨어 안정화 대기(NPU 패스당 약 49 μs) 포함. 같은 대기를 넣으면 NPU 전처리 (Gabor 필터뱅크) 는 2.09 ms.</w:t>
       </w:r>
     </w:p>
     <w:tbl>
@@ -1597,7 +1597,7 @@
           <w:i w:val="0"/>
           <w:sz w:val="18"/>
         </w:rPr>
-        <w:t>지연과 에너지. 지연은 보드에서 SysTick 으로 1,000회 재어 최악값을 보고한다(전원 투입 직후, 코어 100 MHz, CNN 50 MHz). 에너지는 외부 계측 장비 없이 E = t전처리·Pcpu + (t적재 + t출력)·Pload + t추론·Pnpu 로 추정했으며, 전력값은 데이터시트 [1] 와 동일 칩 실측 선행연구 [3–5] 두 출처를 나란히 써 범위로 보고한다. 측정값이 아님을 모든 수치에 밝힌다.</w:t>
+        <w:t>지연과 에너지. 지연은 보드에서 SysTick(코어 클럭 사이클, 분해능 10 ns)으로 1,000회 재어 최악값을 보고한다(전원 투입 직후, 코어 100 MHz, CNN 50 MHz). 에너지는 외부 계측 장비 없이 E = t전처리·Pcpu + (t적재 + t출력)·Pload + t추론·Pnpu 로 추정했으며, 전력값은 데이터시트 [1] 와 동일 칩 실측 선행연구 두 벌(Moss·Ulkar &amp; Okman [3, 4], Moosmann [5])의 세 출처를 나란히 써 범위로 보고한다. 측정값이 아님을 모든 수치에 밝힌다.</w:t>
       </w:r>
     </w:p>
     <w:p>
@@ -1659,7 +1659,7 @@
           <w:i w:val="0"/>
           <w:sz w:val="18"/>
         </w:rPr>
-        <w:t xml:space="preserve">선형 부분만 옮기면 에너지는 줄지만 정확도는 그대로다. NPU 전처리 (Gabor 필터뱅크) 는 사전에 정한 목표(원본 파형 구성 초과 또는 CPU log-mel 62.5 ms 구성과 동등)는 넘지 못했다(원본 파형 구성 대비 -0.026 [-0.082, +0.030], CPU log-mel 62.5 ms 구성 대비 -0.111 [-0.162, -0.060]). 추정 에너지는 원본 파형 구성보다 세 전력 출처 모두에서 적지만(데이터시트 40 대 71 μJ, Moosmann 56 대 78 μJ; 판단 1회 1.98 ms 대 2.53 ms), CPU log-mel 62.5 ms 구성과는 비슷한 에너지(데이터시트 기준 40 대 43 μJ, 차이 3 μJ 는 측정 펌웨어 차이 수준)에서 시험 macro-F1 이 0.11 낮다. 두 네트워크를 동시 적재한 보드에서 가속기 출력·CPU 특징·최종 로짓이 전부 호스트와 비트 일치했고, CPU 몫 0.84 ms 의 대부분은 로그가 아니라 가속기 메모리에서 int32 출력 2,048 개를 읽어 오는 시간이었다. </w:t>
+        <w:t xml:space="preserve">선형 부분만 옮기면 에너지는 줄지만 정확도는 그대로다. NPU 전처리 (Gabor 필터뱅크) 는 사전에 정한 목표(원본 파형 구성 초과 또는 CPU log-mel 62.5 ms 구성과 동등)는 넘지 못했다(원본 파형 구성 대비 -0.026 [-0.082, +0.030], CPU log-mel 62.5 ms 구성 대비 -0.111 [-0.162, -0.060]). 추정 에너지는 원본 파형 구성보다 세 전력 출처 모두에서 적지만(데이터시트 40 대 71 μJ, Moosmann 56 대 78 μJ; 판단 1회 1.98 ms 대 2.53 ms), CPU log-mel 62.5 ms 구성과는 비슷한 에너지(데이터시트 기준 40 대 43 μJ, 차이 3 μJ 는 측정 펌웨어 차이 수준)에서 시험 macro-F1 이 0.11 낮다. 두 네트워크를 동시 적재한 보드에서 가속기 출력·CPU 특징·최종 로짓이 전부 호스트와 비트 일치했고, CPU 몫 0.84 ms 중 67%는 가속기 메모리에서 int32 출력 2,048개를 읽어 절댓값과 8위치 합산까지 하는 시간, 33%는 정수 로그였다(보드 실측). </w:t>
       </w:r>
     </w:p>
     <w:p>
@@ -1675,7 +1675,7 @@
           <w:i w:val="0"/>
           <w:sz w:val="18"/>
         </w:rPr>
-        <w:t>대역·프레임 수를 늘린 NPU 전처리 변형 3종은 시험 macro-F1 이 0.655~0.690 으로 올랐으나(표 1) 추정 에너지가 40 에서 74~139 μJ 로 더 빠르게 늘어 세 전력 출처 모두에서 CPU 전처리 곡선 아래에 머물렀다(그림 1). 주된 비용은 NPU 연산(36~41%)이 아니라 CPU 몫(50~55%)이었다. NPU 전처리 (Gabor 필터뱅크) 의 CPU 몫 0.84 ms 는 가속기 메모리 읽기(67%)와 정수 로그(33%)가 나눠 가졌다(보드 실측). 로그를 가속기가 지원하면 두 몫이 함께 줄어들 수 있다는 점은 같으나, 비용을 데이터 이동만으로 설명할 수는 없다.</w:t>
+        <w:t>대역·프레임 수를 늘린 NPU 전처리 변형 3종은 시험 macro-F1 이 0.655~0.690 으로 올랐으나(표 1) 추정 에너지가 40 에서 74~139 μJ 로 더 빠르게 늘어 세 전력 출처 모두에서 CPU 전처리 곡선 아래에 머물렀다(그림 1). 주된 비용은 NPU 연산(36~41%)이 아니라 CPU 몫(50~55%)이었다. 로그를 가속기가 지원하면 두 몫이 함께 줄어들 수 있다는 점은 같으나, 비용을 데이터 이동만으로 설명할 수는 없다.</w:t>
       </w:r>
     </w:p>
     <w:p>

--- a/docs/paper/ksc2026/ksc2026_review.docx
+++ b/docs/paper/ksc2026/ksc2026_review.docx
@@ -59,7 +59,7 @@
           <w:i w:val="0"/>
           <w:sz w:val="18"/>
         </w:rPr>
-        <w:t>NPU 를 탑재한 MCU(MAX78000) 에서 배터리 상시 구동 음향 이벤트 감지기를 구현하고, 로그 멜 전처리를 어디에 둘지가 정확도와 판단당 에너지에 미치는 영향을 10개 구성으로 같은 데이터·같은 보드에서 실측했다. 벤더 참조 설계처럼 원파형을 NPU 에 직접 넣어 전처리를 없앤 구성은 CPU 로그 멜 구성보다 시험셋 macro-F1 이 0.166 낮았고, 로그 압축을 NPU 연산으로 근사한 변형은 이 격차를 되찾지 못했으며, 선형 부분(필터뱅크와 에너지 적분)만 NPU 로 옮긴 구성은 원파형보다 에너지가 적지만 정확도는 원파형과 같았다. 반면 프레임 간격을 넓힌 거친 로그 멜을 CPU 에 남기고 작은 2D CNN 을 NPU 에 올린 구성은 원파형 구성보다 macro-F1 이 +0.085 높으면서(Welch 95% CI 가 0 을 포함하지 않음) 추정 에너지는 같거나 적었다. NPU 추론은 같은 가중치의 CMSIS-NN 추론보다 판단 1회 기준 89배 빨랐다. 전처리 위치는 가속기 친화성의 문제가 아니라 정확도–에너지 설계 변수이며, 파레토 앞면은 양 끝이 아니라 전처리를 나눈 중간 구성들로 이루어짐을 보인다.</w:t>
+        <w:t>NPU 를 탑재한 MCU(MAX78000) 에서 배터리 상시 구동 음향 이벤트 감지기를 구현하고, log-mel 전처리를 어디에 둘지가 정확도와 판단당 에너지에 미치는 영향을 10개 구성으로 같은 데이터·같은 보드에서 실측했다. 벤더 참조 설계처럼 원본 파형을 NPU 에 직접 넣어 전처리를 없앤 구성은 CPU log-mel 구성보다 시험 데이터 macro-F1 이 0.166 낮았고, 로그 압축을 NPU 연산으로 근사한 변형은 이 격차를 되찾지 못했으며, 선형 부분(필터뱅크와 에너지 적분)만 NPU 로 옮긴 구성은 원본 파형 구성보다 에너지가 적지만 정확도는 원본 파형 구성과 같았다. 반면 프레임 간격을 넓힌 거친 log-mel을 CPU 에 남기고 작은 2D CNN 을 NPU 에 올린 구성은 원본 파형 구성보다 macro-F1 이 +0.085 높으면서(Welch 95% CI 가 0 을 포함하지 않음) 추정 에너지는 같거나 적었다. NPU 추론은 같은 가중치의 CMSIS-NN 추론보다 판단 1회 기준 89배 빨랐다. 전처리 위치는 가속기 친화성의 문제가 아니라 정확도–에너지 설계 변수이며, 파레토 앞면은 양 끝이 아니라 전처리를 나눈 중간 구성들로 이루어짐을 보인다.</w:t>
       </w:r>
     </w:p>
     <w:p>
@@ -114,7 +114,7 @@
           <w:i w:val="0"/>
           <w:sz w:val="16"/>
         </w:rPr>
-        <w:t>그림 1. 판단 1회 추정 에너지(가로, 로그축)와 정확도. (a) 시험 데이터 macro-F1, (b) 외부 데이터 F1. 색은 전처리 위치, 마커 위치는 데이터시트 전력 기준, 가로 막대는 세 전력 출처의 범위, 세로 막대는 시드 표준편차(n=3). NPU 근사 log(*) 는 보드 미실측으로 지연을 합성 사이클로 추정한 점. 주황 점선은 NPU 전처리 계열(Gabor 필터뱅크와 대역·프레임 수를 늘린 변형 3종, 모두 보드 실측)을 에너지 순으로 이은 것. 큰 고리와 회색 점선은 파레토 앞면(에너지가 같거나 작으면서 정확도가 같거나 높은 다른 점이 없는 구성).</w:t>
+        <w:t>그림 1. 판단 1회 추정 에너지(가로, 로그축)와 정확도. (a) 시험 데이터 macro-F1, (b) 외부 데이터 F1. 색은 전처리 위치, 마커 위치는 데이터시트 전력 기준, 가로 막대는 세 전력 출처의 범위, 세로 막대는 시드 표준편차(n=3). NPU 근사 log(*) 는 보드 미실측으로 지연을 합성 사이클로 추정한 점. 주황 점선은 NPU 전처리 계열(NPU 전처리 (Gabor 필터뱅크)와 대역·프레임 수를 늘린 변형 3종, 모두 보드 실측)을 에너지 순으로 이은 것. 큰 고리와 회색 점선은 파레토 앞면(에너지가 같거나 작으면서 정확도가 같거나 높은 다른 점이 없는 구성).</w:t>
       </w:r>
     </w:p>
     <w:p>
@@ -129,7 +129,7 @@
           <w:i w:val="0"/>
           <w:sz w:val="16"/>
         </w:rPr>
-        <w:t>표 1. 주 결과. 정확도는 시드 1~3 평균 ± 표준편차, 오경보 300회/h. 지연은 보드 1,000회 최악값, 에너지는 추정(실측 지연 × 공개 전력; 세 출처 가운데 데이터시트와 Moosmann 두 값만 싣고 선행연구(Moss·Ulkar &amp; Okman) 값은 그림 1 의 가로 막대와 table2_main.csv 에 있다). 변형 3종은 펌웨어 안정화 대기(NPU 패스당 약 49 μs) 포함. 같은 대기를 넣으면 NPU 전처리 (Gabor 필터뱅크) 는 2.09 ms.</w:t>
+        <w:t>표 1. 주 결과. 정확도는 시드 1~3 평균 ± 표준편차, 오경보 300회/h. 지연은 보드 1,000회 최악값, 에너지는 추정(실측 지연 × 공개 전력). 변형 3종은 펌웨어 안정화 대기(NPU 패스당 약 49 μs) 포함. 같은 대기를 넣으면 NPU 전처리 (Gabor 필터뱅크) 는 2.09 ms.</w:t>
       </w:r>
     </w:p>
     <w:tbl>
@@ -137,19 +137,20 @@
         <w:tblStyle w:val="TableGrid"/>
         <w:tblW w:type="auto" w:w="0"/>
         <w:jc w:val="center"/>
+        <w:tblLayout w:type="fixed"/>
         <w:tblLook w:firstColumn="1" w:firstRow="1" w:lastColumn="0" w:lastRow="0" w:noHBand="0" w:noVBand="1" w:val="04A0"/>
       </w:tblPr>
       <w:tblGrid>
+        <w:gridCol w:w="3855"/>
+        <w:gridCol w:w="1247"/>
         <w:gridCol w:w="2154"/>
-        <w:gridCol w:w="2154"/>
-        <w:gridCol w:w="2154"/>
-        <w:gridCol w:w="2154"/>
-        <w:gridCol w:w="2154"/>
+        <w:gridCol w:w="1757"/>
+        <w:gridCol w:w="1757"/>
       </w:tblGrid>
       <w:tr>
         <w:tc>
           <w:tcPr>
-            <w:tcW w:type="dxa" w:w="3402"/>
+            <w:tcW w:type="dxa" w:w="3855"/>
           </w:tcPr>
           <w:p>
             <w:pPr>
@@ -170,7 +171,7 @@
         </w:tc>
         <w:tc>
           <w:tcPr>
-            <w:tcW w:type="dxa" w:w="1361"/>
+            <w:tcW w:type="dxa" w:w="1247"/>
           </w:tcPr>
           <w:p>
             <w:pPr>
@@ -191,7 +192,7 @@
         </w:tc>
         <w:tc>
           <w:tcPr>
-            <w:tcW w:type="dxa" w:w="2268"/>
+            <w:tcW w:type="dxa" w:w="2154"/>
           </w:tcPr>
           <w:p>
             <w:pPr>
@@ -206,13 +207,13 @@
                 <w:i w:val="0"/>
                 <w:sz w:val="15"/>
               </w:rPr>
-              <w:t>에너지 μJ, 추정 (데이터시트 / Moosmann)</w:t>
+              <w:t>에너지 μJ, 추정 (데이터시트 / 선행연구 / Moosmann)</w:t>
             </w:r>
           </w:p>
         </w:tc>
         <w:tc>
           <w:tcPr>
-            <w:tcW w:type="dxa" w:w="1871"/>
+            <w:tcW w:type="dxa" w:w="1757"/>
           </w:tcPr>
           <w:p>
             <w:pPr>
@@ -233,7 +234,7 @@
         </w:tc>
         <w:tc>
           <w:tcPr>
-            <w:tcW w:type="dxa" w:w="1871"/>
+            <w:tcW w:type="dxa" w:w="1757"/>
           </w:tcPr>
           <w:p>
             <w:pPr>
@@ -256,7 +257,7 @@
       <w:tr>
         <w:tc>
           <w:tcPr>
-            <w:tcW w:type="dxa" w:w="3402"/>
+            <w:tcW w:type="dxa" w:w="3855"/>
           </w:tcPr>
           <w:p>
             <w:pPr>
@@ -277,7 +278,7 @@
         </w:tc>
         <w:tc>
           <w:tcPr>
-            <w:tcW w:type="dxa" w:w="1361"/>
+            <w:tcW w:type="dxa" w:w="1247"/>
           </w:tcPr>
           <w:p>
             <w:pPr>
@@ -298,7 +299,7 @@
         </w:tc>
         <w:tc>
           <w:tcPr>
-            <w:tcW w:type="dxa" w:w="2268"/>
+            <w:tcW w:type="dxa" w:w="2154"/>
           </w:tcPr>
           <w:p>
             <w:pPr>
@@ -313,13 +314,13 @@
                 <w:i w:val="0"/>
                 <w:sz w:val="15"/>
               </w:rPr>
-              <w:t>71 / 78</w:t>
+              <w:t>71 / 130 / 78</w:t>
             </w:r>
           </w:p>
         </w:tc>
         <w:tc>
           <w:tcPr>
-            <w:tcW w:type="dxa" w:w="1871"/>
+            <w:tcW w:type="dxa" w:w="1757"/>
           </w:tcPr>
           <w:p>
             <w:pPr>
@@ -340,7 +341,7 @@
         </w:tc>
         <w:tc>
           <w:tcPr>
-            <w:tcW w:type="dxa" w:w="1871"/>
+            <w:tcW w:type="dxa" w:w="1757"/>
           </w:tcPr>
           <w:p>
             <w:pPr>
@@ -363,7 +364,7 @@
       <w:tr>
         <w:tc>
           <w:tcPr>
-            <w:tcW w:type="dxa" w:w="3402"/>
+            <w:tcW w:type="dxa" w:w="3855"/>
           </w:tcPr>
           <w:p>
             <w:pPr>
@@ -384,7 +385,7 @@
         </w:tc>
         <w:tc>
           <w:tcPr>
-            <w:tcW w:type="dxa" w:w="1361"/>
+            <w:tcW w:type="dxa" w:w="1247"/>
           </w:tcPr>
           <w:p>
             <w:pPr>
@@ -405,7 +406,7 @@
         </w:tc>
         <w:tc>
           <w:tcPr>
-            <w:tcW w:type="dxa" w:w="2268"/>
+            <w:tcW w:type="dxa" w:w="2154"/>
           </w:tcPr>
           <w:p>
             <w:pPr>
@@ -420,13 +421,13 @@
                 <w:i w:val="0"/>
                 <w:sz w:val="15"/>
               </w:rPr>
-              <w:t>40 / 56</w:t>
+              <w:t>40 / 78 / 56</w:t>
             </w:r>
           </w:p>
         </w:tc>
         <w:tc>
           <w:tcPr>
-            <w:tcW w:type="dxa" w:w="1871"/>
+            <w:tcW w:type="dxa" w:w="1757"/>
           </w:tcPr>
           <w:p>
             <w:pPr>
@@ -447,7 +448,7 @@
         </w:tc>
         <w:tc>
           <w:tcPr>
-            <w:tcW w:type="dxa" w:w="1871"/>
+            <w:tcW w:type="dxa" w:w="1757"/>
           </w:tcPr>
           <w:p>
             <w:pPr>
@@ -470,7 +471,7 @@
       <w:tr>
         <w:tc>
           <w:tcPr>
-            <w:tcW w:type="dxa" w:w="3402"/>
+            <w:tcW w:type="dxa" w:w="3855"/>
           </w:tcPr>
           <w:p>
             <w:pPr>
@@ -491,7 +492,7 @@
         </w:tc>
         <w:tc>
           <w:tcPr>
-            <w:tcW w:type="dxa" w:w="1361"/>
+            <w:tcW w:type="dxa" w:w="1247"/>
           </w:tcPr>
           <w:p>
             <w:pPr>
@@ -512,7 +513,7 @@
         </w:tc>
         <w:tc>
           <w:tcPr>
-            <w:tcW w:type="dxa" w:w="2268"/>
+            <w:tcW w:type="dxa" w:w="2154"/>
           </w:tcPr>
           <w:p>
             <w:pPr>
@@ -527,13 +528,13 @@
                 <w:i w:val="0"/>
                 <w:sz w:val="15"/>
               </w:rPr>
-              <w:t>80 / 105</w:t>
+              <w:t>80 / 152 / 105</w:t>
             </w:r>
           </w:p>
         </w:tc>
         <w:tc>
           <w:tcPr>
-            <w:tcW w:type="dxa" w:w="1871"/>
+            <w:tcW w:type="dxa" w:w="1757"/>
           </w:tcPr>
           <w:p>
             <w:pPr>
@@ -554,7 +555,7 @@
         </w:tc>
         <w:tc>
           <w:tcPr>
-            <w:tcW w:type="dxa" w:w="1871"/>
+            <w:tcW w:type="dxa" w:w="1757"/>
           </w:tcPr>
           <w:p>
             <w:pPr>
@@ -577,7 +578,7 @@
       <w:tr>
         <w:tc>
           <w:tcPr>
-            <w:tcW w:type="dxa" w:w="3402"/>
+            <w:tcW w:type="dxa" w:w="3855"/>
           </w:tcPr>
           <w:p>
             <w:pPr>
@@ -598,7 +599,7 @@
         </w:tc>
         <w:tc>
           <w:tcPr>
-            <w:tcW w:type="dxa" w:w="1361"/>
+            <w:tcW w:type="dxa" w:w="1247"/>
           </w:tcPr>
           <w:p>
             <w:pPr>
@@ -619,7 +620,7 @@
         </w:tc>
         <w:tc>
           <w:tcPr>
-            <w:tcW w:type="dxa" w:w="2268"/>
+            <w:tcW w:type="dxa" w:w="2154"/>
           </w:tcPr>
           <w:p>
             <w:pPr>
@@ -634,13 +635,13 @@
                 <w:i w:val="0"/>
                 <w:sz w:val="15"/>
               </w:rPr>
-              <w:t>74 / 100</w:t>
+              <w:t>74 / 142 / 100</w:t>
             </w:r>
           </w:p>
         </w:tc>
         <w:tc>
           <w:tcPr>
-            <w:tcW w:type="dxa" w:w="1871"/>
+            <w:tcW w:type="dxa" w:w="1757"/>
           </w:tcPr>
           <w:p>
             <w:pPr>
@@ -661,7 +662,7 @@
         </w:tc>
         <w:tc>
           <w:tcPr>
-            <w:tcW w:type="dxa" w:w="1871"/>
+            <w:tcW w:type="dxa" w:w="1757"/>
           </w:tcPr>
           <w:p>
             <w:pPr>
@@ -684,7 +685,7 @@
       <w:tr>
         <w:tc>
           <w:tcPr>
-            <w:tcW w:type="dxa" w:w="3402"/>
+            <w:tcW w:type="dxa" w:w="3855"/>
           </w:tcPr>
           <w:p>
             <w:pPr>
@@ -705,7 +706,7 @@
         </w:tc>
         <w:tc>
           <w:tcPr>
-            <w:tcW w:type="dxa" w:w="1361"/>
+            <w:tcW w:type="dxa" w:w="1247"/>
           </w:tcPr>
           <w:p>
             <w:pPr>
@@ -726,7 +727,7 @@
         </w:tc>
         <w:tc>
           <w:tcPr>
-            <w:tcW w:type="dxa" w:w="2268"/>
+            <w:tcW w:type="dxa" w:w="2154"/>
           </w:tcPr>
           <w:p>
             <w:pPr>
@@ -741,13 +742,13 @@
                 <w:i w:val="0"/>
                 <w:sz w:val="15"/>
               </w:rPr>
-              <w:t>139 / 185</w:t>
+              <w:t>139 / 265 / 185</w:t>
             </w:r>
           </w:p>
         </w:tc>
         <w:tc>
           <w:tcPr>
-            <w:tcW w:type="dxa" w:w="1871"/>
+            <w:tcW w:type="dxa" w:w="1757"/>
           </w:tcPr>
           <w:p>
             <w:pPr>
@@ -768,7 +769,7 @@
         </w:tc>
         <w:tc>
           <w:tcPr>
-            <w:tcW w:type="dxa" w:w="1871"/>
+            <w:tcW w:type="dxa" w:w="1757"/>
           </w:tcPr>
           <w:p>
             <w:pPr>
@@ -791,7 +792,7 @@
       <w:tr>
         <w:tc>
           <w:tcPr>
-            <w:tcW w:type="dxa" w:w="3402"/>
+            <w:tcW w:type="dxa" w:w="3855"/>
           </w:tcPr>
           <w:p>
             <w:pPr>
@@ -812,7 +813,7 @@
         </w:tc>
         <w:tc>
           <w:tcPr>
-            <w:tcW w:type="dxa" w:w="1361"/>
+            <w:tcW w:type="dxa" w:w="1247"/>
           </w:tcPr>
           <w:p>
             <w:pPr>
@@ -833,7 +834,7 @@
         </w:tc>
         <w:tc>
           <w:tcPr>
-            <w:tcW w:type="dxa" w:w="2268"/>
+            <w:tcW w:type="dxa" w:w="2154"/>
           </w:tcPr>
           <w:p>
             <w:pPr>
@@ -848,13 +849,13 @@
                 <w:i w:val="0"/>
                 <w:sz w:val="15"/>
               </w:rPr>
-              <w:t>236 / 223</w:t>
+              <w:t>236 / 421 / 223</w:t>
             </w:r>
           </w:p>
         </w:tc>
         <w:tc>
           <w:tcPr>
-            <w:tcW w:type="dxa" w:w="1871"/>
+            <w:tcW w:type="dxa" w:w="1757"/>
           </w:tcPr>
           <w:p>
             <w:pPr>
@@ -875,7 +876,7 @@
         </w:tc>
         <w:tc>
           <w:tcPr>
-            <w:tcW w:type="dxa" w:w="1871"/>
+            <w:tcW w:type="dxa" w:w="1757"/>
           </w:tcPr>
           <w:p>
             <w:pPr>
@@ -898,7 +899,7 @@
       <w:tr>
         <w:tc>
           <w:tcPr>
-            <w:tcW w:type="dxa" w:w="3402"/>
+            <w:tcW w:type="dxa" w:w="3855"/>
           </w:tcPr>
           <w:p>
             <w:pPr>
@@ -919,7 +920,7 @@
         </w:tc>
         <w:tc>
           <w:tcPr>
-            <w:tcW w:type="dxa" w:w="1361"/>
+            <w:tcW w:type="dxa" w:w="1247"/>
           </w:tcPr>
           <w:p>
             <w:pPr>
@@ -940,7 +941,7 @@
         </w:tc>
         <w:tc>
           <w:tcPr>
-            <w:tcW w:type="dxa" w:w="2268"/>
+            <w:tcW w:type="dxa" w:w="2154"/>
           </w:tcPr>
           <w:p>
             <w:pPr>
@@ -955,13 +956,13 @@
                 <w:i w:val="0"/>
                 <w:sz w:val="15"/>
               </w:rPr>
-              <w:t>43 / 78</w:t>
+              <w:t>43 / 98 / 78</w:t>
             </w:r>
           </w:p>
         </w:tc>
         <w:tc>
           <w:tcPr>
-            <w:tcW w:type="dxa" w:w="1871"/>
+            <w:tcW w:type="dxa" w:w="1757"/>
           </w:tcPr>
           <w:p>
             <w:pPr>
@@ -982,7 +983,7 @@
         </w:tc>
         <w:tc>
           <w:tcPr>
-            <w:tcW w:type="dxa" w:w="1871"/>
+            <w:tcW w:type="dxa" w:w="1757"/>
           </w:tcPr>
           <w:p>
             <w:pPr>
@@ -1005,7 +1006,7 @@
       <w:tr>
         <w:tc>
           <w:tcPr>
-            <w:tcW w:type="dxa" w:w="3402"/>
+            <w:tcW w:type="dxa" w:w="3855"/>
           </w:tcPr>
           <w:p>
             <w:pPr>
@@ -1026,7 +1027,7 @@
         </w:tc>
         <w:tc>
           <w:tcPr>
-            <w:tcW w:type="dxa" w:w="1361"/>
+            <w:tcW w:type="dxa" w:w="1247"/>
           </w:tcPr>
           <w:p>
             <w:pPr>
@@ -1047,7 +1048,7 @@
         </w:tc>
         <w:tc>
           <w:tcPr>
-            <w:tcW w:type="dxa" w:w="2268"/>
+            <w:tcW w:type="dxa" w:w="2154"/>
           </w:tcPr>
           <w:p>
             <w:pPr>
@@ -1062,13 +1063,13 @@
                 <w:i w:val="0"/>
                 <w:sz w:val="15"/>
               </w:rPr>
-              <w:t>54 / 98</w:t>
+              <w:t>54 / 121 / 98</w:t>
             </w:r>
           </w:p>
         </w:tc>
         <w:tc>
           <w:tcPr>
-            <w:tcW w:type="dxa" w:w="1871"/>
+            <w:tcW w:type="dxa" w:w="1757"/>
           </w:tcPr>
           <w:p>
             <w:pPr>
@@ -1089,7 +1090,7 @@
         </w:tc>
         <w:tc>
           <w:tcPr>
-            <w:tcW w:type="dxa" w:w="1871"/>
+            <w:tcW w:type="dxa" w:w="1757"/>
           </w:tcPr>
           <w:p>
             <w:pPr>
@@ -1112,7 +1113,7 @@
       <w:tr>
         <w:tc>
           <w:tcPr>
-            <w:tcW w:type="dxa" w:w="3402"/>
+            <w:tcW w:type="dxa" w:w="3855"/>
           </w:tcPr>
           <w:p>
             <w:pPr>
@@ -1133,7 +1134,7 @@
         </w:tc>
         <w:tc>
           <w:tcPr>
-            <w:tcW w:type="dxa" w:w="1361"/>
+            <w:tcW w:type="dxa" w:w="1247"/>
           </w:tcPr>
           <w:p>
             <w:pPr>
@@ -1154,7 +1155,7 @@
         </w:tc>
         <w:tc>
           <w:tcPr>
-            <w:tcW w:type="dxa" w:w="2268"/>
+            <w:tcW w:type="dxa" w:w="2154"/>
           </w:tcPr>
           <w:p>
             <w:pPr>
@@ -1169,13 +1170,13 @@
                 <w:i w:val="0"/>
                 <w:sz w:val="15"/>
               </w:rPr>
-              <w:t>167 / 261</w:t>
+              <w:t>167 / 353 / 261</w:t>
             </w:r>
           </w:p>
         </w:tc>
         <w:tc>
           <w:tcPr>
-            <w:tcW w:type="dxa" w:w="1871"/>
+            <w:tcW w:type="dxa" w:w="1757"/>
           </w:tcPr>
           <w:p>
             <w:pPr>
@@ -1196,7 +1197,7 @@
         </w:tc>
         <w:tc>
           <w:tcPr>
-            <w:tcW w:type="dxa" w:w="1871"/>
+            <w:tcW w:type="dxa" w:w="1757"/>
           </w:tcPr>
           <w:p>
             <w:pPr>
@@ -1219,7 +1220,7 @@
       <w:tr>
         <w:tc>
           <w:tcPr>
-            <w:tcW w:type="dxa" w:w="3402"/>
+            <w:tcW w:type="dxa" w:w="3855"/>
           </w:tcPr>
           <w:p>
             <w:pPr>
@@ -1240,7 +1241,7 @@
         </w:tc>
         <w:tc>
           <w:tcPr>
-            <w:tcW w:type="dxa" w:w="1361"/>
+            <w:tcW w:type="dxa" w:w="1247"/>
           </w:tcPr>
           <w:p>
             <w:pPr>
@@ -1261,7 +1262,7 @@
         </w:tc>
         <w:tc>
           <w:tcPr>
-            <w:tcW w:type="dxa" w:w="2268"/>
+            <w:tcW w:type="dxa" w:w="2154"/>
           </w:tcPr>
           <w:p>
             <w:pPr>
@@ -1276,13 +1277,13 @@
                 <w:i w:val="0"/>
                 <w:sz w:val="15"/>
               </w:rPr>
-              <w:t>267 / 418</w:t>
+              <w:t>267 / 565 / 418</w:t>
             </w:r>
           </w:p>
         </w:tc>
         <w:tc>
           <w:tcPr>
-            <w:tcW w:type="dxa" w:w="1871"/>
+            <w:tcW w:type="dxa" w:w="1757"/>
           </w:tcPr>
           <w:p>
             <w:pPr>
@@ -1303,7 +1304,7 @@
         </w:tc>
         <w:tc>
           <w:tcPr>
-            <w:tcW w:type="dxa" w:w="1871"/>
+            <w:tcW w:type="dxa" w:w="1757"/>
           </w:tcPr>
           <w:p>
             <w:pPr>
@@ -1326,7 +1327,7 @@
       <w:tr>
         <w:tc>
           <w:tcPr>
-            <w:tcW w:type="dxa" w:w="3402"/>
+            <w:tcW w:type="dxa" w:w="3855"/>
           </w:tcPr>
           <w:p>
             <w:pPr>
@@ -1341,13 +1342,13 @@
                 <w:i w:val="0"/>
                 <w:sz w:val="15"/>
               </w:rPr>
-              <w:t>CPU 추론 (Cortex-M4F) (원파형 가중치)</w:t>
+              <w:t>CPU 추론 (Cortex-M4F) (원본 파형 가중치)</w:t>
             </w:r>
           </w:p>
         </w:tc>
         <w:tc>
           <w:tcPr>
-            <w:tcW w:type="dxa" w:w="1361"/>
+            <w:tcW w:type="dxa" w:w="1247"/>
           </w:tcPr>
           <w:p>
             <w:pPr>
@@ -1368,7 +1369,7 @@
         </w:tc>
         <w:tc>
           <w:tcPr>
-            <w:tcW w:type="dxa" w:w="2268"/>
+            <w:tcW w:type="dxa" w:w="2154"/>
           </w:tcPr>
           <w:p>
             <w:pPr>
@@ -1383,13 +1384,13 @@
                 <w:i w:val="0"/>
                 <w:sz w:val="15"/>
               </w:rPr>
-              <w:t>2008 / 5599</w:t>
+              <w:t>2008 / 5599 / 5599</w:t>
             </w:r>
           </w:p>
         </w:tc>
         <w:tc>
           <w:tcPr>
-            <w:tcW w:type="dxa" w:w="1871"/>
+            <w:tcW w:type="dxa" w:w="1757"/>
           </w:tcPr>
           <w:p>
             <w:pPr>
@@ -1410,7 +1411,7 @@
         </w:tc>
         <w:tc>
           <w:tcPr>
-            <w:tcW w:type="dxa" w:w="1871"/>
+            <w:tcW w:type="dxa" w:w="1757"/>
           </w:tcPr>
           <w:p>
             <w:pPr>
@@ -1473,7 +1474,7 @@
           <w:i w:val="0"/>
           <w:sz w:val="18"/>
         </w:rPr>
-        <w:t>소형 MCU 에 신경망 가속기(NPU)를 얹은 칩이 늘고 있다. MAX78000 은 Cortex-M4F 와 CNN 가속기를 한 칩에 두어 상시 동작 음향 감지에 적합하지만, 가속기는 합성곱·풀링·요소별 연산만 지원하고 FFT·로그 같은 전처리 연산은 지원하지 않는다 [1, 2]. 따라서 로그 멜 전처리는 CPU 가 맡거나, 아예 없애고 원파형을 가속기에 직접 넣어야 한다. 벤더의 음성 키워드 참조 설계는 후자를 택하며 음성에서는 정확도 손실이 거의 없다고 알려져 있다 [4].</w:t>
+        <w:t>소형 MCU 에 신경망 가속기(NPU)를 얹은 칩이 늘고 있다. MAX78000 은 Cortex-M4F 와 CNN 가속기를 한 칩에 두어 상시 동작 음향 감지에 적합하지만, 가속기는 합성곱·풀링·요소별 연산만 지원하고 FFT·로그 같은 전처리 연산은 지원하지 않는다 [1, 2]. 따라서 log-mel 전처리는 CPU 가 맡거나, 아예 없애고 원본 파형을 가속기에 직접 넣어야 한다. 벤더의 음성 키워드 참조 설계는 후자를 택하며 음성에서는 정확도 손실이 거의 없다고 알려져 있다 [4].</w:t>
       </w:r>
     </w:p>
     <w:p>
@@ -1489,7 +1490,7 @@
           <w:i w:val="0"/>
           <w:sz w:val="18"/>
         </w:rPr>
-        <w:t>본 연구는 이 선택이 환경음(사이렌·유리 파손·비명·개 짖음) 감지에서도 성립하는지를 같은 데이터·같은 학습 설정·같은 보드에서 실측으로 답한다. 기여는 셋이다. (1) 전처리 위치를 양 끝(전부 CPU, 전부 NPU)과 그 사이의 10개 구성으로 나누어 정확도와 판단 1회 지연을 보드에서 재고 에너지를 추정한 정확도–에너지 곡선. (2) 필터뱅크·로그 압축·분할 등 전처리를 NPU 연산으로 옮긴 변형이 원파형 구성을 유의하게 넘지 못한다는 부정 결과와, 선형 부분만 옮긴 구성이 정확도 이득 없이 에너지만 줄여 곡선의 저에너지 끝이 된다는 실측. (3) 거친 로그 멜(프레임 간격 62.5 ms, 멜 32)을 CPU 에 남기는 구성이 원파형 구성을 정확도와 에너지 양쪽에서 이긴다는 관찰과, 전처리가 NPU 가 처리할 데이터량을 줄이는 단계라는 해석.</w:t>
+        <w:t>본 연구는 이 선택이 환경음(사이렌·유리 파손·비명·개 짖음) 감지에서도 성립하는지를 같은 데이터·같은 학습 설정·같은 보드에서 실측으로 답한다. 기여는 셋이다. (1) 전처리 위치를 양 끝(전부 CPU, 전부 NPU)과 그 사이의 10개 구성으로 나누어 정확도와 판단 1회 지연을 보드에서 재고 에너지를 추정한 정확도–에너지 곡선. (2) 필터뱅크·로그 압축·분할 등 전처리를 NPU 연산으로 옮긴 변형이 원본 파형 구성을 유의하게 넘지 못한다는 부정 결과와, 선형 부분만 옮긴 구성은 원본 파형 구성보다 에너지가 적지만 정확도 이득이 없어, CPU 전처리의 저에너지 구성과 비슷한 에너지에서 앞면 끝에 머문다는 실측. (3) 거친 log-mel(프레임 간격 62.5 ms, 멜 32)을 CPU 에 남기는 구성이 원본 파형 구성보다 정확도가 유의하게 높으면서 추정 에너지는 같거나 적다는 관찰과, 전처리가 NPU 가 처리할 데이터량을 줄이는 단계라는 해석.</w:t>
       </w:r>
     </w:p>
     <w:p>
@@ -1519,7 +1520,7 @@
           <w:i w:val="0"/>
           <w:sz w:val="18"/>
         </w:rPr>
-        <w:t>MAX78000 의 자원·전력 특성은 Moss 등 [3] 이, 키워드 인식의 초저전력 구현은 Ulkar 와 Okman [4] 이, 물체 검출은 Moosmann 등 [5] 이 보고했다. 이들은 전처리를 고정한 채 모델을 다룬다. 원파형에서 직접 배우는 프론트엔드로는 SincNet [6] 과 LEAF [7] 가 있으나 로그·PCEN 같은 비선형 압축을 포함하므로 MAX78000 가속기에 그대로 올릴 수 없다. CPU 추론 대조군은 CMSIS-NN [8] 으로 구현했다. 데이터는 FSD50K [9]·UrbanSound8K [10]·ESC-50 [11] 과 AudioSet [12] 을 썼고, 대형 모델 기준선과 증류 교사로 PANNs [13] 를 썼다.</w:t>
+        <w:t>MAX78000 의 자원·전력 특성은 Moss 등 [3] 이, 키워드 인식의 초저전력 구현은 Ulkar 와 Okman [4] 이, 물체 검출은 Moosmann 등 [5] 이 보고했다. 이들은 전처리를 고정한 채 모델을 다룬다. 원본 파형에서 직접 배우는 프론트엔드로는 SincNet [6] 과 LEAF [7] 가 있으나 로그·PCEN 같은 비선형 압축을 포함하므로 MAX78000 가속기에 그대로 올릴 수 없다. CPU 추론 대조군은 CMSIS-NN [8] 으로 구현했다. 데이터는 FSD50K [9]·UrbanSound8K [10]·ESC-50 [11] 과 AudioSet [12] 을 썼고, 대형 모델 기준선과 증류 교사로 PANNs [13] 를 썼다.</w:t>
       </w:r>
     </w:p>
     <w:p>
@@ -1549,7 +1550,7 @@
           <w:i w:val="0"/>
           <w:sz w:val="18"/>
         </w:rPr>
-        <w:t>시스템. MAX78000FTHR 단독으로 온보드 마이크 16 kHz 입력을 1.024 s 창(16,384 샘플, int8)으로 받아 250 ms 마다 5클래스(사이렌·유리 파손·비명·개 짖음·배경)를 판단한다. 모델은 가중치 8 bit QAT, 가속기 가중치 메모리 442 KB 안에 들어간다.</w:t>
+        <w:t>시스템. MAX78000FTHR 단독으로 온보드 마이크 16 kHz 입력을 1.024 s 창(16,384 샘플, int8)으로 받아 250 ms 마다(가속기 전처리 구성은 프레임 격자에 맞춰 256 ms 마다) 5클래스(사이렌·유리 파손·비명·개 짖음·배경)를 판단한다. 모델은 가중치 8 bit QAT, 가속기 가중치 메모리 442 KB 안에 들어간다.</w:t>
       </w:r>
     </w:p>
     <w:p>
@@ -1565,7 +1566,7 @@
           <w:i w:val="0"/>
           <w:sz w:val="18"/>
         </w:rPr>
-        <w:t>데이터와 정답. 세 공개 데이터셋은 모두 Freesound 파생이라 원본 ID 단위로 전역 분할해 누수를 막았고, AudioSet 의 실환경 녹음 구간을 학습에 더했다. 시험셋의 유리·비명 창은 저자가 전수 청취해 양성을 확정했다(채점 창 4,965). 외부 평가는 AudioSet 의 별도 영상에서 뽑은 673창(양성 271, 음성 402) 으로, 학습에 쓰지 않았다. 오경보율은 시험셋 배경에서 300회/h 가 되는 문턱값을 잡아 외부에도 같은 값을 썼고, 지표는 macro-F1 이다.</w:t>
+        <w:t>데이터와 정답. 세 공개 데이터셋은 모두 Freesound 파생이라 원본 ID 단위로 전역 분할해 누수를 막았고, AudioSet 의 실환경 녹음 구간을 학습에 더했다. 시험 데이터의 유리·비명 창은 저자가 전수 청취해 양성을 확정했다(채점 창 4,965). 외부 평가는 AudioSet 의 별도 영상에서 뽑은 673창(양성 271, 음성 402) 으로, 학습에 쓰지 않았다. 오경보율은 시험 데이터 배경에서 300회/h 가 되는 문턱값을 잡아 외부에도 같은 값을 썼고, 지표는 macro-F1 이다.</w:t>
       </w:r>
     </w:p>
     <w:p>
@@ -1581,7 +1582,7 @@
           <w:i w:val="0"/>
           <w:sz w:val="18"/>
         </w:rPr>
-        <w:t>구성. 원본 파형 (전처리 없음): 원파형을 128×128 로 접어 1D CNN 에 넣는 벤더 방식. NPU 근사 log: 로그 압축을 NPU 안의 구간선형 층으로 근사한 1D 구성. NPU 전처리 (Gabor 필터뱅크): 멜 대역폭에 맞춘 512탭 Gabor 필터뱅크(cos·sin 32쌍)를 가속기의 Conv1d 로 두고 프레임 안 에너지 적분(|cos|+|sin| 의 8위치 합)과 정수 로그만 CPU 가 맡은 뒤, 그 32×16 특징을 아래 62.5 ms 구성과 같은 2D CNN 에 넣는 구성 — 두 네트워크를 가속기에 동시 적재하고 판단마다 전환한다(판단 주기 256 ms). CPU log-mel 네 구성: 프레임 간격 62.5 ms(멜 32)·50 ms(멜 32)·25 ms(멜 64)·16 ms(멜 64) 의 증분 로그 멜을 CPU 가 계산하고 2D CNN 을 NPU 에 올린다. 모든 구성의 전처리는 판단마다 새 프레임만 계산하는 증분 방식이며, 일괄 계산과 비트 일치함을 보드에서 확인했다. CPU 추론: 원본 파형 (전처리 없음) 의 가중치를 그대로 CMSIS-NN 으로 Cortex-M4F 에서 돌린 대조군(NPU 출력과 비트 일치). 모든 구성은 같은 데이터로 150 에폭, 같은 스케줄·증강·교사 증류(PANNs 임베딩 위 선형 프로브)로 시드 3개씩 학습했다.</w:t>
+        <w:t>구성. 원본 파형 (전처리 없음): 원본 파형을 128×128 로 접어 1D CNN 에 넣는 벤더 방식. NPU 근사 log: 로그 압축을 NPU 안의 구간선형 층으로 근사한 1D 구성. NPU 전처리 (Gabor 필터뱅크): 멜 대역폭에 맞춘 512탭 Gabor 필터(cos·sin 32쌍)를 가속기의 Conv1d 로 두고 프레임 안 에너지 적분(|cos|+|sin| 의 8위치 합)과 정수 로그만 CPU 가 맡은 뒤, 그 32×16 특징을 아래 62.5 ms 구성과 같은 2D CNN 에 넣는 구성 — 두 네트워크를 가속기에 동시 적재하고 판단마다 전환한다(판단 주기 256 ms). CPU log-mel 네 구성: 프레임 간격 62.5 ms(멜 32)·50 ms(멜 32)·25 ms(멜 64)·16 ms(멜 64) 의 증분 log-mel을 CPU 가 계산하고 2D CNN 을 NPU 에 올린다. 모든 구성의 전처리는 판단마다 새 프레임만 계산하는 증분 방식이며, 일괄 계산과 비트 일치함을 보드에서 확인했다. CPU 추론: 원본 파형 (전처리 없음) 의 가중치를 그대로 CMSIS-NN 으로 Cortex-M4F 에서 돌린 대조군(NPU 출력과 비트 일치). 모든 구성은 같은 데이터로 150 에폭, 같은 스케줄·증강·교사 증류(PANNs 임베딩 위 선형 프로브)로 시드 3개씩 학습했다.</w:t>
       </w:r>
     </w:p>
     <w:p>
@@ -1597,7 +1598,7 @@
           <w:i w:val="0"/>
           <w:sz w:val="18"/>
         </w:rPr>
-        <w:t>지연과 에너지. 지연은 보드에서 SysTick(코어 클럭 사이클, 분해능 10 ns)으로 1,000회 재어 최악값을 보고한다(전원 투입 직후, 코어 100 MHz, CNN 50 MHz). 에너지는 외부 계측 장비 없이 E = t전처리·Pcpu + (t적재 + t출력)·Pload + t추론·Pnpu 로 추정했으며, 전력값은 데이터시트 [1] 와 동일 칩 실측 선행연구 두 벌(Moss·Ulkar &amp; Okman [3, 4], Moosmann [5])의 세 출처를 나란히 써 범위로 보고한다. 측정값이 아님을 모든 수치에 밝힌다.</w:t>
+        <w:t>지연과 에너지. 지연은 보드에서 SysTick(코어 클럭 사이클, 분해능 10 ns)으로 1,000회 재어 최악값을 보고한다(전원 투입 직후, 코어 100 MHz, CNN 50 MHz; CPU 추론만 SysTick 의 24 bit 한계(168 ms)를 넘어 하드웨어 타이머 TMR0, 1 μs 분해능). 에너지는 외부 계측 장비 없이 E = t전처리·Pcpu + (t적재 + t출력)·Pload + t추론·Pnpu 로 추정했으며, 전력값은 데이터시트 [1] 와 동일 칩 실측 선행연구 두 벌(Moss·Ulkar &amp; Okman [3, 4], Moosmann [5])의 세 출처를 나란히 써 범위로 보고한다. 측정값이 아님을 모든 수치에 밝힌다.</w:t>
       </w:r>
     </w:p>
     <w:p>
@@ -1643,7 +1644,7 @@
           <w:i w:val="0"/>
           <w:sz w:val="18"/>
         </w:rPr>
-        <w:t>NPU 로 옮긴 전처리는 되찾지 못한다. NPU 근사 log 는 원본 파형 구성 대비 +0.034 [-0.022, +0.090] 로 CI 가 0 을 포함하고, 로그 근사 층 때문에 NPU 사이클이 3.8배 늘어 추정 에너지는 3.3배다. 앞선 라운드(v1 데이터)에서 시험한 변형들도 같았다: 멜 필터뱅크 초기화 Conv1d + Abs (D-1) -0.026 [-0.057, +0.006]; D-1 탭 256 / 512 (k=2 / k=4) -0.050 / -0.032; NPU 구간선형 로그 ((a), v1) +0.003 [-0.028, +0.034]; NPU 필터뱅크 + CPU 정수 로그 분할 ((c)) -0.012 [-0.042, +0.018]; 원파형 2D 재배열 (wave2D) -0.019. 지원하지 않는 비선형을 합성곱으로 흉내 내는 순간 NPU 는 CPU 보다 비싸진다.</w:t>
+        <w:t>NPU 로 옮긴 전처리는 되찾지 못한다. NPU 근사 log 는 원본 파형 구성 대비 +0.034 [-0.022, +0.090] 로 CI 가 0 을 포함하고, 로그 근사 층 때문에 NPU 사이클이 3.8배 늘어 추정 에너지는 3.3배다. 앞선 라운드(v1 데이터)에서 시험한 변형들도 같았다: 멜 필터뱅크 초기화 Conv1d + Abs (D-1) -0.026 [-0.057, +0.006]; D-1 탭 256 / 512 (k=2 / k=4) -0.050 / -0.032; NPU 구간선형 로그 ((a), v1) +0.003 [-0.028, +0.034]; NPU 필터뱅크 + CPU 정수 로그 분할 ((c)) -0.012 [-0.042, +0.018]; 원본 파형 2D 재배열 (wave2D) -0.019. 지원하지 않는 비선형을 합성곱으로 흉내 내는 순간 NPU 는 CPU 보다 비싸진다.</w:t>
       </w:r>
     </w:p>
     <w:p>
@@ -1691,7 +1692,7 @@
           <w:i w:val="0"/>
           <w:sz w:val="18"/>
         </w:rPr>
-        <w:t>최적점은 중간에 있다. CPU log-mel 62.5 ms 구성은 원본 파형 구성보다 시험 macro-F1 +0.085 [+0.035, +0.135], 외부 F1 +0.099 [+0.056, +0.142] 로 유의하게 높고, 판단 1회 지연은 2.93 ms 대 2.53 ms 로 비슷하며, 추정 에너지는 데이터시트 기준 43 대 71 μJ 로 적고 Moosmann 기준 78 대 78 μJ 로 같다. 이유는 그림 2 에 있다. 로그 멜이 16,384 샘플을 512 값으로 줄이므로 NPU 추론이 1.44 ms 에서 0.53 ms 로 줄고, CPU 전처리 2.26 ms 가 그 차이보다 작다. 전처리는 병목이 아니라 데이터 축소 단계였고, NPU 가 원시 샘플 전량을 처리하는 순간 그 이득이 사라진다. 프레임 간격을 좁힐수록 정확도는 오르지만 (CPU log-mel 25 ms 0.820 ± 0.006, CPU log-mel 16 ms 0.836 ± 0.002) 전처리가 지연의 2/3 를 차지해 에너지가 6배가 된다. CPU log-mel 25 ms 와 CPU log-mel 16 ms 의 차이는 -0.016 [-0.030, -0.002] 로 작지만 0 을 포함하지 않았다. 그림 1 의 파레토 앞면은 NPU 전처리 (Gabor 필터뱅크) → CPU log-mel, 간격 62.5 ms (멜 32) → CPU log-mel, 간격 50 ms → CPU log-mel, 간격 25 ms → CPU log-mel, 간격 16 ms 이다. 다만 NPU 전처리 (Gabor 필터뱅크) 와 CPU log-mel 62.5 ms 구성의 에너지 차이(데이터시트 기준 약 3 μJ)는 작아, 두 구성의 차이는 사실상 정확도에서 난다. 원본 파형 구성과 NPU 근사 log 는 모두 다른 점에 지배된다.</w:t>
+        <w:t>최적점은 중간에 있다. CPU log-mel 62.5 ms 구성은 원본 파형 구성보다 시험 macro-F1 +0.085 [+0.035, +0.135], 외부 F1 +0.099 [+0.056, +0.142] 로 유의하게 높고, 판단 1회 지연은 2.93 ms 대 2.53 ms 로 비슷하며, 추정 에너지는 데이터시트 기준 43 대 71 μJ 로 적고 Moosmann 기준 78 대 78 μJ 로 같다. 이유는 그림 2 에 있다. log-mel이 16,384 샘플을 512 값으로 줄이므로 NPU 추론이 1.44 ms 에서 0.53 ms 로 줄고, CPU 전처리 2.26 ms 가 그 차이보다 작다. 전처리는 병목이 아니라 데이터 축소 단계였고, NPU 가 원시 샘플 전량을 처리하는 순간 그 이득이 사라진다. 프레임 간격을 좁힐수록 정확도는 오르지만 (CPU log-mel 25 ms 0.820 ± 0.006, CPU log-mel 16 ms 0.836 ± 0.002) 전처리가 지연의 2/3 를 차지해 에너지가 6배가 된다. CPU log-mel 25 ms 와 CPU log-mel 16 ms 의 차이는 -0.016 [-0.030, -0.002] 로 작지만 0 을 포함하지 않았다. 그림 1 의 파레토 앞면은 NPU 전처리 (Gabor 필터뱅크) → CPU log-mel, 간격 62.5 ms (멜 32) → CPU log-mel, 간격 50 ms → CPU log-mel, 간격 25 ms → CPU log-mel, 간격 16 ms 이다. 다만 NPU 전처리 (Gabor 필터뱅크) 와 CPU log-mel 62.5 ms 구성의 에너지 차이(데이터시트 기준 약 3 μJ)는 작아, 두 구성의 차이는 사실상 정확도에서 난다. 원본 파형 구성과 NPU 근사 log 는 모두 다른 점에 지배된다.</w:t>
       </w:r>
     </w:p>
     <w:p>
@@ -1734,7 +1735,7 @@
       <w:r>
         <w:drawing>
           <wp:inline xmlns:a="http://schemas.openxmlformats.org/drawingml/2006/main" xmlns:pic="http://schemas.openxmlformats.org/drawingml/2006/picture">
-            <wp:extent cx="3168000" cy="1363183"/>
+            <wp:extent cx="2880000" cy="1239258"/>
             <wp:docPr id="2" name="Picture 2"/>
             <wp:cNvGraphicFramePr>
               <a:graphicFrameLocks noChangeAspect="1"/>
@@ -1755,7 +1756,7 @@
                   <pic:spPr>
                     <a:xfrm>
                       <a:off x="0" y="0"/>
-                      <a:ext cx="3168000" cy="1363183"/>
+                      <a:ext cx="2880000" cy="1239258"/>
                     </a:xfrm>
                     <a:prstGeom prst="rect"/>
                   </pic:spPr>
@@ -1808,7 +1809,7 @@
           <w:i w:val="0"/>
           <w:sz w:val="18"/>
         </w:rPr>
-        <w:t>한계. 에너지는 직접 계측하지 않은 추정값이며 전력 출처에 따라 결론의 강도가 다르다(CPU log-mel 62.5 ms 구성의 우위는 '적다' 와 '같다' 사이). 시드가 3개라 신뢰구간이 넓다. 정답 청취는 저자 1인이다. 비명과 환호의 경계는 음향만으로 가를 수 없어 비명 재현율은 그 모호성을 포함한다. 시험셋 배경의 절반이 하드 네거티브라 오경보율은 실배치보다 부풀려져 있다. NPU 전처리 (Gabor 필터뱅크) 의 CPU 구간은 가속기 전원이 켜진 채 돌므로 적재 전력으로 보수적으로 계산했고, 가속기 메모리 읽기를 DMA 로 바꾸면 더 줄 수 있다. 음량 정규화·필터 해상도·용량 확대 등 원파형 쪽 변형을 더 시도할 여지는 남아 있다. 향후 과제로, CPU 몫의 67%를 차지하는 읽기와 위치 합산을 NPU 에서 수행하려면 8비트 출력에 맞춘 재학습이 필요하다.</w:t>
+        <w:t>한계. 에너지는 직접 계측하지 않은 추정값이며 전력 출처에 따라 결론의 강도가 다르다(CPU log-mel 62.5 ms 구성의 우위는 '적다' 와 '같다' 사이). 시드가 3개라 신뢰구간이 넓다. 정답 청취는 저자 1인이다. 비명과 환호의 경계는 음향만으로 가를 수 없어 비명 재현율은 그 모호성을 포함한다. 시험 데이터 배경의 절반이 하드 네거티브라 오경보율은 실배치보다 부풀려져 있다. NPU 전처리 (Gabor 필터뱅크) 의 CPU 구간은 가속기 전원이 켜진 채 돌므로 적재 전력으로 보수적으로 계산했고, 가속기 메모리 읽기를 DMA 로 바꾸면 더 줄 수 있다. 음량 정규화·필터 해상도·용량 확대 등 원본 파형 쪽 변형을 더 시도할 여지는 남아 있다. 향후 과제로, CPU 몫의 67%를 차지하는 읽기와 위치 합산을 NPU 에서 수행하려면 8비트 출력에 맞춘 재학습이 필요하다.</w:t>
       </w:r>
     </w:p>
     <w:p>
@@ -1824,7 +1825,7 @@
           <w:i w:val="0"/>
           <w:sz w:val="18"/>
         </w:rPr>
-        <w:t>결론. NPU 탑재 MCU 에서 '전처리를 전부 가속기로' 는 환경음 감지에서 최적이 아니다. 지원 연산이 제한된 가속기에 비선형 전처리를 옮기는 시도는 정확도도 에너지도 얻지 못했고, 선형 부분만 옮긴 구성은 원파형보다 에너지를 줄였지만 CPU 전처리의 저에너지 구성과 비슷한 에너지에서 정확도를 잃어 앞면 끝에 머물렀으며, 작은 CPU 전처리로 데이터량을 줄인 뒤 작은 모델을 가속기에 올리는 구성이 정확도–에너지 전선 위에 있었다. 가속기 설계 지침은 연산 위치가 아니라 가속기에 들어가는 데이터율을 기준으로 세워야 한다.</w:t>
+        <w:t>결론. NPU 탑재 MCU 에서 '전처리를 전부 가속기로' 는 환경음 감지에서 최적이 아니다. 지원 연산이 제한된 가속기에 비선형 전처리를 옮기는 시도는 정확도도 에너지도 얻지 못했고, 선형 부분만 옮긴 구성은 원본 파형 구성보다 에너지를 줄였지만 CPU 전처리의 저에너지 구성과 비슷한 에너지에서 정확도를 잃어 앞면 끝에 머물렀으며, 작은 CPU 전처리로 데이터량을 줄인 뒤 작은 모델을 가속기에 올리는 구성이 정확도–에너지 전선 위에 있었다. 가속기 설계 지침은 연산 위치가 아니라 가속기에 들어가는 데이터율을 기준으로 세워야 한다.</w:t>
       </w:r>
     </w:p>
     <w:p>

--- a/docs/paper/ksc2026/ksc2026_review.docx
+++ b/docs/paper/ksc2026/ksc2026_review.docx
@@ -129,7 +129,7 @@
           <w:i w:val="0"/>
           <w:sz w:val="16"/>
         </w:rPr>
-        <w:t>표 1. 주 결과. 정확도는 시드 1~3 평균 ± 표준편차, 오경보 300회/h. 지연은 보드 1,000회 최악값, 에너지는 추정(실측 지연 × 공개 전력). 변형 3종은 펌웨어 안정화 대기(NPU 패스당 약 49 μs) 포함. 같은 대기를 넣으면 NPU 전처리 (Gabor 필터뱅크) 는 2.09 ms.</w:t>
+        <w:t>표 1. 주 결과. 정확도는 시드 1~3 평균 ± 표준편차, 오경보 300회/h. 지연은 보드 1,000회 최악값, 에너지는 추정(실측 지연 × 공개 전력). 변형 3종은 펌웨어 안정화 대기(NPU 패스당 약 49 μs) 포함. 같은 대기를 넣으면 NPU 전처리 (Gabor 필터뱅크) 는 1.95 ms. NPU 전처리 계열의 정수 로그는 32비트 나눗셈 구현(이전 64비트 구현과 출력 비트 일치)이며, 지연은 교체분을 보드에서 잰 차이로 반영했다.</w:t>
       </w:r>
     </w:p>
     <w:tbl>
@@ -400,7 +400,7 @@
                 <w:i w:val="0"/>
                 <w:sz w:val="15"/>
               </w:rPr>
-              <w:t>1.98</w:t>
+              <w:t>1.85</w:t>
             </w:r>
           </w:p>
         </w:tc>
@@ -421,7 +421,7 @@
                 <w:i w:val="0"/>
                 <w:sz w:val="15"/>
               </w:rPr>
-              <w:t>40 / 78 / 56</w:t>
+              <w:t>39 / 74 / 52</w:t>
             </w:r>
           </w:p>
         </w:tc>
@@ -507,7 +507,7 @@
                 <w:i w:val="0"/>
                 <w:sz w:val="15"/>
               </w:rPr>
-              <w:t>3.66</w:t>
+              <w:t>3.38</w:t>
             </w:r>
           </w:p>
         </w:tc>
@@ -528,7 +528,7 @@
                 <w:i w:val="0"/>
                 <w:sz w:val="15"/>
               </w:rPr>
-              <w:t>80 / 152 / 105</w:t>
+              <w:t>77 / 145 / 98</w:t>
             </w:r>
           </w:p>
         </w:tc>
@@ -614,7 +614,7 @@
                 <w:i w:val="0"/>
                 <w:sz w:val="15"/>
               </w:rPr>
-              <w:t>3.52</w:t>
+              <w:t>3.25</w:t>
             </w:r>
           </w:p>
         </w:tc>
@@ -635,7 +635,7 @@
                 <w:i w:val="0"/>
                 <w:sz w:val="15"/>
               </w:rPr>
-              <w:t>74 / 142 / 100</w:t>
+              <w:t>71 / 136 / 93</w:t>
             </w:r>
           </w:p>
         </w:tc>
@@ -721,7 +721,7 @@
                 <w:i w:val="0"/>
                 <w:sz w:val="15"/>
               </w:rPr>
-              <w:t>6.49</w:t>
+              <w:t>5.96</w:t>
             </w:r>
           </w:p>
         </w:tc>
@@ -742,7 +742,7 @@
                 <w:i w:val="0"/>
                 <w:sz w:val="15"/>
               </w:rPr>
-              <w:t>139 / 265 / 185</w:t>
+              <w:t>133 / 252 / 172</w:t>
             </w:r>
           </w:p>
         </w:tc>
@@ -1660,7 +1660,7 @@
           <w:i w:val="0"/>
           <w:sz w:val="18"/>
         </w:rPr>
-        <w:t xml:space="preserve">선형 부분만 옮기면 에너지는 줄지만 정확도는 그대로다. NPU 전처리 (Gabor 필터뱅크) 는 사전에 정한 목표(원본 파형 구성 초과 또는 CPU log-mel 62.5 ms 구성과 동등)는 넘지 못했다(원본 파형 구성 대비 -0.026 [-0.082, +0.030], CPU log-mel 62.5 ms 구성 대비 -0.111 [-0.162, -0.060]). 추정 에너지는 원본 파형 구성보다 세 전력 출처 모두에서 적지만(데이터시트 40 대 71 μJ, Moosmann 56 대 78 μJ; 판단 1회 1.98 ms 대 2.53 ms), CPU log-mel 62.5 ms 구성과는 비슷한 에너지(데이터시트 기준 40 대 43 μJ, 차이 3 μJ 는 측정 펌웨어 차이 수준)에서 시험 macro-F1 이 0.11 낮다. 두 네트워크를 동시 적재한 보드에서 가속기 출력·CPU 특징·최종 로짓이 전부 호스트와 비트 일치했고, CPU 몫 0.84 ms 중 67%는 가속기 메모리에서 int32 출력 2,048개를 읽어 절댓값과 8위치 합산까지 하는 시간, 33%는 정수 로그였다(보드 실측). </w:t>
+        <w:t xml:space="preserve">선형 부분만 옮기면 에너지는 줄지만 정확도는 그대로다. NPU 전처리 (Gabor 필터뱅크) 는 사전에 정한 목표(원본 파형 구성 초과 또는 CPU log-mel 62.5 ms 구성과 동등)는 넘지 못했다(원본 파형 구성 대비 -0.026 [-0.082, +0.030], CPU log-mel 62.5 ms 구성 대비 -0.111 [-0.162, -0.060]). 추정 에너지는 원본 파형 구성보다 세 전력 출처 모두에서 적지만(데이터시트 39 대 71 μJ, Moosmann 52 대 78 μJ; 판단 1회 1.85 ms 대 2.53 ms), CPU log-mel 62.5 ms 구성과는 비슷한 에너지(데이터시트 기준 39 대 43 μJ)에서 시험 macro-F1 이 0.11 낮다. 두 네트워크를 동시 적재한 보드에서 가속기 출력·CPU 특징·최종 로짓이 전부 호스트와 비트 일치했고, CPU 몫 0.70 ms 중 80%는 가속기 메모리에서 int32 출력 2,048개를 읽어 절댓값과 8위치 합산까지 하는 시간, 20%는 정수 로그였다(보드 실측). </w:t>
       </w:r>
     </w:p>
     <w:p>
@@ -1676,7 +1676,7 @@
           <w:i w:val="0"/>
           <w:sz w:val="18"/>
         </w:rPr>
-        <w:t>대역·프레임 수를 늘린 NPU 전처리 변형 3종은 시험 macro-F1 이 0.655~0.690 으로 올랐으나(표 1) 추정 에너지가 40 에서 74~139 μJ 로 더 빠르게 늘어 세 전력 출처 모두에서 CPU 전처리 곡선 아래에 머물렀다(그림 1). 주된 비용은 NPU 연산(36~41%)이 아니라 CPU 몫(50~55%)이었다. 로그를 가속기가 지원하면 두 몫이 함께 줄어들 수 있다는 점은 같으나, 비용을 데이터 이동만으로 설명할 수는 없다.</w:t>
+        <w:t>대역·프레임 수를 늘린 NPU 전처리 변형 3종은 시험 macro-F1 이 0.655~0.690 으로 올랐으나(표 1) 추정 에너지가 39 에서 71~133 μJ 로 더 빠르게 늘어 세 전력 출처 모두에서 CPU 전처리 곡선 아래에 머물렀다(그림 1). 늘어난 비용은 CPU의 가속기 메모리 읽기(46~51%)와 NPU 연산(39~45%)이 비슷하게 나눴다.</w:t>
       </w:r>
     </w:p>
     <w:p>
@@ -1692,7 +1692,7 @@
           <w:i w:val="0"/>
           <w:sz w:val="18"/>
         </w:rPr>
-        <w:t>최적점은 중간에 있다. CPU log-mel 62.5 ms 구성은 원본 파형 구성보다 시험 macro-F1 +0.085 [+0.035, +0.135], 외부 F1 +0.099 [+0.056, +0.142] 로 유의하게 높고, 판단 1회 지연은 2.93 ms 대 2.53 ms 로 비슷하며, 추정 에너지는 데이터시트 기준 43 대 71 μJ 로 적고 Moosmann 기준 78 대 78 μJ 로 같다. 이유는 그림 2 에 있다. log-mel이 16,384 샘플을 512 값으로 줄이므로 NPU 추론이 1.44 ms 에서 0.53 ms 로 줄고, CPU 전처리 2.26 ms 가 그 차이보다 작다. 전처리는 병목이 아니라 데이터 축소 단계였고, NPU 가 원시 샘플 전량을 처리하는 순간 그 이득이 사라진다. 프레임 간격을 좁힐수록 정확도는 오르지만 (CPU log-mel 25 ms 0.820 ± 0.006, CPU log-mel 16 ms 0.836 ± 0.002) 전처리가 지연의 2/3 를 차지해 에너지가 6배가 된다. CPU log-mel 25 ms 와 CPU log-mel 16 ms 의 차이는 -0.016 [-0.030, -0.002] 로 작지만 0 을 포함하지 않았다. 그림 1 의 파레토 앞면은 NPU 전처리 (Gabor 필터뱅크) → CPU log-mel, 간격 62.5 ms (멜 32) → CPU log-mel, 간격 50 ms → CPU log-mel, 간격 25 ms → CPU log-mel, 간격 16 ms 이다. 다만 NPU 전처리 (Gabor 필터뱅크) 와 CPU log-mel 62.5 ms 구성의 에너지 차이(데이터시트 기준 약 3 μJ)는 작아, 두 구성의 차이는 사실상 정확도에서 난다. 원본 파형 구성과 NPU 근사 log 는 모두 다른 점에 지배된다.</w:t>
+        <w:t>최적점은 중간에 있다. CPU log-mel 62.5 ms 구성은 원본 파형 구성보다 시험 macro-F1 +0.085 [+0.035, +0.135], 외부 F1 +0.099 [+0.056, +0.142] 로 유의하게 높고, 판단 1회 지연은 2.93 ms 대 2.53 ms 로 비슷하며, 추정 에너지는 데이터시트 기준 43 대 71 μJ 로 적고 Moosmann 기준 78 대 78 μJ 로 같다. 이유는 그림 2 에 있다. log-mel이 16,384 샘플을 512 값으로 줄이므로 NPU 추론이 1.44 ms 에서 0.53 ms 로 줄고, CPU 전처리 2.26 ms 가 그 차이보다 작다. 전처리는 병목이 아니라 데이터 축소 단계였고, NPU 가 원시 샘플 전량을 처리하는 순간 그 이득이 사라진다. 프레임 간격을 좁힐수록 정확도는 오르지만 (CPU log-mel 25 ms 0.820 ± 0.006, CPU log-mel 16 ms 0.836 ± 0.002) 전처리가 지연의 2/3 를 차지해 에너지가 6배가 된다. CPU log-mel 25 ms 와 CPU log-mel 16 ms 의 차이는 -0.016 [-0.030, -0.002] 로 작지만 0 을 포함하지 않았다. 그림 1 의 파레토 앞면은 NPU 전처리 (Gabor 필터뱅크) → CPU log-mel, 간격 62.5 ms (멜 32) → CPU log-mel, 간격 50 ms → CPU log-mel, 간격 25 ms → CPU log-mel, 간격 16 ms 이다. 다만 NPU 전처리 (Gabor 필터뱅크) 와 CPU log-mel 62.5 ms 구성의 에너지 차이(데이터시트 기준 약 4 μJ)는 작아, 두 구성의 차이는 사실상 정확도에서 난다. 원본 파형 구성과 NPU 근사 log 는 모두 다른 점에 지배된다.</w:t>
       </w:r>
     </w:p>
     <w:p>
@@ -1724,7 +1724,7 @@
           <w:i w:val="0"/>
           <w:sz w:val="18"/>
         </w:rPr>
-        <w:t>NPU 전처리의 비용을 결정한 것은 NPU 연산량이 아니라, 로그 연산을 NPU 에서 수행할 수 없어 중간 결과를 CPU 로 읽어 와야 하는 데이터 이동과 정수 로그였다. 가속기 내부에서 비선형 압축을 지원하면 이 경계가 달라질 수 있다. 증분 계산 없이 창 전체를 매번 계산했다면 CPU log-mel 62.5 ms 구성과 NPU 전처리 (Gabor 필터뱅크) 모두 원본 파형 구성보다 에너지가 컸을 것으로 추정되어(일괄 전처리 사이클 = 새 프레임 비용 × 전체 프레임 수, 같은 전력 상수), 전처리의 이점은 증분 계산을 전제로 한다.</w:t>
+        <w:t>log 연산을 NPU에서 수행할 수 없어 중간 결과를 int32로 CPU에 읽어 와야 하는 데이터 이동이 NPU 전처리 CPU 몫의 대부분(80%)을 차지했고, 대역·프레임을 늘리면 NPU 연산도 비슷한 비중으로 늘었다. 가속기 내부에서 비선형 압축을 지원하면 이 경계가 달라질 수 있다. 증분 계산 없이 창 전체를 매번 계산했다면 CPU log-mel 62.5 ms 구성과 NPU 전처리 (Gabor 필터뱅크) 모두 원본 파형 구성보다 에너지가 컸을 것으로 추정되어(일괄 전처리 사이클 = 새 프레임 비용 × 전체 프레임 수, 같은 전력 상수), 전처리의 이점은 증분 계산을 전제로 한다.</w:t>
       </w:r>
     </w:p>
     <w:p>
@@ -1809,7 +1809,7 @@
           <w:i w:val="0"/>
           <w:sz w:val="18"/>
         </w:rPr>
-        <w:t>한계. 에너지는 직접 계측하지 않은 추정값이며 전력 출처에 따라 결론의 강도가 다르다(CPU log-mel 62.5 ms 구성의 우위는 '적다' 와 '같다' 사이). 시드가 3개라 신뢰구간이 넓다. 정답 청취는 저자 1인이다. 비명과 환호의 경계는 음향만으로 가를 수 없어 비명 재현율은 그 모호성을 포함한다. 시험 데이터 배경의 절반이 하드 네거티브라 오경보율은 실배치보다 부풀려져 있다. NPU 전처리 (Gabor 필터뱅크) 의 CPU 구간은 가속기 전원이 켜진 채 돌므로 적재 전력으로 보수적으로 계산했고, 가속기 메모리 읽기를 DMA 로 바꾸면 더 줄 수 있다. 음량 정규화·필터 해상도·용량 확대 등 원본 파형 쪽 변형을 더 시도할 여지는 남아 있다. 향후 과제로, CPU 몫의 67%를 차지하는 읽기와 위치 합산을 NPU 에서 수행하려면 8비트 출력에 맞춘 재학습이 필요하다.</w:t>
+        <w:t>한계. 에너지는 직접 계측하지 않은 추정값이며 전력 출처에 따라 결론의 강도가 다르다(CPU log-mel 62.5 ms 구성의 우위는 '적다' 와 '같다' 사이). 시드가 3개라 신뢰구간이 넓다. 정답 청취는 저자 1인이다. 비명과 환호의 경계는 음향만으로 가를 수 없어 비명 재현율은 그 모호성을 포함한다. 시험 데이터 배경의 절반이 하드 네거티브라 오경보율은 실배치보다 부풀려져 있다. NPU 전처리 (Gabor 필터뱅크) 의 CPU 구간은 가속기 전원이 켜진 채 돌므로 적재 전력으로 보수적으로 계산했고, 가속기 메모리 읽기를 DMA 로 바꾸면 더 줄 수 있다. 음량 정규화·필터 해상도·용량 확대 등 원본 파형 쪽 변형을 더 시도할 여지는 남아 있다. 향후 과제로, CPU 몫의 80%를 차지하는 읽기와 위치 합산을 NPU 에서 수행하려면 8비트 출력에 맞춘 재학습이 필요하다.</w:t>
       </w:r>
     </w:p>
     <w:p>

--- a/docs/paper/ksc2026/ksc2026_review.docx
+++ b/docs/paper/ksc2026/ksc2026_review.docx
@@ -34,7 +34,7 @@
     </w:p>
     <w:p>
       <w:pPr>
-        <w:spacing w:after="60" w:before="0" w:line="276" w:lineRule="auto"/>
+        <w:spacing w:after="60" w:before="0" w:line="252" w:lineRule="auto"/>
         <w:jc w:val="center"/>
       </w:pPr>
       <w:r>
@@ -59,7 +59,7 @@
           <w:i w:val="0"/>
           <w:sz w:val="18"/>
         </w:rPr>
-        <w:t>NPU 를 탑재한 MCU(MAX78000) 에서 배터리 상시 구동 음향 이벤트 감지기를 구현하고, log-mel 전처리를 어디에 둘지가 정확도와 판단당 에너지에 미치는 영향을 10개 구성으로 같은 데이터·같은 보드에서 실측했다. 벤더 참조 설계처럼 원본 파형을 NPU 에 직접 넣어 전처리를 없앤 구성은 CPU log-mel 구성보다 시험 데이터 macro-F1 이 0.166 낮았고, 로그 압축을 NPU 연산으로 근사한 변형은 이 격차를 되찾지 못했으며, 선형 부분(필터뱅크와 에너지 적분)만 NPU 로 옮긴 구성은 원본 파형 구성보다 에너지가 적지만 정확도는 원본 파형 구성과 같았다. 반면 프레임 간격을 넓힌 거친 log-mel을 CPU 에 남기고 작은 2D CNN 을 NPU 에 올린 구성은 원본 파형 구성보다 macro-F1 이 +0.085 높으면서(Welch 95% CI 가 0 을 포함하지 않음) 추정 에너지는 같거나 적었다. NPU 추론은 같은 가중치의 CMSIS-NN 추론보다 판단 1회 기준 89배 빨랐다. 전처리 위치는 가속기 친화성의 문제가 아니라 정확도–에너지 설계 변수이며, 파레토 앞면은 양 끝이 아니라 전처리를 나눈 중간 구성들로 이루어짐을 보인다.</w:t>
+        <w:t>NPU 를 탑재한 MCU(MAX78000) 에서 배터리 상시 구동 음향 이벤트 감지기를 구현하고, log-mel 전처리를 어디에 둘지가 정확도와 판단당 에너지에 미치는 영향을 10개 구성과 CPU 추론 대조군으로 비교했다. 정확도와 판단 1회 지연은 같은 데이터·같은 보드에서 실측했고, 에너지는 실측 지연과 공개 전력값으로 추정했다. 벤더 참조 설계처럼 원본 파형을 NPU 에 직접 넣어 전처리를 없앤 구성은 가장 정확한 CPU log-mel 구성(간격 16 ms)보다 시험 데이터 macro-F1 이 0.166 낮았고, 로그 압축을 NPU 연산으로 근사한 변형은 이 격차를 되찾지 못했으며, 선형 부분(필터뱅크와 에너지 적분)만 NPU 로 옮긴 구성은 원본 파형 구성보다 에너지가 적지만 정확도는 원본 파형 구성과 유의한 차이가 없었다. 반면 프레임 간격을 넓힌 거친 log-mel을 CPU 에 남기고 작은 2D CNN 을 NPU 에 올린 구성은 원본 파형 구성보다 macro-F1 이 +0.085 높으면서(Welch 95% CI 가 0 을 포함하지 않음) 추정 에너지는 같거나 적었다. NPU 추론은 같은 가중치의 CMSIS-NN 추론보다 판단 1회 기준 89배 빨랐다. 전처리 위치는 가속기 친화성의 문제가 아니라 정확도–에너지 설계 변수이며, 파레토 앞면은 양 끝이 아니라 전처리를 나눈 중간 구성들로 이루어짐을 보인다.</w:t>
       </w:r>
     </w:p>
     <w:p>
@@ -70,7 +70,7 @@
       <w:r>
         <w:drawing>
           <wp:inline xmlns:a="http://schemas.openxmlformats.org/drawingml/2006/main" xmlns:pic="http://schemas.openxmlformats.org/drawingml/2006/picture">
-            <wp:extent cx="5400000" cy="2453457"/>
+            <wp:extent cx="5220000" cy="2371676"/>
             <wp:docPr id="1" name="Picture 1"/>
             <wp:cNvGraphicFramePr>
               <a:graphicFrameLocks noChangeAspect="1"/>
@@ -91,7 +91,7 @@
                   <pic:spPr>
                     <a:xfrm>
                       <a:off x="0" y="0"/>
-                      <a:ext cx="5400000" cy="2453457"/>
+                      <a:ext cx="5220000" cy="2371676"/>
                     </a:xfrm>
                     <a:prstGeom prst="rect"/>
                   </pic:spPr>
@@ -1434,7 +1434,7 @@
     </w:tbl>
     <w:p>
       <w:pPr>
-        <w:spacing w:after="40" w:before="0" w:line="276" w:lineRule="auto"/>
+        <w:spacing w:after="40" w:before="0" w:line="252" w:lineRule="auto"/>
       </w:pPr>
     </w:p>
     <w:p>
@@ -1449,7 +1449,7 @@
     </w:p>
     <w:p>
       <w:pPr>
-        <w:spacing w:after="40" w:before="0" w:line="276" w:lineRule="auto"/>
+        <w:spacing w:after="40" w:before="0" w:line="252" w:lineRule="auto"/>
       </w:pPr>
       <w:r>
         <w:rPr>
@@ -1463,7 +1463,7 @@
     </w:p>
     <w:p>
       <w:pPr>
-        <w:spacing w:after="40" w:before="0" w:line="276" w:lineRule="auto"/>
+        <w:spacing w:after="40" w:before="0" w:line="252" w:lineRule="auto"/>
         <w:ind w:firstLine="180"/>
         <w:jc w:val="both"/>
       </w:pPr>
@@ -1474,12 +1474,12 @@
           <w:i w:val="0"/>
           <w:sz w:val="18"/>
         </w:rPr>
-        <w:t>소형 MCU 에 신경망 가속기(NPU)를 얹은 칩이 늘고 있다. MAX78000 은 Cortex-M4F 와 CNN 가속기를 한 칩에 두어 상시 동작 음향 감지에 적합하지만, 가속기는 합성곱·풀링·요소별 연산만 지원하고 FFT·로그 같은 전처리 연산은 지원하지 않는다 [1, 2]. 따라서 log-mel 전처리는 CPU 가 맡거나, 아예 없애고 원본 파형을 가속기에 직접 넣어야 한다. 벤더의 음성 키워드 참조 설계는 후자를 택하며 음성에서는 정확도 손실이 거의 없다고 알려져 있다 [4].</w:t>
+        <w:t>소형 MCU 에 신경망 가속기(NPU)를 얹은 칩이 늘고 있다. MAX78000 은 Cortex-M4F 와 CNN 가속기를 한 칩에 두어 상시 동작 음향 감지에 적합하지만, 가속기는 합성곱·풀링·요소별 연산만 지원하고 FFT·로그 같은 전처리 연산은 지원하지 않는다 [1, 2]. 따라서 log-mel 전처리는 CPU 가 맡거나, 아예 없애고 원본 파형을 가속기에 직접 넣어야 한다. 벤더의 음성 키워드 참조 설계는 후자를 택하며, MFCC 를 쓰는 소형 모델들과 비슷한 정확도(96.3% 대 95.4~96.4%)를 보고했다 [4].</w:t>
       </w:r>
     </w:p>
     <w:p>
       <w:pPr>
-        <w:spacing w:after="40" w:before="0" w:line="276" w:lineRule="auto"/>
+        <w:spacing w:after="40" w:before="0" w:line="252" w:lineRule="auto"/>
         <w:ind w:firstLine="180"/>
         <w:jc w:val="both"/>
       </w:pPr>
@@ -1490,12 +1490,12 @@
           <w:i w:val="0"/>
           <w:sz w:val="18"/>
         </w:rPr>
-        <w:t>본 연구는 이 선택이 환경음(사이렌·유리 파손·비명·개 짖음) 감지에서도 성립하는지를 같은 데이터·같은 학습 설정·같은 보드에서 실측으로 답한다. 기여는 셋이다. (1) 전처리 위치를 양 끝(전부 CPU, 전부 NPU)과 그 사이의 10개 구성으로 나누어 정확도와 판단 1회 지연을 보드에서 재고 에너지를 추정한 정확도–에너지 곡선. (2) 필터뱅크·로그 압축·분할 등 전처리를 NPU 연산으로 옮긴 변형이 원본 파형 구성을 유의하게 넘지 못한다는 부정 결과와, 선형 부분만 옮긴 구성은 원본 파형 구성보다 에너지가 적지만 정확도 이득이 없어, CPU 전처리의 저에너지 구성과 비슷한 에너지에서 앞면 끝에 머문다는 실측. (3) 거친 log-mel(프레임 간격 62.5 ms, 멜 32)을 CPU 에 남기는 구성이 원본 파형 구성보다 정확도가 유의하게 높으면서 추정 에너지는 같거나 적다는 관찰과, 전처리가 NPU 가 처리할 데이터량을 줄이는 단계라는 해석.</w:t>
+        <w:t>본 연구는 이 선택이 환경음(사이렌·유리 파손·비명·개 짖음) 감지에서도 성립하는지를 같은 데이터·같은 학습 설정·같은 보드에서 실측으로 답한다. 기여는 셋이다. (1) 전처리 위치를 양 끝(전부 CPU, 전부 NPU)과 그 사이의 10개 구성(과 CPU 추론 대조군)으로 나누어 정확도와 판단 1회 지연을 보드에서 재고 에너지를 추정한 정확도–에너지 곡선. (2) 필터뱅크·로그 압축·분할 등 전처리를 NPU 연산으로 옮긴 변형이 원본 파형 구성을 유의하게 넘지 못한다는 부정 결과와, 선형 부분만 옮긴 구성은 원본 파형 구성보다 에너지가 적지만 정확도 이득이 없어, CPU 전처리의 저에너지 구성과 비슷한 에너지에서 앞면 끝에 머문다는 실측. (3) 거친 log-mel(프레임 간격 62.5 ms, 멜 32)을 CPU 에 남기는 구성이 원본 파형 구성보다 정확도가 유의하게 높으면서 추정 에너지는 같거나 적다는 관찰과, 전처리가 NPU 가 처리할 데이터량을 줄이는 단계라는 해석.</w:t>
       </w:r>
     </w:p>
     <w:p>
       <w:pPr>
-        <w:spacing w:after="40" w:before="0" w:line="276" w:lineRule="auto"/>
+        <w:spacing w:after="40" w:before="0" w:line="252" w:lineRule="auto"/>
       </w:pPr>
       <w:r>
         <w:rPr>
@@ -1509,7 +1509,7 @@
     </w:p>
     <w:p>
       <w:pPr>
-        <w:spacing w:after="40" w:before="0" w:line="276" w:lineRule="auto"/>
+        <w:spacing w:after="40" w:before="0" w:line="252" w:lineRule="auto"/>
         <w:ind w:firstLine="180"/>
         <w:jc w:val="both"/>
       </w:pPr>
@@ -1525,7 +1525,7 @@
     </w:p>
     <w:p>
       <w:pPr>
-        <w:spacing w:after="40" w:before="0" w:line="276" w:lineRule="auto"/>
+        <w:spacing w:after="40" w:before="0" w:line="252" w:lineRule="auto"/>
       </w:pPr>
       <w:r>
         <w:rPr>
@@ -1539,7 +1539,7 @@
     </w:p>
     <w:p>
       <w:pPr>
-        <w:spacing w:after="40" w:before="0" w:line="276" w:lineRule="auto"/>
+        <w:spacing w:after="40" w:before="0" w:line="252" w:lineRule="auto"/>
         <w:ind w:firstLine="180"/>
         <w:jc w:val="both"/>
       </w:pPr>
@@ -1555,7 +1555,7 @@
     </w:p>
     <w:p>
       <w:pPr>
-        <w:spacing w:after="40" w:before="0" w:line="276" w:lineRule="auto"/>
+        <w:spacing w:after="40" w:before="0" w:line="252" w:lineRule="auto"/>
         <w:ind w:firstLine="180"/>
         <w:jc w:val="both"/>
       </w:pPr>
@@ -1571,7 +1571,7 @@
     </w:p>
     <w:p>
       <w:pPr>
-        <w:spacing w:after="40" w:before="0" w:line="276" w:lineRule="auto"/>
+        <w:spacing w:after="40" w:before="0" w:line="252" w:lineRule="auto"/>
         <w:ind w:firstLine="180"/>
         <w:jc w:val="both"/>
       </w:pPr>
@@ -1582,12 +1582,12 @@
           <w:i w:val="0"/>
           <w:sz w:val="18"/>
         </w:rPr>
-        <w:t>구성. 원본 파형 (전처리 없음): 원본 파형을 128×128 로 접어 1D CNN 에 넣는 벤더 방식. NPU 근사 log: 로그 압축을 NPU 안의 구간선형 층으로 근사한 1D 구성. NPU 전처리 (Gabor 필터뱅크): 멜 대역폭에 맞춘 512탭 Gabor 필터(cos·sin 32쌍)를 가속기의 Conv1d 로 두고 프레임 안 에너지 적분(|cos|+|sin| 의 8위치 합)과 정수 로그만 CPU 가 맡은 뒤, 그 32×16 특징을 아래 62.5 ms 구성과 같은 2D CNN 에 넣는 구성 — 두 네트워크를 가속기에 동시 적재하고 판단마다 전환한다(판단 주기 256 ms). CPU log-mel 네 구성: 프레임 간격 62.5 ms(멜 32)·50 ms(멜 32)·25 ms(멜 64)·16 ms(멜 64) 의 증분 log-mel을 CPU 가 계산하고 2D CNN 을 NPU 에 올린다. 모든 구성의 전처리는 판단마다 새 프레임만 계산하는 증분 방식이며, 일괄 계산과 비트 일치함을 보드에서 확인했다. CPU 추론: 원본 파형 (전처리 없음) 의 가중치를 그대로 CMSIS-NN 으로 Cortex-M4F 에서 돌린 대조군(NPU 출력과 비트 일치). 모든 구성은 같은 데이터로 150 에폭, 같은 스케줄·증강·교사 증류(PANNs 임베딩 위 선형 프로브)로 시드 3개씩 학습했다.</w:t>
+        <w:t>구성. 원본 파형 (전처리 없음): 원본 파형을 128×128 로 접어 1D CNN 에 넣는 벤더 방식. NPU 근사 log: 로그 압축을 NPU 안의 구간선형 층으로 근사한 1D 구성. NPU 전처리 (Gabor 필터뱅크): 멜 대역폭에 맞춘 512탭 Gabor 필터(cos·sin 32쌍)를 가속기의 Conv1d 로 두고 프레임 안 에너지 적분(|cos|+|sin| 의 8위치 합)과 정수 로그만 CPU 가 맡은 뒤, 그 32×16 특징을 아래 62.5 ms 구성과 같은 2D CNN 에 넣는 구성 — 두 네트워크를 가속기에 동시 적재하고 판단마다 전환한다(판단 주기 256 ms). 그 변형 3종은 Gabor 필터를 64쌍으로 늘려 64 대역을 얻은 NPU 전처리 64 대역, 적분 위치 간격을 반으로 좁혀 프레임 간격 64 ms 를 32 ms 로 하고 프레임 수를 16 에서 31 로 늘린 NPU 전처리 31 프레임, 둘 다 적용한 NPU 전처리 64 대역·31 프레임 이다. CPU log-mel 네 구성: 프레임 간격 62.5 ms(멜 32)·50 ms(멜 32)·25 ms(멜 64)·16 ms(멜 64) 의 증분 log-mel을 CPU 가 계산하고 2D CNN 을 NPU 에 올린다. 모든 구성의 전처리는 판단마다 새 프레임만 계산하는 증분 방식이며, 일괄 계산과 비트 일치함을 보드에서 확인했다. CPU 추론: 원본 파형 (전처리 없음) 의 가중치를 그대로 CMSIS-NN 으로 Cortex-M4F 에서 돌린 대조군(NPU 출력과 비트 일치). 모든 구성은 같은 데이터로 150 에폭, 같은 스케줄·증강·교사 증류(PANNs 임베딩 위 선형 프로브)로 시드 3개씩 학습했다.</w:t>
       </w:r>
     </w:p>
     <w:p>
       <w:pPr>
-        <w:spacing w:after="40" w:before="0" w:line="276" w:lineRule="auto"/>
+        <w:spacing w:after="40" w:before="0" w:line="252" w:lineRule="auto"/>
         <w:ind w:firstLine="180"/>
         <w:jc w:val="both"/>
       </w:pPr>
@@ -1603,7 +1603,7 @@
     </w:p>
     <w:p>
       <w:pPr>
-        <w:spacing w:after="40" w:before="0" w:line="276" w:lineRule="auto"/>
+        <w:spacing w:after="40" w:before="0" w:line="252" w:lineRule="auto"/>
       </w:pPr>
       <w:r>
         <w:rPr>
@@ -1617,7 +1617,7 @@
     </w:p>
     <w:p>
       <w:pPr>
-        <w:spacing w:after="40" w:before="0" w:line="276" w:lineRule="auto"/>
+        <w:spacing w:after="40" w:before="0" w:line="252" w:lineRule="auto"/>
         <w:ind w:firstLine="180"/>
         <w:jc w:val="both"/>
       </w:pPr>
@@ -1633,7 +1633,7 @@
     </w:p>
     <w:p>
       <w:pPr>
-        <w:spacing w:after="40" w:before="0" w:line="276" w:lineRule="auto"/>
+        <w:spacing w:after="40" w:before="0" w:line="252" w:lineRule="auto"/>
         <w:ind w:firstLine="180"/>
         <w:jc w:val="both"/>
       </w:pPr>
@@ -1644,12 +1644,12 @@
           <w:i w:val="0"/>
           <w:sz w:val="18"/>
         </w:rPr>
-        <w:t>NPU 로 옮긴 전처리는 되찾지 못한다. NPU 근사 log 는 원본 파형 구성 대비 +0.034 [-0.022, +0.090] 로 CI 가 0 을 포함하고, 로그 근사 층 때문에 NPU 사이클이 3.8배 늘어 추정 에너지는 3.3배다. 앞선 라운드(v1 데이터)에서 시험한 변형들도 같았다: 멜 필터뱅크 초기화 Conv1d + Abs (D-1) -0.026 [-0.057, +0.006]; D-1 탭 256 / 512 (k=2 / k=4) -0.050 / -0.032; NPU 구간선형 로그 ((a), v1) +0.003 [-0.028, +0.034]; NPU 필터뱅크 + CPU 정수 로그 분할 ((c)) -0.012 [-0.042, +0.018]; 원본 파형 2D 재배열 (wave2D) -0.019. 지원하지 않는 비선형을 합성곱으로 흉내 내는 순간 NPU 는 CPU 보다 비싸진다.</w:t>
+        <w:t>NPU 로 옮긴 전처리는 되찾지 못한다. NPU 근사 log 는 원본 파형 구성 대비 +0.034 [-0.022, +0.090] 로 CI 가 0 을 포함하고, 로그 근사 층 때문에 NPU 사이클이 3.8배 늘어 추정 에너지는 3.3배다. 이전 데이터 버전에서 시험한 NPU 전처리 변형 다섯 가지도 원본 파형 구성 대비 -0.050~+0.003 으로, 신뢰구간이 0 을 넘는 개선은 없었다. 지원하지 않는 비선형을 합성곱으로 흉내 내는 순간 NPU 는 CPU 보다 비싸진다.</w:t>
       </w:r>
     </w:p>
     <w:p>
       <w:pPr>
-        <w:spacing w:after="40" w:before="0" w:line="276" w:lineRule="auto"/>
+        <w:spacing w:after="40" w:before="0" w:line="252" w:lineRule="auto"/>
         <w:ind w:firstLine="180"/>
         <w:jc w:val="both"/>
       </w:pPr>
@@ -1660,12 +1660,12 @@
           <w:i w:val="0"/>
           <w:sz w:val="18"/>
         </w:rPr>
-        <w:t xml:space="preserve">선형 부분만 옮기면 에너지는 줄지만 정확도는 그대로다. NPU 전처리 (Gabor 필터뱅크) 는 사전에 정한 목표(원본 파형 구성 초과 또는 CPU log-mel 62.5 ms 구성과 동등)는 넘지 못했다(원본 파형 구성 대비 -0.026 [-0.082, +0.030], CPU log-mel 62.5 ms 구성 대비 -0.111 [-0.162, -0.060]). 추정 에너지는 원본 파형 구성보다 세 전력 출처 모두에서 적지만(데이터시트 39 대 71 μJ, Moosmann 52 대 78 μJ; 판단 1회 1.85 ms 대 2.53 ms), CPU log-mel 62.5 ms 구성과는 비슷한 에너지(데이터시트 기준 39 대 43 μJ)에서 시험 macro-F1 이 0.11 낮다. 두 네트워크를 동시 적재한 보드에서 가속기 출력·CPU 특징·최종 로짓이 전부 호스트와 비트 일치했고, CPU 몫 0.70 ms 중 80%는 가속기 메모리에서 int32 출력 2,048개를 읽어 절댓값과 8위치 합산까지 하는 시간, 20%는 정수 로그였다(보드 실측). </w:t>
+        <w:t xml:space="preserve">선형 부분만 옮기면 에너지는 줄지만 정확도는 유의한 차이가 없다. NPU 전처리 (Gabor 필터뱅크) 는 사전에 정한 목표(원본 파형 구성 초과 또는 CPU log-mel 62.5 ms 구성과 동등)는 넘지 못했다(원본 파형 구성 대비 -0.026 [-0.082, +0.030], CPU log-mel 62.5 ms 구성 대비 -0.111 [-0.162, -0.060]). 추정 에너지는 원본 파형 구성보다 세 전력 출처 모두에서 적지만(데이터시트 39 대 71 μJ, Moosmann 52 대 78 μJ; 판단 1회 1.85 ms 대 2.53 ms), CPU log-mel 62.5 ms 구성과는 비슷한 에너지(데이터시트 기준 39 대 43 μJ)에서 시험 macro-F1 이 0.11 낮다. 두 네트워크를 동시 적재한 보드에서 가속기 출력·CPU 특징·최종 로짓이 전부 호스트와 비트 일치했고, CPU 몫 0.70 ms 중 80%는 가속기 메모리에서 int32 출력 2,048개를 읽어 절댓값과 8위치 합산까지 하는 시간, 20%는 정수 로그였다(보드 실측). </w:t>
       </w:r>
     </w:p>
     <w:p>
       <w:pPr>
-        <w:spacing w:after="40" w:before="0" w:line="276" w:lineRule="auto"/>
+        <w:spacing w:after="40" w:before="0" w:line="252" w:lineRule="auto"/>
         <w:ind w:firstLine="180"/>
         <w:jc w:val="both"/>
       </w:pPr>
@@ -1681,7 +1681,7 @@
     </w:p>
     <w:p>
       <w:pPr>
-        <w:spacing w:after="40" w:before="0" w:line="276" w:lineRule="auto"/>
+        <w:spacing w:after="40" w:before="0" w:line="252" w:lineRule="auto"/>
         <w:ind w:firstLine="180"/>
         <w:jc w:val="both"/>
       </w:pPr>
@@ -1697,7 +1697,7 @@
     </w:p>
     <w:p>
       <w:pPr>
-        <w:spacing w:after="40" w:before="0" w:line="276" w:lineRule="auto"/>
+        <w:spacing w:after="40" w:before="0" w:line="252" w:lineRule="auto"/>
         <w:ind w:firstLine="180"/>
         <w:jc w:val="both"/>
       </w:pPr>
@@ -1713,7 +1713,7 @@
     </w:p>
     <w:p>
       <w:pPr>
-        <w:spacing w:after="40" w:before="0" w:line="276" w:lineRule="auto"/>
+        <w:spacing w:after="40" w:before="0" w:line="252" w:lineRule="auto"/>
         <w:ind w:firstLine="180"/>
         <w:jc w:val="both"/>
       </w:pPr>
@@ -1735,7 +1735,7 @@
       <w:r>
         <w:drawing>
           <wp:inline xmlns:a="http://schemas.openxmlformats.org/drawingml/2006/main" xmlns:pic="http://schemas.openxmlformats.org/drawingml/2006/picture">
-            <wp:extent cx="2880000" cy="1239258"/>
+            <wp:extent cx="3240000" cy="2046000"/>
             <wp:docPr id="2" name="Picture 2"/>
             <wp:cNvGraphicFramePr>
               <a:graphicFrameLocks noChangeAspect="1"/>
@@ -1756,7 +1756,7 @@
                   <pic:spPr>
                     <a:xfrm>
                       <a:off x="0" y="0"/>
-                      <a:ext cx="2880000" cy="1239258"/>
+                      <a:ext cx="3240000" cy="2046000"/>
                     </a:xfrm>
                     <a:prstGeom prst="rect"/>
                   </pic:spPr>
@@ -1784,7 +1784,7 @@
     </w:p>
     <w:p>
       <w:pPr>
-        <w:spacing w:after="40" w:before="0" w:line="276" w:lineRule="auto"/>
+        <w:spacing w:after="40" w:before="0" w:line="252" w:lineRule="auto"/>
       </w:pPr>
       <w:r>
         <w:rPr>
@@ -1798,7 +1798,7 @@
     </w:p>
     <w:p>
       <w:pPr>
-        <w:spacing w:after="40" w:before="0" w:line="276" w:lineRule="auto"/>
+        <w:spacing w:after="40" w:before="0" w:line="252" w:lineRule="auto"/>
         <w:ind w:firstLine="180"/>
         <w:jc w:val="both"/>
       </w:pPr>
@@ -1814,7 +1814,7 @@
     </w:p>
     <w:p>
       <w:pPr>
-        <w:spacing w:after="40" w:before="0" w:line="276" w:lineRule="auto"/>
+        <w:spacing w:after="40" w:before="0" w:line="252" w:lineRule="auto"/>
         <w:ind w:firstLine="180"/>
         <w:jc w:val="both"/>
       </w:pPr>
@@ -1825,12 +1825,28 @@
           <w:i w:val="0"/>
           <w:sz w:val="18"/>
         </w:rPr>
-        <w:t>결론. NPU 탑재 MCU 에서 '전처리를 전부 가속기로' 는 환경음 감지에서 최적이 아니다. 지원 연산이 제한된 가속기에 비선형 전처리를 옮기는 시도는 정확도도 에너지도 얻지 못했고, 선형 부분만 옮긴 구성은 원본 파형 구성보다 에너지를 줄였지만 CPU 전처리의 저에너지 구성과 비슷한 에너지에서 정확도를 잃어 앞면 끝에 머물렀으며, 작은 CPU 전처리로 데이터량을 줄인 뒤 작은 모델을 가속기에 올리는 구성이 정확도–에너지 전선 위에 있었다. 가속기 설계 지침은 연산 위치가 아니라 가속기에 들어가는 데이터율을 기준으로 세워야 한다.</w:t>
+        <w:t>평균 전력. 판단 1회 에너지 43 μJ 를 초당 4회로 환산하면 0.17 mW 로, 마이크 I2S 와 DMA 를 살린 가장 깊은 저전력 모드의 대기 전력까지 더한 평균 전력 11~14 mW(데이터시트 기반 추정)의 1.3~1.6% 에 그친다. 판단당 에너지의 차이가 시스템 평균 전력에 드러나려면 대기 전력이 판단 비용 아래로 내려가야 하며, 그 전까지는 대기 모드와 가속기 메모리 유지 방식이 평균 전력을 결정한다. 같은 이유로 RISC-V 코어를 상시 게이트로 두어 이벤트 후보에서만 판단하는 설계는 평균 전력을 거의 줄이지 못할 것으로 추정되고, RISC-V 로 전처리를 옮기는 안도 FPU 없는 60 MHz 코어의 전력이 Cortex-M4F 의 0.6~1.0배라 손익분기 전처리 지연 2.2~4.2 ms 를 지키기 어려워 제외했다. I2S 없이 깨우는 경로(아날로그 비교기 등)와 그때의 짧고 조용한 이벤트 재현율 평가는 향후 과제로 남긴다.</w:t>
       </w:r>
     </w:p>
     <w:p>
       <w:pPr>
-        <w:spacing w:after="40" w:before="0" w:line="276" w:lineRule="auto"/>
+        <w:spacing w:after="40" w:before="0" w:line="252" w:lineRule="auto"/>
+        <w:ind w:firstLine="180"/>
+        <w:jc w:val="both"/>
+      </w:pPr>
+      <w:r>
+        <w:rPr>
+          <w:rFonts w:ascii="맑은 고딕" w:hAnsi="맑은 고딕" w:eastAsia="맑은 고딕" w:cs="맑은 고딕"/>
+          <w:b w:val="0"/>
+          <w:i w:val="0"/>
+          <w:sz w:val="18"/>
+        </w:rPr>
+        <w:t>결론. NPU 탑재 MCU 에서 '전처리를 전부 가속기로' 는 환경음 감지에서 최적이 아니다. 지원 연산이 제한된 가속기에 비선형 전처리를 옮기는 시도는 정확도도 에너지도 얻지 못했고, 선형 부분만 옮긴 구성은 원본 파형 구성보다 에너지를 줄였지만 CPU 전처리의 저에너지 구성과 비슷한 에너지에서 정확도를 잃어 앞면 끝에 머물렀으며, 작은 CPU 전처리로 데이터량을 줄인 뒤 작은 모델을 가속기에 올리는 구성이 정확도–에너지 전선 위에 있었다. 이 칩에서는 어떤 연산을 가속기에 두느냐보다, 가속기에 들어가는 데이터율이 구성의 우열을 더 잘 설명했다.</w:t>
+      </w:r>
+    </w:p>
+    <w:p>
+      <w:pPr>
+        <w:spacing w:after="40" w:before="0" w:line="252" w:lineRule="auto"/>
       </w:pPr>
       <w:r>
         <w:rPr>
@@ -1844,7 +1860,7 @@
     </w:p>
     <w:p>
       <w:pPr>
-        <w:spacing w:after="20" w:before="0" w:line="252" w:lineRule="auto"/>
+        <w:spacing w:after="0" w:before="0" w:line="240" w:lineRule="auto"/>
         <w:jc w:val="both"/>
       </w:pPr>
       <w:r>
@@ -1859,7 +1875,7 @@
     </w:p>
     <w:p>
       <w:pPr>
-        <w:spacing w:after="20" w:before="0" w:line="252" w:lineRule="auto"/>
+        <w:spacing w:after="0" w:before="0" w:line="240" w:lineRule="auto"/>
         <w:jc w:val="both"/>
       </w:pPr>
       <w:r>
@@ -1874,7 +1890,7 @@
     </w:p>
     <w:p>
       <w:pPr>
-        <w:spacing w:after="20" w:before="0" w:line="252" w:lineRule="auto"/>
+        <w:spacing w:after="0" w:before="0" w:line="240" w:lineRule="auto"/>
         <w:jc w:val="both"/>
       </w:pPr>
       <w:r>
@@ -1889,7 +1905,7 @@
     </w:p>
     <w:p>
       <w:pPr>
-        <w:spacing w:after="20" w:before="0" w:line="252" w:lineRule="auto"/>
+        <w:spacing w:after="0" w:before="0" w:line="240" w:lineRule="auto"/>
         <w:jc w:val="both"/>
       </w:pPr>
       <w:r>
@@ -1904,7 +1920,7 @@
     </w:p>
     <w:p>
       <w:pPr>
-        <w:spacing w:after="20" w:before="0" w:line="252" w:lineRule="auto"/>
+        <w:spacing w:after="0" w:before="0" w:line="240" w:lineRule="auto"/>
         <w:jc w:val="both"/>
       </w:pPr>
       <w:r>
@@ -1919,7 +1935,7 @@
     </w:p>
     <w:p>
       <w:pPr>
-        <w:spacing w:after="20" w:before="0" w:line="252" w:lineRule="auto"/>
+        <w:spacing w:after="0" w:before="0" w:line="240" w:lineRule="auto"/>
         <w:jc w:val="both"/>
       </w:pPr>
       <w:r>
@@ -1934,7 +1950,7 @@
     </w:p>
     <w:p>
       <w:pPr>
-        <w:spacing w:after="20" w:before="0" w:line="252" w:lineRule="auto"/>
+        <w:spacing w:after="0" w:before="0" w:line="240" w:lineRule="auto"/>
         <w:jc w:val="both"/>
       </w:pPr>
       <w:r>
@@ -1949,7 +1965,7 @@
     </w:p>
     <w:p>
       <w:pPr>
-        <w:spacing w:after="20" w:before="0" w:line="252" w:lineRule="auto"/>
+        <w:spacing w:after="0" w:before="0" w:line="240" w:lineRule="auto"/>
         <w:jc w:val="both"/>
       </w:pPr>
       <w:r>
@@ -1964,7 +1980,7 @@
     </w:p>
     <w:p>
       <w:pPr>
-        <w:spacing w:after="20" w:before="0" w:line="252" w:lineRule="auto"/>
+        <w:spacing w:after="0" w:before="0" w:line="240" w:lineRule="auto"/>
         <w:jc w:val="both"/>
       </w:pPr>
       <w:r>
@@ -1979,7 +1995,7 @@
     </w:p>
     <w:p>
       <w:pPr>
-        <w:spacing w:after="20" w:before="0" w:line="252" w:lineRule="auto"/>
+        <w:spacing w:after="0" w:before="0" w:line="240" w:lineRule="auto"/>
         <w:jc w:val="both"/>
       </w:pPr>
       <w:r>
@@ -1994,7 +2010,7 @@
     </w:p>
     <w:p>
       <w:pPr>
-        <w:spacing w:after="20" w:before="0" w:line="252" w:lineRule="auto"/>
+        <w:spacing w:after="0" w:before="0" w:line="240" w:lineRule="auto"/>
         <w:jc w:val="both"/>
       </w:pPr>
       <w:r>
@@ -2009,7 +2025,7 @@
     </w:p>
     <w:p>
       <w:pPr>
-        <w:spacing w:after="20" w:before="0" w:line="252" w:lineRule="auto"/>
+        <w:spacing w:after="0" w:before="0" w:line="240" w:lineRule="auto"/>
         <w:jc w:val="both"/>
       </w:pPr>
       <w:r>
@@ -2024,7 +2040,7 @@
     </w:p>
     <w:p>
       <w:pPr>
-        <w:spacing w:after="20" w:before="0" w:line="252" w:lineRule="auto"/>
+        <w:spacing w:after="0" w:before="0" w:line="240" w:lineRule="auto"/>
         <w:jc w:val="both"/>
       </w:pPr>
       <w:r>

--- a/docs/paper/ksc2026/ksc2026_review.docx
+++ b/docs/paper/ksc2026/ksc2026_review.docx
@@ -1474,7 +1474,7 @@
           <w:i w:val="0"/>
           <w:sz w:val="18"/>
         </w:rPr>
-        <w:t>소형 MCU 에 신경망 가속기(NPU)를 얹은 칩이 늘고 있다. MAX78000 은 Cortex-M4F 와 CNN 가속기를 한 칩에 두어 상시 동작 음향 감지에 적합하지만, 가속기는 합성곱·풀링·요소별 연산만 지원하고 FFT·로그 같은 전처리 연산은 지원하지 않는다 [1, 2]. 따라서 log-mel 전처리는 CPU 가 맡거나, 아예 없애고 원본 파형을 가속기에 직접 넣어야 한다. 벤더의 음성 키워드 참조 설계는 후자를 택하며, MFCC 를 쓰는 소형 모델들과 비슷한 정확도(96.3% 대 95.4~96.4%)를 보고했다 [4].</w:t>
+        <w:t>소형 MCU 에 신경망 가속기(NPU)를 얹은 칩이 늘고 있다. MAX78000 은 Cortex-M4F 와 CNN 가속기를 한 칩에 두어 상시 동작 음향 감지에 적합하지만, 가속기는 합성곱·풀링·요소별 연산만 지원하고 FFT·로그 같은 전처리 연산은 지원하지 않는다 [1, 2]. 따라서 log-mel 전처리는 CPU 가 맡거나, 아예 없애고 원본 파형을 가속기에 직접 넣어야 한다. 벤더의 음성 키워드 참조 설계는 후자를 택하며, MFCC 를 쓰는 소형 모델들과 비슷하거나 높은 정확도(96.3% 대 90.2~96.4%)를 보고했다 [4].</w:t>
       </w:r>
     </w:p>
     <w:p>
@@ -1644,7 +1644,7 @@
           <w:i w:val="0"/>
           <w:sz w:val="18"/>
         </w:rPr>
-        <w:t>NPU 로 옮긴 전처리는 되찾지 못한다. NPU 근사 log 는 원본 파형 구성 대비 +0.034 [-0.022, +0.090] 로 CI 가 0 을 포함하고, 로그 근사 층 때문에 NPU 사이클이 3.8배 늘어 추정 에너지는 3.3배다. 이전 데이터 버전에서 시험한 NPU 전처리 변형 다섯 가지도 원본 파형 구성 대비 -0.050~+0.003 으로, 신뢰구간이 0 을 넘는 개선은 없었다. 지원하지 않는 비선형을 합성곱으로 흉내 내는 순간 NPU 는 CPU 보다 비싸진다.</w:t>
+        <w:t>NPU 로 옮긴 전처리는 되찾지 못한다. NPU 근사 log 는 원본 파형 구성 대비 +0.034 [-0.022, +0.090] 로 CI 가 0 을 포함하고, 로그 근사 층 때문에 NPU 사이클이 3.8배 늘어 추정 에너지는 3.3배다. 이전 데이터 버전에서 시험한 NPU 전처리 변형들도 원본 파형 구성 대비 -0.050~+0.003 으로, 신뢰구간이 0 을 넘는 개선은 없었다. 지원하지 않는 비선형을 합성곱으로 흉내 내는 순간 NPU 는 CPU 보다 비싸진다.</w:t>
       </w:r>
     </w:p>
     <w:p>
@@ -1825,7 +1825,7 @@
           <w:i w:val="0"/>
           <w:sz w:val="18"/>
         </w:rPr>
-        <w:t>평균 전력. 판단 1회 에너지 43 μJ 를 초당 4회로 환산하면 0.17 mW 로, 마이크 I2S 와 DMA 를 살린 가장 깊은 저전력 모드의 대기 전력까지 더한 평균 전력 11~14 mW(데이터시트 기반 추정)의 1.3~1.6% 에 그친다. 판단당 에너지의 차이가 시스템 평균 전력에 드러나려면 대기 전력이 판단 비용 아래로 내려가야 하며, 그 전까지는 대기 모드와 가속기 메모리 유지 방식이 평균 전력을 결정한다. 같은 이유로 RISC-V 코어를 상시 게이트로 두어 이벤트 후보에서만 판단하는 설계는 평균 전력을 거의 줄이지 못할 것으로 추정되고, RISC-V 로 전처리를 옮기는 안도 FPU 없는 60 MHz 코어의 전력이 Cortex-M4F 의 0.6~1.0배라 손익분기 전처리 지연 2.2~4.2 ms 를 지키기 어려워 제외했다. I2S 없이 깨우는 경로(아날로그 비교기 등)와 그때의 짧고 조용한 이벤트 재현율 평가는 향후 과제로 남긴다.</w:t>
+        <w:t>평균 전력. 판단 1회 에너지를 평균 전력으로 옮기면(데이터시트 기반 추정), 디지털 마이크를 유지하는 대기 전력이 대부분을 차지한다. I2S 를 살린 가장 깊은 대기 모드의 고정 전류(LPM 0.64 mA [1])로 구한 대기 전력 하한 1.9 mW 이상이면 CPU log-mel 62.5 ms 구성의 판단 비용은 평균 전력의 17% 이하, CPU log-mel 16 ms 구성은 54% 이하다(세 전력 출처 중 가장 큰 에너지 기준). 반면 NPU 없이 CPU 로 추론하면 현 구성의 대기 전력 상한 11 mW 에서도 판단 비용이 평균 전력의 42% 이상을 차지한다. 즉 NPU 는 거친 log-mel 구성에서 판단 비용을 평균 전력의 작은 몫으로 낮추고, 전처리 구성 간 에너지 차이는 대기 전력을 줄일수록 평균 전력에 더 크게 드러난다. RISC-V 코어를 상시 게이트로 두어 이벤트 후보에서만 판단하는 설계의 이득 상한은 현 대기 모드에서 판단 비용 전부인 약 2% 로 추정되고, RISC-V 로 전처리를 옮기는 안도 FPU 없는 60 MHz 코어의 전력이 Cortex-M4F 의 0.6~1.0배로 추정되어 손익분기 전처리 지연 2.2~4.2 ms 를 지키기 어려워 제외했다.</w:t>
       </w:r>
     </w:p>
     <w:p>

--- a/docs/paper/ksc2026/ksc2026_review.docx
+++ b/docs/paper/ksc2026/ksc2026_review.docx
@@ -1825,7 +1825,7 @@
           <w:i w:val="0"/>
           <w:sz w:val="18"/>
         </w:rPr>
-        <w:t>평균 전력. 판단 1회 에너지를 평균 전력으로 옮기면(데이터시트 기반 추정), 디지털 마이크를 유지하는 대기 전력이 대부분을 차지한다. I2S 를 살린 가장 깊은 대기 모드의 고정 전류(LPM 0.64 mA [1])로 구한 대기 전력 하한 1.9 mW 이상이면 CPU log-mel 62.5 ms 구성의 판단 비용은 평균 전력의 17% 이하, CPU log-mel 16 ms 구성은 54% 이하다(세 전력 출처 중 가장 큰 에너지 기준). 반면 NPU 없이 CPU 로 추론하면 현 구성의 대기 전력 상한 11 mW 에서도 판단 비용이 평균 전력의 42% 이상을 차지한다. 즉 NPU 는 거친 log-mel 구성에서 판단 비용을 평균 전력의 작은 몫으로 낮추고, 전처리 구성 간 에너지 차이는 대기 전력을 줄일수록 평균 전력에 더 크게 드러난다. RISC-V 코어를 상시 게이트로 두어 이벤트 후보에서만 판단하는 설계의 이득 상한은 현 대기 모드에서 판단 비용 전부인 약 2% 로 추정되고, RISC-V 로 전처리를 옮기는 안도 FPU 없는 60 MHz 코어의 전력이 Cortex-M4F 의 0.6~1.0배로 추정되어 손익분기 전처리 지연 2.2~4.2 ms 를 지키기 어려워 제외했다.</w:t>
+        <w:t>평균 전력. 판단 1회 에너지를 평균 전력으로 옮기면(데이터시트 기반 추정), 디지털 마이크를 유지하는 대기 전력이 대부분을 차지한다. I2S 를 살린 가장 깊은 대기 모드의 고정 전류(LPM 0.64 mA [1])로 구한 대기 전력 하한 1.9 mW 이상이면 CPU log-mel 62.5 ms 구성의 판단 비용은 평균 전력의 17% 이하, CPU log-mel 16 ms 구성은 54% 이하다(세 전력 출처 중 가장 큰 에너지 기준). 반면 NPU 없이 CPU 로 추론하면 현 구성의 대기 전력 상한 11 mW 에서도 판단 비용이 평균 전력의 42% 이상을 차지한다. 즉 NPU 는 거친 log-mel 구성에서 판단 비용을 평균 전력의 작은 몫으로 낮추고, 전처리 구성 간 에너지 차이는 대기 전력을 줄일수록 평균 전력에 더 크게 드러난다. RISC-V 코어를 상시 게이트로 두어 이벤트 후보에서만 판단하는 설계의 이득 상한은 판단 비용 전부로, 현 대기 모드에서 약 2%, 가장 깊은 대기 모드에서도 CPU log-mel 62.5 ms 구성 기준 17%를 넘지 않는 것으로 추정된다. RISC-V 로 전처리를 옮기는 안도 FPU 없는 60 MHz 코어의 전력이 Cortex-M4F 의 0.6~1.0배로 추정되어 손익분기 전처리 지연 2.2~4.2 ms 를 지키기 어려워 제외했다.</w:t>
       </w:r>
     </w:p>
     <w:p>

--- a/docs/paper/ksc2026/ksc2026_review.docx
+++ b/docs/paper/ksc2026/ksc2026_review.docx
@@ -1809,7 +1809,7 @@
           <w:i w:val="0"/>
           <w:sz w:val="18"/>
         </w:rPr>
-        <w:t>한계. 에너지는 직접 계측하지 않은 추정값이며 전력 출처에 따라 결론의 강도가 다르다(CPU log-mel 62.5 ms 구성의 우위는 '적다' 와 '같다' 사이). 시드가 3개라 신뢰구간이 넓다. 정답 청취는 저자 1인이다. 비명과 환호의 경계는 음향만으로 가를 수 없어 비명 재현율은 그 모호성을 포함한다. 시험 데이터 배경의 절반이 하드 네거티브라 오경보율은 실배치보다 부풀려져 있다. NPU 전처리 (Gabor 필터뱅크) 의 CPU 구간은 가속기 전원이 켜진 채 돌므로 적재 전력으로 보수적으로 계산했고, 가속기 메모리 읽기를 DMA 로 바꾸면 더 줄 수 있다. 음량 정규화·필터 해상도·용량 확대 등 원본 파형 쪽 변형을 더 시도할 여지는 남아 있다. 향후 과제로, CPU 몫의 80%를 차지하는 읽기와 위치 합산을 NPU 에서 수행하려면 8비트 출력에 맞춘 재학습이 필요하다.</w:t>
+        <w:t>한계. 에너지는 직접 계측하지 않은 추정값이며 전력 출처에 따라 결론의 강도가 다르다(CPU log-mel 62.5 ms 구성의 우위는 '적다' 와 '같다' 사이). 시드가 3개라 신뢰구간이 넓다. 정답 청취는 저자 1인이다. 비명과 환호의 경계는 음향만으로 가를 수 없어 비명 재현율은 그 모호성을 포함한다. 시험 데이터 배경의 절반이 하드 네거티브라 오경보율은 실배치보다 부풀려져 있다. NPU 전처리 (Gabor 필터뱅크) 의 CPU 구간은 가속기 전원이 켜진 채 돌므로 적재 전력으로 보수적으로 계산했고, 가속기 메모리 읽기를 DMA 로 바꾸면 더 줄 수 있다. 향후 과제로, CPU 몫의 80%를 차지하는 읽기와 위치 합산을 NPU 에서 수행하려면 8비트 출력에 맞춘 재학습이 필요하다.</w:t>
       </w:r>
     </w:p>
     <w:p>
@@ -1825,7 +1825,7 @@
           <w:i w:val="0"/>
           <w:sz w:val="18"/>
         </w:rPr>
-        <w:t>평균 전력. 판단 1회 에너지를 평균 전력으로 옮기면(데이터시트 기반 추정), 디지털 마이크를 유지하는 대기 전력이 대부분을 차지한다. I2S 를 살린 가장 깊은 대기 모드의 고정 전류(LPM 0.64 mA [1])로 구한 대기 전력 하한 1.9 mW 이상이면 CPU log-mel 62.5 ms 구성의 판단 비용은 평균 전력의 17% 이하, CPU log-mel 16 ms 구성은 54% 이하다(세 전력 출처 중 가장 큰 에너지 기준). 반면 NPU 없이 CPU 로 추론하면 현 구성의 대기 전력 상한 11 mW 에서도 판단 비용이 평균 전력의 42% 이상을 차지한다. 즉 NPU 는 거친 log-mel 구성에서 판단 비용을 평균 전력의 작은 몫으로 낮추고, 전처리 구성 간 에너지 차이는 대기 전력을 줄일수록 평균 전력에 더 크게 드러난다. RISC-V 코어를 상시 게이트로 두어 이벤트 후보에서만 판단하는 설계의 이득 상한은 판단 비용 전부로, 현 대기 모드에서 약 2%, 가장 깊은 대기 모드에서도 CPU log-mel 62.5 ms 구성 기준 17%를 넘지 않는 것으로 추정된다. RISC-V 로 전처리를 옮기는 안도 FPU 없는 60 MHz 코어의 전력이 Cortex-M4F 의 0.6~1.0배로 추정되어 손익분기 전처리 지연 2.2~4.2 ms 를 지키기 어려워 제외했다.</w:t>
+        <w:t>평균 전력. 판단 1회 에너지를 평균 전력으로 옮기면(데이터시트 기반 추정), 디지털 마이크를 유지하는 대기 전력이 대부분을 차지한다. I2S 를 살린 가장 깊은 대기 모드의 고정 전류(LPM 0.64 mA [1])로 구한 대기 전력 하한 1.9 mW 이상이면 CPU log-mel 62.5 ms 구성의 판단 비용은 평균 전력의 17% 이하, CPU log-mel 16 ms 구성은 54% 이하다. 반면 NPU 없이 CPU 로 추론하면 현 구성의 대기 전력 상한 11 mW 에서도 판단 비용이 평균 전력의 42% 이상을 차지한다. 즉 NPU 는 거친 log-mel 구성에서 판단 비용을 평균 전력의 작은 몫으로 낮추고, 전처리 구성 간 에너지 차이는 대기 전력을 줄일수록 평균 전력에 더 크게 드러난다. RISC-V 코어를 상시 게이트로 두어 이벤트 후보에서만 판단하는 설계의 이득 상한은 판단 비용 전부로, 현 대기 모드에서 약 2%, 가장 깊은 대기 모드에서도 CPU log-mel 62.5 ms 구성 기준 17%를 넘지 않는 것으로 추정된다. RISC-V 로 전처리를 옮기는 안도 FPU 없는 60 MHz 코어의 전력이 Cortex-M4F 의 0.6~1.0배로 추정되어 손익분기 전처리 지연 2.2~4.2 ms 를 지키기 어려워 제외했다.</w:t>
       </w:r>
     </w:p>
     <w:p>

--- a/docs/paper/ksc2026/ksc2026_review.docx
+++ b/docs/paper/ksc2026/ksc2026_review.docx
@@ -4,7 +4,22 @@
   <w:body>
     <w:p>
       <w:pPr>
-        <w:spacing w:after="80" w:before="0" w:line="288" w:lineRule="auto"/>
+        <w:spacing w:after="80" w:before="0" w:line="276" w:lineRule="auto"/>
+        <w:jc w:val="center"/>
+      </w:pPr>
+      <w:r>
+        <w:rPr>
+          <w:rFonts w:ascii="맑은 고딕" w:hAnsi="맑은 고딕" w:eastAsia="맑은 고딕" w:cs="맑은 고딕"/>
+          <w:b/>
+          <w:i w:val="0"/>
+          <w:sz w:val="32"/>
+        </w:rPr>
+        <w:t>[학부생논문] NPU 탑재 MCU 의 상시 음향 이벤트 감지에서 전처리 위치가 정확도와 에너지에 미치는 영향: MAX78000 실측</w:t>
+      </w:r>
+    </w:p>
+    <w:p>
+      <w:pPr>
+        <w:spacing w:after="120" w:before="0" w:line="276" w:lineRule="auto"/>
         <w:jc w:val="center"/>
       </w:pPr>
       <w:r>
@@ -14,27 +29,12 @@
           <w:i w:val="0"/>
           <w:sz w:val="28"/>
         </w:rPr>
-        <w:t>[학부생논문] NPU 탑재 MCU 의 상시 음향 이벤트 감지에서 전처리 위치가 정확도와 에너지에 미치는 영향: MAX78000 실측</w:t>
-      </w:r>
-    </w:p>
-    <w:p>
-      <w:pPr>
-        <w:spacing w:after="160" w:before="0" w:line="276" w:lineRule="auto"/>
-        <w:jc w:val="center"/>
-      </w:pPr>
-      <w:r>
-        <w:rPr>
-          <w:rFonts w:ascii="맑은 고딕" w:hAnsi="맑은 고딕" w:eastAsia="맑은 고딕" w:cs="맑은 고딕"/>
-          <w:b w:val="0"/>
-          <w:i w:val="0"/>
-          <w:sz w:val="22"/>
-        </w:rPr>
         <w:t>Where Should the Front-End Go? Measured Accuracy–Energy Trade-offs of Preprocessing Placement for Always-On Acoustic Event Detection on an NPU-Equipped MCU (MAX78000)</w:t>
       </w:r>
     </w:p>
     <w:p>
       <w:pPr>
-        <w:spacing w:after="60" w:before="0" w:line="252" w:lineRule="auto"/>
+        <w:spacing w:after="40" w:before="0" w:line="276" w:lineRule="auto"/>
         <w:jc w:val="center"/>
       </w:pPr>
       <w:r>
@@ -42,14 +42,15 @@
           <w:rFonts w:ascii="맑은 고딕" w:hAnsi="맑은 고딕" w:eastAsia="맑은 고딕" w:cs="맑은 고딕"/>
           <w:b/>
           <w:i w:val="0"/>
-          <w:sz w:val="20"/>
+          <w:sz w:val="18"/>
         </w:rPr>
         <w:t>요   약</w:t>
       </w:r>
     </w:p>
     <w:p>
       <w:pPr>
-        <w:spacing w:after="120" w:before="0" w:line="276" w:lineRule="auto"/>
+        <w:spacing w:after="80" w:before="0" w:line="252" w:lineRule="auto"/>
+        <w:ind w:firstLine="100"/>
         <w:jc w:val="both"/>
       </w:pPr>
       <w:r>
@@ -59,18 +60,19 @@
           <w:i w:val="0"/>
           <w:sz w:val="18"/>
         </w:rPr>
-        <w:t>NPU 를 탑재한 MCU(MAX78000) 에서 배터리 상시 구동 음향 이벤트 감지기를 구현하고, log-mel 전처리를 어디에 둘지가 정확도와 판단당 에너지에 미치는 영향을 10개 구성과 CPU 추론 대조군으로 비교했다. 정확도와 판단 1회 지연은 같은 데이터·같은 보드에서 실측했고, 에너지는 실측 지연과 공개 전력값으로 추정했다. 벤더 참조 설계처럼 원본 파형을 NPU 에 직접 넣어 전처리를 없앤 구성은 가장 정확한 CPU log-mel 구성(간격 16 ms)보다 시험 데이터 macro-F1 이 0.166 낮았고, 로그 압축을 NPU 연산으로 근사한 변형은 이 격차를 되찾지 못했으며, 선형 부분(필터뱅크와 에너지 적분)만 NPU 로 옮긴 구성은 원본 파형 구성보다 에너지가 적지만 정확도는 원본 파형 구성과 유의한 차이가 없었다. 반면 프레임 간격을 넓힌 거친 log-mel을 CPU 에 남기고 작은 2D CNN 을 NPU 에 올린 구성은 원본 파형 구성보다 macro-F1 이 +0.085 높으면서(Welch 95% CI 가 0 을 포함하지 않음) 추정 에너지는 같거나 적었다. NPU 추론은 같은 가중치의 CMSIS-NN 추론보다 판단 1회 기준 89배 빨랐다. 전처리 위치는 가속기 친화성의 문제가 아니라 정확도–에너지 설계 변수이며, 파레토 앞면은 양 끝이 아니라 전처리를 나눈 중간 구성들로 이루어짐을 보인다.</w:t>
+        <w:t>NPU 를 탑재한 MCU(MAX78000) 에서 배터리 상시 구동 음향 이벤트 감지기를 구현하고, log-mel 전처리를 어디에 둘지가 정확도와 판단당 에너지에 미치는 영향을 10개 구성과 CPU 추론 대조군으로 비교했다. 정확도와 판단 1회 지연은 같은 데이터·같은 보드에서 실측했고, 에너지는 실측 지연과 공개 전력값으로 추정했다. 전처리를 없애고 원본 파형을 NPU 에 직접 넣는 벤더 방식 구성은 가장 정확한 CPU log-mel 구성(간격 16 ms)보다 시험 데이터 macro-F1 이 0.166 낮았고, 로그 압축을 NPU 연산으로 근사한 변형은 이 격차를 되찾지 못했으며, 선형 부분(필터뱅크·에너지 적분)만 NPU 로 옮긴 구성은 에너지는 적지만 정확도는 원본 파형 구성과 유의한 차이가 없었다. 반면 거친 log-mel을 CPU 에 남기고 작은 2D CNN 을 NPU 에 올린 구성은 원본 파형 구성보다 macro-F1 이 +0.085 높으면서(Welch 95% CI 가 0 을 제외) 추정 에너지는 같거나 적어, 전처리 위치는 가속기 친화성의 문제가 아니라 정확도–에너지 설계 변수이며 파레토 앞면은 양 끝이 아니라 전처리를 나눈 중간 구성들로 이루어진다.</w:t>
       </w:r>
     </w:p>
     <w:p>
       <w:pPr>
-        <w:spacing w:after="20"/>
+        <w:keepNext/>
+        <w:spacing w:after="40" w:before="40"/>
         <w:jc w:val="center"/>
       </w:pPr>
       <w:r>
         <w:drawing>
           <wp:inline xmlns:a="http://schemas.openxmlformats.org/drawingml/2006/main" xmlns:pic="http://schemas.openxmlformats.org/drawingml/2006/picture">
-            <wp:extent cx="5220000" cy="2371676"/>
+            <wp:extent cx="4680000" cy="2126330"/>
             <wp:docPr id="1" name="Picture 1"/>
             <wp:cNvGraphicFramePr>
               <a:graphicFrameLocks noChangeAspect="1"/>
@@ -91,7 +93,7 @@
                   <pic:spPr>
                     <a:xfrm>
                       <a:off x="0" y="0"/>
-                      <a:ext cx="5220000" cy="2371676"/>
+                      <a:ext cx="4680000" cy="2126330"/>
                     </a:xfrm>
                     <a:prstGeom prst="rect"/>
                   </pic:spPr>
@@ -104,7 +106,7 @@
     </w:p>
     <w:p>
       <w:pPr>
-        <w:spacing w:after="80" w:before="0" w:line="252" w:lineRule="auto"/>
+        <w:spacing w:after="80" w:before="0" w:line="240" w:lineRule="auto"/>
         <w:jc w:val="both"/>
       </w:pPr>
       <w:r>
@@ -112,14 +114,41 @@
           <w:rFonts w:ascii="맑은 고딕" w:hAnsi="맑은 고딕" w:eastAsia="맑은 고딕" w:cs="맑은 고딕"/>
           <w:b w:val="0"/>
           <w:i w:val="0"/>
-          <w:sz w:val="16"/>
+          <w:sz w:val="18"/>
         </w:rPr>
-        <w:t>그림 1. 판단 1회 추정 에너지(가로, 로그축)와 정확도. (a) 시험 데이터 macro-F1, (b) 외부 데이터 F1. 색은 전처리 위치, 마커 위치는 데이터시트 전력 기준, 가로 막대는 세 전력 출처의 범위, 세로 막대는 시드 표준편차(n=3). NPU 근사 log(*) 는 보드 미실측으로 지연을 합성 사이클로 추정한 점. 주황 점선은 NPU 전처리 계열(NPU 전처리 (Gabor 필터뱅크)와 대역·프레임 수를 늘린 변형 3종, 모두 보드 실측)을 에너지 순으로 이은 것. 큰 고리와 회색 점선은 파레토 앞면(에너지가 같거나 작으면서 정확도가 같거나 높은 다른 점이 없는 구성).</w:t>
+        <w:t>그림 1. 판단 1회 추정 에너지(로그축)와 정확도: (a) 시험 데이터 macro-F1, (b) 외부 데이터 F1. 색은 전처리 위치, 마커는 데이터시트 전력 기준, 가로 막대는 세 전력 출처의 범위; 주황 점선은 NPU 전처리 계열(Gabor 필터뱅크와 변형 3종), 큰 고리와 회색 점선은 파레토 앞면.</w:t>
       </w:r>
     </w:p>
     <w:p>
       <w:pPr>
-        <w:spacing w:after="20" w:before="0" w:line="252" w:lineRule="auto"/>
+        <w:sectPr>
+          <w:pgSz w:w="11906" w:h="16838"/>
+          <w:pgMar w:top="1701" w:right="567" w:bottom="1134" w:left="567" w:header="0" w:footer="0" w:gutter="0"/>
+          <w:cols w:space="720" w:num="1"/>
+          <w:docGrid w:linePitch="360"/>
+        </w:sectPr>
+      </w:pPr>
+    </w:p>
+    <w:p>
+      <w:pPr>
+        <w:keepNext/>
+        <w:spacing w:after="0" w:before="80" w:line="252" w:lineRule="auto"/>
+        <w:jc w:val="left"/>
+      </w:pPr>
+      <w:r>
+        <w:rPr>
+          <w:rFonts w:ascii="맑은 고딕" w:hAnsi="맑은 고딕" w:eastAsia="맑은 고딕" w:cs="맑은 고딕"/>
+          <w:b/>
+          <w:i w:val="0"/>
+          <w:sz w:val="18"/>
+        </w:rPr>
+        <w:t>1. 서론 및 관련 연구</w:t>
+      </w:r>
+    </w:p>
+    <w:p>
+      <w:pPr>
+        <w:spacing w:after="0" w:before="0" w:line="252" w:lineRule="auto"/>
+        <w:ind w:firstLine="200"/>
         <w:jc w:val="both"/>
       </w:pPr>
       <w:r>
@@ -127,9 +156,134 @@
           <w:rFonts w:ascii="맑은 고딕" w:hAnsi="맑은 고딕" w:eastAsia="맑은 고딕" w:cs="맑은 고딕"/>
           <w:b w:val="0"/>
           <w:i w:val="0"/>
-          <w:sz w:val="16"/>
+          <w:sz w:val="18"/>
         </w:rPr>
-        <w:t>표 1. 주 결과. 정확도는 시드 1~3 평균 ± 표준편차, 오경보 300회/h. 지연은 보드 1,000회 최악값, 에너지는 추정(실측 지연 × 공개 전력). 변형 3종은 펌웨어 안정화 대기(NPU 패스당 약 49 μs) 포함. 같은 대기를 넣으면 NPU 전처리 (Gabor 필터뱅크) 는 1.95 ms. NPU 전처리 계열의 정수 로그는 32비트 나눗셈 구현(이전 64비트 구현과 출력 비트 일치)이며, 지연은 교체분을 보드에서 잰 차이로 반영했다.</w:t>
+        <w:t>소형 MCU 에 신경망 가속기(NPU)를 얹은 칩이 늘고 있으며, MAX78000 은 Cortex-M4F 와 CNN 가속기를 한 칩에 두어 상시 동작 음향 감지에 적합하지만 가속기는 합성곱·풀링·요소별 연산만 지원하고 FFT·로그 같은 전처리 연산은 지원하지 않는다 [1, 2]. 따라서 log-mel 전처리는 CPU 가 맡거나, 아예 없애고 원본 파형을 가속기에 직접 넣어야 한다. 벤더의 음성 키워드 참조 설계는 후자를 택하며, MFCC 를 쓰는 소형 모델들과 비슷하거나 높은 정확도(96.3% 대 90.2~96.4%)를 보고했다 [4].</w:t>
+      </w:r>
+    </w:p>
+    <w:p>
+      <w:pPr>
+        <w:spacing w:after="0" w:before="0" w:line="252" w:lineRule="auto"/>
+        <w:ind w:firstLine="200"/>
+        <w:jc w:val="both"/>
+      </w:pPr>
+      <w:r>
+        <w:rPr>
+          <w:rFonts w:ascii="맑은 고딕" w:hAnsi="맑은 고딕" w:eastAsia="맑은 고딕" w:cs="맑은 고딕"/>
+          <w:b w:val="0"/>
+          <w:i w:val="0"/>
+          <w:sz w:val="18"/>
+        </w:rPr>
+        <w:t>본 연구는 이 선택이 환경음(사이렌·유리 파손·비명·개 짖음) 감지에서도 성립하는지를 같은 데이터·같은 학습 설정·같은 보드에서 실측으로 답한다. 기여는 셋이다. (1) 전처리 위치를 양 끝(전부 CPU, 전부 NPU)과 그 사이의 10개 구성(과 CPU 추론 대조군)으로 나누어 정확도와 판단 1회 지연을 보드에서 재고 에너지를 추정한 정확도–에너지 곡선. (2) 필터뱅크·로그 압축·분할 등 전처리를 NPU 연산으로 옮긴 변형은 원본 파형 구성을 유의하게 넘지 못하고, 선형 부분만 옮긴 구성도 에너지는 적지만 정확도 이득 없이 CPU 전처리의 저에너지 구성과 비슷한 에너지에서 앞면 끝에 머문다는 부정 결과. (3) 거친 log-mel(프레임 간격 62.5 ms, 멜 32)을 CPU 에 남기는 구성이 원본 파형 구성보다 정확도가 유의하게 높으면서 추정 에너지는 같거나 적다는 관찰과, 전처리가 NPU 가 처리할 데이터량을 줄이는 단계라는 해석.</w:t>
+      </w:r>
+    </w:p>
+    <w:p>
+      <w:pPr>
+        <w:spacing w:after="0" w:before="0" w:line="252" w:lineRule="auto"/>
+        <w:ind w:firstLine="200"/>
+        <w:jc w:val="both"/>
+      </w:pPr>
+      <w:r>
+        <w:rPr>
+          <w:rFonts w:ascii="맑은 고딕" w:hAnsi="맑은 고딕" w:eastAsia="맑은 고딕" w:cs="맑은 고딕"/>
+          <w:b w:val="0"/>
+          <w:i w:val="0"/>
+          <w:sz w:val="18"/>
+        </w:rPr>
+        <w:t>MAX78000 의 자원·전력 특성은 Moss 등 [3] 이, 키워드 인식의 초저전력 구현은 Ulkar 와 Okman [4] 이, 물체 검출은 Moosmann 등 [5] 이 보고했으며, 이들은 전처리를 고정한 채 모델을 다룬다. 원본 파형에서 직접 배우는 프론트엔드 SincNet [6] 과 LEAF [7] 는 로그·PCEN 같은 비선형 압축을 포함하므로 MAX78000 가속기에 그대로 올릴 수 없다. CPU 추론 대조군은 CMSIS-NN [8] 으로 구현했고, 데이터는 FSD50K [9]·UrbanSound8K [10]·ESC-50 [11] 과 AudioSet [12], 대형 모델 기준선과 증류 교사는 PANNs [13] 이다.</w:t>
+      </w:r>
+    </w:p>
+    <w:p>
+      <w:pPr>
+        <w:keepNext/>
+        <w:spacing w:after="0" w:before="80" w:line="252" w:lineRule="auto"/>
+        <w:jc w:val="left"/>
+      </w:pPr>
+      <w:r>
+        <w:rPr>
+          <w:rFonts w:ascii="맑은 고딕" w:hAnsi="맑은 고딕" w:eastAsia="맑은 고딕" w:cs="맑은 고딕"/>
+          <w:b/>
+          <w:i w:val="0"/>
+          <w:sz w:val="18"/>
+        </w:rPr>
+        <w:t>2. 시스템과 실험 설계</w:t>
+      </w:r>
+    </w:p>
+    <w:p>
+      <w:pPr>
+        <w:spacing w:after="0" w:before="0" w:line="252" w:lineRule="auto"/>
+        <w:ind w:firstLine="200"/>
+        <w:jc w:val="both"/>
+      </w:pPr>
+      <w:r>
+        <w:rPr>
+          <w:rFonts w:ascii="맑은 고딕" w:hAnsi="맑은 고딕" w:eastAsia="맑은 고딕" w:cs="맑은 고딕"/>
+          <w:b/>
+          <w:i w:val="0"/>
+          <w:sz w:val="18"/>
+        </w:rPr>
+        <w:t>시스템.</w:t>
+      </w:r>
+      <w:r>
+        <w:rPr>
+          <w:rFonts w:ascii="맑은 고딕" w:hAnsi="맑은 고딕" w:eastAsia="맑은 고딕" w:cs="맑은 고딕"/>
+          <w:b w:val="0"/>
+          <w:i w:val="0"/>
+          <w:sz w:val="18"/>
+        </w:rPr>
+        <w:t xml:space="preserve"> MAX78000FTHR 단독으로 온보드 마이크 16 kHz 입력을 1.024 s 창(16,384 샘플, int8)으로 받는다. 250 ms 마다(가속기 전처리 구성은 프레임 격자에 맞춰 256 ms 마다) 5클래스(사이렌·유리 파손·비명·개 짖음·배경)를 판단한다. 모델은 가중치 8 bit QAT, 가속기 가중치 메모리 442 KB 안에 들어간다.</w:t>
+      </w:r>
+    </w:p>
+    <w:p>
+      <w:pPr>
+        <w:spacing w:after="0" w:before="0" w:line="252" w:lineRule="auto"/>
+        <w:ind w:firstLine="200"/>
+        <w:jc w:val="both"/>
+      </w:pPr>
+      <w:r>
+        <w:rPr>
+          <w:rFonts w:ascii="맑은 고딕" w:hAnsi="맑은 고딕" w:eastAsia="맑은 고딕" w:cs="맑은 고딕"/>
+          <w:b/>
+          <w:i w:val="0"/>
+          <w:sz w:val="18"/>
+        </w:rPr>
+        <w:t>데이터와 정답.</w:t>
+      </w:r>
+      <w:r>
+        <w:rPr>
+          <w:rFonts w:ascii="맑은 고딕" w:hAnsi="맑은 고딕" w:eastAsia="맑은 고딕" w:cs="맑은 고딕"/>
+          <w:b w:val="0"/>
+          <w:i w:val="0"/>
+          <w:sz w:val="18"/>
+        </w:rPr>
+        <w:t xml:space="preserve"> 세 공개 데이터셋은 모두 Freesound 파생이라 원본 ID 단위로 전역 분할해 누수를 막았고, AudioSet 의 실환경 녹음 구간을 학습에 더했다. 시험 데이터의 유리·비명 창은 저자가 전수 청취해 양성을 확정했다(채점 창 4,965). 외부 평가는 AudioSet 의 별도 영상에서 뽑은 673창(양성 271, 음성 402) 으로, 학습에 쓰지 않았다. 오경보율은 시험 데이터 배경에서 300회/h 가 되는 문턱값을 잡아 외부에도 같은 값을 썼고, 지표는 macro-F1 이다.</w:t>
+      </w:r>
+    </w:p>
+    <w:p>
+      <w:pPr>
+        <w:sectPr>
+          <w:type w:val="continuous"/>
+          <w:pgSz w:w="11906" w:h="16838"/>
+          <w:pgMar w:top="1701" w:right="567" w:bottom="1134" w:left="567" w:header="0" w:footer="0" w:gutter="0"/>
+          <w:cols w:space="720" w:num="2"/>
+          <w:docGrid w:linePitch="360"/>
+        </w:sectPr>
+      </w:pPr>
+    </w:p>
+    <w:p>
+      <w:pPr>
+        <w:keepNext/>
+        <w:spacing w:after="40" w:before="0" w:line="240" w:lineRule="auto"/>
+        <w:jc w:val="both"/>
+      </w:pPr>
+      <w:r>
+        <w:rPr>
+          <w:rFonts w:ascii="맑은 고딕" w:hAnsi="맑은 고딕" w:eastAsia="맑은 고딕" w:cs="맑은 고딕"/>
+          <w:b w:val="0"/>
+          <w:i w:val="0"/>
+          <w:sz w:val="18"/>
+        </w:rPr>
+        <w:t>표 1. 주 결과(전처리 위치 순: 원본 파형 / NPU 전처리 / CPU log-mel / CPU 추론). 정확도는 시드 1~3 평균 ± 표준편차(그림 1 의 세로 막대), 오경보 300회/h. 지연은 보드 1,000회 최악값(NPU 근사 log 는 보드 미실측, 합성 사이클로 추정: 그림 1 의 *), 에너지는 추정(실측 지연 × 공개 전력). 변형 3종은 펌웨어 안정화 대기 포함(2절). NPU 전처리 계열의 정수 로그는 32비트 구현(64비트 구현과 출력 비트 일치, 교체분은 보드 실측 차이로 반영).</w:t>
       </w:r>
     </w:p>
     <w:tbl>
@@ -141,20 +295,24 @@
         <w:tblLook w:firstColumn="1" w:firstRow="1" w:lastColumn="0" w:lastRow="0" w:noHBand="0" w:noVBand="1" w:val="04A0"/>
       </w:tblPr>
       <w:tblGrid>
-        <w:gridCol w:w="3855"/>
-        <w:gridCol w:w="1247"/>
-        <w:gridCol w:w="2154"/>
+        <w:gridCol w:w="3402"/>
+        <w:gridCol w:w="1361"/>
+        <w:gridCol w:w="2494"/>
         <w:gridCol w:w="1757"/>
         <w:gridCol w:w="1757"/>
       </w:tblGrid>
       <w:tr>
+        <w:trPr>
+          <w:cantSplit/>
+        </w:trPr>
         <w:tc>
           <w:tcPr>
-            <w:tcW w:type="dxa" w:w="3855"/>
+            <w:tcW w:type="dxa" w:w="3402"/>
           </w:tcPr>
           <w:p>
             <w:pPr>
-              <w:spacing w:after="0" w:before="0"/>
+              <w:keepNext/>
+              <w:spacing w:after="0" w:before="0" w:line="240" w:lineRule="auto"/>
               <w:jc w:val="center"/>
             </w:pPr>
             <w:r/>
@@ -163,7 +321,7 @@
                 <w:rFonts w:ascii="맑은 고딕" w:hAnsi="맑은 고딕" w:eastAsia="맑은 고딕" w:cs="맑은 고딕"/>
                 <w:b/>
                 <w:i w:val="0"/>
-                <w:sz w:val="15"/>
+                <w:sz w:val="18"/>
               </w:rPr>
               <w:t>구성</w:t>
             </w:r>
@@ -171,11 +329,12 @@
         </w:tc>
         <w:tc>
           <w:tcPr>
-            <w:tcW w:type="dxa" w:w="1247"/>
+            <w:tcW w:type="dxa" w:w="1361"/>
           </w:tcPr>
           <w:p>
             <w:pPr>
-              <w:spacing w:after="0" w:before="0"/>
+              <w:keepNext/>
+              <w:spacing w:after="0" w:before="0" w:line="240" w:lineRule="auto"/>
               <w:jc w:val="center"/>
             </w:pPr>
             <w:r/>
@@ -184,7 +343,7 @@
                 <w:rFonts w:ascii="맑은 고딕" w:hAnsi="맑은 고딕" w:eastAsia="맑은 고딕" w:cs="맑은 고딕"/>
                 <w:b/>
                 <w:i w:val="0"/>
-                <w:sz w:val="15"/>
+                <w:sz w:val="18"/>
               </w:rPr>
               <w:t>판단 1회 지연 (ms)</w:t>
             </w:r>
@@ -192,11 +351,12 @@
         </w:tc>
         <w:tc>
           <w:tcPr>
-            <w:tcW w:type="dxa" w:w="2154"/>
+            <w:tcW w:type="dxa" w:w="2494"/>
           </w:tcPr>
           <w:p>
             <w:pPr>
-              <w:spacing w:after="0" w:before="0"/>
+              <w:keepNext/>
+              <w:spacing w:after="0" w:before="0" w:line="240" w:lineRule="auto"/>
               <w:jc w:val="center"/>
             </w:pPr>
             <w:r/>
@@ -205,7 +365,7 @@
                 <w:rFonts w:ascii="맑은 고딕" w:hAnsi="맑은 고딕" w:eastAsia="맑은 고딕" w:cs="맑은 고딕"/>
                 <w:b/>
                 <w:i w:val="0"/>
-                <w:sz w:val="15"/>
+                <w:sz w:val="18"/>
               </w:rPr>
               <w:t>에너지 μJ, 추정 (데이터시트 / 선행연구 / Moosmann)</w:t>
             </w:r>
@@ -217,7 +377,8 @@
           </w:tcPr>
           <w:p>
             <w:pPr>
-              <w:spacing w:after="0" w:before="0"/>
+              <w:keepNext/>
+              <w:spacing w:after="0" w:before="0" w:line="240" w:lineRule="auto"/>
               <w:jc w:val="center"/>
             </w:pPr>
             <w:r/>
@@ -226,7 +387,7 @@
                 <w:rFonts w:ascii="맑은 고딕" w:hAnsi="맑은 고딕" w:eastAsia="맑은 고딕" w:cs="맑은 고딕"/>
                 <w:b/>
                 <w:i w:val="0"/>
-                <w:sz w:val="15"/>
+                <w:sz w:val="18"/>
               </w:rPr>
               <w:t>macro-F1 시험 데이터</w:t>
             </w:r>
@@ -238,7 +399,8 @@
           </w:tcPr>
           <w:p>
             <w:pPr>
-              <w:spacing w:after="0" w:before="0"/>
+              <w:keepNext/>
+              <w:spacing w:after="0" w:before="0" w:line="240" w:lineRule="auto"/>
               <w:jc w:val="center"/>
             </w:pPr>
             <w:r/>
@@ -247,7 +409,7 @@
                 <w:rFonts w:ascii="맑은 고딕" w:hAnsi="맑은 고딕" w:eastAsia="맑은 고딕" w:cs="맑은 고딕"/>
                 <w:b/>
                 <w:i w:val="0"/>
-                <w:sz w:val="15"/>
+                <w:sz w:val="18"/>
               </w:rPr>
               <w:t>F1 외부 데이터</w:t>
             </w:r>
@@ -255,13 +417,17 @@
         </w:tc>
       </w:tr>
       <w:tr>
+        <w:trPr>
+          <w:cantSplit/>
+        </w:trPr>
         <w:tc>
           <w:tcPr>
-            <w:tcW w:type="dxa" w:w="3855"/>
+            <w:tcW w:type="dxa" w:w="3402"/>
           </w:tcPr>
           <w:p>
             <w:pPr>
-              <w:spacing w:after="0" w:before="0"/>
+              <w:keepNext/>
+              <w:spacing w:after="0" w:before="0" w:line="240" w:lineRule="auto"/>
               <w:jc w:val="left"/>
             </w:pPr>
             <w:r/>
@@ -270,7 +436,7 @@
                 <w:rFonts w:ascii="맑은 고딕" w:hAnsi="맑은 고딕" w:eastAsia="맑은 고딕" w:cs="맑은 고딕"/>
                 <w:b w:val="0"/>
                 <w:i w:val="0"/>
-                <w:sz w:val="15"/>
+                <w:sz w:val="18"/>
               </w:rPr>
               <w:t>원본 파형 (전처리 없음)</w:t>
             </w:r>
@@ -278,11 +444,12 @@
         </w:tc>
         <w:tc>
           <w:tcPr>
-            <w:tcW w:type="dxa" w:w="1247"/>
+            <w:tcW w:type="dxa" w:w="1361"/>
           </w:tcPr>
           <w:p>
             <w:pPr>
-              <w:spacing w:after="0" w:before="0"/>
+              <w:keepNext/>
+              <w:spacing w:after="0" w:before="0" w:line="240" w:lineRule="auto"/>
               <w:jc w:val="center"/>
             </w:pPr>
             <w:r/>
@@ -291,7 +458,7 @@
                 <w:rFonts w:ascii="맑은 고딕" w:hAnsi="맑은 고딕" w:eastAsia="맑은 고딕" w:cs="맑은 고딕"/>
                 <w:b w:val="0"/>
                 <w:i w:val="0"/>
-                <w:sz w:val="15"/>
+                <w:sz w:val="18"/>
               </w:rPr>
               <w:t>2.53</w:t>
             </w:r>
@@ -299,11 +466,12 @@
         </w:tc>
         <w:tc>
           <w:tcPr>
-            <w:tcW w:type="dxa" w:w="2154"/>
+            <w:tcW w:type="dxa" w:w="2494"/>
           </w:tcPr>
           <w:p>
             <w:pPr>
-              <w:spacing w:after="0" w:before="0"/>
+              <w:keepNext/>
+              <w:spacing w:after="0" w:before="0" w:line="240" w:lineRule="auto"/>
               <w:jc w:val="center"/>
             </w:pPr>
             <w:r/>
@@ -312,7 +480,7 @@
                 <w:rFonts w:ascii="맑은 고딕" w:hAnsi="맑은 고딕" w:eastAsia="맑은 고딕" w:cs="맑은 고딕"/>
                 <w:b w:val="0"/>
                 <w:i w:val="0"/>
-                <w:sz w:val="15"/>
+                <w:sz w:val="18"/>
               </w:rPr>
               <w:t>71 / 130 / 78</w:t>
             </w:r>
@@ -324,7 +492,8 @@
           </w:tcPr>
           <w:p>
             <w:pPr>
-              <w:spacing w:after="0" w:before="0"/>
+              <w:keepNext/>
+              <w:spacing w:after="0" w:before="0" w:line="240" w:lineRule="auto"/>
               <w:jc w:val="center"/>
             </w:pPr>
             <w:r/>
@@ -333,7 +502,7 @@
                 <w:rFonts w:ascii="맑은 고딕" w:hAnsi="맑은 고딕" w:eastAsia="맑은 고딕" w:cs="맑은 고딕"/>
                 <w:b w:val="0"/>
                 <w:i w:val="0"/>
-                <w:sz w:val="15"/>
+                <w:sz w:val="18"/>
               </w:rPr>
               <w:t>0.669 ± 0.025</w:t>
             </w:r>
@@ -345,7 +514,8 @@
           </w:tcPr>
           <w:p>
             <w:pPr>
-              <w:spacing w:after="0" w:before="0"/>
+              <w:keepNext/>
+              <w:spacing w:after="0" w:before="0" w:line="240" w:lineRule="auto"/>
               <w:jc w:val="center"/>
             </w:pPr>
             <w:r/>
@@ -354,7 +524,7 @@
                 <w:rFonts w:ascii="맑은 고딕" w:hAnsi="맑은 고딕" w:eastAsia="맑은 고딕" w:cs="맑은 고딕"/>
                 <w:b w:val="0"/>
                 <w:i w:val="0"/>
-                <w:sz w:val="15"/>
+                <w:sz w:val="18"/>
               </w:rPr>
               <w:t>0.443 ± 0.021</w:t>
             </w:r>
@@ -362,13 +532,17 @@
         </w:tc>
       </w:tr>
       <w:tr>
+        <w:trPr>
+          <w:cantSplit/>
+        </w:trPr>
         <w:tc>
           <w:tcPr>
-            <w:tcW w:type="dxa" w:w="3855"/>
+            <w:tcW w:type="dxa" w:w="3402"/>
           </w:tcPr>
           <w:p>
             <w:pPr>
-              <w:spacing w:after="0" w:before="0"/>
+              <w:keepNext/>
+              <w:spacing w:after="0" w:before="0" w:line="240" w:lineRule="auto"/>
               <w:jc w:val="left"/>
             </w:pPr>
             <w:r/>
@@ -377,19 +551,20 @@
                 <w:rFonts w:ascii="맑은 고딕" w:hAnsi="맑은 고딕" w:eastAsia="맑은 고딕" w:cs="맑은 고딕"/>
                 <w:b w:val="0"/>
                 <w:i w:val="0"/>
-                <w:sz w:val="15"/>
+                <w:sz w:val="18"/>
               </w:rPr>
-              <w:t>NPU 전처리 (Gabor 필터뱅크)</w:t>
+              <w:t>NPU 근사 log</w:t>
             </w:r>
           </w:p>
         </w:tc>
         <w:tc>
           <w:tcPr>
-            <w:tcW w:type="dxa" w:w="1247"/>
+            <w:tcW w:type="dxa" w:w="1361"/>
           </w:tcPr>
           <w:p>
             <w:pPr>
-              <w:spacing w:after="0" w:before="0"/>
+              <w:keepNext/>
+              <w:spacing w:after="0" w:before="0" w:line="240" w:lineRule="auto"/>
               <w:jc w:val="center"/>
             </w:pPr>
             <w:r/>
@@ -398,19 +573,20 @@
                 <w:rFonts w:ascii="맑은 고딕" w:hAnsi="맑은 고딕" w:eastAsia="맑은 고딕" w:cs="맑은 고딕"/>
                 <w:b w:val="0"/>
                 <w:i w:val="0"/>
-                <w:sz w:val="15"/>
+                <w:sz w:val="18"/>
               </w:rPr>
-              <w:t>1.85</w:t>
+              <w:t>6.59 (추정)</w:t>
             </w:r>
           </w:p>
         </w:tc>
         <w:tc>
           <w:tcPr>
-            <w:tcW w:type="dxa" w:w="2154"/>
+            <w:tcW w:type="dxa" w:w="2494"/>
           </w:tcPr>
           <w:p>
             <w:pPr>
-              <w:spacing w:after="0" w:before="0"/>
+              <w:keepNext/>
+              <w:spacing w:after="0" w:before="0" w:line="240" w:lineRule="auto"/>
               <w:jc w:val="center"/>
             </w:pPr>
             <w:r/>
@@ -419,7 +595,122 @@
                 <w:rFonts w:ascii="맑은 고딕" w:hAnsi="맑은 고딕" w:eastAsia="맑은 고딕" w:cs="맑은 고딕"/>
                 <w:b w:val="0"/>
                 <w:i w:val="0"/>
-                <w:sz w:val="15"/>
+                <w:sz w:val="18"/>
+              </w:rPr>
+              <w:t>236 / 421 / 223</w:t>
+            </w:r>
+          </w:p>
+        </w:tc>
+        <w:tc>
+          <w:tcPr>
+            <w:tcW w:type="dxa" w:w="1757"/>
+          </w:tcPr>
+          <w:p>
+            <w:pPr>
+              <w:keepNext/>
+              <w:spacing w:after="0" w:before="0" w:line="240" w:lineRule="auto"/>
+              <w:jc w:val="center"/>
+            </w:pPr>
+            <w:r/>
+            <w:r>
+              <w:rPr>
+                <w:rFonts w:ascii="맑은 고딕" w:hAnsi="맑은 고딕" w:eastAsia="맑은 고딕" w:cs="맑은 고딕"/>
+                <w:b w:val="0"/>
+                <w:i w:val="0"/>
+                <w:sz w:val="18"/>
+              </w:rPr>
+              <w:t>0.703 ± 0.007</w:t>
+            </w:r>
+          </w:p>
+        </w:tc>
+        <w:tc>
+          <w:tcPr>
+            <w:tcW w:type="dxa" w:w="1757"/>
+          </w:tcPr>
+          <w:p>
+            <w:pPr>
+              <w:keepNext/>
+              <w:spacing w:after="0" w:before="0" w:line="240" w:lineRule="auto"/>
+              <w:jc w:val="center"/>
+            </w:pPr>
+            <w:r/>
+            <w:r>
+              <w:rPr>
+                <w:rFonts w:ascii="맑은 고딕" w:hAnsi="맑은 고딕" w:eastAsia="맑은 고딕" w:cs="맑은 고딕"/>
+                <w:b w:val="0"/>
+                <w:i w:val="0"/>
+                <w:sz w:val="18"/>
+              </w:rPr>
+              <w:t>0.500 ± 0.011</w:t>
+            </w:r>
+          </w:p>
+        </w:tc>
+      </w:tr>
+      <w:tr>
+        <w:trPr>
+          <w:cantSplit/>
+        </w:trPr>
+        <w:tc>
+          <w:tcPr>
+            <w:tcW w:type="dxa" w:w="3402"/>
+          </w:tcPr>
+          <w:p>
+            <w:pPr>
+              <w:keepNext/>
+              <w:spacing w:after="0" w:before="0" w:line="240" w:lineRule="auto"/>
+              <w:jc w:val="left"/>
+            </w:pPr>
+            <w:r/>
+            <w:r>
+              <w:rPr>
+                <w:rFonts w:ascii="맑은 고딕" w:hAnsi="맑은 고딕" w:eastAsia="맑은 고딕" w:cs="맑은 고딕"/>
+                <w:b w:val="0"/>
+                <w:i w:val="0"/>
+                <w:sz w:val="18"/>
+              </w:rPr>
+              <w:t>NPU 전처리 (Gabor 필터뱅크)</w:t>
+            </w:r>
+          </w:p>
+        </w:tc>
+        <w:tc>
+          <w:tcPr>
+            <w:tcW w:type="dxa" w:w="1361"/>
+          </w:tcPr>
+          <w:p>
+            <w:pPr>
+              <w:keepNext/>
+              <w:spacing w:after="0" w:before="0" w:line="240" w:lineRule="auto"/>
+              <w:jc w:val="center"/>
+            </w:pPr>
+            <w:r/>
+            <w:r>
+              <w:rPr>
+                <w:rFonts w:ascii="맑은 고딕" w:hAnsi="맑은 고딕" w:eastAsia="맑은 고딕" w:cs="맑은 고딕"/>
+                <w:b w:val="0"/>
+                <w:i w:val="0"/>
+                <w:sz w:val="18"/>
+              </w:rPr>
+              <w:t>1.85</w:t>
+            </w:r>
+          </w:p>
+        </w:tc>
+        <w:tc>
+          <w:tcPr>
+            <w:tcW w:type="dxa" w:w="2494"/>
+          </w:tcPr>
+          <w:p>
+            <w:pPr>
+              <w:keepNext/>
+              <w:spacing w:after="0" w:before="0" w:line="240" w:lineRule="auto"/>
+              <w:jc w:val="center"/>
+            </w:pPr>
+            <w:r/>
+            <w:r>
+              <w:rPr>
+                <w:rFonts w:ascii="맑은 고딕" w:hAnsi="맑은 고딕" w:eastAsia="맑은 고딕" w:cs="맑은 고딕"/>
+                <w:b w:val="0"/>
+                <w:i w:val="0"/>
+                <w:sz w:val="18"/>
               </w:rPr>
               <w:t>39 / 74 / 52</w:t>
             </w:r>
@@ -431,7 +722,8 @@
           </w:tcPr>
           <w:p>
             <w:pPr>
-              <w:spacing w:after="0" w:before="0"/>
+              <w:keepNext/>
+              <w:spacing w:after="0" w:before="0" w:line="240" w:lineRule="auto"/>
               <w:jc w:val="center"/>
             </w:pPr>
             <w:r/>
@@ -440,7 +732,7 @@
                 <w:rFonts w:ascii="맑은 고딕" w:hAnsi="맑은 고딕" w:eastAsia="맑은 고딕" w:cs="맑은 고딕"/>
                 <w:b w:val="0"/>
                 <w:i w:val="0"/>
-                <w:sz w:val="15"/>
+                <w:sz w:val="18"/>
               </w:rPr>
               <w:t>0.643 ± 0.025</w:t>
             </w:r>
@@ -452,7 +744,8 @@
           </w:tcPr>
           <w:p>
             <w:pPr>
-              <w:spacing w:after="0" w:before="0"/>
+              <w:keepNext/>
+              <w:spacing w:after="0" w:before="0" w:line="240" w:lineRule="auto"/>
               <w:jc w:val="center"/>
             </w:pPr>
             <w:r/>
@@ -461,7 +754,7 @@
                 <w:rFonts w:ascii="맑은 고딕" w:hAnsi="맑은 고딕" w:eastAsia="맑은 고딕" w:cs="맑은 고딕"/>
                 <w:b w:val="0"/>
                 <w:i w:val="0"/>
-                <w:sz w:val="15"/>
+                <w:sz w:val="18"/>
               </w:rPr>
               <w:t>0.460 ± 0.034</w:t>
             </w:r>
@@ -469,13 +762,17 @@
         </w:tc>
       </w:tr>
       <w:tr>
+        <w:trPr>
+          <w:cantSplit/>
+        </w:trPr>
         <w:tc>
           <w:tcPr>
-            <w:tcW w:type="dxa" w:w="3855"/>
+            <w:tcW w:type="dxa" w:w="3402"/>
           </w:tcPr>
           <w:p>
             <w:pPr>
-              <w:spacing w:after="0" w:before="0"/>
+              <w:keepNext/>
+              <w:spacing w:after="0" w:before="0" w:line="240" w:lineRule="auto"/>
               <w:jc w:val="left"/>
             </w:pPr>
             <w:r/>
@@ -484,7 +781,7 @@
                 <w:rFonts w:ascii="맑은 고딕" w:hAnsi="맑은 고딕" w:eastAsia="맑은 고딕" w:cs="맑은 고딕"/>
                 <w:b w:val="0"/>
                 <w:i w:val="0"/>
-                <w:sz w:val="15"/>
+                <w:sz w:val="18"/>
               </w:rPr>
               <w:t>NPU 전처리 64 대역</w:t>
             </w:r>
@@ -492,11 +789,12 @@
         </w:tc>
         <w:tc>
           <w:tcPr>
-            <w:tcW w:type="dxa" w:w="1247"/>
+            <w:tcW w:type="dxa" w:w="1361"/>
           </w:tcPr>
           <w:p>
             <w:pPr>
-              <w:spacing w:after="0" w:before="0"/>
+              <w:keepNext/>
+              <w:spacing w:after="0" w:before="0" w:line="240" w:lineRule="auto"/>
               <w:jc w:val="center"/>
             </w:pPr>
             <w:r/>
@@ -505,7 +803,7 @@
                 <w:rFonts w:ascii="맑은 고딕" w:hAnsi="맑은 고딕" w:eastAsia="맑은 고딕" w:cs="맑은 고딕"/>
                 <w:b w:val="0"/>
                 <w:i w:val="0"/>
-                <w:sz w:val="15"/>
+                <w:sz w:val="18"/>
               </w:rPr>
               <w:t>3.38</w:t>
             </w:r>
@@ -513,11 +811,12 @@
         </w:tc>
         <w:tc>
           <w:tcPr>
-            <w:tcW w:type="dxa" w:w="2154"/>
+            <w:tcW w:type="dxa" w:w="2494"/>
           </w:tcPr>
           <w:p>
             <w:pPr>
-              <w:spacing w:after="0" w:before="0"/>
+              <w:keepNext/>
+              <w:spacing w:after="0" w:before="0" w:line="240" w:lineRule="auto"/>
               <w:jc w:val="center"/>
             </w:pPr>
             <w:r/>
@@ -526,7 +825,7 @@
                 <w:rFonts w:ascii="맑은 고딕" w:hAnsi="맑은 고딕" w:eastAsia="맑은 고딕" w:cs="맑은 고딕"/>
                 <w:b w:val="0"/>
                 <w:i w:val="0"/>
-                <w:sz w:val="15"/>
+                <w:sz w:val="18"/>
               </w:rPr>
               <w:t>77 / 145 / 98</w:t>
             </w:r>
@@ -538,7 +837,8 @@
           </w:tcPr>
           <w:p>
             <w:pPr>
-              <w:spacing w:after="0" w:before="0"/>
+              <w:keepNext/>
+              <w:spacing w:after="0" w:before="0" w:line="240" w:lineRule="auto"/>
               <w:jc w:val="center"/>
             </w:pPr>
             <w:r/>
@@ -547,7 +847,7 @@
                 <w:rFonts w:ascii="맑은 고딕" w:hAnsi="맑은 고딕" w:eastAsia="맑은 고딕" w:cs="맑은 고딕"/>
                 <w:b w:val="0"/>
                 <w:i w:val="0"/>
-                <w:sz w:val="15"/>
+                <w:sz w:val="18"/>
               </w:rPr>
               <w:t>0.687 ± 0.005</w:t>
             </w:r>
@@ -559,7 +859,8 @@
           </w:tcPr>
           <w:p>
             <w:pPr>
-              <w:spacing w:after="0" w:before="0"/>
+              <w:keepNext/>
+              <w:spacing w:after="0" w:before="0" w:line="240" w:lineRule="auto"/>
               <w:jc w:val="center"/>
             </w:pPr>
             <w:r/>
@@ -568,7 +869,7 @@
                 <w:rFonts w:ascii="맑은 고딕" w:hAnsi="맑은 고딕" w:eastAsia="맑은 고딕" w:cs="맑은 고딕"/>
                 <w:b w:val="0"/>
                 <w:i w:val="0"/>
-                <w:sz w:val="15"/>
+                <w:sz w:val="18"/>
               </w:rPr>
               <w:t>0.504 ± 0.021</w:t>
             </w:r>
@@ -576,13 +877,17 @@
         </w:tc>
       </w:tr>
       <w:tr>
+        <w:trPr>
+          <w:cantSplit/>
+        </w:trPr>
         <w:tc>
           <w:tcPr>
-            <w:tcW w:type="dxa" w:w="3855"/>
+            <w:tcW w:type="dxa" w:w="3402"/>
           </w:tcPr>
           <w:p>
             <w:pPr>
-              <w:spacing w:after="0" w:before="0"/>
+              <w:keepNext/>
+              <w:spacing w:after="0" w:before="0" w:line="240" w:lineRule="auto"/>
               <w:jc w:val="left"/>
             </w:pPr>
             <w:r/>
@@ -591,7 +896,7 @@
                 <w:rFonts w:ascii="맑은 고딕" w:hAnsi="맑은 고딕" w:eastAsia="맑은 고딕" w:cs="맑은 고딕"/>
                 <w:b w:val="0"/>
                 <w:i w:val="0"/>
-                <w:sz w:val="15"/>
+                <w:sz w:val="18"/>
               </w:rPr>
               <w:t>NPU 전처리 31 프레임</w:t>
             </w:r>
@@ -599,11 +904,12 @@
         </w:tc>
         <w:tc>
           <w:tcPr>
-            <w:tcW w:type="dxa" w:w="1247"/>
+            <w:tcW w:type="dxa" w:w="1361"/>
           </w:tcPr>
           <w:p>
             <w:pPr>
-              <w:spacing w:after="0" w:before="0"/>
+              <w:keepNext/>
+              <w:spacing w:after="0" w:before="0" w:line="240" w:lineRule="auto"/>
               <w:jc w:val="center"/>
             </w:pPr>
             <w:r/>
@@ -612,7 +918,7 @@
                 <w:rFonts w:ascii="맑은 고딕" w:hAnsi="맑은 고딕" w:eastAsia="맑은 고딕" w:cs="맑은 고딕"/>
                 <w:b w:val="0"/>
                 <w:i w:val="0"/>
-                <w:sz w:val="15"/>
+                <w:sz w:val="18"/>
               </w:rPr>
               <w:t>3.25</w:t>
             </w:r>
@@ -620,11 +926,12 @@
         </w:tc>
         <w:tc>
           <w:tcPr>
-            <w:tcW w:type="dxa" w:w="2154"/>
+            <w:tcW w:type="dxa" w:w="2494"/>
           </w:tcPr>
           <w:p>
             <w:pPr>
-              <w:spacing w:after="0" w:before="0"/>
+              <w:keepNext/>
+              <w:spacing w:after="0" w:before="0" w:line="240" w:lineRule="auto"/>
               <w:jc w:val="center"/>
             </w:pPr>
             <w:r/>
@@ -633,7 +940,7 @@
                 <w:rFonts w:ascii="맑은 고딕" w:hAnsi="맑은 고딕" w:eastAsia="맑은 고딕" w:cs="맑은 고딕"/>
                 <w:b w:val="0"/>
                 <w:i w:val="0"/>
-                <w:sz w:val="15"/>
+                <w:sz w:val="18"/>
               </w:rPr>
               <w:t>71 / 136 / 93</w:t>
             </w:r>
@@ -645,7 +952,8 @@
           </w:tcPr>
           <w:p>
             <w:pPr>
-              <w:spacing w:after="0" w:before="0"/>
+              <w:keepNext/>
+              <w:spacing w:after="0" w:before="0" w:line="240" w:lineRule="auto"/>
               <w:jc w:val="center"/>
             </w:pPr>
             <w:r/>
@@ -654,7 +962,7 @@
                 <w:rFonts w:ascii="맑은 고딕" w:hAnsi="맑은 고딕" w:eastAsia="맑은 고딕" w:cs="맑은 고딕"/>
                 <w:b w:val="0"/>
                 <w:i w:val="0"/>
-                <w:sz w:val="15"/>
+                <w:sz w:val="18"/>
               </w:rPr>
               <w:t>0.655 ± 0.011</w:t>
             </w:r>
@@ -666,7 +974,8 @@
           </w:tcPr>
           <w:p>
             <w:pPr>
-              <w:spacing w:after="0" w:before="0"/>
+              <w:keepNext/>
+              <w:spacing w:after="0" w:before="0" w:line="240" w:lineRule="auto"/>
               <w:jc w:val="center"/>
             </w:pPr>
             <w:r/>
@@ -675,7 +984,7 @@
                 <w:rFonts w:ascii="맑은 고딕" w:hAnsi="맑은 고딕" w:eastAsia="맑은 고딕" w:cs="맑은 고딕"/>
                 <w:b w:val="0"/>
                 <w:i w:val="0"/>
-                <w:sz w:val="15"/>
+                <w:sz w:val="18"/>
               </w:rPr>
               <w:t>0.465 ± 0.006</w:t>
             </w:r>
@@ -683,13 +992,17 @@
         </w:tc>
       </w:tr>
       <w:tr>
+        <w:trPr>
+          <w:cantSplit/>
+        </w:trPr>
         <w:tc>
           <w:tcPr>
-            <w:tcW w:type="dxa" w:w="3855"/>
+            <w:tcW w:type="dxa" w:w="3402"/>
           </w:tcPr>
           <w:p>
             <w:pPr>
-              <w:spacing w:after="0" w:before="0"/>
+              <w:keepNext/>
+              <w:spacing w:after="0" w:before="0" w:line="240" w:lineRule="auto"/>
               <w:jc w:val="left"/>
             </w:pPr>
             <w:r/>
@@ -698,7 +1011,7 @@
                 <w:rFonts w:ascii="맑은 고딕" w:hAnsi="맑은 고딕" w:eastAsia="맑은 고딕" w:cs="맑은 고딕"/>
                 <w:b w:val="0"/>
                 <w:i w:val="0"/>
-                <w:sz w:val="15"/>
+                <w:sz w:val="18"/>
               </w:rPr>
               <w:t>NPU 전처리 64 대역·31 프레임</w:t>
             </w:r>
@@ -706,11 +1019,12 @@
         </w:tc>
         <w:tc>
           <w:tcPr>
-            <w:tcW w:type="dxa" w:w="1247"/>
+            <w:tcW w:type="dxa" w:w="1361"/>
           </w:tcPr>
           <w:p>
             <w:pPr>
-              <w:spacing w:after="0" w:before="0"/>
+              <w:keepNext/>
+              <w:spacing w:after="0" w:before="0" w:line="240" w:lineRule="auto"/>
               <w:jc w:val="center"/>
             </w:pPr>
             <w:r/>
@@ -719,7 +1033,7 @@
                 <w:rFonts w:ascii="맑은 고딕" w:hAnsi="맑은 고딕" w:eastAsia="맑은 고딕" w:cs="맑은 고딕"/>
                 <w:b w:val="0"/>
                 <w:i w:val="0"/>
-                <w:sz w:val="15"/>
+                <w:sz w:val="18"/>
               </w:rPr>
               <w:t>5.96</w:t>
             </w:r>
@@ -727,11 +1041,12 @@
         </w:tc>
         <w:tc>
           <w:tcPr>
-            <w:tcW w:type="dxa" w:w="2154"/>
+            <w:tcW w:type="dxa" w:w="2494"/>
           </w:tcPr>
           <w:p>
             <w:pPr>
-              <w:spacing w:after="0" w:before="0"/>
+              <w:keepNext/>
+              <w:spacing w:after="0" w:before="0" w:line="240" w:lineRule="auto"/>
               <w:jc w:val="center"/>
             </w:pPr>
             <w:r/>
@@ -740,7 +1055,7 @@
                 <w:rFonts w:ascii="맑은 고딕" w:hAnsi="맑은 고딕" w:eastAsia="맑은 고딕" w:cs="맑은 고딕"/>
                 <w:b w:val="0"/>
                 <w:i w:val="0"/>
-                <w:sz w:val="15"/>
+                <w:sz w:val="18"/>
               </w:rPr>
               <w:t>133 / 252 / 172</w:t>
             </w:r>
@@ -752,7 +1067,8 @@
           </w:tcPr>
           <w:p>
             <w:pPr>
-              <w:spacing w:after="0" w:before="0"/>
+              <w:keepNext/>
+              <w:spacing w:after="0" w:before="0" w:line="240" w:lineRule="auto"/>
               <w:jc w:val="center"/>
             </w:pPr>
             <w:r/>
@@ -761,7 +1077,7 @@
                 <w:rFonts w:ascii="맑은 고딕" w:hAnsi="맑은 고딕" w:eastAsia="맑은 고딕" w:cs="맑은 고딕"/>
                 <w:b w:val="0"/>
                 <w:i w:val="0"/>
-                <w:sz w:val="15"/>
+                <w:sz w:val="18"/>
               </w:rPr>
               <w:t>0.690 ± 0.021</w:t>
             </w:r>
@@ -773,7 +1089,8 @@
           </w:tcPr>
           <w:p>
             <w:pPr>
-              <w:spacing w:after="0" w:before="0"/>
+              <w:keepNext/>
+              <w:spacing w:after="0" w:before="0" w:line="240" w:lineRule="auto"/>
               <w:jc w:val="center"/>
             </w:pPr>
             <w:r/>
@@ -782,7 +1099,7 @@
                 <w:rFonts w:ascii="맑은 고딕" w:hAnsi="맑은 고딕" w:eastAsia="맑은 고딕" w:cs="맑은 고딕"/>
                 <w:b w:val="0"/>
                 <w:i w:val="0"/>
-                <w:sz w:val="15"/>
+                <w:sz w:val="18"/>
               </w:rPr>
               <w:t>0.508 ± 0.023</w:t>
             </w:r>
@@ -790,13 +1107,17 @@
         </w:tc>
       </w:tr>
       <w:tr>
+        <w:trPr>
+          <w:cantSplit/>
+        </w:trPr>
         <w:tc>
           <w:tcPr>
-            <w:tcW w:type="dxa" w:w="3855"/>
+            <w:tcW w:type="dxa" w:w="3402"/>
           </w:tcPr>
           <w:p>
             <w:pPr>
-              <w:spacing w:after="0" w:before="0"/>
+              <w:keepNext/>
+              <w:spacing w:after="0" w:before="0" w:line="240" w:lineRule="auto"/>
               <w:jc w:val="left"/>
             </w:pPr>
             <w:r/>
@@ -805,19 +1126,20 @@
                 <w:rFonts w:ascii="맑은 고딕" w:hAnsi="맑은 고딕" w:eastAsia="맑은 고딕" w:cs="맑은 고딕"/>
                 <w:b w:val="0"/>
                 <w:i w:val="0"/>
-                <w:sz w:val="15"/>
+                <w:sz w:val="18"/>
               </w:rPr>
-              <w:t>NPU 근사 log</w:t>
+              <w:t>CPU log-mel, 간격 62.5 ms (멜 32)</w:t>
             </w:r>
           </w:p>
         </w:tc>
         <w:tc>
           <w:tcPr>
-            <w:tcW w:type="dxa" w:w="1247"/>
+            <w:tcW w:type="dxa" w:w="1361"/>
           </w:tcPr>
           <w:p>
             <w:pPr>
-              <w:spacing w:after="0" w:before="0"/>
+              <w:keepNext/>
+              <w:spacing w:after="0" w:before="0" w:line="240" w:lineRule="auto"/>
               <w:jc w:val="center"/>
             </w:pPr>
             <w:r/>
@@ -826,19 +1148,20 @@
                 <w:rFonts w:ascii="맑은 고딕" w:hAnsi="맑은 고딕" w:eastAsia="맑은 고딕" w:cs="맑은 고딕"/>
                 <w:b w:val="0"/>
                 <w:i w:val="0"/>
-                <w:sz w:val="15"/>
+                <w:sz w:val="18"/>
               </w:rPr>
-              <w:t>6.59 (추정)</w:t>
+              <w:t>2.93</w:t>
             </w:r>
           </w:p>
         </w:tc>
         <w:tc>
           <w:tcPr>
-            <w:tcW w:type="dxa" w:w="2154"/>
+            <w:tcW w:type="dxa" w:w="2494"/>
           </w:tcPr>
           <w:p>
             <w:pPr>
-              <w:spacing w:after="0" w:before="0"/>
+              <w:keepNext/>
+              <w:spacing w:after="0" w:before="0" w:line="240" w:lineRule="auto"/>
               <w:jc w:val="center"/>
             </w:pPr>
             <w:r/>
@@ -847,114 +1170,7 @@
                 <w:rFonts w:ascii="맑은 고딕" w:hAnsi="맑은 고딕" w:eastAsia="맑은 고딕" w:cs="맑은 고딕"/>
                 <w:b w:val="0"/>
                 <w:i w:val="0"/>
-                <w:sz w:val="15"/>
-              </w:rPr>
-              <w:t>236 / 421 / 223</w:t>
-            </w:r>
-          </w:p>
-        </w:tc>
-        <w:tc>
-          <w:tcPr>
-            <w:tcW w:type="dxa" w:w="1757"/>
-          </w:tcPr>
-          <w:p>
-            <w:pPr>
-              <w:spacing w:after="0" w:before="0"/>
-              <w:jc w:val="center"/>
-            </w:pPr>
-            <w:r/>
-            <w:r>
-              <w:rPr>
-                <w:rFonts w:ascii="맑은 고딕" w:hAnsi="맑은 고딕" w:eastAsia="맑은 고딕" w:cs="맑은 고딕"/>
-                <w:b w:val="0"/>
-                <w:i w:val="0"/>
-                <w:sz w:val="15"/>
-              </w:rPr>
-              <w:t>0.703 ± 0.007</w:t>
-            </w:r>
-          </w:p>
-        </w:tc>
-        <w:tc>
-          <w:tcPr>
-            <w:tcW w:type="dxa" w:w="1757"/>
-          </w:tcPr>
-          <w:p>
-            <w:pPr>
-              <w:spacing w:after="0" w:before="0"/>
-              <w:jc w:val="center"/>
-            </w:pPr>
-            <w:r/>
-            <w:r>
-              <w:rPr>
-                <w:rFonts w:ascii="맑은 고딕" w:hAnsi="맑은 고딕" w:eastAsia="맑은 고딕" w:cs="맑은 고딕"/>
-                <w:b w:val="0"/>
-                <w:i w:val="0"/>
-                <w:sz w:val="15"/>
-              </w:rPr>
-              <w:t>0.500 ± 0.011</w:t>
-            </w:r>
-          </w:p>
-        </w:tc>
-      </w:tr>
-      <w:tr>
-        <w:tc>
-          <w:tcPr>
-            <w:tcW w:type="dxa" w:w="3855"/>
-          </w:tcPr>
-          <w:p>
-            <w:pPr>
-              <w:spacing w:after="0" w:before="0"/>
-              <w:jc w:val="left"/>
-            </w:pPr>
-            <w:r/>
-            <w:r>
-              <w:rPr>
-                <w:rFonts w:ascii="맑은 고딕" w:hAnsi="맑은 고딕" w:eastAsia="맑은 고딕" w:cs="맑은 고딕"/>
-                <w:b w:val="0"/>
-                <w:i w:val="0"/>
-                <w:sz w:val="15"/>
-              </w:rPr>
-              <w:t>CPU log-mel, 간격 62.5 ms (멜 32)</w:t>
-            </w:r>
-          </w:p>
-        </w:tc>
-        <w:tc>
-          <w:tcPr>
-            <w:tcW w:type="dxa" w:w="1247"/>
-          </w:tcPr>
-          <w:p>
-            <w:pPr>
-              <w:spacing w:after="0" w:before="0"/>
-              <w:jc w:val="center"/>
-            </w:pPr>
-            <w:r/>
-            <w:r>
-              <w:rPr>
-                <w:rFonts w:ascii="맑은 고딕" w:hAnsi="맑은 고딕" w:eastAsia="맑은 고딕" w:cs="맑은 고딕"/>
-                <w:b w:val="0"/>
-                <w:i w:val="0"/>
-                <w:sz w:val="15"/>
-              </w:rPr>
-              <w:t>2.93</w:t>
-            </w:r>
-          </w:p>
-        </w:tc>
-        <w:tc>
-          <w:tcPr>
-            <w:tcW w:type="dxa" w:w="2154"/>
-          </w:tcPr>
-          <w:p>
-            <w:pPr>
-              <w:spacing w:after="0" w:before="0"/>
-              <w:jc w:val="center"/>
-            </w:pPr>
-            <w:r/>
-            <w:r>
-              <w:rPr>
-                <w:rFonts w:ascii="맑은 고딕" w:hAnsi="맑은 고딕" w:eastAsia="맑은 고딕" w:cs="맑은 고딕"/>
-                <w:b w:val="0"/>
-                <w:i w:val="0"/>
-                <w:sz w:val="15"/>
+                <w:sz w:val="18"/>
               </w:rPr>
               <w:t>43 / 98 / 78</w:t>
             </w:r>
@@ -966,7 +1182,8 @@
           </w:tcPr>
           <w:p>
             <w:pPr>
-              <w:spacing w:after="0" w:before="0"/>
+              <w:keepNext/>
+              <w:spacing w:after="0" w:before="0" w:line="240" w:lineRule="auto"/>
               <w:jc w:val="center"/>
             </w:pPr>
             <w:r/>
@@ -975,7 +1192,7 @@
                 <w:rFonts w:ascii="맑은 고딕" w:hAnsi="맑은 고딕" w:eastAsia="맑은 고딕" w:cs="맑은 고딕"/>
                 <w:b w:val="0"/>
                 <w:i w:val="0"/>
-                <w:sz w:val="15"/>
+                <w:sz w:val="18"/>
               </w:rPr>
               <w:t>0.754 ± 0.014</w:t>
             </w:r>
@@ -987,7 +1204,8 @@
           </w:tcPr>
           <w:p>
             <w:pPr>
-              <w:spacing w:after="0" w:before="0"/>
+              <w:keepNext/>
+              <w:spacing w:after="0" w:before="0" w:line="240" w:lineRule="auto"/>
               <w:jc w:val="center"/>
             </w:pPr>
             <w:r/>
@@ -996,7 +1214,7 @@
                 <w:rFonts w:ascii="맑은 고딕" w:hAnsi="맑은 고딕" w:eastAsia="맑은 고딕" w:cs="맑은 고딕"/>
                 <w:b w:val="0"/>
                 <w:i w:val="0"/>
-                <w:sz w:val="15"/>
+                <w:sz w:val="18"/>
               </w:rPr>
               <w:t>0.542 ± 0.014</w:t>
             </w:r>
@@ -1004,13 +1222,17 @@
         </w:tc>
       </w:tr>
       <w:tr>
+        <w:trPr>
+          <w:cantSplit/>
+        </w:trPr>
         <w:tc>
           <w:tcPr>
-            <w:tcW w:type="dxa" w:w="3855"/>
+            <w:tcW w:type="dxa" w:w="3402"/>
           </w:tcPr>
           <w:p>
             <w:pPr>
-              <w:spacing w:after="0" w:before="0"/>
+              <w:keepNext/>
+              <w:spacing w:after="0" w:before="0" w:line="240" w:lineRule="auto"/>
               <w:jc w:val="left"/>
             </w:pPr>
             <w:r/>
@@ -1019,7 +1241,7 @@
                 <w:rFonts w:ascii="맑은 고딕" w:hAnsi="맑은 고딕" w:eastAsia="맑은 고딕" w:cs="맑은 고딕"/>
                 <w:b w:val="0"/>
                 <w:i w:val="0"/>
-                <w:sz w:val="15"/>
+                <w:sz w:val="18"/>
               </w:rPr>
               <w:t>CPU log-mel, 간격 50 ms</w:t>
             </w:r>
@@ -1027,11 +1249,12 @@
         </w:tc>
         <w:tc>
           <w:tcPr>
-            <w:tcW w:type="dxa" w:w="1247"/>
+            <w:tcW w:type="dxa" w:w="1361"/>
           </w:tcPr>
           <w:p>
             <w:pPr>
-              <w:spacing w:after="0" w:before="0"/>
+              <w:keepNext/>
+              <w:spacing w:after="0" w:before="0" w:line="240" w:lineRule="auto"/>
               <w:jc w:val="center"/>
             </w:pPr>
             <w:r/>
@@ -1040,7 +1263,7 @@
                 <w:rFonts w:ascii="맑은 고딕" w:hAnsi="맑은 고딕" w:eastAsia="맑은 고딕" w:cs="맑은 고딕"/>
                 <w:b w:val="0"/>
                 <w:i w:val="0"/>
-                <w:sz w:val="15"/>
+                <w:sz w:val="18"/>
               </w:rPr>
               <w:t>3.66</w:t>
             </w:r>
@@ -1048,11 +1271,12 @@
         </w:tc>
         <w:tc>
           <w:tcPr>
-            <w:tcW w:type="dxa" w:w="2154"/>
+            <w:tcW w:type="dxa" w:w="2494"/>
           </w:tcPr>
           <w:p>
             <w:pPr>
-              <w:spacing w:after="0" w:before="0"/>
+              <w:keepNext/>
+              <w:spacing w:after="0" w:before="0" w:line="240" w:lineRule="auto"/>
               <w:jc w:val="center"/>
             </w:pPr>
             <w:r/>
@@ -1061,7 +1285,7 @@
                 <w:rFonts w:ascii="맑은 고딕" w:hAnsi="맑은 고딕" w:eastAsia="맑은 고딕" w:cs="맑은 고딕"/>
                 <w:b w:val="0"/>
                 <w:i w:val="0"/>
-                <w:sz w:val="15"/>
+                <w:sz w:val="18"/>
               </w:rPr>
               <w:t>54 / 121 / 98</w:t>
             </w:r>
@@ -1073,7 +1297,8 @@
           </w:tcPr>
           <w:p>
             <w:pPr>
-              <w:spacing w:after="0" w:before="0"/>
+              <w:keepNext/>
+              <w:spacing w:after="0" w:before="0" w:line="240" w:lineRule="auto"/>
               <w:jc w:val="center"/>
             </w:pPr>
             <w:r/>
@@ -1082,7 +1307,7 @@
                 <w:rFonts w:ascii="맑은 고딕" w:hAnsi="맑은 고딕" w:eastAsia="맑은 고딕" w:cs="맑은 고딕"/>
                 <w:b w:val="0"/>
                 <w:i w:val="0"/>
-                <w:sz w:val="15"/>
+                <w:sz w:val="18"/>
               </w:rPr>
               <w:t>0.758 ± 0.019</w:t>
             </w:r>
@@ -1094,7 +1319,8 @@
           </w:tcPr>
           <w:p>
             <w:pPr>
-              <w:spacing w:after="0" w:before="0"/>
+              <w:keepNext/>
+              <w:spacing w:after="0" w:before="0" w:line="240" w:lineRule="auto"/>
               <w:jc w:val="center"/>
             </w:pPr>
             <w:r/>
@@ -1103,7 +1329,7 @@
                 <w:rFonts w:ascii="맑은 고딕" w:hAnsi="맑은 고딕" w:eastAsia="맑은 고딕" w:cs="맑은 고딕"/>
                 <w:b w:val="0"/>
                 <w:i w:val="0"/>
-                <w:sz w:val="15"/>
+                <w:sz w:val="18"/>
               </w:rPr>
               <w:t>0.566 ± 0.025</w:t>
             </w:r>
@@ -1111,13 +1337,17 @@
         </w:tc>
       </w:tr>
       <w:tr>
+        <w:trPr>
+          <w:cantSplit/>
+        </w:trPr>
         <w:tc>
           <w:tcPr>
-            <w:tcW w:type="dxa" w:w="3855"/>
+            <w:tcW w:type="dxa" w:w="3402"/>
           </w:tcPr>
           <w:p>
             <w:pPr>
-              <w:spacing w:after="0" w:before="0"/>
+              <w:keepNext/>
+              <w:spacing w:after="0" w:before="0" w:line="240" w:lineRule="auto"/>
               <w:jc w:val="left"/>
             </w:pPr>
             <w:r/>
@@ -1126,7 +1356,7 @@
                 <w:rFonts w:ascii="맑은 고딕" w:hAnsi="맑은 고딕" w:eastAsia="맑은 고딕" w:cs="맑은 고딕"/>
                 <w:b w:val="0"/>
                 <w:i w:val="0"/>
-                <w:sz w:val="15"/>
+                <w:sz w:val="18"/>
               </w:rPr>
               <w:t>CPU log-mel, 간격 25 ms</w:t>
             </w:r>
@@ -1134,11 +1364,12 @@
         </w:tc>
         <w:tc>
           <w:tcPr>
-            <w:tcW w:type="dxa" w:w="1247"/>
+            <w:tcW w:type="dxa" w:w="1361"/>
           </w:tcPr>
           <w:p>
             <w:pPr>
-              <w:spacing w:after="0" w:before="0"/>
+              <w:keepNext/>
+              <w:spacing w:after="0" w:before="0" w:line="240" w:lineRule="auto"/>
               <w:jc w:val="center"/>
             </w:pPr>
             <w:r/>
@@ -1147,7 +1378,7 @@
                 <w:rFonts w:ascii="맑은 고딕" w:hAnsi="맑은 고딕" w:eastAsia="맑은 고딕" w:cs="맑은 고딕"/>
                 <w:b w:val="0"/>
                 <w:i w:val="0"/>
-                <w:sz w:val="15"/>
+                <w:sz w:val="18"/>
               </w:rPr>
               <w:t>9.42</w:t>
             </w:r>
@@ -1155,11 +1386,12 @@
         </w:tc>
         <w:tc>
           <w:tcPr>
-            <w:tcW w:type="dxa" w:w="2154"/>
+            <w:tcW w:type="dxa" w:w="2494"/>
           </w:tcPr>
           <w:p>
             <w:pPr>
-              <w:spacing w:after="0" w:before="0"/>
+              <w:keepNext/>
+              <w:spacing w:after="0" w:before="0" w:line="240" w:lineRule="auto"/>
               <w:jc w:val="center"/>
             </w:pPr>
             <w:r/>
@@ -1168,7 +1400,7 @@
                 <w:rFonts w:ascii="맑은 고딕" w:hAnsi="맑은 고딕" w:eastAsia="맑은 고딕" w:cs="맑은 고딕"/>
                 <w:b w:val="0"/>
                 <w:i w:val="0"/>
-                <w:sz w:val="15"/>
+                <w:sz w:val="18"/>
               </w:rPr>
               <w:t>167 / 353 / 261</w:t>
             </w:r>
@@ -1180,7 +1412,8 @@
           </w:tcPr>
           <w:p>
             <w:pPr>
-              <w:spacing w:after="0" w:before="0"/>
+              <w:keepNext/>
+              <w:spacing w:after="0" w:before="0" w:line="240" w:lineRule="auto"/>
               <w:jc w:val="center"/>
             </w:pPr>
             <w:r/>
@@ -1189,7 +1422,7 @@
                 <w:rFonts w:ascii="맑은 고딕" w:hAnsi="맑은 고딕" w:eastAsia="맑은 고딕" w:cs="맑은 고딕"/>
                 <w:b w:val="0"/>
                 <w:i w:val="0"/>
-                <w:sz w:val="15"/>
+                <w:sz w:val="18"/>
               </w:rPr>
               <w:t>0.820 ± 0.006</w:t>
             </w:r>
@@ -1201,7 +1434,8 @@
           </w:tcPr>
           <w:p>
             <w:pPr>
-              <w:spacing w:after="0" w:before="0"/>
+              <w:keepNext/>
+              <w:spacing w:after="0" w:before="0" w:line="240" w:lineRule="auto"/>
               <w:jc w:val="center"/>
             </w:pPr>
             <w:r/>
@@ -1210,7 +1444,7 @@
                 <w:rFonts w:ascii="맑은 고딕" w:hAnsi="맑은 고딕" w:eastAsia="맑은 고딕" w:cs="맑은 고딕"/>
                 <w:b w:val="0"/>
                 <w:i w:val="0"/>
-                <w:sz w:val="15"/>
+                <w:sz w:val="18"/>
               </w:rPr>
               <w:t>0.651 ± 0.010</w:t>
             </w:r>
@@ -1218,13 +1452,17 @@
         </w:tc>
       </w:tr>
       <w:tr>
+        <w:trPr>
+          <w:cantSplit/>
+        </w:trPr>
         <w:tc>
           <w:tcPr>
-            <w:tcW w:type="dxa" w:w="3855"/>
+            <w:tcW w:type="dxa" w:w="3402"/>
           </w:tcPr>
           <w:p>
             <w:pPr>
-              <w:spacing w:after="0" w:before="0"/>
+              <w:keepNext/>
+              <w:spacing w:after="0" w:before="0" w:line="240" w:lineRule="auto"/>
               <w:jc w:val="left"/>
             </w:pPr>
             <w:r/>
@@ -1233,7 +1471,7 @@
                 <w:rFonts w:ascii="맑은 고딕" w:hAnsi="맑은 고딕" w:eastAsia="맑은 고딕" w:cs="맑은 고딕"/>
                 <w:b w:val="0"/>
                 <w:i w:val="0"/>
-                <w:sz w:val="15"/>
+                <w:sz w:val="18"/>
               </w:rPr>
               <w:t>CPU log-mel, 간격 16 ms</w:t>
             </w:r>
@@ -1241,11 +1479,12 @@
         </w:tc>
         <w:tc>
           <w:tcPr>
-            <w:tcW w:type="dxa" w:w="1247"/>
+            <w:tcW w:type="dxa" w:w="1361"/>
           </w:tcPr>
           <w:p>
             <w:pPr>
-              <w:spacing w:after="0" w:before="0"/>
+              <w:keepNext/>
+              <w:spacing w:after="0" w:before="0" w:line="240" w:lineRule="auto"/>
               <w:jc w:val="center"/>
             </w:pPr>
             <w:r/>
@@ -1254,7 +1493,7 @@
                 <w:rFonts w:ascii="맑은 고딕" w:hAnsi="맑은 고딕" w:eastAsia="맑은 고딕" w:cs="맑은 고딕"/>
                 <w:b w:val="0"/>
                 <w:i w:val="0"/>
-                <w:sz w:val="15"/>
+                <w:sz w:val="18"/>
               </w:rPr>
               <w:t>15.06</w:t>
             </w:r>
@@ -1262,11 +1501,12 @@
         </w:tc>
         <w:tc>
           <w:tcPr>
-            <w:tcW w:type="dxa" w:w="2154"/>
+            <w:tcW w:type="dxa" w:w="2494"/>
           </w:tcPr>
           <w:p>
             <w:pPr>
-              <w:spacing w:after="0" w:before="0"/>
+              <w:keepNext/>
+              <w:spacing w:after="0" w:before="0" w:line="240" w:lineRule="auto"/>
               <w:jc w:val="center"/>
             </w:pPr>
             <w:r/>
@@ -1275,7 +1515,7 @@
                 <w:rFonts w:ascii="맑은 고딕" w:hAnsi="맑은 고딕" w:eastAsia="맑은 고딕" w:cs="맑은 고딕"/>
                 <w:b w:val="0"/>
                 <w:i w:val="0"/>
-                <w:sz w:val="15"/>
+                <w:sz w:val="18"/>
               </w:rPr>
               <w:t>267 / 565 / 418</w:t>
             </w:r>
@@ -1287,7 +1527,8 @@
           </w:tcPr>
           <w:p>
             <w:pPr>
-              <w:spacing w:after="0" w:before="0"/>
+              <w:keepNext/>
+              <w:spacing w:after="0" w:before="0" w:line="240" w:lineRule="auto"/>
               <w:jc w:val="center"/>
             </w:pPr>
             <w:r/>
@@ -1296,7 +1537,7 @@
                 <w:rFonts w:ascii="맑은 고딕" w:hAnsi="맑은 고딕" w:eastAsia="맑은 고딕" w:cs="맑은 고딕"/>
                 <w:b w:val="0"/>
                 <w:i w:val="0"/>
-                <w:sz w:val="15"/>
+                <w:sz w:val="18"/>
               </w:rPr>
               <w:t>0.836 ± 0.002</w:t>
             </w:r>
@@ -1308,7 +1549,8 @@
           </w:tcPr>
           <w:p>
             <w:pPr>
-              <w:spacing w:after="0" w:before="0"/>
+              <w:keepNext/>
+              <w:spacing w:after="0" w:before="0" w:line="240" w:lineRule="auto"/>
               <w:jc w:val="center"/>
             </w:pPr>
             <w:r/>
@@ -1317,7 +1559,7 @@
                 <w:rFonts w:ascii="맑은 고딕" w:hAnsi="맑은 고딕" w:eastAsia="맑은 고딕" w:cs="맑은 고딕"/>
                 <w:b w:val="0"/>
                 <w:i w:val="0"/>
-                <w:sz w:val="15"/>
+                <w:sz w:val="18"/>
               </w:rPr>
               <w:t>0.665 ± 0.015</w:t>
             </w:r>
@@ -1325,13 +1567,16 @@
         </w:tc>
       </w:tr>
       <w:tr>
+        <w:trPr>
+          <w:cantSplit/>
+        </w:trPr>
         <w:tc>
           <w:tcPr>
-            <w:tcW w:type="dxa" w:w="3855"/>
+            <w:tcW w:type="dxa" w:w="3402"/>
           </w:tcPr>
           <w:p>
             <w:pPr>
-              <w:spacing w:after="0" w:before="0"/>
+              <w:spacing w:after="0" w:before="0" w:line="240" w:lineRule="auto"/>
               <w:jc w:val="left"/>
             </w:pPr>
             <w:r/>
@@ -1340,7 +1585,7 @@
                 <w:rFonts w:ascii="맑은 고딕" w:hAnsi="맑은 고딕" w:eastAsia="맑은 고딕" w:cs="맑은 고딕"/>
                 <w:b w:val="0"/>
                 <w:i w:val="0"/>
-                <w:sz w:val="15"/>
+                <w:sz w:val="18"/>
               </w:rPr>
               <w:t>CPU 추론 (Cortex-M4F) (원본 파형 가중치)</w:t>
             </w:r>
@@ -1348,11 +1593,11 @@
         </w:tc>
         <w:tc>
           <w:tcPr>
-            <w:tcW w:type="dxa" w:w="1247"/>
+            <w:tcW w:type="dxa" w:w="1361"/>
           </w:tcPr>
           <w:p>
             <w:pPr>
-              <w:spacing w:after="0" w:before="0"/>
+              <w:spacing w:after="0" w:before="0" w:line="240" w:lineRule="auto"/>
               <w:jc w:val="center"/>
             </w:pPr>
             <w:r/>
@@ -1361,7 +1606,7 @@
                 <w:rFonts w:ascii="맑은 고딕" w:hAnsi="맑은 고딕" w:eastAsia="맑은 고딕" w:cs="맑은 고딕"/>
                 <w:b w:val="0"/>
                 <w:i w:val="0"/>
-                <w:sz w:val="15"/>
+                <w:sz w:val="18"/>
               </w:rPr>
               <w:t>225.77</w:t>
             </w:r>
@@ -1369,11 +1614,11 @@
         </w:tc>
         <w:tc>
           <w:tcPr>
-            <w:tcW w:type="dxa" w:w="2154"/>
+            <w:tcW w:type="dxa" w:w="2494"/>
           </w:tcPr>
           <w:p>
             <w:pPr>
-              <w:spacing w:after="0" w:before="0"/>
+              <w:spacing w:after="0" w:before="0" w:line="240" w:lineRule="auto"/>
               <w:jc w:val="center"/>
             </w:pPr>
             <w:r/>
@@ -1382,7 +1627,7 @@
                 <w:rFonts w:ascii="맑은 고딕" w:hAnsi="맑은 고딕" w:eastAsia="맑은 고딕" w:cs="맑은 고딕"/>
                 <w:b w:val="0"/>
                 <w:i w:val="0"/>
-                <w:sz w:val="15"/>
+                <w:sz w:val="18"/>
               </w:rPr>
               <w:t>2008 / 5599 / 5599</w:t>
             </w:r>
@@ -1394,7 +1639,7 @@
           </w:tcPr>
           <w:p>
             <w:pPr>
-              <w:spacing w:after="0" w:before="0"/>
+              <w:spacing w:after="0" w:before="0" w:line="240" w:lineRule="auto"/>
               <w:jc w:val="center"/>
             </w:pPr>
             <w:r/>
@@ -1403,7 +1648,7 @@
                 <w:rFonts w:ascii="맑은 고딕" w:hAnsi="맑은 고딕" w:eastAsia="맑은 고딕" w:cs="맑은 고딕"/>
                 <w:b w:val="0"/>
                 <w:i w:val="0"/>
-                <w:sz w:val="15"/>
+                <w:sz w:val="18"/>
               </w:rPr>
               <w:t>= 원본 파형</w:t>
             </w:r>
@@ -1415,7 +1660,7 @@
           </w:tcPr>
           <w:p>
             <w:pPr>
-              <w:spacing w:after="0" w:before="0"/>
+              <w:spacing w:after="0" w:before="0" w:line="240" w:lineRule="auto"/>
               <w:jc w:val="center"/>
             </w:pPr>
             <w:r/>
@@ -1424,7 +1669,7 @@
                 <w:rFonts w:ascii="맑은 고딕" w:hAnsi="맑은 고딕" w:eastAsia="맑은 고딕" w:cs="맑은 고딕"/>
                 <w:b w:val="0"/>
                 <w:i w:val="0"/>
-                <w:sz w:val="15"/>
+                <w:sz w:val="18"/>
               </w:rPr>
               <w:t>= 원본 파형</w:t>
             </w:r>
@@ -1434,37 +1679,90 @@
     </w:tbl>
     <w:p>
       <w:pPr>
-        <w:spacing w:after="40" w:before="0" w:line="252" w:lineRule="auto"/>
+        <w:spacing w:after="40" w:before="0" w:line="240" w:lineRule="auto"/>
+        <w:jc w:val="both"/>
       </w:pPr>
     </w:p>
     <w:p>
       <w:pPr>
         <w:sectPr>
+          <w:type w:val="continuous"/>
           <w:pgSz w:w="11906" w:h="16838"/>
           <w:pgMar w:top="1701" w:right="567" w:bottom="1134" w:left="567" w:header="0" w:footer="0" w:gutter="0"/>
-          <w:cols w:space="360" w:num="1"/>
+          <w:cols w:space="720" w:num="1"/>
           <w:docGrid w:linePitch="360"/>
         </w:sectPr>
       </w:pPr>
     </w:p>
     <w:p>
       <w:pPr>
-        <w:spacing w:after="40" w:before="0" w:line="252" w:lineRule="auto"/>
+        <w:spacing w:after="0" w:before="0" w:line="252" w:lineRule="auto"/>
+        <w:ind w:firstLine="200"/>
+        <w:jc w:val="both"/>
       </w:pPr>
       <w:r>
         <w:rPr>
           <w:rFonts w:ascii="맑은 고딕" w:hAnsi="맑은 고딕" w:eastAsia="맑은 고딕" w:cs="맑은 고딕"/>
           <w:b/>
           <w:i w:val="0"/>
-          <w:sz w:val="20"/>
+          <w:sz w:val="18"/>
         </w:rPr>
-        <w:t>1. 서  론</w:t>
+        <w:t>구성.</w:t>
+      </w:r>
+      <w:r>
+        <w:rPr>
+          <w:rFonts w:ascii="맑은 고딕" w:hAnsi="맑은 고딕" w:eastAsia="맑은 고딕" w:cs="맑은 고딕"/>
+          <w:b w:val="0"/>
+          <w:i w:val="0"/>
+          <w:sz w:val="18"/>
+        </w:rPr>
+        <w:t xml:space="preserve"> 전처리 위치별로 네 묶음이다(표 1). 전처리 없음 — 원본 파형 (전처리 없음): 원본 파형을 128×128 로 접어 NPU 의 1D CNN 에 넣는 벤더 방식. NPU 로 옮긴 전처리 — NPU 근사 log: 로그 압축을 NPU 안의 구간선형 층으로 근사한 1D 구성(보드 미실측). NPU 전처리 (Gabor 필터뱅크): 512탭 Gabor 필터(cos·sin 32쌍)를 NPU 의 Conv1d 로 두고 에너지 적분(|cos|+|sin| 의 8위치 합)과 정수 로그만 CPU 가 맡은 뒤 32×16 특징을 아래 62.5 ms 구성과 같은 2D CNN 에 넣는다(두 네트워크를 동시 적재, 판단 주기 256 ms). 변형 3종은 Gabor 64쌍(64 대역)·적분 간격 반(31 프레임)·둘 다 적용이다. CPU 전처리 — CPU 가 증분 log-mel(프레임 간격 62.5·50·25·16 ms, 멜 32·32·64·64)을 계산하고 2D CNN 을 NPU 에 올린다. 대조군 — CPU 추론: 원본 파형 (전처리 없음) 의 가중치를 그대로 CMSIS-NN 으로 Cortex-M4F 에서 돌린다(NPU 출력과 비트 일치). 모든 구성의 전처리는 판단마다 새 프레임만 계산하는 증분 방식이며 일괄 계산과 비트 일치함을 보드에서 확인했고, 모든 구성은 같은 데이터로 150 에폭, 같은 스케줄·증강·교사 증류(PANNs 임베딩 위 선형 프로브)로 시드 3개씩 학습했다.</w:t>
       </w:r>
     </w:p>
     <w:p>
       <w:pPr>
-        <w:spacing w:after="40" w:before="0" w:line="252" w:lineRule="auto"/>
-        <w:ind w:firstLine="180"/>
+        <w:spacing w:after="0" w:before="0" w:line="252" w:lineRule="auto"/>
+        <w:ind w:firstLine="200"/>
+        <w:jc w:val="both"/>
+      </w:pPr>
+      <w:r>
+        <w:rPr>
+          <w:rFonts w:ascii="맑은 고딕" w:hAnsi="맑은 고딕" w:eastAsia="맑은 고딕" w:cs="맑은 고딕"/>
+          <w:b/>
+          <w:i w:val="0"/>
+          <w:sz w:val="18"/>
+        </w:rPr>
+        <w:t>지연과 에너지.</w:t>
+      </w:r>
+      <w:r>
+        <w:rPr>
+          <w:rFonts w:ascii="맑은 고딕" w:hAnsi="맑은 고딕" w:eastAsia="맑은 고딕" w:cs="맑은 고딕"/>
+          <w:b w:val="0"/>
+          <w:i w:val="0"/>
+          <w:sz w:val="18"/>
+        </w:rPr>
+        <w:t xml:space="preserve"> 지연은 보드에서 SysTick(코어 클럭 사이클, 분해능 10 ns)으로 1,000회 재어 최악값을 보고한다(전원 투입 직후, 코어 100 MHz, CNN 50 MHz; CPU 추론만 SysTick 의 24 bit 한계(168 ms)를 넘어 하드웨어 타이머 TMR0, 1 μs 분해능). 변형 3종의 지연은 펌웨어 안정화 대기(NPU 패스당 약 49 μs)를 포함하며, 같은 대기를 넣으면 NPU 전처리 (Gabor 필터뱅크) 는 1.95 ms 다. 에너지는 외부 계측 장비 없이 다음 식으로 추정했으며, 측정값이 아님을 모든 수치에 밝힌다.</w:t>
+      </w:r>
+    </w:p>
+    <w:p>
+      <w:pPr>
+        <w:spacing w:after="20" w:before="20" w:line="252" w:lineRule="auto"/>
+        <w:jc w:val="center"/>
+      </w:pPr>
+      <w:r>
+        <w:rPr>
+          <w:rFonts w:ascii="맑은 고딕" w:hAnsi="맑은 고딕" w:eastAsia="맑은 고딕" w:cs="맑은 고딕"/>
+          <w:b w:val="0"/>
+          <w:i w:val="0"/>
+          <w:sz w:val="18"/>
+        </w:rPr>
+        <w:t>E = t전처리·Pcpu + (t적재 + t출력)·Pload + t추론·Pnpu</w:t>
+      </w:r>
+    </w:p>
+    <w:p>
+      <w:pPr>
+        <w:spacing w:after="0" w:before="0" w:line="252" w:lineRule="auto"/>
+        <w:ind w:firstLine="200"/>
         <w:jc w:val="both"/>
       </w:pPr>
       <w:r>
@@ -1474,13 +1772,212 @@
           <w:i w:val="0"/>
           <w:sz w:val="18"/>
         </w:rPr>
-        <w:t>소형 MCU 에 신경망 가속기(NPU)를 얹은 칩이 늘고 있다. MAX78000 은 Cortex-M4F 와 CNN 가속기를 한 칩에 두어 상시 동작 음향 감지에 적합하지만, 가속기는 합성곱·풀링·요소별 연산만 지원하고 FFT·로그 같은 전처리 연산은 지원하지 않는다 [1, 2]. 따라서 log-mel 전처리는 CPU 가 맡거나, 아예 없애고 원본 파형을 가속기에 직접 넣어야 한다. 벤더의 음성 키워드 참조 설계는 후자를 택하며, MFCC 를 쓰는 소형 모델들과 비슷하거나 높은 정확도(96.3% 대 90.2~96.4%)를 보고했다 [4].</w:t>
+        <w:t>전력값은 데이터시트 [1] 와 동일 칩 실측 선행연구 두 벌(Moss·Ulkar &amp; Okman [3, 4], Moosmann [5])의 세 출처를 나란히 써 범위로 보고한다.</w:t>
       </w:r>
     </w:p>
     <w:p>
       <w:pPr>
-        <w:spacing w:after="40" w:before="0" w:line="252" w:lineRule="auto"/>
-        <w:ind w:firstLine="180"/>
+        <w:keepNext/>
+        <w:spacing w:after="0" w:before="80" w:line="252" w:lineRule="auto"/>
+        <w:jc w:val="left"/>
+      </w:pPr>
+      <w:r>
+        <w:rPr>
+          <w:rFonts w:ascii="맑은 고딕" w:hAnsi="맑은 고딕" w:eastAsia="맑은 고딕" w:cs="맑은 고딕"/>
+          <w:b/>
+          <w:i w:val="0"/>
+          <w:sz w:val="18"/>
+        </w:rPr>
+        <w:t>3. 결  과</w:t>
+      </w:r>
+    </w:p>
+    <w:p>
+      <w:pPr>
+        <w:spacing w:after="0" w:before="0" w:line="252" w:lineRule="auto"/>
+        <w:ind w:firstLine="200"/>
+        <w:jc w:val="both"/>
+      </w:pPr>
+      <w:r>
+        <w:rPr>
+          <w:rFonts w:ascii="맑은 고딕" w:hAnsi="맑은 고딕" w:eastAsia="맑은 고딕" w:cs="맑은 고딕"/>
+          <w:b/>
+          <w:i w:val="0"/>
+          <w:sz w:val="18"/>
+        </w:rPr>
+        <w:t>전처리 제거의 비용. 음성 키워드에서 손실이 없던 선택이 환경음에서는 큰 비용을 치른다.</w:t>
+      </w:r>
+      <w:r>
+        <w:rPr>
+          <w:rFonts w:ascii="맑은 고딕" w:hAnsi="맑은 고딕" w:eastAsia="맑은 고딕" w:cs="맑은 고딕"/>
+          <w:b w:val="0"/>
+          <w:i w:val="0"/>
+          <w:sz w:val="18"/>
+        </w:rPr>
+        <w:t xml:space="preserve"> 원본 파형 구성은 CPU log-mel 16 ms 구성보다 시험 macro-F1 이 0.166, 외부 F1 이 0.222 낮다(표 1). CPU 추론 대조군(원본 파형 가중치) 대비 NPU 추론은 추론만 157배, 판단 1회 89배 빠르고 CPU 추론은 판단 주기의 90% 를 추론에 쓴다(판단 1회 225.77 ms 대 2.53 ms).</w:t>
+      </w:r>
+    </w:p>
+    <w:p>
+      <w:pPr>
+        <w:spacing w:after="0" w:before="0" w:line="252" w:lineRule="auto"/>
+        <w:ind w:firstLine="200"/>
+        <w:jc w:val="both"/>
+      </w:pPr>
+      <w:r>
+        <w:rPr>
+          <w:rFonts w:ascii="맑은 고딕" w:hAnsi="맑은 고딕" w:eastAsia="맑은 고딕" w:cs="맑은 고딕"/>
+          <w:b/>
+          <w:i w:val="0"/>
+          <w:sz w:val="18"/>
+        </w:rPr>
+        <w:t>NPU 로 옮긴 전처리는 되찾지 못한다. 지원하지 않는 비선형을 합성곱으로 흉내 내는 순간 NPU 는 CPU 보다 비싸진다.</w:t>
+      </w:r>
+      <w:r>
+        <w:rPr>
+          <w:rFonts w:ascii="맑은 고딕" w:hAnsi="맑은 고딕" w:eastAsia="맑은 고딕" w:cs="맑은 고딕"/>
+          <w:b w:val="0"/>
+          <w:i w:val="0"/>
+          <w:sz w:val="18"/>
+        </w:rPr>
+        <w:t xml:space="preserve"> NPU 근사 log 는 원본 파형 구성 대비 +0.034 [-0.022, +0.090] 로 CI 가 0 을 포함하고, 로그 근사 층 때문에 NPU 사이클이 3.8배 늘어 추정 에너지는 3.3배다.</w:t>
+      </w:r>
+    </w:p>
+    <w:p>
+      <w:pPr>
+        <w:spacing w:after="0" w:before="0" w:line="252" w:lineRule="auto"/>
+        <w:ind w:firstLine="200"/>
+        <w:jc w:val="both"/>
+      </w:pPr>
+      <w:r>
+        <w:rPr>
+          <w:rFonts w:ascii="맑은 고딕" w:hAnsi="맑은 고딕" w:eastAsia="맑은 고딕" w:cs="맑은 고딕"/>
+          <w:b/>
+          <w:i w:val="0"/>
+          <w:sz w:val="18"/>
+        </w:rPr>
+        <w:t>선형 부분만 옮기면 에너지는 줄지만 정확도는 유의한 차이가 없다.</w:t>
+      </w:r>
+      <w:r>
+        <w:rPr>
+          <w:rFonts w:ascii="맑은 고딕" w:hAnsi="맑은 고딕" w:eastAsia="맑은 고딕" w:cs="맑은 고딕"/>
+          <w:b w:val="0"/>
+          <w:i w:val="0"/>
+          <w:sz w:val="18"/>
+        </w:rPr>
+        <w:t xml:space="preserve"> NPU 전처리 (Gabor 필터뱅크) 는 사전에 정한 목표(원본 파형 구성 초과 또는 CPU log-mel 62.5 ms 구성과 동등)는 넘지 못했다(원본 파형 구성 대비 -0.026 [-0.082, +0.030], CPU log-mel 62.5 ms 구성 대비 -0.111 [-0.162, -0.060]). 추정 에너지는 원본 파형 구성보다 세 전력 출처 모두에서 적지만(데이터시트 39 대 71 μJ, Moosmann 52 대 78 μJ; 판단 1회 1.85 ms 대 2.53 ms), CPU log-mel 62.5 ms 구성과는 비슷한 에너지(데이터시트 기준 39 대 43 μJ)에서 시험 macro-F1 이 0.11 낮다. 보드에서 가속기 출력·CPU 특징·최종 로짓이 호스트와 비트 일치했고, CPU 몫 0.70 ms 의 80%는 가속기 메모리에서 int32 출력 2,048개를 읽어 8위치 합산까지 하는 시간, 20%는 정수 로그였다.</w:t>
+      </w:r>
+    </w:p>
+    <w:p>
+      <w:pPr>
+        <w:spacing w:after="0" w:before="0" w:line="252" w:lineRule="auto"/>
+        <w:ind w:firstLine="200"/>
+        <w:jc w:val="both"/>
+      </w:pPr>
+      <w:r>
+        <w:rPr>
+          <w:rFonts w:ascii="맑은 고딕" w:hAnsi="맑은 고딕" w:eastAsia="맑은 고딕" w:cs="맑은 고딕"/>
+          <w:b/>
+          <w:i w:val="0"/>
+          <w:sz w:val="18"/>
+        </w:rPr>
+        <w:t>대역·프레임 수를 늘린 NPU 전처리 변형 3종은 정확도가 올랐으나 에너지가 더 빠르게 늘어 세 전력 출처 모두에서 CPU 전처리 곡선 아래에 머물렀다(그림 1).</w:t>
+      </w:r>
+      <w:r>
+        <w:rPr>
+          <w:rFonts w:ascii="맑은 고딕" w:hAnsi="맑은 고딕" w:eastAsia="맑은 고딕" w:cs="맑은 고딕"/>
+          <w:b w:val="0"/>
+          <w:i w:val="0"/>
+          <w:sz w:val="18"/>
+        </w:rPr>
+        <w:t xml:space="preserve"> 시험 macro-F1 0.655~0.690 (표 1), 추정 에너지 39 에서 71~133 μJ. 늘어난 비용은 CPU의 가속기 메모리 읽기(46~51%)와 NPU 연산(39~45%)이 비슷하게 나눴다.</w:t>
+      </w:r>
+    </w:p>
+    <w:p>
+      <w:pPr>
+        <w:spacing w:after="0" w:before="0" w:line="252" w:lineRule="auto"/>
+        <w:ind w:firstLine="200"/>
+        <w:jc w:val="both"/>
+      </w:pPr>
+      <w:r>
+        <w:rPr>
+          <w:rFonts w:ascii="맑은 고딕" w:hAnsi="맑은 고딕" w:eastAsia="맑은 고딕" w:cs="맑은 고딕"/>
+          <w:b/>
+          <w:i w:val="0"/>
+          <w:sz w:val="18"/>
+        </w:rPr>
+        <w:t>최적점은 중간에 있다. 전처리는 병목이 아니라 데이터 축소 단계였고, NPU 가 원시 샘플 전량을 처리하는 순간 그 이득이 사라진다.</w:t>
+      </w:r>
+      <w:r>
+        <w:rPr>
+          <w:rFonts w:ascii="맑은 고딕" w:hAnsi="맑은 고딕" w:eastAsia="맑은 고딕" w:cs="맑은 고딕"/>
+          <w:b w:val="0"/>
+          <w:i w:val="0"/>
+          <w:sz w:val="18"/>
+        </w:rPr>
+        <w:t xml:space="preserve"> CPU log-mel 62.5 ms 구성은 원본 파형 구성보다 시험 macro-F1 +0.085 [+0.035, +0.135], 외부 F1 +0.099 [+0.056, +0.142] 로 유의하게 높고, 판단 1회 지연은 2.93 ms 대 2.53 ms 로 비슷하며, 추정 에너지는 데이터시트 기준 43 대 71 μJ 로 적고 Moosmann 기준 78 대 78 μJ 로 같다. 이유는 지연 분해에 있다. log-mel이 16,384 샘플을 512 값으로 줄이므로 NPU 추론이 1.44 ms 에서 0.53 ms 로 줄고, CPU 전처리 2.26 ms 가 그 차이보다 작다. 프레임 간격을 좁힐수록 정확도는 오르지만(CPU log-mel 25 ms 0.820 ± 0.006, CPU log-mel 16 ms 0.836 ± 0.002; 둘의 차이 -0.016 [-0.030, -0.002] 는 작지만 0 을 포함하지 않음) 전처리가 지연의 2/3 를 차지해 에너지가 6배가 되며, 그림 1 의 파레토 앞면은 NPU 전처리 (Gabor 필터뱅크) → CPU log-mel, 간격 62.5 ms (멜 32) → CPU log-mel, 간격 50 ms → CPU log-mel, 간격 25 ms → CPU log-mel, 간격 16 ms 이다. 다만 NPU 전처리 (Gabor 필터뱅크) 와 CPU log-mel 62.5 ms 구성의 에너지 차이(데이터시트 기준 약 4 μJ)는 작아, 두 구성의 차이는 사실상 정확도에서 난다. 원본 파형 구성과 NPU 근사 log 는 모두 다른 점에 지배된다. 외부 데이터에서도 앞면 순서가 같았다(그림 1(b)).</w:t>
+      </w:r>
+    </w:p>
+    <w:p>
+      <w:pPr>
+        <w:spacing w:after="0" w:before="0" w:line="252" w:lineRule="auto"/>
+        <w:ind w:firstLine="200"/>
+        <w:jc w:val="both"/>
+      </w:pPr>
+      <w:r>
+        <w:rPr>
+          <w:rFonts w:ascii="맑은 고딕" w:hAnsi="맑은 고딕" w:eastAsia="맑은 고딕" w:cs="맑은 고딕"/>
+          <w:b/>
+          <w:i w:val="0"/>
+          <w:sz w:val="18"/>
+        </w:rPr>
+        <w:t>대형 모델 기준선.</w:t>
+      </w:r>
+      <w:r>
+        <w:rPr>
+          <w:rFonts w:ascii="맑은 고딕" w:hAnsi="맑은 고딕" w:eastAsia="맑은 고딕" w:cs="맑은 고딕"/>
+          <w:b w:val="0"/>
+          <w:i w:val="0"/>
+          <w:sz w:val="18"/>
+        </w:rPr>
+        <w:t xml:space="preserve"> 같은 정답·같은 문턱값 규칙으로 PANNs(CNN14) 를 채점하면 시험 macro-F1 0.845 이다. CPU log-mel 16 ms 구성은 그 99% 에 이른다.</w:t>
+      </w:r>
+    </w:p>
+    <w:p>
+      <w:pPr>
+        <w:keepNext/>
+        <w:spacing w:after="0" w:before="80" w:line="252" w:lineRule="auto"/>
+        <w:jc w:val="left"/>
+      </w:pPr>
+      <w:r>
+        <w:rPr>
+          <w:rFonts w:ascii="맑은 고딕" w:hAnsi="맑은 고딕" w:eastAsia="맑은 고딕" w:cs="맑은 고딕"/>
+          <w:b/>
+          <w:i w:val="0"/>
+          <w:sz w:val="18"/>
+        </w:rPr>
+        <w:t>4. 한계와 결론</w:t>
+      </w:r>
+    </w:p>
+    <w:p>
+      <w:pPr>
+        <w:keepNext/>
+        <w:spacing w:after="0" w:before="0" w:line="252" w:lineRule="auto"/>
+        <w:ind w:firstLine="200"/>
+        <w:jc w:val="both"/>
+      </w:pPr>
+      <w:r>
+        <w:rPr>
+          <w:rFonts w:ascii="맑은 고딕" w:hAnsi="맑은 고딕" w:eastAsia="맑은 고딕" w:cs="맑은 고딕"/>
+          <w:b/>
+          <w:i w:val="0"/>
+          <w:sz w:val="18"/>
+        </w:rPr>
+        <w:t>한계.</w:t>
+      </w:r>
+    </w:p>
+    <w:p>
+      <w:pPr>
+        <w:spacing w:after="0" w:before="0" w:line="252" w:lineRule="auto"/>
+        <w:ind w:left="200" w:hanging="160"/>
         <w:jc w:val="both"/>
       </w:pPr>
       <w:r>
@@ -1490,27 +1987,31 @@
           <w:i w:val="0"/>
           <w:sz w:val="18"/>
         </w:rPr>
-        <w:t>본 연구는 이 선택이 환경음(사이렌·유리 파손·비명·개 짖음) 감지에서도 성립하는지를 같은 데이터·같은 학습 설정·같은 보드에서 실측으로 답한다. 기여는 셋이다. (1) 전처리 위치를 양 끝(전부 CPU, 전부 NPU)과 그 사이의 10개 구성(과 CPU 추론 대조군)으로 나누어 정확도와 판단 1회 지연을 보드에서 재고 에너지를 추정한 정확도–에너지 곡선. (2) 필터뱅크·로그 압축·분할 등 전처리를 NPU 연산으로 옮긴 변형이 원본 파형 구성을 유의하게 넘지 못한다는 부정 결과와, 선형 부분만 옮긴 구성은 원본 파형 구성보다 에너지가 적지만 정확도 이득이 없어, CPU 전처리의 저에너지 구성과 비슷한 에너지에서 앞면 끝에 머문다는 실측. (3) 거친 log-mel(프레임 간격 62.5 ms, 멜 32)을 CPU 에 남기는 구성이 원본 파형 구성보다 정확도가 유의하게 높으면서 추정 에너지는 같거나 적다는 관찰과, 전처리가 NPU 가 처리할 데이터량을 줄이는 단계라는 해석.</w:t>
+        <w:t xml:space="preserve">• </w:t>
       </w:r>
-    </w:p>
-    <w:p>
-      <w:pPr>
-        <w:spacing w:after="40" w:before="0" w:line="252" w:lineRule="auto"/>
-      </w:pPr>
       <w:r>
         <w:rPr>
           <w:rFonts w:ascii="맑은 고딕" w:hAnsi="맑은 고딕" w:eastAsia="맑은 고딕" w:cs="맑은 고딕"/>
           <w:b/>
           <w:i w:val="0"/>
-          <w:sz w:val="20"/>
+          <w:sz w:val="18"/>
         </w:rPr>
-        <w:t>2. 관련 연구</w:t>
+        <w:t xml:space="preserve">에너지 추정. </w:t>
+      </w:r>
+      <w:r>
+        <w:rPr>
+          <w:rFonts w:ascii="맑은 고딕" w:hAnsi="맑은 고딕" w:eastAsia="맑은 고딕" w:cs="맑은 고딕"/>
+          <w:b w:val="0"/>
+          <w:i w:val="0"/>
+          <w:sz w:val="18"/>
+        </w:rPr>
+        <w:t>에너지는 직접 계측하지 않은 추정값이며 전력 출처에 따라 결론의 강도가 다르다(CPU log-mel 62.5 ms 구성의 우위는 '적다' 와 '같다' 사이). NPU 전처리 (Gabor 필터뱅크) 의 CPU 구간은 가속기 전원이 켜진 채 돌므로 적재 전력으로 보수적으로 계산했고, 가속기 메모리 읽기를 DMA 로 바꾸면 더 줄 수 있다. 판단 1회 에너지를 평균 전력으로 옮기면(데이터시트 기반 추정) 디지털 마이크를 유지하는 대기 전력이 대부분을 차지해, 가장 깊은 대기 모드의 대기 전력 하한 1.9 mW 이상이면 CPU log-mel 62.5 ms 구성의 판단 비용은 평균 전력의 17% 이하, CPU log-mel 16 ms 구성은 54% 이하인 반면 NPU 없이 CPU 로 추론하면 현 구성의 대기 전력 상한 11 mW 에서도 42% 이상을 차지한다. RISC-V 코어를 상시 게이트로 두어 이벤트 후보에서만 판단하는 설계의 이득 상한은 판단 비용 전부로 현 대기 모드에서 약 2%, 가장 깊은 대기 모드에서도 CPU log-mel 62.5 ms 구성 기준 17%를 넘지 않는 것으로 추정되며, RISC-V 로 전처리를 옮기는 안도 FPU 없는 60 MHz 코어의 전력이 Cortex-M4F 의 0.6~1.0배로 추정되어 손익분기 전처리 지연 2.2~4.2 ms 를 지키기 어려워 제외했다.</w:t>
       </w:r>
     </w:p>
     <w:p>
       <w:pPr>
-        <w:spacing w:after="40" w:before="0" w:line="252" w:lineRule="auto"/>
-        <w:ind w:firstLine="180"/>
+        <w:spacing w:after="0" w:before="0" w:line="252" w:lineRule="auto"/>
+        <w:ind w:left="200" w:hanging="160"/>
         <w:jc w:val="both"/>
       </w:pPr>
       <w:r>
@@ -1520,27 +2021,31 @@
           <w:i w:val="0"/>
           <w:sz w:val="18"/>
         </w:rPr>
-        <w:t>MAX78000 의 자원·전력 특성은 Moss 등 [3] 이, 키워드 인식의 초저전력 구현은 Ulkar 와 Okman [4] 이, 물체 검출은 Moosmann 등 [5] 이 보고했다. 이들은 전처리를 고정한 채 모델을 다룬다. 원본 파형에서 직접 배우는 프론트엔드로는 SincNet [6] 과 LEAF [7] 가 있으나 로그·PCEN 같은 비선형 압축을 포함하므로 MAX78000 가속기에 그대로 올릴 수 없다. CPU 추론 대조군은 CMSIS-NN [8] 으로 구현했다. 데이터는 FSD50K [9]·UrbanSound8K [10]·ESC-50 [11] 과 AudioSet [12] 을 썼고, 대형 모델 기준선과 증류 교사로 PANNs [13] 를 썼다.</w:t>
+        <w:t xml:space="preserve">• </w:t>
       </w:r>
-    </w:p>
-    <w:p>
-      <w:pPr>
-        <w:spacing w:after="40" w:before="0" w:line="252" w:lineRule="auto"/>
-      </w:pPr>
       <w:r>
         <w:rPr>
           <w:rFonts w:ascii="맑은 고딕" w:hAnsi="맑은 고딕" w:eastAsia="맑은 고딕" w:cs="맑은 고딕"/>
           <w:b/>
           <w:i w:val="0"/>
-          <w:sz w:val="20"/>
+          <w:sz w:val="18"/>
         </w:rPr>
-        <w:t>3. 시스템과 실험 설계</w:t>
+        <w:t xml:space="preserve">통계·정답. </w:t>
+      </w:r>
+      <w:r>
+        <w:rPr>
+          <w:rFonts w:ascii="맑은 고딕" w:hAnsi="맑은 고딕" w:eastAsia="맑은 고딕" w:cs="맑은 고딕"/>
+          <w:b w:val="0"/>
+          <w:i w:val="0"/>
+          <w:sz w:val="18"/>
+        </w:rPr>
+        <w:t>시드가 3개라 신뢰구간이 넓고, 정답 청취는 저자 1인이며, 비명과 환호의 경계는 음향만으로 가를 수 없어 비명 재현율은 그 모호성을 포함한다.</w:t>
       </w:r>
     </w:p>
     <w:p>
       <w:pPr>
-        <w:spacing w:after="40" w:before="0" w:line="252" w:lineRule="auto"/>
-        <w:ind w:firstLine="180"/>
+        <w:spacing w:after="0" w:before="0" w:line="252" w:lineRule="auto"/>
+        <w:ind w:left="200" w:hanging="160"/>
         <w:jc w:val="both"/>
       </w:pPr>
       <w:r>
@@ -1550,15 +2055,17 @@
           <w:i w:val="0"/>
           <w:sz w:val="18"/>
         </w:rPr>
-        <w:t>시스템. MAX78000FTHR 단독으로 온보드 마이크 16 kHz 입력을 1.024 s 창(16,384 샘플, int8)으로 받아 250 ms 마다(가속기 전처리 구성은 프레임 격자에 맞춰 256 ms 마다) 5클래스(사이렌·유리 파손·비명·개 짖음·배경)를 판단한다. 모델은 가중치 8 bit QAT, 가속기 가중치 메모리 442 KB 안에 들어간다.</w:t>
+        <w:t xml:space="preserve">• </w:t>
       </w:r>
-    </w:p>
-    <w:p>
-      <w:pPr>
-        <w:spacing w:after="40" w:before="0" w:line="252" w:lineRule="auto"/>
-        <w:ind w:firstLine="180"/>
-        <w:jc w:val="both"/>
-      </w:pPr>
+      <w:r>
+        <w:rPr>
+          <w:rFonts w:ascii="맑은 고딕" w:hAnsi="맑은 고딕" w:eastAsia="맑은 고딕" w:cs="맑은 고딕"/>
+          <w:b/>
+          <w:i w:val="0"/>
+          <w:sz w:val="18"/>
+        </w:rPr>
+        <w:t xml:space="preserve">배치 조건. </w:t>
+      </w:r>
       <w:r>
         <w:rPr>
           <w:rFonts w:ascii="맑은 고딕" w:hAnsi="맑은 고딕" w:eastAsia="맑은 고딕" w:cs="맑은 고딕"/>
@@ -1566,15 +2073,24 @@
           <w:i w:val="0"/>
           <w:sz w:val="18"/>
         </w:rPr>
-        <w:t>데이터와 정답. 세 공개 데이터셋은 모두 Freesound 파생이라 원본 ID 단위로 전역 분할해 누수를 막았고, AudioSet 의 실환경 녹음 구간을 학습에 더했다. 시험 데이터의 유리·비명 창은 저자가 전수 청취해 양성을 확정했다(채점 창 4,965). 외부 평가는 AudioSet 의 별도 영상에서 뽑은 673창(양성 271, 음성 402) 으로, 학습에 쓰지 않았다. 오경보율은 시험 데이터 배경에서 300회/h 가 되는 문턱값을 잡아 외부에도 같은 값을 썼고, 지표는 macro-F1 이다.</w:t>
+        <w:t>시험 데이터 배경의 절반이 하드 네거티브라 오경보율은 실배치보다 부풀려져 있다. 향후 과제로, CPU 몫의 80%를 차지하는 읽기와 위치 합산을 NPU 에서 수행하려면 8비트 출력에 맞춘 재학습이 필요하다.</w:t>
       </w:r>
     </w:p>
     <w:p>
       <w:pPr>
-        <w:spacing w:after="40" w:before="0" w:line="252" w:lineRule="auto"/>
-        <w:ind w:firstLine="180"/>
+        <w:spacing w:after="0" w:before="0" w:line="252" w:lineRule="auto"/>
+        <w:ind w:firstLine="200"/>
         <w:jc w:val="both"/>
       </w:pPr>
+      <w:r>
+        <w:rPr>
+          <w:rFonts w:ascii="맑은 고딕" w:hAnsi="맑은 고딕" w:eastAsia="맑은 고딕" w:cs="맑은 고딕"/>
+          <w:b/>
+          <w:i w:val="0"/>
+          <w:sz w:val="18"/>
+        </w:rPr>
+        <w:t>결론.</w:t>
+      </w:r>
       <w:r>
         <w:rPr>
           <w:rFonts w:ascii="맑은 고딕" w:hAnsi="맑은 고딕" w:eastAsia="맑은 고딕" w:cs="맑은 고딕"/>
@@ -1582,271 +2098,14 @@
           <w:i w:val="0"/>
           <w:sz w:val="18"/>
         </w:rPr>
-        <w:t>구성. 원본 파형 (전처리 없음): 원본 파형을 128×128 로 접어 1D CNN 에 넣는 벤더 방식. NPU 근사 log: 로그 압축을 NPU 안의 구간선형 층으로 근사한 1D 구성. NPU 전처리 (Gabor 필터뱅크): 멜 대역폭에 맞춘 512탭 Gabor 필터(cos·sin 32쌍)를 가속기의 Conv1d 로 두고 프레임 안 에너지 적분(|cos|+|sin| 의 8위치 합)과 정수 로그만 CPU 가 맡은 뒤, 그 32×16 특징을 아래 62.5 ms 구성과 같은 2D CNN 에 넣는 구성 — 두 네트워크를 가속기에 동시 적재하고 판단마다 전환한다(판단 주기 256 ms). 그 변형 3종은 Gabor 필터를 64쌍으로 늘려 64 대역을 얻은 NPU 전처리 64 대역, 적분 위치 간격을 반으로 좁혀 프레임 간격 64 ms 를 32 ms 로 하고 프레임 수를 16 에서 31 로 늘린 NPU 전처리 31 프레임, 둘 다 적용한 NPU 전처리 64 대역·31 프레임 이다. CPU log-mel 네 구성: 프레임 간격 62.5 ms(멜 32)·50 ms(멜 32)·25 ms(멜 64)·16 ms(멜 64) 의 증분 log-mel을 CPU 가 계산하고 2D CNN 을 NPU 에 올린다. 모든 구성의 전처리는 판단마다 새 프레임만 계산하는 증분 방식이며, 일괄 계산과 비트 일치함을 보드에서 확인했다. CPU 추론: 원본 파형 (전처리 없음) 의 가중치를 그대로 CMSIS-NN 으로 Cortex-M4F 에서 돌린 대조군(NPU 출력과 비트 일치). 모든 구성은 같은 데이터로 150 에폭, 같은 스케줄·증강·교사 증류(PANNs 임베딩 위 선형 프로브)로 시드 3개씩 학습했다.</w:t>
+        <w:t xml:space="preserve"> NPU 탑재 MCU 에서 '전처리를 전부 가속기로' 는 환경음 감지에서 최적이 아니다. 지원 연산이 제한된 가속기에 비선형 전처리를 옮기는 시도는 정확도도 에너지도 얻지 못했고, 선형 부분만 옮긴 구성은 원본 파형 구성보다 에너지를 줄였지만 CPU 전처리의 저에너지 구성과 비슷한 에너지에서 정확도를 잃어 앞면 끝에 머물렀으며, 작은 CPU 전처리로 데이터량을 줄인 뒤 작은 모델을 가속기에 올리는 구성이 정확도–에너지 전선 위에 있었다. 이 칩에서는 어떤 연산을 가속기에 두느냐보다, 가속기에 들어가는 데이터율이 구성의 우열을 더 잘 설명했다. NPU 전처리의 비용을 결정한 것은 log 를 NPU 에서 수행할 수 없어 중간 결과를 int32 로 CPU 에 읽어 오는 데이터 이동이었고(CPU 몫의 80%), 전처리의 이점은 증분 계산을 전제로 한다.</w:t>
       </w:r>
     </w:p>
     <w:p>
       <w:pPr>
-        <w:spacing w:after="40" w:before="0" w:line="252" w:lineRule="auto"/>
-        <w:ind w:firstLine="180"/>
-        <w:jc w:val="both"/>
-      </w:pPr>
-      <w:r>
-        <w:rPr>
-          <w:rFonts w:ascii="맑은 고딕" w:hAnsi="맑은 고딕" w:eastAsia="맑은 고딕" w:cs="맑은 고딕"/>
-          <w:b w:val="0"/>
-          <w:i w:val="0"/>
-          <w:sz w:val="18"/>
-        </w:rPr>
-        <w:t>지연과 에너지. 지연은 보드에서 SysTick(코어 클럭 사이클, 분해능 10 ns)으로 1,000회 재어 최악값을 보고한다(전원 투입 직후, 코어 100 MHz, CNN 50 MHz; CPU 추론만 SysTick 의 24 bit 한계(168 ms)를 넘어 하드웨어 타이머 TMR0, 1 μs 분해능). 에너지는 외부 계측 장비 없이 E = t전처리·Pcpu + (t적재 + t출력)·Pload + t추론·Pnpu 로 추정했으며, 전력값은 데이터시트 [1] 와 동일 칩 실측 선행연구 두 벌(Moss·Ulkar &amp; Okman [3, 4], Moosmann [5])의 세 출처를 나란히 써 범위로 보고한다. 측정값이 아님을 모든 수치에 밝힌다.</w:t>
-      </w:r>
-    </w:p>
-    <w:p>
-      <w:pPr>
-        <w:spacing w:after="40" w:before="0" w:line="252" w:lineRule="auto"/>
-      </w:pPr>
-      <w:r>
-        <w:rPr>
-          <w:rFonts w:ascii="맑은 고딕" w:hAnsi="맑은 고딕" w:eastAsia="맑은 고딕" w:cs="맑은 고딕"/>
-          <w:b/>
-          <w:i w:val="0"/>
-          <w:sz w:val="20"/>
-        </w:rPr>
-        <w:t>4. 결  과</w:t>
-      </w:r>
-    </w:p>
-    <w:p>
-      <w:pPr>
-        <w:spacing w:after="40" w:before="0" w:line="252" w:lineRule="auto"/>
-        <w:ind w:firstLine="180"/>
-        <w:jc w:val="both"/>
-      </w:pPr>
-      <w:r>
-        <w:rPr>
-          <w:rFonts w:ascii="맑은 고딕" w:hAnsi="맑은 고딕" w:eastAsia="맑은 고딕" w:cs="맑은 고딕"/>
-          <w:b w:val="0"/>
-          <w:i w:val="0"/>
-          <w:sz w:val="18"/>
-        </w:rPr>
-        <w:t>전처리 제거의 비용. 원본 파형 구성은 CPU log-mel 16 ms 구성보다 시험 macro-F1 이 0.166, 외부 F1 이 0.222 낮다(표 1). 음성 키워드에서 손실이 없던 선택이 환경음에서는 큰 비용을 치른다. 같은 가중치를 CPU 로 돌린 CMSIS-NN 대조군과 비교하면 NPU 추론은 추론만 157배, 판단 1회 89배 빠르고 CPU 추론은 판단 주기의 90% 를 추론에 쓴다(그림 2).</w:t>
-      </w:r>
-    </w:p>
-    <w:p>
-      <w:pPr>
-        <w:spacing w:after="40" w:before="0" w:line="252" w:lineRule="auto"/>
-        <w:ind w:firstLine="180"/>
-        <w:jc w:val="both"/>
-      </w:pPr>
-      <w:r>
-        <w:rPr>
-          <w:rFonts w:ascii="맑은 고딕" w:hAnsi="맑은 고딕" w:eastAsia="맑은 고딕" w:cs="맑은 고딕"/>
-          <w:b w:val="0"/>
-          <w:i w:val="0"/>
-          <w:sz w:val="18"/>
-        </w:rPr>
-        <w:t>NPU 로 옮긴 전처리는 되찾지 못한다. NPU 근사 log 는 원본 파형 구성 대비 +0.034 [-0.022, +0.090] 로 CI 가 0 을 포함하고, 로그 근사 층 때문에 NPU 사이클이 3.8배 늘어 추정 에너지는 3.3배다. 이전 데이터 버전에서 시험한 NPU 전처리 변형들도 원본 파형 구성 대비 -0.050~+0.003 으로, 신뢰구간이 0 을 넘는 개선은 없었다. 지원하지 않는 비선형을 합성곱으로 흉내 내는 순간 NPU 는 CPU 보다 비싸진다.</w:t>
-      </w:r>
-    </w:p>
-    <w:p>
-      <w:pPr>
-        <w:spacing w:after="40" w:before="0" w:line="252" w:lineRule="auto"/>
-        <w:ind w:firstLine="180"/>
-        <w:jc w:val="both"/>
-      </w:pPr>
-      <w:r>
-        <w:rPr>
-          <w:rFonts w:ascii="맑은 고딕" w:hAnsi="맑은 고딕" w:eastAsia="맑은 고딕" w:cs="맑은 고딕"/>
-          <w:b w:val="0"/>
-          <w:i w:val="0"/>
-          <w:sz w:val="18"/>
-        </w:rPr>
-        <w:t xml:space="preserve">선형 부분만 옮기면 에너지는 줄지만 정확도는 유의한 차이가 없다. NPU 전처리 (Gabor 필터뱅크) 는 사전에 정한 목표(원본 파형 구성 초과 또는 CPU log-mel 62.5 ms 구성과 동등)는 넘지 못했다(원본 파형 구성 대비 -0.026 [-0.082, +0.030], CPU log-mel 62.5 ms 구성 대비 -0.111 [-0.162, -0.060]). 추정 에너지는 원본 파형 구성보다 세 전력 출처 모두에서 적지만(데이터시트 39 대 71 μJ, Moosmann 52 대 78 μJ; 판단 1회 1.85 ms 대 2.53 ms), CPU log-mel 62.5 ms 구성과는 비슷한 에너지(데이터시트 기준 39 대 43 μJ)에서 시험 macro-F1 이 0.11 낮다. 두 네트워크를 동시 적재한 보드에서 가속기 출력·CPU 특징·최종 로짓이 전부 호스트와 비트 일치했고, CPU 몫 0.70 ms 중 80%는 가속기 메모리에서 int32 출력 2,048개를 읽어 절댓값과 8위치 합산까지 하는 시간, 20%는 정수 로그였다(보드 실측). </w:t>
-      </w:r>
-    </w:p>
-    <w:p>
-      <w:pPr>
-        <w:spacing w:after="40" w:before="0" w:line="252" w:lineRule="auto"/>
-        <w:ind w:firstLine="180"/>
-        <w:jc w:val="both"/>
-      </w:pPr>
-      <w:r>
-        <w:rPr>
-          <w:rFonts w:ascii="맑은 고딕" w:hAnsi="맑은 고딕" w:eastAsia="맑은 고딕" w:cs="맑은 고딕"/>
-          <w:b w:val="0"/>
-          <w:i w:val="0"/>
-          <w:sz w:val="18"/>
-        </w:rPr>
-        <w:t>대역·프레임 수를 늘린 NPU 전처리 변형 3종은 시험 macro-F1 이 0.655~0.690 으로 올랐으나(표 1) 추정 에너지가 39 에서 71~133 μJ 로 더 빠르게 늘어 세 전력 출처 모두에서 CPU 전처리 곡선 아래에 머물렀다(그림 1). 늘어난 비용은 CPU의 가속기 메모리 읽기(46~51%)와 NPU 연산(39~45%)이 비슷하게 나눴다.</w:t>
-      </w:r>
-    </w:p>
-    <w:p>
-      <w:pPr>
-        <w:spacing w:after="40" w:before="0" w:line="252" w:lineRule="auto"/>
-        <w:ind w:firstLine="180"/>
-        <w:jc w:val="both"/>
-      </w:pPr>
-      <w:r>
-        <w:rPr>
-          <w:rFonts w:ascii="맑은 고딕" w:hAnsi="맑은 고딕" w:eastAsia="맑은 고딕" w:cs="맑은 고딕"/>
-          <w:b w:val="0"/>
-          <w:i w:val="0"/>
-          <w:sz w:val="18"/>
-        </w:rPr>
-        <w:t>최적점은 중간에 있다. CPU log-mel 62.5 ms 구성은 원본 파형 구성보다 시험 macro-F1 +0.085 [+0.035, +0.135], 외부 F1 +0.099 [+0.056, +0.142] 로 유의하게 높고, 판단 1회 지연은 2.93 ms 대 2.53 ms 로 비슷하며, 추정 에너지는 데이터시트 기준 43 대 71 μJ 로 적고 Moosmann 기준 78 대 78 μJ 로 같다. 이유는 그림 2 에 있다. log-mel이 16,384 샘플을 512 값으로 줄이므로 NPU 추론이 1.44 ms 에서 0.53 ms 로 줄고, CPU 전처리 2.26 ms 가 그 차이보다 작다. 전처리는 병목이 아니라 데이터 축소 단계였고, NPU 가 원시 샘플 전량을 처리하는 순간 그 이득이 사라진다. 프레임 간격을 좁힐수록 정확도는 오르지만 (CPU log-mel 25 ms 0.820 ± 0.006, CPU log-mel 16 ms 0.836 ± 0.002) 전처리가 지연의 2/3 를 차지해 에너지가 6배가 된다. CPU log-mel 25 ms 와 CPU log-mel 16 ms 의 차이는 -0.016 [-0.030, -0.002] 로 작지만 0 을 포함하지 않았다. 그림 1 의 파레토 앞면은 NPU 전처리 (Gabor 필터뱅크) → CPU log-mel, 간격 62.5 ms (멜 32) → CPU log-mel, 간격 50 ms → CPU log-mel, 간격 25 ms → CPU log-mel, 간격 16 ms 이다. 다만 NPU 전처리 (Gabor 필터뱅크) 와 CPU log-mel 62.5 ms 구성의 에너지 차이(데이터시트 기준 약 4 μJ)는 작아, 두 구성의 차이는 사실상 정확도에서 난다. 원본 파형 구성과 NPU 근사 log 는 모두 다른 점에 지배된다.</w:t>
-      </w:r>
-    </w:p>
-    <w:p>
-      <w:pPr>
-        <w:spacing w:after="40" w:before="0" w:line="252" w:lineRule="auto"/>
-        <w:ind w:firstLine="180"/>
-        <w:jc w:val="both"/>
-      </w:pPr>
-      <w:r>
-        <w:rPr>
-          <w:rFonts w:ascii="맑은 고딕" w:hAnsi="맑은 고딕" w:eastAsia="맑은 고딕" w:cs="맑은 고딕"/>
-          <w:b w:val="0"/>
-          <w:i w:val="0"/>
-          <w:sz w:val="18"/>
-        </w:rPr>
-        <w:t>대형 모델 기준선. 같은 정답·같은 문턱값 규칙으로 PANNs(CNN14) 를 채점하면 시험 macro-F1 0.845 이다. CPU log-mel 16 ms 구성은 그 99% 에 이른다.</w:t>
-      </w:r>
-    </w:p>
-    <w:p>
-      <w:pPr>
-        <w:spacing w:after="40" w:before="0" w:line="252" w:lineRule="auto"/>
-        <w:ind w:firstLine="180"/>
-        <w:jc w:val="both"/>
-      </w:pPr>
-      <w:r>
-        <w:rPr>
-          <w:rFonts w:ascii="맑은 고딕" w:hAnsi="맑은 고딕" w:eastAsia="맑은 고딕" w:cs="맑은 고딕"/>
-          <w:b w:val="0"/>
-          <w:i w:val="0"/>
-          <w:sz w:val="18"/>
-        </w:rPr>
-        <w:t>log 연산을 NPU에서 수행할 수 없어 중간 결과를 int32로 CPU에 읽어 와야 하는 데이터 이동이 NPU 전처리 CPU 몫의 대부분(80%)을 차지했고, 대역·프레임을 늘리면 NPU 연산도 비슷한 비중으로 늘었다. 가속기 내부에서 비선형 압축을 지원하면 이 경계가 달라질 수 있다. 증분 계산 없이 창 전체를 매번 계산했다면 CPU log-mel 62.5 ms 구성과 NPU 전처리 (Gabor 필터뱅크) 모두 원본 파형 구성보다 에너지가 컸을 것으로 추정되어(일괄 전처리 사이클 = 새 프레임 비용 × 전체 프레임 수, 같은 전력 상수), 전처리의 이점은 증분 계산을 전제로 한다.</w:t>
-      </w:r>
-    </w:p>
-    <w:p>
-      <w:pPr>
-        <w:spacing w:after="20"/>
-        <w:jc w:val="center"/>
-      </w:pPr>
-      <w:r>
-        <w:drawing>
-          <wp:inline xmlns:a="http://schemas.openxmlformats.org/drawingml/2006/main" xmlns:pic="http://schemas.openxmlformats.org/drawingml/2006/picture">
-            <wp:extent cx="3240000" cy="2046000"/>
-            <wp:docPr id="2" name="Picture 2"/>
-            <wp:cNvGraphicFramePr>
-              <a:graphicFrameLocks noChangeAspect="1"/>
-            </wp:cNvGraphicFramePr>
-            <a:graphic>
-              <a:graphicData uri="http://schemas.openxmlformats.org/drawingml/2006/picture">
-                <pic:pic>
-                  <pic:nvPicPr>
-                    <pic:cNvPr id="0" name="fig2_latency_breakdown.png"/>
-                    <pic:cNvPicPr/>
-                  </pic:nvPicPr>
-                  <pic:blipFill>
-                    <a:blip r:embed="rId10"/>
-                    <a:stretch>
-                      <a:fillRect/>
-                    </a:stretch>
-                  </pic:blipFill>
-                  <pic:spPr>
-                    <a:xfrm>
-                      <a:off x="0" y="0"/>
-                      <a:ext cx="3240000" cy="2046000"/>
-                    </a:xfrm>
-                    <a:prstGeom prst="rect"/>
-                  </pic:spPr>
-                </pic:pic>
-              </a:graphicData>
-            </a:graphic>
-          </wp:inline>
-        </w:drawing>
-      </w:r>
-    </w:p>
-    <w:p>
-      <w:pPr>
-        <w:spacing w:after="80" w:before="0" w:line="252" w:lineRule="auto"/>
-        <w:jc w:val="both"/>
-      </w:pPr>
-      <w:r>
-        <w:rPr>
-          <w:rFonts w:ascii="맑은 고딕" w:hAnsi="맑은 고딕" w:eastAsia="맑은 고딕" w:cs="맑은 고딕"/>
-          <w:b w:val="0"/>
-          <w:i w:val="0"/>
-          <w:sz w:val="16"/>
-        </w:rPr>
-        <w:t>그림 2. 판단 1회 지연 분해(보드 실측, 1,000회 최악값). 왼쪽은 NPU 추론 7개 구성(CPU 전처리 / 입력 적재 / NPU 추론; NPU 전처리 (Gabor 필터뱅크) 의 변형 3종은 표 1 에만), 오른쪽은 같은 가중치의 CPU 추론(Cortex-M4F, CMSIS-NN)과 판단 주기 250 ms.</w:t>
-      </w:r>
-    </w:p>
-    <w:p>
-      <w:pPr>
-        <w:spacing w:after="40" w:before="0" w:line="252" w:lineRule="auto"/>
-      </w:pPr>
-      <w:r>
-        <w:rPr>
-          <w:rFonts w:ascii="맑은 고딕" w:hAnsi="맑은 고딕" w:eastAsia="맑은 고딕" w:cs="맑은 고딕"/>
-          <w:b/>
-          <w:i w:val="0"/>
-          <w:sz w:val="20"/>
-        </w:rPr>
-        <w:t>5. 한계와 결론</w:t>
-      </w:r>
-    </w:p>
-    <w:p>
-      <w:pPr>
-        <w:spacing w:after="40" w:before="0" w:line="252" w:lineRule="auto"/>
-        <w:ind w:firstLine="180"/>
-        <w:jc w:val="both"/>
-      </w:pPr>
-      <w:r>
-        <w:rPr>
-          <w:rFonts w:ascii="맑은 고딕" w:hAnsi="맑은 고딕" w:eastAsia="맑은 고딕" w:cs="맑은 고딕"/>
-          <w:b w:val="0"/>
-          <w:i w:val="0"/>
-          <w:sz w:val="18"/>
-        </w:rPr>
-        <w:t>한계. 에너지는 직접 계측하지 않은 추정값이며 전력 출처에 따라 결론의 강도가 다르다(CPU log-mel 62.5 ms 구성의 우위는 '적다' 와 '같다' 사이). 시드가 3개라 신뢰구간이 넓다. 정답 청취는 저자 1인이다. 비명과 환호의 경계는 음향만으로 가를 수 없어 비명 재현율은 그 모호성을 포함한다. 시험 데이터 배경의 절반이 하드 네거티브라 오경보율은 실배치보다 부풀려져 있다. NPU 전처리 (Gabor 필터뱅크) 의 CPU 구간은 가속기 전원이 켜진 채 돌므로 적재 전력으로 보수적으로 계산했고, 가속기 메모리 읽기를 DMA 로 바꾸면 더 줄 수 있다. 향후 과제로, CPU 몫의 80%를 차지하는 읽기와 위치 합산을 NPU 에서 수행하려면 8비트 출력에 맞춘 재학습이 필요하다.</w:t>
-      </w:r>
-    </w:p>
-    <w:p>
-      <w:pPr>
-        <w:spacing w:after="40" w:before="0" w:line="252" w:lineRule="auto"/>
-        <w:ind w:firstLine="180"/>
-        <w:jc w:val="both"/>
-      </w:pPr>
-      <w:r>
-        <w:rPr>
-          <w:rFonts w:ascii="맑은 고딕" w:hAnsi="맑은 고딕" w:eastAsia="맑은 고딕" w:cs="맑은 고딕"/>
-          <w:b w:val="0"/>
-          <w:i w:val="0"/>
-          <w:sz w:val="18"/>
-        </w:rPr>
-        <w:t>평균 전력. 판단 1회 에너지를 평균 전력으로 옮기면(데이터시트 기반 추정), 디지털 마이크를 유지하는 대기 전력이 대부분을 차지한다. I2S 를 살린 가장 깊은 대기 모드의 고정 전류(LPM 0.64 mA [1])로 구한 대기 전력 하한 1.9 mW 이상이면 CPU log-mel 62.5 ms 구성의 판단 비용은 평균 전력의 17% 이하, CPU log-mel 16 ms 구성은 54% 이하다. 반면 NPU 없이 CPU 로 추론하면 현 구성의 대기 전력 상한 11 mW 에서도 판단 비용이 평균 전력의 42% 이상을 차지한다. 즉 NPU 는 거친 log-mel 구성에서 판단 비용을 평균 전력의 작은 몫으로 낮추고, 전처리 구성 간 에너지 차이는 대기 전력을 줄일수록 평균 전력에 더 크게 드러난다. RISC-V 코어를 상시 게이트로 두어 이벤트 후보에서만 판단하는 설계의 이득 상한은 판단 비용 전부로, 현 대기 모드에서 약 2%, 가장 깊은 대기 모드에서도 CPU log-mel 62.5 ms 구성 기준 17%를 넘지 않는 것으로 추정된다. RISC-V 로 전처리를 옮기는 안도 FPU 없는 60 MHz 코어의 전력이 Cortex-M4F 의 0.6~1.0배로 추정되어 손익분기 전처리 지연 2.2~4.2 ms 를 지키기 어려워 제외했다.</w:t>
-      </w:r>
-    </w:p>
-    <w:p>
-      <w:pPr>
-        <w:spacing w:after="40" w:before="0" w:line="252" w:lineRule="auto"/>
-        <w:ind w:firstLine="180"/>
-        <w:jc w:val="both"/>
-      </w:pPr>
-      <w:r>
-        <w:rPr>
-          <w:rFonts w:ascii="맑은 고딕" w:hAnsi="맑은 고딕" w:eastAsia="맑은 고딕" w:cs="맑은 고딕"/>
-          <w:b w:val="0"/>
-          <w:i w:val="0"/>
-          <w:sz w:val="18"/>
-        </w:rPr>
-        <w:t>결론. NPU 탑재 MCU 에서 '전처리를 전부 가속기로' 는 환경음 감지에서 최적이 아니다. 지원 연산이 제한된 가속기에 비선형 전처리를 옮기는 시도는 정확도도 에너지도 얻지 못했고, 선형 부분만 옮긴 구성은 원본 파형 구성보다 에너지를 줄였지만 CPU 전처리의 저에너지 구성과 비슷한 에너지에서 정확도를 잃어 앞면 끝에 머물렀으며, 작은 CPU 전처리로 데이터량을 줄인 뒤 작은 모델을 가속기에 올리는 구성이 정확도–에너지 전선 위에 있었다. 이 칩에서는 어떤 연산을 가속기에 두느냐보다, 가속기에 들어가는 데이터율이 구성의 우열을 더 잘 설명했다.</w:t>
-      </w:r>
-    </w:p>
-    <w:p>
-      <w:pPr>
-        <w:spacing w:after="40" w:before="0" w:line="252" w:lineRule="auto"/>
+        <w:keepNext/>
+        <w:spacing w:after="0" w:before="80" w:line="252" w:lineRule="auto"/>
+        <w:jc w:val="left"/>
       </w:pPr>
       <w:r>
         <w:rPr>
@@ -1860,7 +2119,8 @@
     </w:p>
     <w:p>
       <w:pPr>
-        <w:spacing w:after="0" w:before="0" w:line="240" w:lineRule="auto"/>
+        <w:spacing w:after="0" w:before="0" w:line="252" w:lineRule="auto"/>
+        <w:ind w:left="280" w:hanging="280"/>
         <w:jc w:val="both"/>
       </w:pPr>
       <w:r>
@@ -1868,14 +2128,15 @@
           <w:rFonts w:ascii="맑은 고딕" w:hAnsi="맑은 고딕" w:eastAsia="맑은 고딕" w:cs="맑은 고딕"/>
           <w:b w:val="0"/>
           <w:i w:val="0"/>
-          <w:sz w:val="15"/>
+          <w:sz w:val="18"/>
         </w:rPr>
         <w:t>[1] Maxim Integrated, "MAX78000: Artificial Intelligence Microcontroller with Ultra-Low-Power Convolutional Neural Network Accelerator," Data Sheet 19-100868, Rev. 1, May 2021.</w:t>
       </w:r>
     </w:p>
     <w:p>
       <w:pPr>
-        <w:spacing w:after="0" w:before="0" w:line="240" w:lineRule="auto"/>
+        <w:spacing w:after="0" w:before="0" w:line="252" w:lineRule="auto"/>
+        <w:ind w:left="280" w:hanging="280"/>
         <w:jc w:val="both"/>
       </w:pPr>
       <w:r>
@@ -1883,14 +2144,15 @@
           <w:rFonts w:ascii="맑은 고딕" w:hAnsi="맑은 고딕" w:eastAsia="맑은 고딕" w:cs="맑은 고딕"/>
           <w:b w:val="0"/>
           <w:i w:val="0"/>
-          <w:sz w:val="15"/>
+          <w:sz w:val="18"/>
         </w:rPr>
         <w:t>[2] Analog Devices, "MAX78000 User Guide," UG7456, Rev. 1, Mar. 2024.</w:t>
       </w:r>
     </w:p>
     <w:p>
       <w:pPr>
-        <w:spacing w:after="0" w:before="0" w:line="240" w:lineRule="auto"/>
+        <w:spacing w:after="0" w:before="0" w:line="252" w:lineRule="auto"/>
+        <w:ind w:left="280" w:hanging="280"/>
         <w:jc w:val="both"/>
       </w:pPr>
       <w:r>
@@ -1898,14 +2160,15 @@
           <w:rFonts w:ascii="맑은 고딕" w:hAnsi="맑은 고딕" w:eastAsia="맑은 고딕" w:cs="맑은 고딕"/>
           <w:b w:val="0"/>
           <w:i w:val="0"/>
-          <w:sz w:val="15"/>
+          <w:sz w:val="18"/>
         </w:rPr>
-        <w:t>[3] A. Moss, H. Lee, L. Xun, C. Min, F. Kawsar, A. Montanari, "Ultra-low power DNN accelerators for IoT: resource characterization of the MAX78000," Proc. SenSys Workshop AIChallengeIoT, 2022.</w:t>
+        <w:t>[3] A. Moss et al., "Ultra-low power DNN accelerators for IoT: resource characterization of the MAX78000," Proc. SenSys Workshop AIChallengeIoT, 2022.</w:t>
       </w:r>
     </w:p>
     <w:p>
       <w:pPr>
-        <w:spacing w:after="0" w:before="0" w:line="240" w:lineRule="auto"/>
+        <w:spacing w:after="0" w:before="0" w:line="252" w:lineRule="auto"/>
+        <w:ind w:left="280" w:hanging="280"/>
         <w:jc w:val="both"/>
       </w:pPr>
       <w:r>
@@ -1913,14 +2176,15 @@
           <w:rFonts w:ascii="맑은 고딕" w:hAnsi="맑은 고딕" w:eastAsia="맑은 고딕" w:cs="맑은 고딕"/>
           <w:b w:val="0"/>
           <w:i w:val="0"/>
-          <w:sz w:val="15"/>
+          <w:sz w:val="18"/>
         </w:rPr>
         <w:t>[4] M. G. Ulkar, O. E. Okman, "Ultra-low power keyword spotting at the edge," arXiv:2111.04988, 2021.</w:t>
       </w:r>
     </w:p>
     <w:p>
       <w:pPr>
-        <w:spacing w:after="0" w:before="0" w:line="240" w:lineRule="auto"/>
+        <w:spacing w:after="0" w:before="0" w:line="252" w:lineRule="auto"/>
+        <w:ind w:left="280" w:hanging="280"/>
         <w:jc w:val="both"/>
       </w:pPr>
       <w:r>
@@ -1928,14 +2192,15 @@
           <w:rFonts w:ascii="맑은 고딕" w:hAnsi="맑은 고딕" w:eastAsia="맑은 고딕" w:cs="맑은 고딕"/>
           <w:b w:val="0"/>
           <w:i w:val="0"/>
-          <w:sz w:val="15"/>
+          <w:sz w:val="18"/>
         </w:rPr>
-        <w:t>[5] J. Moosmann, M. Giordano, C. Vogt, M. Magno, "TinyissimoYOLO: a quantized, low-memory and ultralow-power object detection network for microcontrollers," Proc. IEEE AICAS, 2023.</w:t>
+        <w:t>[5] J. Moosmann et al., "TinyissimoYOLO: a quantized, low-memory and ultralow-power object detection network for microcontrollers," Proc. IEEE AICAS, 2023.</w:t>
       </w:r>
     </w:p>
     <w:p>
       <w:pPr>
-        <w:spacing w:after="0" w:before="0" w:line="240" w:lineRule="auto"/>
+        <w:spacing w:after="0" w:before="0" w:line="252" w:lineRule="auto"/>
+        <w:ind w:left="280" w:hanging="280"/>
         <w:jc w:val="both"/>
       </w:pPr>
       <w:r>
@@ -1943,14 +2208,15 @@
           <w:rFonts w:ascii="맑은 고딕" w:hAnsi="맑은 고딕" w:eastAsia="맑은 고딕" w:cs="맑은 고딕"/>
           <w:b w:val="0"/>
           <w:i w:val="0"/>
-          <w:sz w:val="15"/>
+          <w:sz w:val="18"/>
         </w:rPr>
         <w:t>[6] M. Ravanelli, Y. Bengio, "Speaker recognition from raw waveform with SincNet," Proc. IEEE SLT, pp. 1021–1028, 2018.</w:t>
       </w:r>
     </w:p>
     <w:p>
       <w:pPr>
-        <w:spacing w:after="0" w:before="0" w:line="240" w:lineRule="auto"/>
+        <w:spacing w:after="0" w:before="0" w:line="252" w:lineRule="auto"/>
+        <w:ind w:left="280" w:hanging="280"/>
         <w:jc w:val="both"/>
       </w:pPr>
       <w:r>
@@ -1958,14 +2224,15 @@
           <w:rFonts w:ascii="맑은 고딕" w:hAnsi="맑은 고딕" w:eastAsia="맑은 고딕" w:cs="맑은 고딕"/>
           <w:b w:val="0"/>
           <w:i w:val="0"/>
-          <w:sz w:val="15"/>
+          <w:sz w:val="18"/>
         </w:rPr>
-        <w:t>[7] N. Zeghidour, O. Teboul, F. de Chaumont Quitry, M. Tagliasacchi, "LEAF: a learnable frontend for audio classification," Proc. ICLR, 2021.</w:t>
+        <w:t>[7] N. Zeghidour et al., "LEAF: a learnable frontend for audio classification," Proc. ICLR, 2021.</w:t>
       </w:r>
     </w:p>
     <w:p>
       <w:pPr>
-        <w:spacing w:after="0" w:before="0" w:line="240" w:lineRule="auto"/>
+        <w:spacing w:after="0" w:before="0" w:line="252" w:lineRule="auto"/>
+        <w:ind w:left="280" w:hanging="280"/>
         <w:jc w:val="both"/>
       </w:pPr>
       <w:r>
@@ -1973,14 +2240,15 @@
           <w:rFonts w:ascii="맑은 고딕" w:hAnsi="맑은 고딕" w:eastAsia="맑은 고딕" w:cs="맑은 고딕"/>
           <w:b w:val="0"/>
           <w:i w:val="0"/>
-          <w:sz w:val="15"/>
+          <w:sz w:val="18"/>
         </w:rPr>
         <w:t>[8] L. Lai, N. Suda, V. Chandra, "CMSIS-NN: efficient neural network kernels for Arm Cortex-M CPUs," arXiv:1801.06601, 2018.</w:t>
       </w:r>
     </w:p>
     <w:p>
       <w:pPr>
-        <w:spacing w:after="0" w:before="0" w:line="240" w:lineRule="auto"/>
+        <w:spacing w:after="0" w:before="0" w:line="252" w:lineRule="auto"/>
+        <w:ind w:left="280" w:hanging="280"/>
         <w:jc w:val="both"/>
       </w:pPr>
       <w:r>
@@ -1988,14 +2256,15 @@
           <w:rFonts w:ascii="맑은 고딕" w:hAnsi="맑은 고딕" w:eastAsia="맑은 고딕" w:cs="맑은 고딕"/>
           <w:b w:val="0"/>
           <w:i w:val="0"/>
-          <w:sz w:val="15"/>
+          <w:sz w:val="18"/>
         </w:rPr>
-        <w:t>[9] E. Fonseca, X. Favory, J. Pons, F. Font, X. Serra, "FSD50K: an open dataset of human-labeled sound events," IEEE/ACM TASLP, vol. 30, pp. 829–852, 2022.</w:t>
+        <w:t>[9] E. Fonseca et al., "FSD50K: an open dataset of human-labeled sound events," IEEE/ACM TASLP, vol. 30, pp. 829–852, 2022.</w:t>
       </w:r>
     </w:p>
     <w:p>
       <w:pPr>
-        <w:spacing w:after="0" w:before="0" w:line="240" w:lineRule="auto"/>
+        <w:spacing w:after="0" w:before="0" w:line="252" w:lineRule="auto"/>
+        <w:ind w:left="280" w:hanging="280"/>
         <w:jc w:val="both"/>
       </w:pPr>
       <w:r>
@@ -2003,14 +2272,15 @@
           <w:rFonts w:ascii="맑은 고딕" w:hAnsi="맑은 고딕" w:eastAsia="맑은 고딕" w:cs="맑은 고딕"/>
           <w:b w:val="0"/>
           <w:i w:val="0"/>
-          <w:sz w:val="15"/>
+          <w:sz w:val="18"/>
         </w:rPr>
         <w:t>[10] J. Salamon, C. Jacoby, J. P. Bello, "A dataset and taxonomy for urban sound research," Proc. ACM Multimedia, pp. 1041–1044, 2014.</w:t>
       </w:r>
     </w:p>
     <w:p>
       <w:pPr>
-        <w:spacing w:after="0" w:before="0" w:line="240" w:lineRule="auto"/>
+        <w:spacing w:after="0" w:before="0" w:line="252" w:lineRule="auto"/>
+        <w:ind w:left="280" w:hanging="280"/>
         <w:jc w:val="both"/>
       </w:pPr>
       <w:r>
@@ -2018,14 +2288,15 @@
           <w:rFonts w:ascii="맑은 고딕" w:hAnsi="맑은 고딕" w:eastAsia="맑은 고딕" w:cs="맑은 고딕"/>
           <w:b w:val="0"/>
           <w:i w:val="0"/>
-          <w:sz w:val="15"/>
+          <w:sz w:val="18"/>
         </w:rPr>
         <w:t>[11] K. J. Piczak, "ESC: dataset for environmental sound classification," Proc. ACM Multimedia, pp. 1015–1018, 2015.</w:t>
       </w:r>
     </w:p>
     <w:p>
       <w:pPr>
-        <w:spacing w:after="0" w:before="0" w:line="240" w:lineRule="auto"/>
+        <w:spacing w:after="0" w:before="0" w:line="252" w:lineRule="auto"/>
+        <w:ind w:left="280" w:hanging="280"/>
         <w:jc w:val="both"/>
       </w:pPr>
       <w:r>
@@ -2033,14 +2304,15 @@
           <w:rFonts w:ascii="맑은 고딕" w:hAnsi="맑은 고딕" w:eastAsia="맑은 고딕" w:cs="맑은 고딕"/>
           <w:b w:val="0"/>
           <w:i w:val="0"/>
-          <w:sz w:val="15"/>
+          <w:sz w:val="18"/>
         </w:rPr>
         <w:t>[12] J. F. Gemmeke et al., "Audio Set: an ontology and human-labeled dataset for audio events," Proc. ICASSP, pp. 776–780, 2017.</w:t>
       </w:r>
     </w:p>
     <w:p>
       <w:pPr>
-        <w:spacing w:after="0" w:before="0" w:line="240" w:lineRule="auto"/>
+        <w:spacing w:after="0" w:before="0" w:line="252" w:lineRule="auto"/>
+        <w:ind w:left="280" w:hanging="280"/>
         <w:jc w:val="both"/>
       </w:pPr>
       <w:r>
@@ -2048,16 +2320,16 @@
           <w:rFonts w:ascii="맑은 고딕" w:hAnsi="맑은 고딕" w:eastAsia="맑은 고딕" w:cs="맑은 고딕"/>
           <w:b w:val="0"/>
           <w:i w:val="0"/>
-          <w:sz w:val="15"/>
+          <w:sz w:val="18"/>
         </w:rPr>
-        <w:t>[13] Q. Kong, Y. Cao, T. Iqbal, Y. Wang, W. Wang, M. D. Plumbley, "PANNs: large-scale pretrained audio neural networks for audio pattern recognition," IEEE/ACM TASLP, vol. 28, pp. 2880–2894, 2020.</w:t>
+        <w:t>[13] Q. Kong et al., "PANNs: large-scale pretrained audio neural networks for audio pattern recognition," IEEE/ACM TASLP, vol. 28, pp. 2880–2894, 2020.</w:t>
       </w:r>
     </w:p>
     <w:sectPr>
       <w:type w:val="continuous"/>
       <w:pgSz w:w="11906" w:h="16838"/>
       <w:pgMar w:top="1701" w:right="567" w:bottom="1134" w:left="567" w:header="0" w:footer="0" w:gutter="0"/>
-      <w:cols w:space="360" w:num="2"/>
+      <w:cols w:space="720" w:num="2"/>
       <w:docGrid w:linePitch="360"/>
     </w:sectPr>
   </w:body>

--- a/docs/paper/ksc2026/ksc2026_review.docx
+++ b/docs/paper/ksc2026/ksc2026_review.docx
@@ -232,31 +232,6 @@
           <w:sz w:val="18"/>
         </w:rPr>
         <w:t xml:space="preserve"> MAX78000FTHR 단독으로 온보드 마이크 16 kHz 입력을 1.024 s 창(16,384 샘플, int8)으로 받는다. 250 ms 마다(가속기 전처리 구성은 프레임 격자에 맞춰 256 ms 마다) 5클래스(사이렌·유리 파손·비명·개 짖음·배경)를 판단한다. 모델은 가중치 8 bit QAT, 가속기 가중치 메모리 442 KB 안에 들어간다.</w:t>
-      </w:r>
-    </w:p>
-    <w:p>
-      <w:pPr>
-        <w:spacing w:after="0" w:before="0" w:line="252" w:lineRule="auto"/>
-        <w:ind w:firstLine="200"/>
-        <w:jc w:val="both"/>
-      </w:pPr>
-      <w:r>
-        <w:rPr>
-          <w:rFonts w:ascii="맑은 고딕" w:hAnsi="맑은 고딕" w:eastAsia="맑은 고딕" w:cs="맑은 고딕"/>
-          <w:b/>
-          <w:i w:val="0"/>
-          <w:sz w:val="18"/>
-        </w:rPr>
-        <w:t>데이터와 정답.</w:t>
-      </w:r>
-      <w:r>
-        <w:rPr>
-          <w:rFonts w:ascii="맑은 고딕" w:hAnsi="맑은 고딕" w:eastAsia="맑은 고딕" w:cs="맑은 고딕"/>
-          <w:b w:val="0"/>
-          <w:i w:val="0"/>
-          <w:sz w:val="18"/>
-        </w:rPr>
-        <w:t xml:space="preserve"> 세 공개 데이터셋은 모두 Freesound 파생이라 원본 ID 단위로 전역 분할해 누수를 막았고, AudioSet 의 실환경 녹음 구간을 학습에 더했다. 시험 데이터의 유리·비명 창은 저자가 전수 청취해 양성을 확정했다(채점 창 4,965). 외부 평가는 AudioSet 의 별도 영상에서 뽑은 673창(양성 271, 음성 402) 으로, 학습에 쓰지 않았다. 오경보율은 시험 데이터 배경에서 300회/h 가 되는 문턱값을 잡아 외부에도 같은 값을 썼고, 지표는 macro-F1 이다.</w:t>
       </w:r>
     </w:p>
     <w:p>
@@ -1707,6 +1682,31 @@
           <w:i w:val="0"/>
           <w:sz w:val="18"/>
         </w:rPr>
+        <w:t>데이터와 정답.</w:t>
+      </w:r>
+      <w:r>
+        <w:rPr>
+          <w:rFonts w:ascii="맑은 고딕" w:hAnsi="맑은 고딕" w:eastAsia="맑은 고딕" w:cs="맑은 고딕"/>
+          <w:b w:val="0"/>
+          <w:i w:val="0"/>
+          <w:sz w:val="18"/>
+        </w:rPr>
+        <w:t xml:space="preserve"> 세 공개 데이터셋은 모두 Freesound 파생이라 원본 ID 단위로 전역 분할해 누수를 막았고, AudioSet 의 실환경 녹음 구간을 학습에 더했다. 시험 데이터의 유리·비명 창은 저자가 전수 청취해 양성을 확정했다(채점 창 4,965). 외부 평가는 AudioSet 의 별도 영상에서 뽑은 673창(양성 271, 음성 402) 으로, 학습에 쓰지 않았다. 오경보율은 시험 데이터 배경에서 300회/h 가 되는 문턱값을 잡아 외부에도 같은 값을 썼고, 지표는 macro-F1 이다.</w:t>
+      </w:r>
+    </w:p>
+    <w:p>
+      <w:pPr>
+        <w:spacing w:after="0" w:before="0" w:line="252" w:lineRule="auto"/>
+        <w:ind w:firstLine="200"/>
+        <w:jc w:val="both"/>
+      </w:pPr>
+      <w:r>
+        <w:rPr>
+          <w:rFonts w:ascii="맑은 고딕" w:hAnsi="맑은 고딕" w:eastAsia="맑은 고딕" w:cs="맑은 고딕"/>
+          <w:b/>
+          <w:i w:val="0"/>
+          <w:sz w:val="18"/>
+        </w:rPr>
         <w:t>구성.</w:t>
       </w:r>
       <w:r>
@@ -1913,7 +1913,7 @@
           <w:i w:val="0"/>
           <w:sz w:val="18"/>
         </w:rPr>
-        <w:t xml:space="preserve"> CPU log-mel 62.5 ms 구성은 원본 파형 구성보다 시험 macro-F1 +0.085 [+0.035, +0.135], 외부 F1 +0.099 [+0.056, +0.142] 로 유의하게 높고, 판단 1회 지연은 2.93 ms 대 2.53 ms 로 비슷하며, 추정 에너지는 데이터시트 기준 43 대 71 μJ 로 적고 Moosmann 기준 78 대 78 μJ 로 같다. 이유는 지연 분해에 있다. log-mel이 16,384 샘플을 512 값으로 줄이므로 NPU 추론이 1.44 ms 에서 0.53 ms 로 줄고, CPU 전처리 2.26 ms 가 그 차이보다 작다. 프레임 간격을 좁힐수록 정확도는 오르지만(CPU log-mel 25 ms 0.820 ± 0.006, CPU log-mel 16 ms 0.836 ± 0.002; 둘의 차이 -0.016 [-0.030, -0.002] 는 작지만 0 을 포함하지 않음) 전처리가 지연의 2/3 를 차지해 에너지가 6배가 되며, 그림 1 의 파레토 앞면은 NPU 전처리 (Gabor 필터뱅크) → CPU log-mel, 간격 62.5 ms (멜 32) → CPU log-mel, 간격 50 ms → CPU log-mel, 간격 25 ms → CPU log-mel, 간격 16 ms 이다. 다만 NPU 전처리 (Gabor 필터뱅크) 와 CPU log-mel 62.5 ms 구성의 에너지 차이(데이터시트 기준 약 4 μJ)는 작아, 두 구성의 차이는 사실상 정확도에서 난다. 원본 파형 구성과 NPU 근사 log 는 모두 다른 점에 지배된다. 외부 데이터에서도 앞면 순서가 같았다(그림 1(b)).</w:t>
+        <w:t xml:space="preserve"> CPU log-mel 62.5 ms 구성은 원본 파형 구성보다 시험 macro-F1 +0.085 [+0.035, +0.135], 외부 F1 +0.099 [+0.056, +0.142] 로 유의하게 높고, 추정 에너지는 데이터시트 기준으로는 적고(아래) Moosmann 기준 78 대 78 μJ 로 같다. log-mel이 16,384 샘플을 512 값으로 줄여 NPU 입력 적재(1.09 → 0.13 ms)와 추론(1.44 → 0.53 ms)이 줄었다. 대신 CPU 전처리 2.26 ms 가 늘어 판단 1회 지연은 2.93 대 2.53 ms 로 비슷하지만, 줄어든 적재·추론 구간의 에너지(데이터시트 기준 71 → 23 μJ)가 늘어난 CPU 구간(20 μJ)보다 커서 추정 에너지는 43 대 71 μJ 로 줄었다. 프레임 간격을 좁힐수록 정확도는 오르지만(CPU log-mel 25 ms 0.820 ± 0.006, CPU log-mel 16 ms 0.836 ± 0.002; 둘의 차이 -0.016 [-0.030, -0.002] 는 작지만 0 을 포함하지 않음) 전처리가 지연의 2/3 를 차지해 에너지가 6배가 되며, 그림 1 의 파레토 앞면은 NPU 전처리 (Gabor 필터뱅크) → CPU log-mel, 간격 62.5 ms (멜 32) → CPU log-mel, 간격 50 ms → CPU log-mel, 간격 25 ms → CPU log-mel, 간격 16 ms 이다. 다만 NPU 전처리 (Gabor 필터뱅크) 와 CPU log-mel 62.5 ms 구성의 에너지 차이(데이터시트 기준 약 4 μJ)는 작아, 두 구성의 차이는 사실상 정확도에서 난다. 원본 파형 구성과 NPU 근사 log 는 모두 다른 점에 지배된다. 외부 데이터에서도 앞면 순서가 같았다(그림 1(b)).</w:t>
       </w:r>
     </w:p>
     <w:p>

--- a/docs/paper/ksc2026/ksc2026_review.docx
+++ b/docs/paper/ksc2026/ksc2026_review.docx
@@ -1507,35 +1507,29 @@
           <w:rFonts w:cs="맑은 고딕"/>
           <w:lang w:eastAsia="ko-KR"/>
         </w:rPr>
-        <w:t xml:space="preserve"> 지연은 보드에서 SysTick(코어 클럭 사이클, 분해능 10 ns)으로 1,000회 재어 최악값을 보고한다(전원 투입 </w:t>
-        <w:lastRenderedPageBreak/>
-        <w:t xml:space="preserve">직후, 코어 100 MHz, CNN 50 MHz; CPU 추론만 SysTick의 24 bit 한계(168 ms)를 넘어 하드웨어 타이머 TMR0, 1 </w:t>
+        <w:t xml:space="preserve"> 지연은 보드에서 SysTick(코어 클럭 사이클, 분해능 10 ns)으로 1,000회 재어 최악값을 보고한다(전원 투입 직후, 코어 100 MHz, CNN 50 MHz; CPU 추론은 168 ms를 넘어 TMR0(1 μs)로 측정). 변형 3종의 지연은 펌웨어 안정화 대기(NPU 패스당 약 49 μs)를 포함하며, 같은 대기를 넣으면 NPU 전처리 (Gabor 필터뱅크)는 1.95 ms다. 에너지는 외부 계측 장비 없이 다음 식으로 추정했으며, 측정값이 아님을 모든 수치에 밝힌다.</w:t>
       </w:r>
       <w:r>
         <w:rPr>
           <w:rFonts w:cs="맑은 고딕"/>
         </w:rPr>
-        <w:t>μ</w:t>
       </w:r>
       <w:r>
         <w:rPr>
           <w:rFonts w:cs="맑은 고딕"/>
           <w:lang w:eastAsia="ko-KR"/>
         </w:rPr>
-        <w:t xml:space="preserve">s 분해능). 변형 3종의 지연은 펌웨어 안정화 대기(NPU 패스당 약 49 </w:t>
       </w:r>
       <w:r>
         <w:rPr>
           <w:rFonts w:cs="맑은 고딕"/>
         </w:rPr>
-        <w:t>μ</w:t>
       </w:r>
       <w:r>
         <w:rPr>
           <w:rFonts w:cs="맑은 고딕"/>
           <w:lang w:eastAsia="ko-KR"/>
         </w:rPr>
-        <w:t xml:space="preserve">s)를 포함하며, 같은 대기를 넣으면 NPU 전처리 (Gabor 필터뱅크)는 1.95 ms다. 에너지는 외부 계측 장비 없이 다음 식으로 추정했으며, 측정값이 아님을 모든 수치에 밝힌다.</w:t>
       </w:r>
     </w:p>
     <w:p>
@@ -2022,26 +2016,7 @@
           <w:b/>
           <w:lang w:eastAsia="ko-KR"/>
         </w:rPr>
-        <w:t>4. 한계와 결론</w:t>
-      </w:r>
-    </w:p>
-    <w:p>
-      <w:pPr>
-        <w:keepNext/>
-        <w:spacing w:after="0" w:line="252" w:lineRule="auto"/>
-        <w:ind w:firstLine="200"/>
-        <w:jc w:val="both"/>
-        <w:rPr>
-          <w:lang w:eastAsia="ko-KR"/>
-        </w:rPr>
-      </w:pPr>
-      <w:r>
-        <w:rPr>
-          <w:rFonts w:cs="맑은 고딕"/>
-          <w:b/>
-          <w:lang w:eastAsia="ko-KR"/>
-        </w:rPr>
-        <w:t>한계.</w:t>
+        <w:t>4. 한계</w:t>
       </w:r>
     </w:p>
     <w:p>
@@ -2058,7 +2033,7 @@
           <w:rFonts w:cs="맑은 고딕"/>
           <w:lang w:eastAsia="ko-KR"/>
         </w:rPr>
-        <w:t>• 에너지 추정과 평균 전력. 에너지는 직접 계측하지 않은 추정값이며 전력 출처에 따라 결론의 강도가 다르다(CPU log-mel 62.5 ms 구성의 우위는 '적다' 와 '같다' 사이). NPU 전처리 (Gabor 필터뱅크)의 CPU 구간은 가속기 전원이 켜진 채 돌므로 적재 전력으로 보수적으로 계산했고, 가속기 메모리 읽기를 DMA로 바꾸면 더 줄 수 있다. 판단 1회 에너지를 평균 전력으로 옮기면(데이터시트 기반 추정) 디지털 마이크를 유지하는 대기 전력이 대부분을 차지해, 가장 깊은 대기 모드의 대기 전력 하한 1.9 mW 이상이면 CPU log-mel 62.5 ms 구성의 판단 비용은 평균 전력의 17% 이하, CPU log-mel 16 ms 구성은 54% 이하인 반면 NPU 없이 CPU로 추론하면 현 구성의 대기 전력 상한 11 mW 에서도 42% 이상을 차지한다.</w:t>
+        <w:t>• 에너지 추정과 평균 전력. 에너지는 직접 계측하지 않은 추정값이며 전력 출처에 따라 결론의 강도가 다르다(CPU log-mel 62.5 ms 구성의 우위는 '적다' 와 '같다' 사이). NPU 전처리 (Gabor 필터뱅크)의 CPU 구간은 가속기 전원이 켜진 채 돌므로 적재 전력으로 보수적으로 계산했다. 판단 1회 에너지를 평균 전력으로 옮기면(데이터시트 기반 추정) 디지털 마이크를 유지하는 대기 전력이 대부분이라, 가장 깊은 대기 모드(하한 1.9 mW)에서도 CPU log-mel 62.5 ms 구성의 판단 비용은 평균 전력의 17% 이하, 16 ms 구성은 54% 이하인 반면 NPU 없이 CPU로 추론하면 현 대기 전력 상한 11 mW에서도 42% 이상이다.</w:t>
       </w:r>
       <w:r>
         <w:rPr>
@@ -2118,24 +2093,41 @@
       <w:r>
         <w:rPr>
           <w:rFonts w:cs="맑은 고딕"/>
+          <w:b/>
           <w:lang w:eastAsia="ko-KR"/>
         </w:rPr>
-        <w:t xml:space="preserve">• </w:t>
+        <w:t>• 배치 조건.</w:t>
       </w:r>
+      <w:r>
+        <w:rPr>
+          <w:rFonts w:cs="맑은 고딕"/>
+          <w:b w:val="0"/>
+          <w:lang w:eastAsia="ko-KR"/>
+        </w:rPr>
+        <w:t xml:space="preserve"> 시험 데이터 배경의 절반이 하드 네거티브라 오경보율은 실배치보다 부풀려져 있다.</w:t>
+      </w:r>
+      <w:r>
+        <w:rPr>
+          <w:rFonts w:cs="맑은 고딕"/>
+          <w:lang w:eastAsia="ko-KR"/>
+        </w:rPr>
+      </w:r>
+    </w:p>
+    <w:p>
+      <w:pPr>
+        <w:keepNext/>
+        <w:spacing w:before="80" w:after="0" w:line="252" w:lineRule="auto"/>
+        <w:rPr>
+          <w:lang w:eastAsia="ko-KR"/>
+        </w:rPr>
+      </w:pPr>
       <w:r>
         <w:rPr>
           <w:rFonts w:cs="맑은 고딕"/>
           <w:b/>
           <w:lang w:eastAsia="ko-KR"/>
         </w:rPr>
-        <w:t xml:space="preserve">배치 조건과 향후 과제. </w:t>
-      </w:r>
-      <w:r>
-        <w:rPr>
-          <w:rFonts w:cs="맑은 고딕"/>
-          <w:lang w:eastAsia="ko-KR"/>
-        </w:rPr>
-        <w:t xml:space="preserve">시험 데이터 배경의 절반이 하드 네거티브라 오경보율은 실배치보다 부풀려져 있다. 향후 과제로, CPU 몫의 80%를 차지하는 읽기와 위치 합산을 NPU에서 수행하려면 8비트 출력에 맞춘 재학습이 필요하다.</w:t>
+        <w:t>5. 결론 및 향후 연구</w:t>
       </w:r>
     </w:p>
     <w:p>
@@ -2160,7 +2152,33 @@
           <w:rFonts w:cs="맑은 고딕"/>
           <w:lang w:eastAsia="ko-KR"/>
         </w:rPr>
-        <w:t xml:space="preserve"> NPU 탑재 MCU에서 '전처리를 전부 가속기로' 는 환경음 감지에서 최적이 아니다. 지원 연산이 제한된 가속기에 비선형 전처리를 옮기는 시도는 정확도도 에너지도 얻지 못했고, 선형 부분만 옮긴 구성은 정확도 이득 없이 앞면 끝에 머물렀으며, 작은 CPU 전처리로 데이터량을 줄인 뒤 작은 모델을 가속기에 올리는 구성이 정확도–에너지 전선 위에 있었다. 이 칩에서는 어떤 연산을 가속기에 두느냐보다, 가속기에 들어가는 데이터율이 구성의 우열을 더 잘 설명했다. NPU 전처리 (Gabor 필터뱅크)의 CPU 몫 대부분(80%)은 log를 NPU에서 수행할 수 없어 중간 결과를 int32로 CPU에 읽어 오는 데이터 이동이었고, 전처리의 이점은 증분 계산을 전제로 한다.</w:t>
+        <w:t xml:space="preserve"> NPU 탑재 MCU에서 '전처리를 전부 가속기로' 는 환경음 감지에서 최적이 아니다. 지원 연산이 제한된 가속기에 비선형 전처리를 옮기는 시도는 정확도도 에너지도 얻지 못했고, 선형 부분만 옮긴 구성은 정확도 이득 없이 앞면 끝에 머물렀으며, 작은 CPU 전처리로 데이터량을 줄인 뒤 작은 모델을 가속기에 올리는 구성이 정확도–에너지 전선 위에 있었다. 이 칩에서는 어떤 연산을 가속기에 두느냐보다, 가속기에 들어가는 데이터율이 구성의 우열을 더 잘 설명했다. NPU 전처리의 CPU 몫 80%는 log를 NPU에서 수행할 수 없어 int32 중간 결과를 CPU로 읽어 오는 데이터 이동이었고, 전처리의 이점은 증분 계산을 전제로 한다.</w:t>
+      </w:r>
+    </w:p>
+    <w:p>
+      <w:pPr>
+        <w:spacing w:after="0" w:line="252" w:lineRule="auto"/>
+        <w:ind w:firstLine="200"/>
+        <w:jc w:val="both"/>
+        <w:rPr>
+          <w:lang w:eastAsia="ko-KR"/>
+        </w:rPr>
+      </w:pPr>
+      <w:r>
+        <w:rPr>
+          <w:rFonts w:cs="맑은 고딕"/>
+          <w:b/>
+          <w:lang w:eastAsia="ko-KR"/>
+        </w:rPr>
+        <w:t>향후 연구.</w:t>
+      </w:r>
+      <w:r>
+        <w:rPr>
+          <w:rFonts w:cs="맑은 고딕"/>
+          <w:b w:val="0"/>
+          <w:lang w:eastAsia="ko-KR"/>
+        </w:rPr>
+        <w:t xml:space="preserve"> 전력계로 에너지를 직접 계측해 전력 출처 간 차이를 없애고, 실배치 분포의 배경과 복수 판정자 정답으로 데이터셋을 보강하며, 읽기·위치 합산의 NPU 이전(8비트 출력 재학습)과 RISC-V 코어를 상시 게이트로 쓰는 설계를 검토한다.</w:t>
       </w:r>
     </w:p>
     <w:p>

--- a/docs/paper/ksc2026/ksc2026_review.docx
+++ b/docs/paper/ksc2026/ksc2026_review.docx
@@ -1918,7 +1918,7 @@
           <w:rFonts w:cs="맑은 고딕"/>
           <w:lang w:eastAsia="ko-KR"/>
         </w:rPr>
-        <w:t xml:space="preserve"> CPU log-mel 62.5 ms 구성은 원본 파형 구성보다 시험 macro-F1 +0.085 [+0.035, +0.135], 외부 F1 +0.099 [+0.056, +0.142]로 유의하게 높고, 추정 에너지는 데이터시트 기준으로는 적고(아래) Moosmann 기준 78 대 78 μJ로 같다. log-mel이 16,384 샘플을 512 값으로 줄여 NPU 입력 적재(1.09 → 0.13 ms)와 추론(1.44 → 0.53 ms)이 줄었다(그림 2). 대신 CPU 전처리 2.26 ms가 늘어 판단 1회 지연은 2.93 대 2.53 ms로 비슷하지만, 줄어든 적재·추론 구간의 에너지(데이터시트 기준 71 → 23 μJ)가 늘어난 CPU 구간(20 μJ)보다 커서 추정 에너지는 43 대 71 μJ로 줄었다. 프레임 간격을 좁힐수록 정확도는 오르지만(25 → 16 ms의 차이 -0.016 [-0.030, -0.002]) 전처리가 지연의 2/3를 차지해 에너지가 6배가 되며, 그림 1의 파레토 앞면은 NPU 전처리 (Gabor 필터뱅크) → CPU log-mel 간격 62.5 → 50 → 25 → 16 ms이다. NPU 전처리 (Gabor 필터뱅크)와 62.5 ms 구성은 에너지 차이가 약 4 μJ로 사실상 정확도에서 갈리고, 원본 파형과 NPU 근사 log는 지배된다. 외부 데이터에서도 앞면 순서가 같았다(그림 1(b)).</w:t>
+        <w:t xml:space="preserve"> CPU log-mel 62.5 ms 구성은 원본 파형 구성보다 시험 macro-F1 +0.085 [+0.035, +0.135], 외부 F1 +0.099 [+0.056, +0.142]로 유의하게 높고, 추정 에너지는 데이터시트 기준으로는 적고 Moosmann 기준 78 대 78 μJ로 같다. log-mel이 16,384 샘플을 512 값으로 줄여 NPU 입력 적재(1.09 → 0.13 ms)와 추론(1.44 → 0.53 ms)이 줄었다(그림 2). 대신 CPU 전처리 2.26 ms가 늘어 판단 1회 지연은 2.93 대 2.53 ms로 비슷하지만, 줄어든 적재·추론 구간의 에너지(데이터시트 기준 71 → 23 μJ)가 늘어난 CPU 구간(20 μJ)보다 커서 추정 에너지는 43 대 71 μJ로 줄었다. 프레임 간격을 좁힐수록 정확도는 오르지만(25 → 16 ms의 차이 -0.016 [-0.030, -0.002]) 전처리가 지연의 2/3를 차지해 에너지가 6배가 되며, 그림 1의 파레토 앞면은 NPU 전처리 (Gabor 필터뱅크) → CPU log-mel 간격 62.5 → 50 → 25 → 16 ms이다. NPU 전처리 (Gabor 필터뱅크)와 62.5 ms 구성은 에너지 차이가 약 4 μJ로 사실상 정확도에서 갈리고, 원본 파형과 NPU 근사 log는 지배된다. 외부 데이터에서도 앞면 순서가 같았다(그림 1(b)).</w:t>
       </w:r>
       <w:r>
         <w:rPr>
@@ -2033,7 +2033,7 @@
           <w:rFonts w:cs="맑은 고딕"/>
           <w:lang w:eastAsia="ko-KR"/>
         </w:rPr>
-        <w:t>• 에너지 추정과 평균 전력. 에너지는 직접 계측하지 않은 추정값이며 전력 출처에 따라 결론의 강도가 다르다(CPU log-mel 62.5 ms 구성의 우위는 '적다' 와 '같다' 사이). NPU 전처리 (Gabor 필터뱅크)의 CPU 구간은 가속기 전원이 켜진 채 돌므로 적재 전력으로 보수적으로 계산했다. 판단 1회 에너지를 평균 전력으로 옮기면(데이터시트 기반 추정) 디지털 마이크를 유지하는 대기 전력이 대부분이라, 가장 깊은 대기 모드(하한 1.9 mW)에서도 CPU log-mel 62.5 ms 구성의 판단 비용은 평균 전력의 17% 이하, 16 ms 구성은 54% 이하인 반면 NPU 없이 CPU로 추론하면 현 대기 전력 상한 11 mW에서도 42% 이상이다.</w:t>
+        <w:t xml:space="preserve">• </w:t>
       </w:r>
       <w:r>
         <w:rPr>
@@ -2041,12 +2041,14 @@
           <w:b/>
           <w:lang w:eastAsia="ko-KR"/>
         </w:rPr>
+        <w:t xml:space="preserve">에너지 추정과 평균 전력. </w:t>
       </w:r>
       <w:r>
         <w:rPr>
           <w:rFonts w:cs="맑은 고딕"/>
           <w:lang w:eastAsia="ko-KR"/>
         </w:rPr>
+        <w:t>에너지는 직접 계측하지 않은 추정값이며 전력 출처에 따라 결론의 강도가 다르다(CPU log-mel 62.5 ms 구성의 우위는 '적다' 와 '같다' 사이). NPU 전처리 (Gabor 필터뱅크)의 CPU 구간은 가속기 전원이 켜진 채 돌므로 적재 전력으로 보수적으로 계산했다. 판단 1회 에너지를 평균 전력으로 옮기면(데이터시트 기반 추정) 디지털 마이크를 유지하는 대기 전력이 대부분이라, 가장 깊은 대기 모드(하한 1.9 mW)에서도 CPU log-mel 62.5 ms 구성의 판단 비용은 평균 전력의 17% 이하, 16 ms 구성은 54% 이하인 반면 NPU 없이 CPU로 추론하면 현 대기 전력 상한 11 mW에서도 42% 이상이다.</w:t>
       </w:r>
     </w:p>
     <w:p>
@@ -2178,7 +2180,7 @@
           <w:b w:val="0"/>
           <w:lang w:eastAsia="ko-KR"/>
         </w:rPr>
-        <w:t xml:space="preserve"> 전력계로 에너지를 직접 계측해 전력 출처 간 차이를 없애고, 실배치 분포의 배경과 복수 판정자 정답으로 데이터셋을 보강하며, 읽기·위치 합산의 NPU 이전(8비트 출력 재학습)과 RISC-V 코어를 상시 게이트로 쓰는 설계를 검토한다.</w:t>
+        <w:t xml:space="preserve"> 전력계로 에너지를 직접 계측해 전력 출처 간 차이를 없애고, 실배치 분포의 배경과 복수 판정자 정답으로 데이터셋을 보강하며, 읽기·위치 합산의 NPU 이전(8비트 출력 재학습)과, RISC-V 보조 코어를 활용해 대기 전력을 줄이는 저전력 수집 경로를 검토한다.</w:t>
       </w:r>
     </w:p>
     <w:p>

--- a/docs/paper/ksc2026/ksc2026_review.docx
+++ b/docs/paper/ksc2026/ksc2026_review.docx
@@ -1791,7 +1791,7 @@
           <w:b w:val="0"/>
           <w:lang w:eastAsia="ko-KR"/>
         </w:rPr>
-        <w:t xml:space="preserve"> NPU 근사 log는 원본 파형 구성 대비 +0.034 [-0.022, +0.090]로 CI가 0을 포함하고, 로그 근사 층 때문에 NPU 사이클이 3.8배 늘어 추정 에너지는 3.3배다.</w:t>
+        <w:t xml:space="preserve"> NPU 근사 log는 원본 파형 구성 대비 +0.034 [‑0.022, +0.090]로 CI가 0을 포함하고, 로그 근사 층 때문에 NPU 사이클이 3.8배 늘어 추정 에너지는 3.3배다.</w:t>
       </w:r>
     </w:p>
     <w:p>
@@ -1816,7 +1816,7 @@
           <w:rFonts w:cs="맑은 고딕"/>
           <w:lang w:eastAsia="ko-KR"/>
         </w:rPr>
-        <w:t xml:space="preserve"> NPU 전처리 (Gabor 필터뱅크)는 사전에 정한 목표(원본 파형 구성 초과 또는 CPU log-mel 62.5 ms 구성과 동등)는 넘지 못했다(원본 파형 구성 대비 -0.026 [-0.082, +0.030], CPU log-mel 62.5 ms 구성 대비 -0.111 [-0.162, -0.060]). 추정 에너지는 원본 파형 구성보다 세 전력 출처 모두에서 적지만(데이터시트 39 대 71 </w:t>
+        <w:t xml:space="preserve"> NPU 전처리 (Gabor 필터뱅크)는 사전에 정한 목표(원본 파형 구성 초과 또는 CPU log-mel 62.5 ms 구성과 동등)는 넘지 못했다(원본 파형 구성 대비 ‑0.026 [‑0.082, +0.030], CPU log-mel 62.5 ms 구성 대비 ‑0.111 [‑0.162, ‑0.060]). 추정 에너지는 원본 파형 구성보다 세 전력 출처 모두에서 적지만(데이터시트 39 대 71 </w:t>
       </w:r>
       <w:r>
         <w:rPr>
@@ -1918,7 +1918,7 @@
           <w:rFonts w:cs="맑은 고딕"/>
           <w:lang w:eastAsia="ko-KR"/>
         </w:rPr>
-        <w:t xml:space="preserve"> CPU log-mel 62.5 ms 구성은 원본 파형 구성보다 시험 macro-F1 +0.085 [+0.035, +0.135], 외부 F1 +0.099 [+0.056, +0.142]로 유의하게 높고, 추정 에너지는 데이터시트 기준으로는 적고 Moosmann 기준 78 대 78 μJ로 같다. log-mel이 16,384 샘플을 512 값으로 줄여 NPU 입력 적재(1.09 → 0.13 ms)와 추론(1.44 → 0.53 ms)이 줄었다(그림 2). 대신 CPU 전처리 2.26 ms가 늘어 판단 1회 지연은 2.93 대 2.53 ms로 비슷하지만, 줄어든 적재·추론 구간의 에너지(데이터시트 기준 71 → 23 μJ)가 늘어난 CPU 구간(20 μJ)보다 커서 추정 에너지는 43 대 71 μJ로 줄었다. 프레임 간격을 좁힐수록 정확도는 오르지만(25 → 16 ms의 차이 -0.016 [-0.030, -0.002]) 전처리가 지연의 2/3를 차지해 에너지가 6배가 되며, 그림 1의 파레토 앞면은 NPU 전처리 (Gabor 필터뱅크) → CPU log-mel 간격 62.5 → 50 → 25 → 16 ms이다. NPU 전처리 (Gabor 필터뱅크)와 62.5 ms 구성은 에너지 차이가 약 4 μJ로 사실상 정확도에서 갈리고, 원본 파형과 NPU 근사 log는 지배된다. 외부 데이터에서도 앞면 순서가 같았다(그림 1(b)).</w:t>
+        <w:t xml:space="preserve"> CPU log-mel 62.5 ms 구성은 원본 파형 구성보다 시험 macro-F1 +0.085 [+0.035, +0.135], 외부 F1 +0.099 [+0.056, +0.142]로 유의하게 높고, 추정 에너지는 데이터시트 기준으로는 적고 Moosmann 기준 78 대 78 μJ로 같다. log-mel이 16,384 샘플을 512 값으로 줄여 NPU 입력 적재(1.09 → 0.13 ms)와 추론(1.44 → 0.53 ms)이 줄었다(그림 2). 대신 CPU 전처리 2.26 ms가 늘어 판단 1회 지연은 2.93 대 2.53 ms로 비슷하지만, 줄어든 적재·추론 구간의 에너지(데이터시트 기준 71 → 23 μJ)가 늘어난 CPU 구간(20 μJ)보다 커서 추정 에너지는 43 대 71 μJ로 줄었다. 프레임 간격을 좁힐수록 정확도는 오르지만(25 → 16 ms의 차이 ‑0.016 [‑0.030, ‑0.002]) 전처리가 지연의 2/3를 차지해 에너지가 6배가 되며, 그림 1의 파레토 앞면은 NPU 전처리 (Gabor 필터뱅크) → CPU log-mel 간격 62.5 → 50 → 25 → 16 ms이다. NPU 전처리 (Gabor 필터뱅크)와 62.5 ms 구성은 에너지 차이가 약 4 μJ로 사실상 정확도에서 갈리고, 원본 파형과 NPU 근사 log는 지배된다. 외부 데이터에서도 앞면 순서가 같았다(그림 1(b)).</w:t>
       </w:r>
       <w:r>
         <w:rPr>

--- a/docs/paper/ksc2026/ksc2026_review.docx
+++ b/docs/paper/ksc2026/ksc2026_review.docx
@@ -68,69 +68,6 @@
           <w:lang w:eastAsia="ko-KR"/>
         </w:rPr>
         <w:t xml:space="preserve">NPU를 탑재한 MCU(MAX78000)에서 배터리 상시 구동 음향 이벤트 감지기를 구현하고, log-mel 전처리를 어디에 둘지가 정확도와 판단당 에너지에 미치는 영향을 10개 구성과 CPU 추론 대조군으로 비교했다. 정확도와 판단 1회 지연은 같은 데이터·같은 보드에서 실측했고, 에너지는 실측 지연과 공개 전력값으로 추정했다. 전처리를 없애고 원본 파형을 NPU에 직접 넣는 벤더 방식 구성은 가장 정확한 CPU log-mel 구성(간격 16 ms)보다 시험 데이터 macro-F1이 0.166 낮았고, 로그 압축을 NPU 연산으로 근사한 변형은 이 격차를 되찾지 못했으며, 선형 부분(필터뱅크·에너지 적분)만 NPU로 옮긴 구성은 에너지는 적지만 정확도는 원본 파형 구성과 유의한 차이가 없었다. 반면 거친 log-mel을 CPU에 남기고 작은 2D CNN을 NPU에 올린 구성은 원본 파형 구성보다 macro-F1이 +0.085 높으면서(Welch 95% CI가 0을 제외) 추정 에너지는 같거나 적어, 전처리 위치는 가속기 친화성의 문제가 아니라 정확도–에너지 설계 변수이며 파레토 앞면은 양 끝이 아니라 전처리를 나눈 중간 구성들로 이루어진다.</w:t>
-      </w:r>
-    </w:p>
-    <w:p>
-      <w:pPr>
-        <w:keepNext/>
-        <w:spacing w:before="40" w:after="40"/>
-        <w:jc w:val="center"/>
-      </w:pPr>
-      <w:r>
-        <w:rPr>
-          <w:noProof/>
-        </w:rPr>
-        <w:drawing>
-          <wp:inline distT="0" distB="0" distL="0" distR="0" wp14:anchorId="1A796EE6" wp14:editId="3FA0314B">
-            <wp:extent cx="4680000" cy="2126330"/>
-            <wp:effectExtent l="0" t="0" r="0" b="0"/>
-            <wp:docPr id="1" name="Picture 1"/>
-            <wp:cNvGraphicFramePr>
-              <a:graphicFrameLocks xmlns:a="http://schemas.openxmlformats.org/drawingml/2006/main" noChangeAspect="1"/>
-            </wp:cNvGraphicFramePr>
-            <a:graphic xmlns:a="http://schemas.openxmlformats.org/drawingml/2006/main">
-              <a:graphicData uri="http://schemas.openxmlformats.org/drawingml/2006/picture">
-                <pic:pic xmlns:pic="http://schemas.openxmlformats.org/drawingml/2006/picture">
-                  <pic:nvPicPr>
-                    <pic:cNvPr id="0" name="fig1_acc_energy.png"/>
-                    <pic:cNvPicPr/>
-                  </pic:nvPicPr>
-                  <pic:blipFill>
-                    <a:blip r:embed="rId6"/>
-                    <a:stretch>
-                      <a:fillRect/>
-                    </a:stretch>
-                  </pic:blipFill>
-                  <pic:spPr>
-                    <a:xfrm>
-                      <a:off x="0" y="0"/>
-                      <a:ext cx="4680000" cy="2126330"/>
-                    </a:xfrm>
-                    <a:prstGeom prst="rect">
-                      <a:avLst/>
-                    </a:prstGeom>
-                  </pic:spPr>
-                </pic:pic>
-              </a:graphicData>
-            </a:graphic>
-          </wp:inline>
-        </w:drawing>
-      </w:r>
-    </w:p>
-    <w:p>
-      <w:pPr>
-        <w:spacing w:after="80" w:line="240" w:lineRule="auto"/>
-        <w:jc w:val="both"/>
-        <w:rPr>
-          <w:lang w:eastAsia="ko-KR"/>
-        </w:rPr>
-      </w:pPr>
-      <w:r>
-        <w:rPr>
-          <w:rFonts w:cs="맑은 고딕"/>
-          <w:lang w:eastAsia="ko-KR"/>
-        </w:rPr>
-        <w:t xml:space="preserve">그림 1. 판단 1회 추정 에너지(로그축)와 정확도: (a) 시험 데이터 macro-F1, (b) 외부 데이터 F1. 색은 전처리 위치, 마커는 데이터시트 전력 기준, 가로 막대는 세 전력 출처의 범위; 주황 점선은 NPU 전처리 계열(Gabor 필터뱅크와 변형 3종), 큰 고리와 회색 점선은 파레토 앞면.</w:t>
       </w:r>
     </w:p>
     <w:p>
@@ -1382,6 +1319,69 @@
     </w:tbl>
     <w:p>
       <w:pPr>
+        <w:keepNext/>
+        <w:spacing w:before="40" w:after="40"/>
+        <w:jc w:val="center"/>
+      </w:pPr>
+      <w:r>
+        <w:rPr>
+          <w:noProof/>
+        </w:rPr>
+        <w:drawing>
+          <wp:inline distT="0" distB="0" distL="0" distR="0" wp14:anchorId="1A796EE6" wp14:editId="3FA0314B">
+            <wp:extent cx="4680000" cy="2126330"/>
+            <wp:effectExtent l="0" t="0" r="0" b="0"/>
+            <wp:docPr id="1" name="Picture 1"/>
+            <wp:cNvGraphicFramePr>
+              <a:graphicFrameLocks xmlns:a="http://schemas.openxmlformats.org/drawingml/2006/main" noChangeAspect="1"/>
+            </wp:cNvGraphicFramePr>
+            <a:graphic xmlns:a="http://schemas.openxmlformats.org/drawingml/2006/main">
+              <a:graphicData uri="http://schemas.openxmlformats.org/drawingml/2006/picture">
+                <pic:pic xmlns:pic="http://schemas.openxmlformats.org/drawingml/2006/picture">
+                  <pic:nvPicPr>
+                    <pic:cNvPr id="0" name="fig1_acc_energy.png"/>
+                    <pic:cNvPicPr/>
+                  </pic:nvPicPr>
+                  <pic:blipFill>
+                    <a:blip r:embed="rId6"/>
+                    <a:stretch>
+                      <a:fillRect/>
+                    </a:stretch>
+                  </pic:blipFill>
+                  <pic:spPr>
+                    <a:xfrm>
+                      <a:off x="0" y="0"/>
+                      <a:ext cx="4680000" cy="2126330"/>
+                    </a:xfrm>
+                    <a:prstGeom prst="rect">
+                      <a:avLst/>
+                    </a:prstGeom>
+                  </pic:spPr>
+                </pic:pic>
+              </a:graphicData>
+            </a:graphic>
+          </wp:inline>
+        </w:drawing>
+      </w:r>
+    </w:p>
+    <w:p>
+      <w:pPr>
+        <w:spacing w:after="80" w:line="240" w:lineRule="auto"/>
+        <w:jc w:val="both"/>
+        <w:rPr>
+          <w:lang w:eastAsia="ko-KR"/>
+        </w:rPr>
+      </w:pPr>
+      <w:r>
+        <w:rPr>
+          <w:rFonts w:cs="맑은 고딕"/>
+          <w:lang w:eastAsia="ko-KR"/>
+        </w:rPr>
+        <w:t xml:space="preserve">그림 1. 판단 1회 추정 에너지(로그축)와 정확도: (a) 시험 데이터 macro-F1, (b) 외부 데이터 F1. 색은 전처리 위치, 마커는 데이터시트 전력 기준, 가로 막대는 세 전력 출처의 범위; 주황 점선은 NPU 전처리 계열(Gabor 필터뱅크와 변형 3종), 큰 고리와 회색 점선은 파레토 앞면.</w:t>
+      </w:r>
+    </w:p>
+    <w:p>
+      <w:pPr>
         <w:spacing w:after="40" w:line="240" w:lineRule="auto"/>
         <w:jc w:val="both"/>
       </w:pPr>
@@ -2144,17 +2144,15 @@
       <w:r>
         <w:rPr>
           <w:rFonts w:cs="맑은 고딕"/>
-          <w:b/>
           <w:lang w:eastAsia="ko-KR"/>
         </w:rPr>
-        <w:t>결론.</w:t>
       </w:r>
       <w:r>
         <w:rPr>
           <w:rFonts w:cs="맑은 고딕"/>
           <w:lang w:eastAsia="ko-KR"/>
         </w:rPr>
-        <w:t xml:space="preserve"> NPU 탑재 MCU에서 '전처리를 전부 가속기로' 는 환경음 감지에서 최적이 아니다. 지원 연산이 제한된 가속기에 비선형 전처리를 옮기는 시도는 정확도도 에너지도 얻지 못했고, 선형 부분만 옮긴 구성은 정확도 이득 없이 앞면 끝에 머물렀으며, 작은 CPU 전처리로 데이터량을 줄인 뒤 작은 모델을 가속기에 올리는 구성이 정확도–에너지 전선 위에 있었다. 이 칩에서는 어떤 연산을 가속기에 두느냐보다, 가속기에 들어가는 데이터율이 구성의 우열을 더 잘 설명했다. NPU 전처리의 CPU 몫 80%는 log를 NPU에서 수행할 수 없어 int32 중간 결과를 CPU로 읽어 오는 데이터 이동이었고, 전처리의 이점은 증분 계산을 전제로 한다.</w:t>
+        <w:t>NPU 탑재 MCU에서 '전처리를 전부 가속기로' 는 환경음 감지에서 최적이 아니다. 지원 연산이 제한된 가속기에 비선형 전처리를 옮기는 시도는 정확도도 에너지도 얻지 못했고, 선형 부분만 옮긴 구성은 정확도 이득 없이 앞면 끝에 머물렀으며, 작은 CPU 전처리로 데이터량을 줄인 뒤 작은 모델을 가속기에 올리는 구성이 정확도–에너지 전선 위에 있었다. 이 칩에서는 어떤 연산을 가속기에 두느냐보다, 가속기에 들어가는 데이터율이 구성의 우열을 더 잘 설명했다. NPU 전처리의 CPU 몫 80%는 log를 NPU에서 수행할 수 없어 int32 중간 결과를 CPU로 읽어 오는 데이터 이동이었고, 전처리의 이점은 증분 계산을 전제로 한다.</w:t>
       </w:r>
     </w:p>
     <w:p>
@@ -2169,10 +2167,8 @@
       <w:r>
         <w:rPr>
           <w:rFonts w:cs="맑은 고딕"/>
-          <w:b/>
           <w:lang w:eastAsia="ko-KR"/>
         </w:rPr>
-        <w:t>향후 연구.</w:t>
       </w:r>
       <w:r>
         <w:rPr>
@@ -2180,7 +2176,7 @@
           <w:b w:val="0"/>
           <w:lang w:eastAsia="ko-KR"/>
         </w:rPr>
-        <w:t xml:space="preserve"> 전력계로 에너지를 직접 계측해 전력 출처 간 차이를 없애고, 실배치 분포의 배경과 복수 판정자 정답으로 데이터셋을 보강하며, 읽기·위치 합산의 NPU 이전(8비트 출력 재학습)과, RISC-V 보조 코어를 활용해 대기 전력을 줄이는 저전력 수집 경로를 검토한다.</w:t>
+        <w:t>전력계로 에너지를 직접 계측해 전력 출처 간 차이를 없애고, 실배치 분포의 배경과 복수 판정자 정답으로 데이터셋을 보강하며, 읽기·위치 합산의 NPU 이전(8비트 출력 재학습)과, RISC-V 보조 코어를 활용해 대기 전력을 줄이는 저전력 수집 경로를 검토한다.</w:t>
       </w:r>
     </w:p>
     <w:p>

--- a/docs/paper/ksc2026/ksc2026_review.docx
+++ b/docs/paper/ksc2026/ksc2026_review.docx
@@ -2129,7 +2129,7 @@
           <w:b/>
           <w:lang w:eastAsia="ko-KR"/>
         </w:rPr>
-        <w:t>5. 결론 및 향후 연구</w:t>
+        <w:t>5. 결론 및 향후 과제</w:t>
       </w:r>
     </w:p>
     <w:p>

--- a/docs/paper/ksc2026/ksc2026_review.docx
+++ b/docs/paper/ksc2026/ksc2026_review.docx
@@ -151,6 +151,272 @@
           <w:lang w:eastAsia="ko-KR"/>
         </w:rPr>
         <w:t xml:space="preserve">MAX78000의 자원·전력 특성은 Moss 등 [3]이, 키워드 인식의 초저전력 구현은 Ulkar와 Okman [4]이, 물체 검출은 Moosmann 등 [5]이 보고했으며, 이들은 전처리를 고정한 채 모델을 다룬다. 원본 파형에서 직접 배우는 프론트엔드 SincNet [6]과 LEAF [7]는 로그·PCEN 같은 비선형 압축을 포함하므로 MAX78000 가속기에 그대로 올릴 수 없다. CPU 추론 대조군은 CMSIS-NN [8]으로 구현했고, 데이터는 FSD50K [9]·UrbanSound8K [10]·ESC-50 [11]과 AudioSet [12], 대형 모델 기준선과 증류 교사는 PANNs [13]이다.</w:t>
+      </w:r>
+    </w:p>
+    <w:p>
+      <w:pPr>
+        <w:keepNext/>
+        <w:spacing w:before="80" w:after="0" w:line="252" w:lineRule="auto"/>
+      </w:pPr>
+      <w:r>
+        <w:rPr>
+          <w:rFonts w:cs="맑은 고딕"/>
+          <w:b/>
+        </w:rPr>
+        <w:t>2. 시스템과 실험 설계</w:t>
+      </w:r>
+    </w:p>
+    <w:p>
+      <w:pPr>
+        <w:spacing w:after="0" w:line="252" w:lineRule="auto"/>
+        <w:ind w:firstLine="200"/>
+        <w:jc w:val="both"/>
+        <w:rPr>
+          <w:lang w:eastAsia="ko-KR"/>
+        </w:rPr>
+      </w:pPr>
+      <w:r>
+        <w:rPr>
+          <w:rFonts w:cs="맑은 고딕"/>
+          <w:b/>
+          <w:lang w:eastAsia="ko-KR"/>
+        </w:rPr>
+        <w:t>시스템.</w:t>
+      </w:r>
+      <w:r>
+        <w:rPr>
+          <w:rFonts w:cs="맑은 고딕"/>
+          <w:lang w:eastAsia="ko-KR"/>
+        </w:rPr>
+        <w:t xml:space="preserve"> MAX78000FTHR 단독으로 온보드 마이크 16 kHz 입력을 1.024 s 창(16,384 샘플, int8)으로 받는다. 250 ms 마다(NPU 전처리 계열은 프레임 격자에 맞춰 256 ms 마다) 5클래스(사이렌·유리 파손·비명·개 짖음·배경)를 판단한다. 모델은 가중치 8 bit QAT, 가속기 가중치 메모리 442 KB 안에 들어간다.</w:t>
+      </w:r>
+    </w:p>
+    <w:p>
+      <w:pPr>
+        <w:spacing w:after="0" w:line="252" w:lineRule="auto"/>
+        <w:ind w:firstLine="200"/>
+        <w:jc w:val="both"/>
+        <w:rPr>
+          <w:lang w:eastAsia="ko-KR"/>
+        </w:rPr>
+      </w:pPr>
+      <w:r>
+        <w:rPr>
+          <w:rFonts w:cs="맑은 고딕"/>
+          <w:b/>
+          <w:lang w:eastAsia="ko-KR"/>
+        </w:rPr>
+        <w:t>데이터와 정답.</w:t>
+      </w:r>
+      <w:r>
+        <w:rPr>
+          <w:rFonts w:cs="맑은 고딕"/>
+          <w:lang w:eastAsia="ko-KR"/>
+        </w:rPr>
+        <w:t xml:space="preserve"> 세 공개 데이터셋은 모두 Freesound 파생이라 원본 ID 단위로 전역 분할해 누수를 막았고, AudioSet의 실환경 녹음 구간을 학습에 더했다. 시험 데이터의 유리·비명 창은 저자가 전수 청취해 양성을 확정했다(채점 창 4,965). 외부 평가는 AudioSet의 별도 영상에서 뽑은 673창(양성 271, 음성 402)으로, 학습에 쓰지 않았다. 오경보율은 시험 데이터 배경에서 300회/h가 되는 문턱값을 잡아 외부에도 같은 값을 썼고, 지표는 macro-F1이다.</w:t>
+      </w:r>
+    </w:p>
+    <w:p>
+      <w:pPr>
+        <w:spacing w:after="0" w:line="252" w:lineRule="auto"/>
+        <w:ind w:firstLine="200"/>
+        <w:jc w:val="both"/>
+        <w:rPr>
+          <w:lang w:eastAsia="ko-KR"/>
+        </w:rPr>
+      </w:pPr>
+      <w:r>
+        <w:rPr>
+          <w:rFonts w:cs="맑은 고딕"/>
+          <w:b/>
+          <w:lang w:eastAsia="ko-KR"/>
+        </w:rPr>
+        <w:t>구성.</w:t>
+      </w:r>
+      <w:r>
+        <w:rPr>
+          <w:rFonts w:cs="맑은 고딕"/>
+          <w:lang w:eastAsia="ko-KR"/>
+        </w:rPr>
+        <w:t xml:space="preserve"> 전처리 위치별로 네 묶음이다(표 1). 전처리 없음 — 원본 파형: 파형을 128×128로 접어 NPU의 1D CNN에 넣는 벤더 방식. NPU로 옮긴 전처리 — NPU 근사 log: 로그 압축을 NPU 안의 구간선형 층으로 근사한 1D 구성(보드 미실측). NPU 전처리 (Gabor 필터뱅크): 512탭 Gabor 필터(cos·sin 32쌍)를 NPU의 Conv1d로 두고 에너지 적분(|cos|+|sin| 의 8위치 합)과 정수 로그만 CPU가 맡은 뒤 32×16 특징을 아래 62.5 ms 구성과 같은 2D CNN에 넣는다(두 네트워크를 동시 적재, 판단 주기 256 ms). 변형 3종은 Gabor 64쌍(64 대역), 적분 간격 절반(31 프레임), 둘 다 적용이다. CPU 전처리 — CPU가 증분 log-mel을 계산하고 2D CNN을 NPU에 올린다(프레임 간격 62.5, 50, 25, 16 ms, 멜 32, 32, 64, 64). 대조군 — CPU 추론: 원본 파형 구성의 가중치를 그대로 CMSIS-NN으로 Cortex-M4F에서 돌린다(NPU 출력과 비트 일치). 모든 구성의 전처리는 판단마다 새 프레임만 계산하는 증분 방식이며 일괄 계산과 비트 일치함을 보드에서 확인했고, 모든 구성은 같은 데이터로 150 에폭, 같은 스케줄·증강·교사 증류(PANNs 임베딩 위 선형 프로브)로 시드 3개씩 학습했다.</w:t>
+      </w:r>
+    </w:p>
+    <w:p>
+      <w:pPr>
+        <w:spacing w:after="0" w:line="252" w:lineRule="auto"/>
+        <w:ind w:firstLine="200"/>
+        <w:jc w:val="both"/>
+        <w:rPr>
+          <w:lang w:eastAsia="ko-KR"/>
+        </w:rPr>
+      </w:pPr>
+      <w:r>
+        <w:rPr>
+          <w:rFonts w:cs="맑은 고딕"/>
+          <w:b/>
+          <w:lang w:eastAsia="ko-KR"/>
+        </w:rPr>
+        <w:t>지연과 에너지.</w:t>
+      </w:r>
+      <w:r>
+        <w:rPr>
+          <w:rFonts w:cs="맑은 고딕"/>
+          <w:lang w:eastAsia="ko-KR"/>
+        </w:rPr>
+        <w:t xml:space="preserve"> 지연은 보드에서 SysTick(코어 클럭 사이클, 분해능 10 ns)으로 1,000회 재어 최악값을 보고한다(전원 투입 직후, 코어 100 MHz, CNN 50 MHz; CPU 추론은 168 ms를 넘어 TMR0(1 μs)로 측정). 변형 3종의 지연은 펌웨어 안정화 대기(NPU 패스당 약 49 μs)를 포함하며, 같은 대기를 넣으면 NPU 전처리 (Gabor 필터뱅크)는 1.95 ms다. 에너지는 외부 계측 장비 없이 다음 식으로 추정했으며, 측정값이 아님을 모든 수치에 밝힌다.</w:t>
+      </w:r>
+      <w:r>
+        <w:rPr>
+          <w:rFonts w:cs="맑은 고딕"/>
+        </w:rPr>
+      </w:r>
+      <w:r>
+        <w:rPr>
+          <w:rFonts w:cs="맑은 고딕"/>
+          <w:lang w:eastAsia="ko-KR"/>
+        </w:rPr>
+      </w:r>
+      <w:r>
+        <w:rPr>
+          <w:rFonts w:cs="맑은 고딕"/>
+        </w:rPr>
+      </w:r>
+      <w:r>
+        <w:rPr>
+          <w:rFonts w:cs="맑은 고딕"/>
+          <w:lang w:eastAsia="ko-KR"/>
+        </w:rPr>
+      </w:r>
+    </w:p>
+    <w:p>
+      <w:pPr>
+        <w:spacing w:before="20" w:after="20" w:line="252" w:lineRule="auto"/>
+        <w:jc w:val="center"/>
+        <w:rPr>
+          <w:lang w:eastAsia="ko-KR"/>
+        </w:rPr>
+      </w:pPr>
+      <w:r>
+        <w:rPr>
+          <w:rFonts w:cs="맑은 고딕"/>
+          <w:lang w:eastAsia="ko-KR"/>
+        </w:rPr>
+        <w:t>E = t</w:t>
+      </w:r>
+      <w:r>
+        <w:rPr>
+          <w:rFonts w:cs="맑은 고딕"/>
+          <w:vertAlign w:val="subscript"/>
+          <w:lang w:eastAsia="ko-KR"/>
+        </w:rPr>
+        <w:t>전처리</w:t>
+      </w:r>
+      <w:r>
+        <w:rPr>
+          <w:rFonts w:cs="맑은 고딕"/>
+          <w:lang w:eastAsia="ko-KR"/>
+        </w:rPr>
+        <w:t xml:space="preserve"> · P</w:t>
+      </w:r>
+      <w:r>
+        <w:rPr>
+          <w:rFonts w:cs="맑은 고딕"/>
+          <w:vertAlign w:val="subscript"/>
+          <w:lang w:eastAsia="ko-KR"/>
+        </w:rPr>
+        <w:t>CPU</w:t>
+      </w:r>
+      <w:r>
+        <w:rPr>
+          <w:rFonts w:cs="맑은 고딕"/>
+          <w:lang w:eastAsia="ko-KR"/>
+        </w:rPr>
+        <w:t xml:space="preserve"> + (t</w:t>
+      </w:r>
+      <w:r>
+        <w:rPr>
+          <w:rFonts w:cs="맑은 고딕"/>
+          <w:vertAlign w:val="subscript"/>
+          <w:lang w:eastAsia="ko-KR"/>
+        </w:rPr>
+        <w:t>적재</w:t>
+      </w:r>
+      <w:r>
+        <w:rPr>
+          <w:rFonts w:cs="맑은 고딕"/>
+          <w:lang w:eastAsia="ko-KR"/>
+        </w:rPr>
+        <w:t xml:space="preserve"> + t</w:t>
+      </w:r>
+      <w:r>
+        <w:rPr>
+          <w:rFonts w:cs="맑은 고딕"/>
+          <w:vertAlign w:val="subscript"/>
+          <w:lang w:eastAsia="ko-KR"/>
+        </w:rPr>
+        <w:t>출력</w:t>
+      </w:r>
+      <w:r>
+        <w:rPr>
+          <w:rFonts w:cs="맑은 고딕"/>
+          <w:lang w:eastAsia="ko-KR"/>
+        </w:rPr>
+        <w:t>) · P</w:t>
+      </w:r>
+      <w:r>
+        <w:rPr>
+          <w:rFonts w:cs="맑은 고딕"/>
+          <w:vertAlign w:val="subscript"/>
+          <w:lang w:eastAsia="ko-KR"/>
+        </w:rPr>
+        <w:t>적재</w:t>
+      </w:r>
+      <w:r>
+        <w:rPr>
+          <w:rFonts w:cs="맑은 고딕"/>
+          <w:lang w:eastAsia="ko-KR"/>
+        </w:rPr>
+        <w:t xml:space="preserve"> + t</w:t>
+      </w:r>
+      <w:r>
+        <w:rPr>
+          <w:rFonts w:cs="맑은 고딕"/>
+          <w:vertAlign w:val="subscript"/>
+          <w:lang w:eastAsia="ko-KR"/>
+        </w:rPr>
+        <w:t>추론</w:t>
+      </w:r>
+      <w:r>
+        <w:rPr>
+          <w:rFonts w:cs="맑은 고딕"/>
+          <w:lang w:eastAsia="ko-KR"/>
+        </w:rPr>
+        <w:t xml:space="preserve"> · P</w:t>
+      </w:r>
+      <w:r>
+        <w:rPr>
+          <w:rFonts w:cs="맑은 고딕"/>
+          <w:vertAlign w:val="subscript"/>
+          <w:lang w:eastAsia="ko-KR"/>
+        </w:rPr>
+        <w:t>NPU</w:t>
+      </w:r>
+    </w:p>
+    <w:p>
+      <w:pPr>
+        <w:spacing w:after="0" w:line="252" w:lineRule="auto"/>
+        <w:ind w:firstLine="200"/>
+        <w:jc w:val="both"/>
+        <w:rPr>
+          <w:lang w:eastAsia="ko-KR"/>
+        </w:rPr>
+      </w:pPr>
+      <w:r>
+        <w:rPr>
+          <w:rFonts w:cs="맑은 고딕"/>
+          <w:lang w:eastAsia="ko-KR"/>
+        </w:rPr>
+        <w:t xml:space="preserve">전력값은 데이터시트 [1]와 동일 칩 실측 선행연구 두 벌(Moss·Ulkar &amp; Okman [3, 4], Moosmann [5])의 세 출처를 나란히 써 범위로 보고한다.</w:t>
       </w:r>
     </w:p>
     <w:p>
@@ -1401,272 +1667,6 @@
       <w:pPr>
         <w:keepNext/>
         <w:spacing w:before="80" w:after="0" w:line="252" w:lineRule="auto"/>
-      </w:pPr>
-      <w:r>
-        <w:rPr>
-          <w:rFonts w:cs="맑은 고딕"/>
-          <w:b/>
-        </w:rPr>
-        <w:t>2. 시스템과 실험 설계</w:t>
-      </w:r>
-    </w:p>
-    <w:p>
-      <w:pPr>
-        <w:spacing w:after="0" w:line="252" w:lineRule="auto"/>
-        <w:ind w:firstLine="200"/>
-        <w:jc w:val="both"/>
-        <w:rPr>
-          <w:lang w:eastAsia="ko-KR"/>
-        </w:rPr>
-      </w:pPr>
-      <w:r>
-        <w:rPr>
-          <w:rFonts w:cs="맑은 고딕"/>
-          <w:b/>
-          <w:lang w:eastAsia="ko-KR"/>
-        </w:rPr>
-        <w:t>시스템.</w:t>
-      </w:r>
-      <w:r>
-        <w:rPr>
-          <w:rFonts w:cs="맑은 고딕"/>
-          <w:lang w:eastAsia="ko-KR"/>
-        </w:rPr>
-        <w:t xml:space="preserve"> MAX78000FTHR 단독으로 온보드 마이크 16 kHz 입력을 1.024 s 창(16,384 샘플, int8)으로 받는다. 250 ms 마다(NPU 전처리 계열은 프레임 격자에 맞춰 256 ms 마다) 5클래스(사이렌·유리 파손·비명·개 짖음·배경)를 판단한다. 모델은 가중치 8 bit QAT, 가속기 가중치 메모리 442 KB 안에 들어간다.</w:t>
-      </w:r>
-    </w:p>
-    <w:p>
-      <w:pPr>
-        <w:spacing w:after="0" w:line="252" w:lineRule="auto"/>
-        <w:ind w:firstLine="200"/>
-        <w:jc w:val="both"/>
-        <w:rPr>
-          <w:lang w:eastAsia="ko-KR"/>
-        </w:rPr>
-      </w:pPr>
-      <w:r>
-        <w:rPr>
-          <w:rFonts w:cs="맑은 고딕"/>
-          <w:b/>
-          <w:lang w:eastAsia="ko-KR"/>
-        </w:rPr>
-        <w:t>데이터와 정답.</w:t>
-      </w:r>
-      <w:r>
-        <w:rPr>
-          <w:rFonts w:cs="맑은 고딕"/>
-          <w:lang w:eastAsia="ko-KR"/>
-        </w:rPr>
-        <w:t xml:space="preserve"> 세 공개 데이터셋은 모두 Freesound 파생이라 원본 ID 단위로 전역 분할해 누수를 막았고, AudioSet의 실환경 녹음 구간을 학습에 더했다. 시험 데이터의 유리·비명 창은 저자가 전수 청취해 양성을 확정했다(채점 창 4,965). 외부 평가는 AudioSet의 별도 영상에서 뽑은 673창(양성 271, 음성 402)으로, 학습에 쓰지 않았다. 오경보율은 시험 데이터 배경에서 300회/h가 되는 문턱값을 잡아 외부에도 같은 값을 썼고, 지표는 macro-F1이다.</w:t>
-      </w:r>
-    </w:p>
-    <w:p>
-      <w:pPr>
-        <w:spacing w:after="0" w:line="252" w:lineRule="auto"/>
-        <w:ind w:firstLine="200"/>
-        <w:jc w:val="both"/>
-        <w:rPr>
-          <w:lang w:eastAsia="ko-KR"/>
-        </w:rPr>
-      </w:pPr>
-      <w:r>
-        <w:rPr>
-          <w:rFonts w:cs="맑은 고딕"/>
-          <w:b/>
-          <w:lang w:eastAsia="ko-KR"/>
-        </w:rPr>
-        <w:t>구성.</w:t>
-      </w:r>
-      <w:r>
-        <w:rPr>
-          <w:rFonts w:cs="맑은 고딕"/>
-          <w:lang w:eastAsia="ko-KR"/>
-        </w:rPr>
-        <w:t xml:space="preserve"> 전처리 위치별로 네 묶음이다(표 1). 전처리 없음 — 원본 파형: 파형을 128×128로 접어 NPU의 1D CNN에 넣는 벤더 방식. NPU로 옮긴 전처리 — NPU 근사 log: 로그 압축을 NPU 안의 구간선형 층으로 근사한 1D 구성(보드 미실측). NPU 전처리 (Gabor 필터뱅크): 512탭 Gabor 필터(cos·sin 32쌍)를 NPU의 Conv1d로 두고 에너지 적분(|cos|+|sin| 의 8위치 합)과 정수 로그만 CPU가 맡은 뒤 32×16 특징을 아래 62.5 ms 구성과 같은 2D CNN에 넣는다(두 네트워크를 동시 적재, 판단 주기 256 ms). 변형 3종은 Gabor 64쌍(64 대역), 적분 간격 절반(31 프레임), 둘 다 적용이다. CPU 전처리 — CPU가 증분 log-mel을 계산하고 2D CNN을 NPU에 올린다(프레임 간격 62.5, 50, 25, 16 ms, 멜 32, 32, 64, 64). 대조군 — CPU 추론: 원본 파형 구성의 가중치를 그대로 CMSIS-NN으로 Cortex-M4F에서 돌린다(NPU 출력과 비트 일치). 모든 구성의 전처리는 판단마다 새 프레임만 계산하는 증분 방식이며 일괄 계산과 비트 일치함을 보드에서 확인했고, 모든 구성은 같은 데이터로 150 에폭, 같은 스케줄·증강·교사 증류(PANNs 임베딩 위 선형 프로브)로 시드 3개씩 학습했다.</w:t>
-      </w:r>
-    </w:p>
-    <w:p>
-      <w:pPr>
-        <w:spacing w:after="0" w:line="252" w:lineRule="auto"/>
-        <w:ind w:firstLine="200"/>
-        <w:jc w:val="both"/>
-        <w:rPr>
-          <w:lang w:eastAsia="ko-KR"/>
-        </w:rPr>
-      </w:pPr>
-      <w:r>
-        <w:rPr>
-          <w:rFonts w:cs="맑은 고딕"/>
-          <w:b/>
-          <w:lang w:eastAsia="ko-KR"/>
-        </w:rPr>
-        <w:t>지연과 에너지.</w:t>
-      </w:r>
-      <w:r>
-        <w:rPr>
-          <w:rFonts w:cs="맑은 고딕"/>
-          <w:lang w:eastAsia="ko-KR"/>
-        </w:rPr>
-        <w:t xml:space="preserve"> 지연은 보드에서 SysTick(코어 클럭 사이클, 분해능 10 ns)으로 1,000회 재어 최악값을 보고한다(전원 투입 직후, 코어 100 MHz, CNN 50 MHz; CPU 추론은 168 ms를 넘어 TMR0(1 μs)로 측정). 변형 3종의 지연은 펌웨어 안정화 대기(NPU 패스당 약 49 μs)를 포함하며, 같은 대기를 넣으면 NPU 전처리 (Gabor 필터뱅크)는 1.95 ms다. 에너지는 외부 계측 장비 없이 다음 식으로 추정했으며, 측정값이 아님을 모든 수치에 밝힌다.</w:t>
-      </w:r>
-      <w:r>
-        <w:rPr>
-          <w:rFonts w:cs="맑은 고딕"/>
-        </w:rPr>
-      </w:r>
-      <w:r>
-        <w:rPr>
-          <w:rFonts w:cs="맑은 고딕"/>
-          <w:lang w:eastAsia="ko-KR"/>
-        </w:rPr>
-      </w:r>
-      <w:r>
-        <w:rPr>
-          <w:rFonts w:cs="맑은 고딕"/>
-        </w:rPr>
-      </w:r>
-      <w:r>
-        <w:rPr>
-          <w:rFonts w:cs="맑은 고딕"/>
-          <w:lang w:eastAsia="ko-KR"/>
-        </w:rPr>
-      </w:r>
-    </w:p>
-    <w:p>
-      <w:pPr>
-        <w:spacing w:before="20" w:after="20" w:line="252" w:lineRule="auto"/>
-        <w:jc w:val="center"/>
-        <w:rPr>
-          <w:lang w:eastAsia="ko-KR"/>
-        </w:rPr>
-      </w:pPr>
-      <w:r>
-        <w:rPr>
-          <w:rFonts w:cs="맑은 고딕"/>
-          <w:lang w:eastAsia="ko-KR"/>
-        </w:rPr>
-        <w:t>E = t</w:t>
-      </w:r>
-      <w:r>
-        <w:rPr>
-          <w:rFonts w:cs="맑은 고딕"/>
-          <w:vertAlign w:val="subscript"/>
-          <w:lang w:eastAsia="ko-KR"/>
-        </w:rPr>
-        <w:t>전처리</w:t>
-      </w:r>
-      <w:r>
-        <w:rPr>
-          <w:rFonts w:cs="맑은 고딕"/>
-          <w:lang w:eastAsia="ko-KR"/>
-        </w:rPr>
-        <w:t xml:space="preserve"> · P</w:t>
-      </w:r>
-      <w:r>
-        <w:rPr>
-          <w:rFonts w:cs="맑은 고딕"/>
-          <w:vertAlign w:val="subscript"/>
-          <w:lang w:eastAsia="ko-KR"/>
-        </w:rPr>
-        <w:t>CPU</w:t>
-      </w:r>
-      <w:r>
-        <w:rPr>
-          <w:rFonts w:cs="맑은 고딕"/>
-          <w:lang w:eastAsia="ko-KR"/>
-        </w:rPr>
-        <w:t xml:space="preserve"> + (t</w:t>
-      </w:r>
-      <w:r>
-        <w:rPr>
-          <w:rFonts w:cs="맑은 고딕"/>
-          <w:vertAlign w:val="subscript"/>
-          <w:lang w:eastAsia="ko-KR"/>
-        </w:rPr>
-        <w:t>적재</w:t>
-      </w:r>
-      <w:r>
-        <w:rPr>
-          <w:rFonts w:cs="맑은 고딕"/>
-          <w:lang w:eastAsia="ko-KR"/>
-        </w:rPr>
-        <w:t xml:space="preserve"> + t</w:t>
-      </w:r>
-      <w:r>
-        <w:rPr>
-          <w:rFonts w:cs="맑은 고딕"/>
-          <w:vertAlign w:val="subscript"/>
-          <w:lang w:eastAsia="ko-KR"/>
-        </w:rPr>
-        <w:t>출력</w:t>
-      </w:r>
-      <w:r>
-        <w:rPr>
-          <w:rFonts w:cs="맑은 고딕"/>
-          <w:lang w:eastAsia="ko-KR"/>
-        </w:rPr>
-        <w:t>) · P</w:t>
-      </w:r>
-      <w:r>
-        <w:rPr>
-          <w:rFonts w:cs="맑은 고딕"/>
-          <w:vertAlign w:val="subscript"/>
-          <w:lang w:eastAsia="ko-KR"/>
-        </w:rPr>
-        <w:t>적재</w:t>
-      </w:r>
-      <w:r>
-        <w:rPr>
-          <w:rFonts w:cs="맑은 고딕"/>
-          <w:lang w:eastAsia="ko-KR"/>
-        </w:rPr>
-        <w:t xml:space="preserve"> + t</w:t>
-      </w:r>
-      <w:r>
-        <w:rPr>
-          <w:rFonts w:cs="맑은 고딕"/>
-          <w:vertAlign w:val="subscript"/>
-          <w:lang w:eastAsia="ko-KR"/>
-        </w:rPr>
-        <w:t>추론</w:t>
-      </w:r>
-      <w:r>
-        <w:rPr>
-          <w:rFonts w:cs="맑은 고딕"/>
-          <w:lang w:eastAsia="ko-KR"/>
-        </w:rPr>
-        <w:t xml:space="preserve"> · P</w:t>
-      </w:r>
-      <w:r>
-        <w:rPr>
-          <w:rFonts w:cs="맑은 고딕"/>
-          <w:vertAlign w:val="subscript"/>
-          <w:lang w:eastAsia="ko-KR"/>
-        </w:rPr>
-        <w:t>NPU</w:t>
-      </w:r>
-    </w:p>
-    <w:p>
-      <w:pPr>
-        <w:spacing w:after="0" w:line="252" w:lineRule="auto"/>
-        <w:ind w:firstLine="200"/>
-        <w:jc w:val="both"/>
-        <w:rPr>
-          <w:lang w:eastAsia="ko-KR"/>
-        </w:rPr>
-      </w:pPr>
-      <w:r>
-        <w:rPr>
-          <w:rFonts w:cs="맑은 고딕"/>
-          <w:lang w:eastAsia="ko-KR"/>
-        </w:rPr>
-        <w:t xml:space="preserve">전력값은 데이터시트 [1]와 동일 칩 실측 선행연구 두 벌(Moss·Ulkar &amp; Okman [3, 4], Moosmann [5])의 세 출처를 나란히 써 범위로 보고한다.</w:t>
-      </w:r>
-    </w:p>
-    <w:p>
-      <w:pPr>
-        <w:keepNext/>
-        <w:spacing w:before="80" w:after="0" w:line="252" w:lineRule="auto"/>
         <w:rPr>
           <w:lang w:eastAsia="ko-KR"/>
         </w:rPr>
@@ -1678,31 +1678,6 @@
           <w:lang w:eastAsia="ko-KR"/>
         </w:rPr>
         <w:t xml:space="preserve">3. 결  과</w:t>
-      </w:r>
-    </w:p>
-    <w:p>
-      <w:pPr>
-        <w:spacing w:after="0" w:line="252" w:lineRule="auto"/>
-        <w:ind w:firstLine="200"/>
-        <w:jc w:val="both"/>
-        <w:rPr>
-          <w:lang w:eastAsia="ko-KR"/>
-        </w:rPr>
-      </w:pPr>
-      <w:r>
-        <w:rPr>
-          <w:rFonts w:cs="맑은 고딕"/>
-          <w:b/>
-          <w:lang w:eastAsia="ko-KR"/>
-        </w:rPr>
-        <w:t xml:space="preserve">전처리 제거의 비용. 음성 키워드에서 손실이 없던 선택이 환경음에서는 큰 비용을 치른다.</w:t>
-      </w:r>
-      <w:r>
-        <w:rPr>
-          <w:rFonts w:cs="맑은 고딕"/>
-          <w:lang w:eastAsia="ko-KR"/>
-        </w:rPr>
-        <w:t xml:space="preserve"> 원본 파형 구성은 CPU log-mel 16 ms 구성보다 시험 macro-F1이 0.166, 외부 F1이 0.222 낮다(표 1). CPU 추론 대조군(원본 파형 가중치) 대비 NPU 추론은 추론만 157배, 판단 1회 89배 빠르고 CPU 추론은 판단 주기의 90%를 추론에 쓴다(그림 2).</w:t>
       </w:r>
     </w:p>
     <w:p>
@@ -1766,6 +1741,31 @@
           <w:lang w:eastAsia="ko-KR"/>
         </w:rPr>
         <w:t>그림 2. 판단 1회 지연 분해(보드 실측, 1,000회 최악값). 아래는 CPU 추론과 판단 주기.</w:t>
+      </w:r>
+    </w:p>
+    <w:p>
+      <w:pPr>
+        <w:spacing w:after="0" w:line="252" w:lineRule="auto"/>
+        <w:ind w:firstLine="200"/>
+        <w:jc w:val="both"/>
+        <w:rPr>
+          <w:lang w:eastAsia="ko-KR"/>
+        </w:rPr>
+      </w:pPr>
+      <w:r>
+        <w:rPr>
+          <w:rFonts w:cs="맑은 고딕"/>
+          <w:b/>
+          <w:lang w:eastAsia="ko-KR"/>
+        </w:rPr>
+        <w:t xml:space="preserve">전처리 제거의 비용. 음성 키워드에서 손실이 없던 선택이 환경음에서는 큰 비용을 치른다.</w:t>
+      </w:r>
+      <w:r>
+        <w:rPr>
+          <w:rFonts w:cs="맑은 고딕"/>
+          <w:lang w:eastAsia="ko-KR"/>
+        </w:rPr>
+        <w:t xml:space="preserve"> 원본 파형 구성은 CPU log-mel 16 ms 구성보다 시험 macro-F1이 0.166, 외부 F1이 0.222 낮다(표 1, 그림 1). CPU 추론 대조군(원본 파형 가중치) 대비 NPU 추론은 추론만 157배, 판단 1회 89배 빠르고 CPU 추론은 판단 주기의 90%를 추론에 쓴다(그림 2).</w:t>
       </w:r>
     </w:p>
     <w:p>

--- a/docs/paper/ksc2026/ksc2026_review.docx
+++ b/docs/paper/ksc2026/ksc2026_review.docx
@@ -263,7 +263,7 @@
           <w:rFonts w:cs="맑은 고딕"/>
           <w:lang w:eastAsia="ko-KR"/>
         </w:rPr>
-        <w:t xml:space="preserve"> 지연은 보드에서 SysTick(코어 클럭 사이클, 분해능 10 ns)으로 1,000회 재어 최악값을 보고한다(전원 투입 직후, 코어 100 MHz, CNN 50 MHz; CPU 추론은 168 ms를 넘어 TMR0(1 μs)로 측정). 변형 3종의 지연은 펌웨어 안정화 대기(NPU 패스당 약 49 μs)를 포함하며, 같은 대기를 넣으면 NPU 전처리 (Gabor 필터뱅크)는 1.95 ms다. 에너지는 외부 계측 장비 없이 다음 식으로 추정했으며, 측정값이 아님을 모든 수치에 밝힌다.</w:t>
+        <w:t xml:space="preserve"> 지연은 보드에서 SysTick(코어 클럭 사이클, 분해능 10 ns)으로 1,000회 재어 최악값을 보고한다(전원 투입 직후, 코어 100 MHz, CNN 50 MHz; CPU 추론만 SysTick의 24 bit 한계(168 ms)를 넘어 TMR0(1 μs)로 측정). 변형 3종의 지연은 펌웨어 안정화 대기(NPU 패스당 약 49 μs)를 포함하며, 같은 대기를 넣으면 NPU 전처리 (Gabor 필터뱅크)는 1.95 ms다. 에너지는 외부 계측 장비 없이 다음 식으로 추정했으며, 측정값이 아님을 모든 수치에 밝힌다.</w:t>
       </w:r>
       <w:r>
         <w:rPr>
@@ -447,7 +447,7 @@
           <w:rFonts w:cs="맑은 고딕"/>
           <w:lang w:eastAsia="ko-KR"/>
         </w:rPr>
-        <w:t>표 1. 주 결과. 정확도는 시드 1~3 평균 ± 표준편차, 오경보 300회/h. 지연은 보드 1,000회 최악값, 에너지는 추정(실측 지연 × 공개 전력; 데이터시트 / 선행연구 / Moosmann 순). 변형 3종은 펌웨어 안정화 대기 포함(2절). NPU 전처리 계열의 정수 로그는 32비트 구현(64비트 구현과 출력 비트 일치, 교체분은 보드 실측 차이로 반영).</w:t>
+        <w:t>표 1. 주 결과. 정확도는 시드 1~3 평균 ± 표준편차(그림 1의 세로 막대), 오경보 300회/h. 지연은 보드 1,000회 최악값(NPU 근사 log는 보드 미실측, 합성 사이클로 추정: 그림 1의 *), 에너지는 추정(실측 지연 × 공개 전력; 데이터시트 / 선행연구 / Moosmann 순). 변형 3종은 펌웨어 안정화 대기 포함(2절). NPU 전처리 계열의 정수 로그는 32비트 구현(64비트 구현과 출력 비트 일치, 교체분은 보드 실측 차이로 반영).</w:t>
       </w:r>
     </w:p>
     <w:tbl>
@@ -1783,7 +1783,7 @@
           <w:b/>
           <w:lang w:eastAsia="ko-KR"/>
         </w:rPr>
-        <w:t>NPU로 옮긴 전처리는 되찾지 못한다.</w:t>
+        <w:t>NPU로 옮긴 전처리는 되찾지 못한다. 지원하지 않는 비선형을 합성곱으로 흉내 내는 순간 NPU는 CPU보다 비싸진다.</w:t>
       </w:r>
       <w:r>
         <w:rPr>
@@ -2048,7 +2048,7 @@
           <w:rFonts w:cs="맑은 고딕"/>
           <w:lang w:eastAsia="ko-KR"/>
         </w:rPr>
-        <w:t>에너지는 직접 계측하지 않은 추정값이며 전력 출처에 따라 결론의 강도가 다르다(CPU log-mel 62.5 ms 구성의 우위는 '적다' 와 '같다' 사이). NPU 전처리 (Gabor 필터뱅크)의 CPU 구간은 가속기 전원이 켜진 채 돌므로 적재 전력으로 보수적으로 계산했다. 판단 1회 에너지를 평균 전력으로 옮기면(데이터시트 기반 추정) 디지털 마이크를 유지하는 대기 전력이 대부분이라, 가장 깊은 대기 모드(하한 1.9 mW)에서도 CPU log-mel 62.5 ms 구성의 판단 비용은 평균 전력의 17% 이하, 16 ms 구성은 54% 이하인 반면 NPU 없이 CPU로 추론하면 현 대기 전력 상한 11 mW에서도 42% 이상이다.</w:t>
+        <w:t>에너지는 직접 계측하지 않은 추정값이며 전력 출처에 따라 결론의 강도가 다르다(CPU log-mel 62.5 ms 구성의 우위는 '적다' 와 '같다' 사이). NPU 전처리 (Gabor 필터뱅크)의 CPU 구간은 가속기 전원이 켜진 채 돌므로 적재 전력으로 보수적으로 계산했고, 가속기 메모리 읽기를 DMA로 바꾸면 더 줄 수 있다. 판단 1회 에너지를 평균 전력으로 옮기면(데이터시트 기반 추정) 디지털 마이크를 유지하는 대기 전력이 대부분이라, 가장 깊은 대기 모드(하한 1.9 mW)에서도 CPU log-mel 62.5 ms 구성의 판단 비용은 평균 전력의 17% 이하, 16 ms 구성은 54% 이하인 반면 NPU 없이 CPU로 추론하면 현 대기 전력 상한 11 mW에서도 42% 이상이다.</w:t>
       </w:r>
     </w:p>
     <w:p>
@@ -2152,7 +2152,7 @@
           <w:rFonts w:cs="맑은 고딕"/>
           <w:lang w:eastAsia="ko-KR"/>
         </w:rPr>
-        <w:t>NPU 탑재 MCU에서 '전처리를 전부 가속기로' 는 환경음 감지에서 최적이 아니다. 지원 연산이 제한된 가속기에 비선형 전처리를 옮기는 시도는 정확도도 에너지도 얻지 못했고, 선형 부분만 옮긴 구성은 정확도 이득 없이 앞면 끝에 머물렀으며, 작은 CPU 전처리로 데이터량을 줄인 뒤 작은 모델을 가속기에 올리는 구성이 정확도–에너지 전선 위에 있었다. 이 칩에서는 어떤 연산을 가속기에 두느냐보다, 가속기에 들어가는 데이터율이 구성의 우열을 더 잘 설명했다. NPU 전처리의 CPU 몫 80%는 log를 NPU에서 수행할 수 없어 int32 중간 결과를 CPU로 읽어 오는 데이터 이동이었고, 전처리의 이점은 증분 계산을 전제로 한다.</w:t>
+        <w:t>NPU 탑재 MCU에서 '전처리를 전부 가속기로' 는 환경음 감지에서 최적이 아니다. 지원 연산이 제한된 가속기에 비선형 전처리를 옮기는 시도는 정확도도 에너지도 얻지 못했고, 선형 부분만 옮긴 구성은 원본 파형 구성보다 에너지를 줄였지만 CPU 전처리의 저에너지 구성과 비슷한 에너지에서 정확도를 잃어 앞면 끝에 머물렀으며, 작은 CPU 전처리로 데이터량을 줄인 뒤 작은 모델을 가속기에 올리는 구성이 정확도–에너지 전선 위에 있었다. 이 칩에서는 어떤 연산을 가속기에 두느냐보다, 가속기에 들어가는 데이터율이 구성의 우열을 더 잘 설명했다. NPU 전처리의 CPU 몫 80%는 log를 NPU에서 수행할 수 없어 int32 중간 결과를 CPU로 읽어 오는 데이터 이동이었고, 전처리의 이점은 증분 계산을 전제로 한다.</w:t>
       </w:r>
     </w:p>
     <w:p>

--- a/docs/paper/ksc2026/ksc2026_review.docx
+++ b/docs/paper/ksc2026/ksc2026_review.docx
@@ -97,7 +97,7 @@
           <w:b/>
           <w:lang w:eastAsia="ko-KR"/>
         </w:rPr>
-        <w:t>1. 서론 및 관련 연구</w:t>
+        <w:t>1. 서론</w:t>
       </w:r>
     </w:p>
     <w:p>
